--- a/Resume_RDP.docx
+++ b/Resume_RDP.docx
@@ -1,6 +1,6 @@
 
 <file path=word/document.xml><?xml version="1.0" encoding="utf-8"?>
-<w:document xmlns:wpc="http://schemas.microsoft.com/office/word/2010/wordprocessingCanvas" xmlns:cx="http://schemas.microsoft.com/office/drawing/2014/chartex" xmlns:cx1="http://schemas.microsoft.com/office/drawing/2015/9/8/chartex" xmlns:cx2="http://schemas.microsoft.com/office/drawing/2015/10/21/chartex" xmlns:cx3="http://schemas.microsoft.com/office/drawing/2016/5/9/chartex" xmlns:cx4="http://schemas.microsoft.com/office/drawing/2016/5/10/chartex" xmlns:cx5="http://schemas.microsoft.com/office/drawing/2016/5/11/chartex" xmlns:cx6="http://schemas.microsoft.com/office/drawing/2016/5/12/chartex" xmlns:cx7="http://schemas.microsoft.com/office/drawing/2016/5/13/chartex" xmlns:cx8="http://schemas.microsoft.com/office/drawing/2016/5/14/chartex" xmlns:mc="http://schemas.openxmlformats.org/markup-compatibility/2006" xmlns:aink="http://schemas.microsoft.com/office/drawing/2016/ink" xmlns:am3d="http://schemas.microsoft.com/office/drawing/2017/model3d" xmlns:o="urn:schemas-microsoft-com:office:office" xmlns:oel="http://schemas.microsoft.com/office/2019/extlst" xmlns:r="http://schemas.openxmlformats.org/officeDocument/2006/relationships" xmlns:m="http://schemas.openxmlformats.org/officeDocument/2006/math" xmlns:v="urn:schemas-microsoft-com:vml" xmlns:wp14="http://schemas.microsoft.com/office/word/2010/wordprocessingDrawing" xmlns:wp="http://schemas.openxmlformats.org/drawingml/2006/wordprocessingDrawing" xmlns:w10="urn:schemas-microsoft-com:office:word" xmlns:w="http://schemas.openxmlformats.org/wordprocessingml/2006/main" xmlns:w14="http://schemas.microsoft.com/office/word/2010/wordml" xmlns:w15="http://schemas.microsoft.com/office/word/2012/wordml" xmlns:w16cex="http://schemas.microsoft.com/office/word/2018/wordml/cex" xmlns:w16cid="http://schemas.microsoft.com/office/word/2016/wordml/cid" xmlns:w16="http://schemas.microsoft.com/office/word/2018/wordml" xmlns:w16sdtdh="http://schemas.microsoft.com/office/word/2020/wordml/sdtdatahash" xmlns:w16se="http://schemas.microsoft.com/office/word/2015/wordml/symex" xmlns:wpg="http://schemas.microsoft.com/office/word/2010/wordprocessingGroup" xmlns:wpi="http://schemas.microsoft.com/office/word/2010/wordprocessingInk" xmlns:wne="http://schemas.microsoft.com/office/word/2006/wordml" xmlns:wps="http://schemas.microsoft.com/office/word/2010/wordprocessingShape" mc:Ignorable="w14 w15 w16se w16cid w16 w16cex w16sdtdh wp14">
+<w:document xmlns:wpc="http://schemas.microsoft.com/office/word/2010/wordprocessingCanvas" xmlns:cx="http://schemas.microsoft.com/office/drawing/2014/chartex" xmlns:cx1="http://schemas.microsoft.com/office/drawing/2015/9/8/chartex" xmlns:cx2="http://schemas.microsoft.com/office/drawing/2015/10/21/chartex" xmlns:cx3="http://schemas.microsoft.com/office/drawing/2016/5/9/chartex" xmlns:cx4="http://schemas.microsoft.com/office/drawing/2016/5/10/chartex" xmlns:cx5="http://schemas.microsoft.com/office/drawing/2016/5/11/chartex" xmlns:cx6="http://schemas.microsoft.com/office/drawing/2016/5/12/chartex" xmlns:cx7="http://schemas.microsoft.com/office/drawing/2016/5/13/chartex" xmlns:cx8="http://schemas.microsoft.com/office/drawing/2016/5/14/chartex" xmlns:mc="http://schemas.openxmlformats.org/markup-compatibility/2006" xmlns:aink="http://schemas.microsoft.com/office/drawing/2016/ink" xmlns:am3d="http://schemas.microsoft.com/office/drawing/2017/model3d" xmlns:o="urn:schemas-microsoft-com:office:office" xmlns:oel="http://schemas.microsoft.com/office/2019/extlst" xmlns:r="http://schemas.openxmlformats.org/officeDocument/2006/relationships" xmlns:m="http://schemas.openxmlformats.org/officeDocument/2006/math" xmlns:v="urn:schemas-microsoft-com:vml" xmlns:wp14="http://schemas.microsoft.com/office/word/2010/wordprocessingDrawing" xmlns:wp="http://schemas.openxmlformats.org/drawingml/2006/wordprocessingDrawing" xmlns:w10="urn:schemas-microsoft-com:office:word" xmlns:w="http://schemas.openxmlformats.org/wordprocessingml/2006/main" xmlns:w14="http://schemas.microsoft.com/office/word/2010/wordml" xmlns:w15="http://schemas.microsoft.com/office/word/2012/wordml" xmlns:w16cex="http://schemas.microsoft.com/office/word/2018/wordml/cex" xmlns:w16cid="http://schemas.microsoft.com/office/word/2016/wordml/cid" xmlns:w16="http://schemas.microsoft.com/office/word/2018/wordml" xmlns:w16sdtdh="http://schemas.microsoft.com/office/word/2020/wordml/sdtdatahash" xmlns:w16se="http://schemas.microsoft.com/office/word/2015/wordml/symex" xmlns:wpg="http://schemas.microsoft.com/office/word/2010/wordprocessingGroup" xmlns:wpi="http://schemas.microsoft.com/office/word/2010/wordprocessingInk" xmlns:wne="http://schemas.microsoft.com/office/word/2006/wordml" xmlns:wps="http://schemas.microsoft.com/office/word/2010/wordprocessingShape" xmlns:a="http://schemas.openxmlformats.org/drawingml/2006/main" xmlns:pic="http://schemas.openxmlformats.org/drawingml/2006/picture" xmlns:a14="http://schemas.microsoft.com/office/drawing/2010/main" mc:Ignorable="w14 w15 w16se w16cid w16 w16cex w16sdtdh wp14">
   <w:body>
     <w:tbl>
       <w:tblPr>
@@ -8,12 +8,12 @@
         <w:tblW w:w="0" w:type="auto"/>
         <w:tblInd w:w="-142" w:type="dxa"/>
         <w:tblBorders>
-          <w:top w:val="none" w:sz="0" w:space="0" w:color="auto"/>
-          <w:left w:val="none" w:sz="0" w:space="0" w:color="auto"/>
-          <w:bottom w:val="none" w:sz="0" w:space="0" w:color="auto"/>
-          <w:right w:val="none" w:sz="0" w:space="0" w:color="auto"/>
-          <w:insideH w:val="none" w:sz="0" w:space="0" w:color="auto"/>
-          <w:insideV w:val="none" w:sz="0" w:space="0" w:color="auto"/>
+          <w:top w:val="none" w:color="000000" w:themeColor="text1" w:sz="12" w:space="0"/>
+          <w:left w:val="none" w:color="000000" w:themeColor="text1" w:sz="12" w:space="0"/>
+          <w:bottom w:val="none" w:color="000000" w:themeColor="text1" w:sz="12" w:space="0"/>
+          <w:right w:val="none" w:color="000000" w:themeColor="text1" w:sz="12" w:space="0"/>
+          <w:insideH w:val="none" w:color="000000" w:themeColor="text1" w:sz="12" w:space="0"/>
+          <w:insideV w:val="none" w:color="000000" w:themeColor="text1" w:sz="12" w:space="0"/>
         </w:tblBorders>
         <w:tblLook w:val="04A0" w:firstRow="1" w:lastRow="0" w:firstColumn="1" w:lastColumn="0" w:noHBand="0" w:noVBand="1"/>
       </w:tblPr>
@@ -23,19 +23,21 @@
       </w:tblGrid>
       <w:tr>
         <w:trPr>
-          <w:trHeight w:val="856"/>
+          <w:trHeight w:val="885"/>
         </w:trPr>
         <w:tc>
           <w:tcPr>
             <w:tcW w:w="5917" w:type="dxa"/>
+            <w:tcMar/>
           </w:tcPr>
-          <w:p>
+          <w:p w14:noSpellErr="1">
             <w:pPr>
               <w:pStyle w:val="NoSpacing"/>
               <w:jc w:val="left"/>
               <w:rPr>
-                <w:rFonts w:asciiTheme="minorHAnsi" w:hAnsiTheme="minorHAnsi" w:cstheme="minorHAnsi"/>
-                <w:b/>
+                <w:rFonts w:ascii="Calibri" w:hAnsi="Calibri" w:cs="Calibri" w:asciiTheme="minorAscii" w:hAnsiTheme="minorAscii" w:cstheme="minorAscii"/>
+                <w:b w:val="1"/>
+                <w:bCs w:val="1"/>
                 <w:color w:val="000000" w:themeColor="text1"/>
                 <w:sz w:val="48"/>
                 <w:szCs w:val="48"/>
@@ -43,7 +45,7 @@
             </w:pPr>
             <w:r>
               <w:rPr>
-                <w:rFonts w:asciiTheme="minorHAnsi" w:eastAsia="Times New Roman" w:hAnsiTheme="minorHAnsi" w:cstheme="minorHAnsi"/>
+                <w:rFonts w:eastAsia="Times New Roman" w:asciiTheme="minorHAnsi" w:hAnsiTheme="minorHAnsi" w:cstheme="minorHAnsi"/>
                 <w:b/>
                 <w:noProof/>
                 <w:color w:val="000000" w:themeColor="text1"/>
@@ -125,8 +127,8 @@
                   </w:drawing>
                 </mc:Choice>
                 <mc:Fallback>
-                  <w:pict>
-                    <v:rect w14:anchorId="1C2F444C" id="Rectangle 16" o:spid="_x0000_s1026" style="position:absolute;margin-left:-19.65pt;margin-top:-26.5pt;width:624.55pt;height:75.8pt;z-index:-251655168;visibility:visible;mso-wrap-style:square;mso-width-percent:0;mso-height-percent:0;mso-wrap-distance-left:9pt;mso-wrap-distance-top:0;mso-wrap-distance-right:9pt;mso-wrap-distance-bottom:0;mso-position-horizontal:absolute;mso-position-horizontal-relative:text;mso-position-vertical:absolute;mso-position-vertical-relative:text;mso-width-percent:0;mso-height-percent:0;mso-width-relative:margin;mso-height-relative:margin;v-text-anchor:middle" o:gfxdata="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" fillcolor="#d9e2f3 [660]" strokecolor="#bac3c6" strokeweight="1mm">
+                  <w:pict w14:anchorId="676E4A97">
+                    <v:rect id="Rectangle 16" style="position:absolute;margin-left:-19.65pt;margin-top:-26.5pt;width:624.55pt;height:75.8pt;z-index:-251655168;visibility:visible;mso-wrap-style:square;mso-width-percent:0;mso-height-percent:0;mso-wrap-distance-left:9pt;mso-wrap-distance-top:0;mso-wrap-distance-right:9pt;mso-wrap-distance-bottom:0;mso-position-horizontal:absolute;mso-position-horizontal-relative:text;mso-position-vertical:absolute;mso-position-vertical-relative:text;mso-width-percent:0;mso-height-percent:0;mso-width-relative:margin;mso-height-relative:margin;v-text-anchor:middle" o:spid="_x0000_s1026" fillcolor="#d9e2f3 [660]" strokecolor="#bac3c6" strokeweight="1mm" w14:anchorId="1C2F444C" o:gfxdata="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">
                       <v:fill opacity="49087f"/>
                     </v:rect>
                   </w:pict>
@@ -135,11 +137,12 @@
             </w:r>
             <w:r>
               <w:rPr>
-                <w:rFonts w:asciiTheme="minorHAnsi" w:hAnsiTheme="minorHAnsi" w:cstheme="minorHAnsi"/>
-                <w:b/>
+                <w:rFonts w:ascii="Calibri" w:hAnsi="Calibri" w:cs="Calibri" w:asciiTheme="minorAscii" w:hAnsiTheme="minorAscii" w:cstheme="minorAscii"/>
+                <w:b w:val="1"/>
+                <w:bCs w:val="1"/>
                 <w:color w:val="000000" w:themeColor="text1"/>
-                <w:sz w:val="48"/>
-                <w:szCs w:val="48"/>
+                <w:sz w:val="40"/>
+                <w:szCs w:val="40"/>
               </w:rPr>
               <w:t>RUSHIKESH PATIL</w:t>
             </w:r>
@@ -162,246 +165,50 @@
               <w:rPr>
                 <w:rStyle w:val="Strong"/>
               </w:rPr>
-              <w:t xml:space="preserve"> (EIT)</w:t>
+              <w:t>, PE</w:t>
             </w:r>
           </w:p>
         </w:tc>
         <w:tc>
           <w:tcPr>
             <w:tcW w:w="5775" w:type="dxa"/>
+            <w:tcMar/>
+            <w:vAlign w:val="bottom"/>
           </w:tcPr>
-          <w:tbl>
-            <w:tblPr>
-              <w:tblStyle w:val="TableGrid"/>
-              <w:tblW w:w="0" w:type="auto"/>
-              <w:tblBorders>
-                <w:top w:val="none" w:sz="0" w:space="0" w:color="auto"/>
-                <w:left w:val="none" w:sz="0" w:space="0" w:color="auto"/>
-                <w:bottom w:val="none" w:sz="0" w:space="0" w:color="auto"/>
-                <w:right w:val="none" w:sz="0" w:space="0" w:color="auto"/>
-                <w:insideH w:val="none" w:sz="0" w:space="0" w:color="auto"/>
-                <w:insideV w:val="none" w:sz="0" w:space="0" w:color="auto"/>
-              </w:tblBorders>
-              <w:tblLook w:val="04A0" w:firstRow="1" w:lastRow="0" w:firstColumn="1" w:lastColumn="0" w:noHBand="0" w:noVBand="1"/>
-            </w:tblPr>
-            <w:tblGrid>
-              <w:gridCol w:w="5549"/>
-            </w:tblGrid>
-            <w:tr>
-              <w:tc>
-                <w:tcPr>
-                  <w:tcW w:w="5549" w:type="dxa"/>
-                </w:tcPr>
-                <w:p>
-                  <w:pPr>
-                    <w:pStyle w:val="NoSpacing"/>
-                    <w:jc w:val="center"/>
-                    <w:rPr>
-                      <w:rFonts w:asciiTheme="minorHAnsi" w:hAnsiTheme="minorHAnsi" w:cstheme="minorHAnsi"/>
-                      <w:color w:val="000000" w:themeColor="text1"/>
-                      <w:sz w:val="32"/>
-                    </w:rPr>
-                  </w:pPr>
-                  <w:r>
-                    <w:rPr>
-                      <w:rFonts w:asciiTheme="minorHAnsi" w:hAnsiTheme="minorHAnsi" w:cstheme="minorHAnsi"/>
-                      <w:b/>
-                      <w:color w:val="000000" w:themeColor="text1"/>
-                    </w:rPr>
-                    <w:sym w:font="Wingdings" w:char="F02C"/>
-                  </w:r>
-                  <w:r>
-                    <w:rPr>
-                      <w:rFonts w:asciiTheme="minorHAnsi" w:hAnsiTheme="minorHAnsi" w:cstheme="minorHAnsi"/>
-                      <w:color w:val="000000" w:themeColor="text1"/>
-                    </w:rPr>
-                    <w:t xml:space="preserve"> </w:t>
-                  </w:r>
-                  <w:r>
-                    <w:rPr>
-                      <w:rFonts w:asciiTheme="minorHAnsi" w:hAnsiTheme="minorHAnsi" w:cstheme="minorHAnsi"/>
-                      <w:color w:val="000000" w:themeColor="text1"/>
-                    </w:rPr>
-                    <w:t>10802 CAMINO RUIZ APT G</w:t>
-                  </w:r>
-                  <w:r>
-                    <w:rPr>
-                      <w:rFonts w:asciiTheme="minorHAnsi" w:hAnsiTheme="minorHAnsi" w:cstheme="minorHAnsi"/>
-                      <w:color w:val="000000" w:themeColor="text1"/>
-                    </w:rPr>
-                    <w:t xml:space="preserve">, </w:t>
-                  </w:r>
-                  <w:r>
-                    <w:rPr>
-                      <w:rFonts w:asciiTheme="minorHAnsi" w:hAnsiTheme="minorHAnsi" w:cstheme="minorHAnsi"/>
-                      <w:color w:val="000000" w:themeColor="text1"/>
-                    </w:rPr>
-                    <w:t>SAN DIEGO</w:t>
-                  </w:r>
-                  <w:r>
-                    <w:rPr>
-                      <w:rFonts w:asciiTheme="minorHAnsi" w:hAnsiTheme="minorHAnsi" w:cstheme="minorHAnsi"/>
-                      <w:color w:val="000000" w:themeColor="text1"/>
-                    </w:rPr>
-                    <w:t xml:space="preserve">, </w:t>
-                  </w:r>
-                  <w:r>
-                    <w:rPr>
-                      <w:rFonts w:asciiTheme="minorHAnsi" w:hAnsiTheme="minorHAnsi" w:cstheme="minorHAnsi"/>
-                      <w:color w:val="000000" w:themeColor="text1"/>
-                    </w:rPr>
-                    <w:t>CA, 92126</w:t>
-                  </w:r>
-                </w:p>
-              </w:tc>
-            </w:tr>
-            <w:tr>
-              <w:trPr>
-                <w:trHeight w:val="445"/>
-              </w:trPr>
-              <w:tc>
-                <w:tcPr>
-                  <w:tcW w:w="5549" w:type="dxa"/>
-                </w:tcPr>
-                <w:p>
-                  <w:pPr>
-                    <w:rPr>
-                      <w:rFonts w:asciiTheme="minorHAnsi" w:hAnsiTheme="minorHAnsi" w:cstheme="minorHAnsi"/>
-                      <w:color w:val="000000" w:themeColor="text1"/>
-                    </w:rPr>
-                  </w:pPr>
-                </w:p>
-                <w:tbl>
-                  <w:tblPr>
-                    <w:tblStyle w:val="TableGrid"/>
-                    <w:tblW w:w="0" w:type="auto"/>
-                    <w:tblBorders>
-                      <w:top w:val="none" w:sz="0" w:space="0" w:color="auto"/>
-                      <w:left w:val="none" w:sz="0" w:space="0" w:color="auto"/>
-                      <w:bottom w:val="none" w:sz="0" w:space="0" w:color="auto"/>
-                      <w:right w:val="none" w:sz="0" w:space="0" w:color="auto"/>
-                      <w:insideH w:val="none" w:sz="0" w:space="0" w:color="auto"/>
-                      <w:insideV w:val="none" w:sz="0" w:space="0" w:color="auto"/>
-                    </w:tblBorders>
-                    <w:tblLook w:val="04A0" w:firstRow="1" w:lastRow="0" w:firstColumn="1" w:lastColumn="0" w:noHBand="0" w:noVBand="1"/>
-                  </w:tblPr>
-                  <w:tblGrid>
-                    <w:gridCol w:w="2661"/>
-                    <w:gridCol w:w="2662"/>
-                  </w:tblGrid>
-                  <w:tr>
-                    <w:trPr>
-                      <w:trHeight w:val="407"/>
-                    </w:trPr>
-                    <w:tc>
-                      <w:tcPr>
-                        <w:tcW w:w="2661" w:type="dxa"/>
-                      </w:tcPr>
-                      <w:p>
-                        <w:pPr>
-                          <w:pStyle w:val="NoSpacing"/>
-                          <w:jc w:val="right"/>
-                          <w:rPr>
-                            <w:rFonts w:asciiTheme="minorHAnsi" w:hAnsiTheme="minorHAnsi" w:cstheme="minorHAnsi"/>
-                            <w:color w:val="000000" w:themeColor="text1"/>
-                            <w:sz w:val="32"/>
-                          </w:rPr>
-                        </w:pPr>
-                        <w:r>
-                          <w:rPr>
-                            <w:rFonts w:asciiTheme="minorHAnsi" w:hAnsiTheme="minorHAnsi" w:cstheme="minorHAnsi"/>
-                            <w:b/>
-                            <w:color w:val="000000" w:themeColor="text1"/>
-                          </w:rPr>
-                          <w:sym w:font="Wingdings" w:char="F02A"/>
-                        </w:r>
-                        <w:r>
-                          <w:rPr>
-                            <w:rFonts w:asciiTheme="minorHAnsi" w:hAnsiTheme="minorHAnsi" w:cstheme="minorHAnsi"/>
-                            <w:color w:val="000000" w:themeColor="text1"/>
-                          </w:rPr>
-                          <w:t xml:space="preserve"> </w:t>
-                        </w:r>
-                        <w:r>
-                          <w:rPr>
-                            <w:rFonts w:asciiTheme="minorHAnsi" w:hAnsiTheme="minorHAnsi" w:cstheme="minorHAnsi"/>
-                            <w:color w:val="000000" w:themeColor="text1"/>
-                            <w:u w:val="single"/>
-                          </w:rPr>
-                          <w:t>rdp352@nyu.edu</w:t>
-                        </w:r>
-                      </w:p>
-                    </w:tc>
-                    <w:tc>
-                      <w:tcPr>
-                        <w:tcW w:w="2662" w:type="dxa"/>
-                      </w:tcPr>
-                      <w:p>
-                        <w:pPr>
-                          <w:pStyle w:val="NoSpacing"/>
-                          <w:rPr>
-                            <w:rFonts w:asciiTheme="minorHAnsi" w:hAnsiTheme="minorHAnsi" w:cstheme="minorHAnsi"/>
-                            <w:color w:val="000000" w:themeColor="text1"/>
-                          </w:rPr>
-                        </w:pPr>
-                        <w:r>
-                          <w:rPr>
-                            <w:rFonts w:asciiTheme="minorHAnsi" w:hAnsiTheme="minorHAnsi" w:cstheme="minorHAnsi"/>
-                            <w:color w:val="000000" w:themeColor="text1"/>
-                          </w:rPr>
-                          <w:t xml:space="preserve">     </w:t>
-                        </w:r>
-                        <w:r>
-                          <w:rPr>
-                            <w:rFonts w:asciiTheme="minorHAnsi" w:hAnsiTheme="minorHAnsi" w:cstheme="minorHAnsi"/>
-                            <w:color w:val="000000" w:themeColor="text1"/>
-                          </w:rPr>
-                          <w:sym w:font="Wingdings" w:char="F028"/>
-                        </w:r>
-                        <w:r>
-                          <w:rPr>
-                            <w:rFonts w:asciiTheme="minorHAnsi" w:hAnsiTheme="minorHAnsi" w:cstheme="minorHAnsi"/>
-                            <w:color w:val="000000" w:themeColor="text1"/>
-                          </w:rPr>
-                          <w:t xml:space="preserve"> </w:t>
-                        </w:r>
-                        <w:r>
-                          <w:rPr>
-                            <w:rFonts w:asciiTheme="minorHAnsi" w:hAnsiTheme="minorHAnsi" w:cstheme="minorHAnsi"/>
-                            <w:color w:val="000000" w:themeColor="text1"/>
-                          </w:rPr>
-                          <w:t>(347) 634 6150</w:t>
-                        </w:r>
-                      </w:p>
-                    </w:tc>
-                  </w:tr>
-                </w:tbl>
-                <w:p>
-                  <w:pPr>
-                    <w:pStyle w:val="NoSpacing"/>
-                    <w:jc w:val="left"/>
-                    <w:rPr>
-                      <w:rFonts w:asciiTheme="minorHAnsi" w:hAnsiTheme="minorHAnsi" w:cstheme="minorHAnsi"/>
-                      <w:b/>
-                      <w:color w:val="000000" w:themeColor="text1"/>
-                      <w:sz w:val="32"/>
-                    </w:rPr>
-                  </w:pPr>
-                </w:p>
-              </w:tc>
-            </w:tr>
-          </w:tbl>
           <w:p>
             <w:pPr>
               <w:pStyle w:val="NoSpacing"/>
-              <w:jc w:val="left"/>
+              <w:spacing w:line="240" w:lineRule="auto"/>
+              <w:jc w:val="right"/>
               <w:rPr>
-                <w:rFonts w:asciiTheme="minorHAnsi" w:hAnsiTheme="minorHAnsi" w:cstheme="minorHAnsi"/>
-                <w:b/>
-                <w:color w:val="000000" w:themeColor="text1"/>
-                <w:sz w:val="32"/>
+                <w:sz w:val="20"/>
+                <w:szCs w:val="20"/>
               </w:rPr>
             </w:pPr>
+            <w:r>
+              <w:rPr>
+                <w:sz w:val="20"/>
+                <w:szCs w:val="20"/>
+              </w:rPr>
+              <w:t xml:space="preserve">San Diego, CA, </w:t>
+            </w:r>
+            <w:hyperlink r:id="R26c6be3185fd4347">
+              <w:r>
+                <w:rPr>
+                  <w:rStyle w:val="Hyperlink"/>
+                  <w:sz w:val="20"/>
+                  <w:szCs w:val="20"/>
+                </w:rPr>
+                <w:t>Rdp352@nyu.edu</w:t>
+              </w:r>
+            </w:hyperlink>
+            <w:r>
+              <w:rPr>
+                <w:sz w:val="20"/>
+                <w:szCs w:val="20"/>
+              </w:rPr>
+              <w:t xml:space="preserve"> (347) 634 6150</w:t>
+            </w:r>
           </w:p>
         </w:tc>
       </w:tr>
@@ -411,7 +218,7 @@
         <w:spacing w:before="0" w:line="240" w:lineRule="auto"/>
         <w:jc w:val="left"/>
         <w:rPr>
-          <w:rFonts w:asciiTheme="minorHAnsi" w:eastAsia="Times New Roman" w:hAnsiTheme="minorHAnsi" w:cstheme="minorHAnsi"/>
+          <w:rFonts w:eastAsia="Times New Roman" w:asciiTheme="minorHAnsi" w:hAnsiTheme="minorHAnsi" w:cstheme="minorHAnsi"/>
           <w:b/>
           <w:color w:val="000000" w:themeColor="text1"/>
           <w:sz w:val="12"/>
@@ -419,7 +226,7 @@
       </w:pPr>
       <w:r>
         <w:rPr>
-          <w:rFonts w:asciiTheme="minorHAnsi" w:eastAsia="Times New Roman" w:hAnsiTheme="minorHAnsi" w:cstheme="minorHAnsi"/>
+          <w:rFonts w:eastAsia="Times New Roman" w:asciiTheme="minorHAnsi" w:hAnsiTheme="minorHAnsi" w:cstheme="minorHAnsi"/>
           <w:b/>
           <w:noProof/>
           <w:color w:val="000000" w:themeColor="text1"/>
@@ -459,7 +266,7 @@
           </mc:Choice>
           <mc:Fallback>
             <w:drawing>
-              <wp:anchor distT="0" distB="0" distL="114300" distR="114300" simplePos="0" relativeHeight="251657216" behindDoc="0" locked="0" layoutInCell="1" allowOverlap="1" wp14:anchorId="50D5395F" wp14:editId="3F3B061A">
+              <wp:anchor distT="0" distB="0" distL="114300" distR="114300" simplePos="0" relativeHeight="251657216" behindDoc="0" locked="0" layoutInCell="1" allowOverlap="1" wp14:anchorId="3B0BBF88" wp14:editId="3F3B061A">
                 <wp:simplePos x="0" y="0"/>
                 <wp:positionH relativeFrom="column">
                   <wp:posOffset>-590322</wp:posOffset>
@@ -470,7 +277,7 @@
                 <wp:extent cx="360" cy="360"/>
                 <wp:effectExtent l="57150" t="38100" r="38100" b="57150"/>
                 <wp:wrapNone/>
-                <wp:docPr id="11" name="Ink 11"/>
+                <wp:docPr id="125284269" name="Ink 11"/>
                 <wp:cNvGraphicFramePr/>
                 <a:graphic xmlns:a="http://schemas.openxmlformats.org/drawingml/2006/main">
                   <a:graphicData uri="http://schemas.openxmlformats.org/drawingml/2006/picture">
@@ -508,91 +315,2349 @@
         <w:pStyle w:val="NoSpacing"/>
         <w:jc w:val="left"/>
         <w:rPr>
-          <w:rFonts w:asciiTheme="minorHAnsi" w:hAnsiTheme="minorHAnsi" w:cstheme="minorHAnsi"/>
-          <w:b/>
+          <w:rFonts w:ascii="Calibri" w:hAnsi="Calibri" w:cs="Calibri" w:asciiTheme="minorAscii" w:hAnsiTheme="minorAscii" w:cstheme="minorAscii"/>
+          <w:b w:val="1"/>
+          <w:bCs w:val="1"/>
           <w:color w:val="000000" w:themeColor="text1"/>
           <w:sz w:val="36"/>
-          <w:szCs w:val="26"/>
-        </w:rPr>
-      </w:pPr>
-      <w:r>
-        <w:rPr>
-          <w:rFonts w:asciiTheme="minorHAnsi" w:hAnsiTheme="minorHAnsi" w:cstheme="minorHAnsi"/>
-          <w:b/>
-          <w:noProof/>
-          <w:color w:val="000000" w:themeColor="text1"/>
-          <w:sz w:val="36"/>
-          <w:szCs w:val="26"/>
-        </w:rPr>
+          <w:szCs w:val="36"/>
+        </w:rPr>
+      </w:pPr>
+      <w:r>
         <w:drawing>
-          <wp:anchor distT="0" distB="0" distL="114300" distR="114300" simplePos="0" relativeHeight="251663360" behindDoc="0" locked="0" layoutInCell="1" allowOverlap="1" wp14:anchorId="3001A88D" wp14:editId="4AABE7CA">
-            <wp:simplePos x="0" y="0"/>
-            <wp:positionH relativeFrom="column">
-              <wp:posOffset>3265</wp:posOffset>
-            </wp:positionH>
-            <wp:positionV relativeFrom="paragraph">
-              <wp:posOffset>24402</wp:posOffset>
-            </wp:positionV>
+          <wp:inline wp14:editId="2667E1FC" wp14:anchorId="3001A88D">
             <wp:extent cx="237490" cy="237490"/>
             <wp:effectExtent l="0" t="0" r="0" b="0"/>
-            <wp:wrapNone/>
-            <wp:docPr id="2" name="Picture 2"/>
+            <wp:docPr id="2" name="Picture 2" title=""/>
             <wp:cNvGraphicFramePr>
-              <a:graphicFrameLocks xmlns:a="http://schemas.openxmlformats.org/drawingml/2006/main" noChangeAspect="1"/>
+              <a:graphicFrameLocks noChangeAspect="1"/>
             </wp:cNvGraphicFramePr>
-            <a:graphic xmlns:a="http://schemas.openxmlformats.org/drawingml/2006/main">
+            <a:graphic>
               <a:graphicData uri="http://schemas.openxmlformats.org/drawingml/2006/picture">
-                <pic:pic xmlns:pic="http://schemas.openxmlformats.org/drawingml/2006/picture">
+                <pic:pic>
                   <pic:nvPicPr>
-                    <pic:cNvPr id="0" name="Picture 9"/>
-                    <pic:cNvPicPr>
-                      <a:picLocks noChangeAspect="1" noChangeArrowheads="1"/>
-                    </pic:cNvPicPr>
+                    <pic:cNvPr id="0" name="Picture 2"/>
+                    <pic:cNvPicPr/>
                   </pic:nvPicPr>
                   <pic:blipFill>
-                    <a:blip r:embed="rId10">
-                      <a:extLst>
+                    <a:blip r:embed="R4568bc30775f4d02">
+                      <a:extLst xmlns:a="http://schemas.openxmlformats.org/drawingml/2006/main">
                         <a:ext uri="{28A0092B-C50C-407E-A947-70E740481C1C}">
                           <a14:useLocalDpi xmlns:a14="http://schemas.microsoft.com/office/drawing/2010/main" val="0"/>
                         </a:ext>
                       </a:extLst>
                     </a:blip>
-                    <a:srcRect/>
                     <a:stretch>
                       <a:fillRect/>
                     </a:stretch>
                   </pic:blipFill>
-                  <pic:spPr bwMode="auto">
-                    <a:xfrm>
+                  <pic:spPr>
+                    <a:xfrm rot="0" flipH="0" flipV="0">
                       <a:off x="0" y="0"/>
                       <a:ext cx="237490" cy="237490"/>
                     </a:xfrm>
                     <a:prstGeom prst="rect">
                       <a:avLst/>
                     </a:prstGeom>
-                    <a:noFill/>
                   </pic:spPr>
                 </pic:pic>
               </a:graphicData>
             </a:graphic>
-            <wp14:sizeRelH relativeFrom="margin">
-              <wp14:pctWidth>0</wp14:pctWidth>
-            </wp14:sizeRelH>
-            <wp14:sizeRelV relativeFrom="margin">
-              <wp14:pctHeight>0</wp14:pctHeight>
-            </wp14:sizeRelV>
-          </wp:anchor>
+          </wp:inline>
         </w:drawing>
       </w:r>
       <w:r>
         <w:rPr>
-          <w:rFonts w:asciiTheme="minorHAnsi" w:hAnsiTheme="minorHAnsi" w:cstheme="minorHAnsi"/>
-          <w:b/>
+          <w:rFonts w:ascii="Calibri" w:hAnsi="Calibri" w:cs="Calibri" w:asciiTheme="minorAscii" w:hAnsiTheme="minorAscii" w:cstheme="minorAscii"/>
+          <w:b w:val="1"/>
+          <w:bCs w:val="1"/>
           <w:color w:val="000000" w:themeColor="text1"/>
           <w:sz w:val="36"/>
-          <w:szCs w:val="26"/>
-        </w:rPr>
-        <w:t xml:space="preserve">       CAREER SUMMARY</w:t>
+          <w:szCs w:val="36"/>
+        </w:rPr>
+        <w:t xml:space="preserve"> </w:t>
+      </w:r>
+      <w:r>
+        <w:rPr>
+          <w:rFonts w:ascii="Calibri" w:hAnsi="Calibri" w:cs="Calibri" w:asciiTheme="minorAscii" w:hAnsiTheme="minorAscii" w:cstheme="minorAscii"/>
+          <w:b w:val="1"/>
+          <w:bCs w:val="1"/>
+          <w:color w:val="000000" w:themeColor="text1"/>
+          <w:sz w:val="36"/>
+          <w:szCs w:val="36"/>
+        </w:rPr>
+        <w:t xml:space="preserve">CAREER SUMMARY</w:t>
+      </w:r>
+    </w:p>
+    <w:p>
+      <w:pPr>
+        <w:pStyle w:val="NoSpacing"/>
+        <w:numPr>
+          <w:ilvl w:val="0"/>
+          <w:numId w:val="23"/>
+        </w:numPr>
+        <w:rPr>
+          <w:rFonts w:ascii="Calibri" w:hAnsi="Calibri" w:eastAsia="Calibri" w:cs="Calibri" w:asciiTheme="minorAscii" w:hAnsiTheme="minorAscii" w:eastAsiaTheme="minorAscii" w:cstheme="minorAscii"/>
+          <w:color w:val="000000" w:themeColor="text1" w:themeTint="FF" w:themeShade="FF"/>
+          <w:sz w:val="22"/>
+          <w:szCs w:val="22"/>
+        </w:rPr>
+      </w:pPr>
+      <w:r>
+        <w:rPr>
+          <w:rFonts w:ascii="Calibri" w:hAnsi="Calibri" w:eastAsia="Calibri" w:cs="Calibri" w:asciiTheme="minorAscii" w:hAnsiTheme="minorAscii" w:eastAsiaTheme="minorAscii" w:cstheme="minorAscii"/>
+          <w:sz w:val="22"/>
+          <w:szCs w:val="22"/>
+        </w:rPr>
+        <w:t xml:space="preserve">Licensed Mechanical Engineer (PE) </w:t>
+      </w:r>
+      <w:r>
+        <w:rPr>
+          <w:rFonts w:ascii="Calibri" w:hAnsi="Calibri" w:eastAsia="Calibri" w:cs="Calibri" w:asciiTheme="minorAscii" w:hAnsiTheme="minorAscii" w:eastAsiaTheme="minorAscii" w:cstheme="minorAscii"/>
+          <w:sz w:val="22"/>
+          <w:szCs w:val="22"/>
+        </w:rPr>
+        <w:t xml:space="preserve">with </w:t>
+      </w:r>
+      <w:r>
+        <w:rPr>
+          <w:rFonts w:ascii="Calibri" w:hAnsi="Calibri" w:eastAsia="Calibri" w:cs="Calibri" w:asciiTheme="minorAscii" w:hAnsiTheme="minorAscii" w:eastAsiaTheme="minorAscii" w:cstheme="minorAscii"/>
+          <w:sz w:val="22"/>
+          <w:szCs w:val="22"/>
+        </w:rPr>
+        <w:t xml:space="preserve">6+ years </w:t>
+      </w:r>
+      <w:r>
+        <w:rPr>
+          <w:rFonts w:ascii="Calibri" w:hAnsi="Calibri" w:eastAsia="Calibri" w:cs="Calibri" w:asciiTheme="minorAscii" w:hAnsiTheme="minorAscii" w:eastAsiaTheme="minorAscii" w:cstheme="minorAscii"/>
+          <w:sz w:val="22"/>
+          <w:szCs w:val="22"/>
+        </w:rPr>
+        <w:t>of experience in designing of</w:t>
+      </w:r>
+      <w:r>
+        <w:rPr>
+          <w:rFonts w:ascii="Calibri" w:hAnsi="Calibri" w:eastAsia="Calibri" w:cs="Calibri" w:asciiTheme="minorAscii" w:hAnsiTheme="minorAscii" w:eastAsiaTheme="minorAscii" w:cstheme="minorAscii"/>
+          <w:sz w:val="22"/>
+          <w:szCs w:val="22"/>
+        </w:rPr>
+        <w:t xml:space="preserve"> </w:t>
+      </w:r>
+      <w:r>
+        <w:rPr>
+          <w:rFonts w:ascii="Calibri" w:hAnsi="Calibri" w:eastAsia="Calibri" w:cs="Calibri" w:asciiTheme="minorAscii" w:hAnsiTheme="minorAscii" w:eastAsiaTheme="minorAscii" w:cstheme="minorAscii"/>
+          <w:sz w:val="22"/>
+          <w:szCs w:val="22"/>
+        </w:rPr>
+        <w:t xml:space="preserve">Mechanical and Plumbing </w:t>
+      </w:r>
+      <w:r>
+        <w:rPr>
+          <w:rFonts w:ascii="Calibri" w:hAnsi="Calibri" w:eastAsia="Calibri" w:cs="Calibri" w:asciiTheme="minorAscii" w:hAnsiTheme="minorAscii" w:eastAsiaTheme="minorAscii" w:cstheme="minorAscii"/>
+          <w:sz w:val="22"/>
+          <w:szCs w:val="22"/>
+        </w:rPr>
+        <w:t>systems</w:t>
+      </w:r>
+      <w:r>
+        <w:rPr>
+          <w:rFonts w:ascii="Calibri" w:hAnsi="Calibri" w:eastAsia="Calibri" w:cs="Calibri" w:asciiTheme="minorAscii" w:hAnsiTheme="minorAscii" w:eastAsiaTheme="minorAscii" w:cstheme="minorAscii"/>
+          <w:sz w:val="22"/>
+          <w:szCs w:val="22"/>
+        </w:rPr>
+        <w:t xml:space="preserve"> for labs, healthcare, industrial, residential, and government projects.</w:t>
+      </w:r>
+    </w:p>
+    <w:p>
+      <w:pPr>
+        <w:pStyle w:val="NoSpacing"/>
+        <w:numPr>
+          <w:ilvl w:val="0"/>
+          <w:numId w:val="23"/>
+        </w:numPr>
+        <w:rPr>
+          <w:rFonts w:ascii="Calibri" w:hAnsi="Calibri" w:eastAsia="Calibri" w:cs="Calibri" w:asciiTheme="minorAscii" w:hAnsiTheme="minorAscii" w:eastAsiaTheme="minorAscii" w:cstheme="minorAscii"/>
+          <w:color w:val="000000" w:themeColor="text1" w:themeTint="FF" w:themeShade="FF"/>
+          <w:sz w:val="22"/>
+          <w:szCs w:val="22"/>
+        </w:rPr>
+      </w:pPr>
+      <w:r>
+        <w:rPr>
+          <w:rFonts w:ascii="Calibri" w:hAnsi="Calibri" w:eastAsia="Calibri" w:cs="Calibri" w:asciiTheme="minorAscii" w:hAnsiTheme="minorAscii" w:eastAsiaTheme="minorAscii" w:cstheme="minorAscii"/>
+          <w:sz w:val="22"/>
+          <w:szCs w:val="22"/>
+        </w:rPr>
+        <w:t xml:space="preserve">Proficient </w:t>
+      </w:r>
+      <w:r>
+        <w:rPr>
+          <w:rFonts w:ascii="Calibri" w:hAnsi="Calibri" w:eastAsia="Calibri" w:cs="Calibri" w:asciiTheme="minorAscii" w:hAnsiTheme="minorAscii" w:eastAsiaTheme="minorAscii" w:cstheme="minorAscii"/>
+          <w:sz w:val="22"/>
+          <w:szCs w:val="22"/>
+        </w:rPr>
+        <w:t>in using</w:t>
+      </w:r>
+      <w:r>
+        <w:rPr>
+          <w:rFonts w:ascii="Calibri" w:hAnsi="Calibri" w:eastAsia="Calibri" w:cs="Calibri" w:asciiTheme="minorAscii" w:hAnsiTheme="minorAscii" w:eastAsiaTheme="minorAscii" w:cstheme="minorAscii"/>
+          <w:sz w:val="22"/>
+          <w:szCs w:val="22"/>
+        </w:rPr>
+        <w:t xml:space="preserve"> </w:t>
+      </w:r>
+      <w:r>
+        <w:rPr>
+          <w:rFonts w:ascii="Calibri" w:hAnsi="Calibri" w:eastAsia="Calibri" w:cs="Calibri" w:asciiTheme="minorAscii" w:hAnsiTheme="minorAscii" w:eastAsiaTheme="minorAscii" w:cstheme="minorAscii"/>
+          <w:sz w:val="22"/>
+          <w:szCs w:val="22"/>
+        </w:rPr>
+        <w:t>REVIT &amp;</w:t>
+      </w:r>
+      <w:r>
+        <w:rPr>
+          <w:rFonts w:ascii="Calibri" w:hAnsi="Calibri" w:eastAsia="Calibri" w:cs="Calibri" w:asciiTheme="minorAscii" w:hAnsiTheme="minorAscii" w:eastAsiaTheme="minorAscii" w:cstheme="minorAscii"/>
+          <w:sz w:val="22"/>
+          <w:szCs w:val="22"/>
+        </w:rPr>
+        <w:t xml:space="preserve"> AutoCAD</w:t>
+      </w:r>
+      <w:r>
+        <w:rPr>
+          <w:rFonts w:ascii="Calibri" w:hAnsi="Calibri" w:eastAsia="Calibri" w:cs="Calibri" w:asciiTheme="minorAscii" w:hAnsiTheme="minorAscii" w:eastAsiaTheme="minorAscii" w:cstheme="minorAscii"/>
+          <w:sz w:val="22"/>
+          <w:szCs w:val="22"/>
+        </w:rPr>
+        <w:t>.</w:t>
+      </w:r>
+      <w:r>
+        <w:rPr>
+          <w:rFonts w:ascii="Calibri" w:hAnsi="Calibri" w:eastAsia="Calibri" w:cs="Calibri" w:asciiTheme="minorAscii" w:hAnsiTheme="minorAscii" w:eastAsiaTheme="minorAscii" w:cstheme="minorAscii"/>
+          <w:sz w:val="22"/>
+          <w:szCs w:val="22"/>
+        </w:rPr>
+        <w:t xml:space="preserve"> Deep understanding of Revit parameters, element categories, and advanced workflows like automated pipe and duct sizing.</w:t>
+      </w:r>
+    </w:p>
+    <w:p w14:noSpellErr="1">
+      <w:pPr>
+        <w:pStyle w:val="NoSpacing"/>
+        <w:numPr>
+          <w:ilvl w:val="0"/>
+          <w:numId w:val="23"/>
+        </w:numPr>
+        <w:rPr>
+          <w:rFonts w:ascii="Calibri" w:hAnsi="Calibri" w:eastAsia="Calibri" w:cs="Calibri" w:asciiTheme="minorAscii" w:hAnsiTheme="minorAscii" w:eastAsiaTheme="minorAscii" w:cstheme="minorAscii"/>
+          <w:color w:val="000000" w:themeColor="text1" w:themeTint="FF" w:themeShade="FF"/>
+          <w:sz w:val="22"/>
+          <w:szCs w:val="22"/>
+        </w:rPr>
+      </w:pPr>
+      <w:r>
+        <w:rPr>
+          <w:rFonts w:ascii="Calibri" w:hAnsi="Calibri" w:eastAsia="Calibri" w:cs="Calibri" w:asciiTheme="minorAscii" w:hAnsiTheme="minorAscii" w:eastAsiaTheme="minorAscii" w:cstheme="minorAscii"/>
+          <w:sz w:val="22"/>
+          <w:szCs w:val="22"/>
+        </w:rPr>
+        <w:t>K</w:t>
+      </w:r>
+      <w:r>
+        <w:rPr>
+          <w:rFonts w:ascii="Calibri" w:hAnsi="Calibri" w:eastAsia="Calibri" w:cs="Calibri" w:asciiTheme="minorAscii" w:hAnsiTheme="minorAscii" w:eastAsiaTheme="minorAscii" w:cstheme="minorAscii"/>
+          <w:sz w:val="22"/>
+          <w:szCs w:val="22"/>
+        </w:rPr>
+        <w:t>nowledge</w:t>
+      </w:r>
+      <w:r>
+        <w:rPr>
+          <w:rFonts w:ascii="Calibri" w:hAnsi="Calibri" w:eastAsia="Calibri" w:cs="Calibri" w:asciiTheme="minorAscii" w:hAnsiTheme="minorAscii" w:eastAsiaTheme="minorAscii" w:cstheme="minorAscii"/>
+          <w:sz w:val="22"/>
+          <w:szCs w:val="22"/>
+        </w:rPr>
+        <w:t>able in</w:t>
+      </w:r>
+      <w:r>
+        <w:rPr>
+          <w:rFonts w:ascii="Calibri" w:hAnsi="Calibri" w:eastAsia="Calibri" w:cs="Calibri" w:asciiTheme="minorAscii" w:hAnsiTheme="minorAscii" w:eastAsiaTheme="minorAscii" w:cstheme="minorAscii"/>
+          <w:sz w:val="22"/>
+          <w:szCs w:val="22"/>
+        </w:rPr>
+        <w:t xml:space="preserve"> </w:t>
+      </w:r>
+      <w:r>
+        <w:rPr>
+          <w:rFonts w:ascii="Calibri" w:hAnsi="Calibri" w:eastAsia="Calibri" w:cs="Calibri" w:asciiTheme="minorAscii" w:hAnsiTheme="minorAscii" w:eastAsiaTheme="minorAscii" w:cstheme="minorAscii"/>
+          <w:sz w:val="22"/>
+          <w:szCs w:val="22"/>
+        </w:rPr>
+        <w:t>Mechanical Code</w:t>
+      </w:r>
+      <w:r>
+        <w:rPr>
+          <w:rFonts w:ascii="Calibri" w:hAnsi="Calibri" w:eastAsia="Calibri" w:cs="Calibri" w:asciiTheme="minorAscii" w:hAnsiTheme="minorAscii" w:eastAsiaTheme="minorAscii" w:cstheme="minorAscii"/>
+          <w:sz w:val="22"/>
+          <w:szCs w:val="22"/>
+        </w:rPr>
+        <w:t>s</w:t>
+      </w:r>
+      <w:r>
+        <w:rPr>
+          <w:rFonts w:ascii="Calibri" w:hAnsi="Calibri" w:eastAsia="Calibri" w:cs="Calibri" w:asciiTheme="minorAscii" w:hAnsiTheme="minorAscii" w:eastAsiaTheme="minorAscii" w:cstheme="minorAscii"/>
+          <w:sz w:val="22"/>
+          <w:szCs w:val="22"/>
+        </w:rPr>
+        <w:t>,</w:t>
+      </w:r>
+      <w:r>
+        <w:rPr>
+          <w:rFonts w:ascii="Calibri" w:hAnsi="Calibri" w:eastAsia="Calibri" w:cs="Calibri" w:asciiTheme="minorAscii" w:hAnsiTheme="minorAscii" w:eastAsiaTheme="minorAscii" w:cstheme="minorAscii"/>
+          <w:sz w:val="22"/>
+          <w:szCs w:val="22"/>
+        </w:rPr>
+        <w:t xml:space="preserve"> Plumbing codes, ASHRAE standards and ASPE Guidelines</w:t>
+      </w:r>
+      <w:r>
+        <w:rPr>
+          <w:rFonts w:ascii="Calibri" w:hAnsi="Calibri" w:eastAsia="Calibri" w:cs="Calibri" w:asciiTheme="minorAscii" w:hAnsiTheme="minorAscii" w:eastAsiaTheme="minorAscii" w:cstheme="minorAscii"/>
+          <w:sz w:val="22"/>
+          <w:szCs w:val="22"/>
+        </w:rPr>
+        <w:t>.</w:t>
+      </w:r>
+      <w:r>
+        <w:rPr>
+          <w:rFonts w:ascii="Calibri" w:hAnsi="Calibri" w:eastAsia="Calibri" w:cs="Calibri" w:asciiTheme="minorAscii" w:hAnsiTheme="minorAscii" w:eastAsiaTheme="minorAscii" w:cstheme="minorAscii"/>
+          <w:sz w:val="22"/>
+          <w:szCs w:val="22"/>
+        </w:rPr>
+        <w:t xml:space="preserve">  </w:t>
+      </w:r>
+    </w:p>
+    <w:p>
+      <w:pPr>
+        <w:pStyle w:val="NoSpacing"/>
+        <w:numPr>
+          <w:ilvl w:val="0"/>
+          <w:numId w:val="23"/>
+        </w:numPr>
+        <w:rPr>
+          <w:rFonts w:ascii="Calibri" w:hAnsi="Calibri" w:eastAsia="Calibri" w:cs="Calibri" w:asciiTheme="minorAscii" w:hAnsiTheme="minorAscii" w:eastAsiaTheme="minorAscii" w:cstheme="minorAscii"/>
+          <w:color w:val="000000" w:themeColor="text1" w:themeTint="FF" w:themeShade="FF"/>
+          <w:sz w:val="22"/>
+          <w:szCs w:val="22"/>
+        </w:rPr>
+      </w:pPr>
+      <w:r>
+        <w:rPr>
+          <w:rFonts w:ascii="Calibri" w:hAnsi="Calibri" w:eastAsia="Calibri" w:cs="Calibri" w:asciiTheme="minorAscii" w:hAnsiTheme="minorAscii" w:eastAsiaTheme="minorAscii" w:cstheme="minorAscii"/>
+          <w:sz w:val="22"/>
+          <w:szCs w:val="22"/>
+        </w:rPr>
+        <w:t>Strong foundation</w:t>
+      </w:r>
+      <w:r>
+        <w:rPr>
+          <w:rFonts w:ascii="Calibri" w:hAnsi="Calibri" w:eastAsia="Calibri" w:cs="Calibri" w:asciiTheme="minorAscii" w:hAnsiTheme="minorAscii" w:eastAsiaTheme="minorAscii" w:cstheme="minorAscii"/>
+          <w:sz w:val="22"/>
+          <w:szCs w:val="22"/>
+        </w:rPr>
+        <w:t xml:space="preserve"> in Ps</w:t>
+      </w:r>
+      <w:r>
+        <w:rPr>
+          <w:rFonts w:ascii="Calibri" w:hAnsi="Calibri" w:eastAsia="Calibri" w:cs="Calibri" w:asciiTheme="minorAscii" w:hAnsiTheme="minorAscii" w:eastAsiaTheme="minorAscii" w:cstheme="minorAscii"/>
+          <w:sz w:val="22"/>
+          <w:szCs w:val="22"/>
+        </w:rPr>
+        <w:t>ychrometric charts, Fan/pump curves, Thermodynamics</w:t>
+      </w:r>
+      <w:r>
+        <w:rPr>
+          <w:rFonts w:ascii="Calibri" w:hAnsi="Calibri" w:eastAsia="Calibri" w:cs="Calibri" w:asciiTheme="minorAscii" w:hAnsiTheme="minorAscii" w:eastAsiaTheme="minorAscii" w:cstheme="minorAscii"/>
+          <w:sz w:val="22"/>
+          <w:szCs w:val="22"/>
+        </w:rPr>
+        <w:t>, Fluid Mechanics</w:t>
+      </w:r>
+      <w:r>
+        <w:rPr>
+          <w:rFonts w:ascii="Calibri" w:hAnsi="Calibri" w:eastAsia="Calibri" w:cs="Calibri" w:asciiTheme="minorAscii" w:hAnsiTheme="minorAscii" w:eastAsiaTheme="minorAscii" w:cstheme="minorAscii"/>
+          <w:sz w:val="22"/>
+          <w:szCs w:val="22"/>
+        </w:rPr>
+        <w:t>.</w:t>
+      </w:r>
+    </w:p>
+    <w:p>
+      <w:pPr>
+        <w:pStyle w:val="NoSpacing"/>
+        <w:numPr>
+          <w:ilvl w:val="0"/>
+          <w:numId w:val="23"/>
+        </w:numPr>
+        <w:rPr>
+          <w:rFonts w:ascii="Calibri" w:hAnsi="Calibri" w:eastAsia="Calibri" w:cs="Calibri" w:asciiTheme="minorAscii" w:hAnsiTheme="minorAscii" w:eastAsiaTheme="minorAscii" w:cstheme="minorAscii"/>
+          <w:color w:val="000000" w:themeColor="text1" w:themeTint="FF" w:themeShade="FF"/>
+          <w:sz w:val="22"/>
+          <w:szCs w:val="22"/>
+        </w:rPr>
+      </w:pPr>
+      <w:r>
+        <w:rPr>
+          <w:rFonts w:ascii="Calibri" w:hAnsi="Calibri" w:eastAsia="Calibri" w:cs="Calibri" w:asciiTheme="minorAscii" w:hAnsiTheme="minorAscii" w:eastAsiaTheme="minorAscii" w:cstheme="minorAscii"/>
+          <w:noProof w:val="0"/>
+          <w:sz w:val="22"/>
+          <w:szCs w:val="22"/>
+          <w:lang w:val="en-IN"/>
+        </w:rPr>
+        <w:t>Extremely motivated team player, consistently improving processes and taking full responsibility for work</w:t>
+      </w:r>
+      <w:r>
+        <w:rPr>
+          <w:rFonts w:ascii="Calibri" w:hAnsi="Calibri" w:eastAsia="Calibri" w:cs="Calibri" w:asciiTheme="minorAscii" w:hAnsiTheme="minorAscii" w:eastAsiaTheme="minorAscii" w:cstheme="minorAscii"/>
+          <w:noProof w:val="0"/>
+          <w:sz w:val="22"/>
+          <w:szCs w:val="22"/>
+          <w:lang w:val="en-IN"/>
+        </w:rPr>
+        <w:t>.</w:t>
+      </w:r>
+    </w:p>
+    <w:p>
+      <w:pPr>
+        <w:pStyle w:val="NoSpacing"/>
+        <w:ind w:left="0"/>
+        <w:rPr>
+          <w:rFonts w:ascii="Calibri" w:hAnsi="Calibri" w:eastAsia="Calibri" w:cs="Calibri" w:asciiTheme="minorAscii" w:hAnsiTheme="minorAscii" w:eastAsiaTheme="minorAscii" w:cstheme="minorAscii"/>
+          <w:color w:val="000000" w:themeColor="text1" w:themeTint="FF" w:themeShade="FF"/>
+          <w:sz w:val="22"/>
+          <w:szCs w:val="22"/>
+        </w:rPr>
+      </w:pPr>
+    </w:p>
+    <w:p>
+      <w:pPr>
+        <w:pStyle w:val="NoSpacing"/>
+        <w:spacing w:after="40"/>
+        <w:jc w:val="left"/>
+        <w:rPr>
+          <w:rFonts w:ascii="Calibri" w:hAnsi="Calibri" w:cs="Calibri" w:asciiTheme="minorAscii" w:hAnsiTheme="minorAscii" w:cstheme="minorAscii"/>
+          <w:b w:val="1"/>
+          <w:bCs w:val="1"/>
+          <w:color w:val="000000" w:themeColor="text1"/>
+          <w:sz w:val="36"/>
+          <w:szCs w:val="36"/>
+        </w:rPr>
+      </w:pPr>
+      <w:r>
+        <w:drawing>
+          <wp:inline wp14:editId="6E54A271" wp14:anchorId="61670A84">
+            <wp:extent cx="237744" cy="237744"/>
+            <wp:effectExtent l="0" t="0" r="0" b="0"/>
+            <wp:docPr id="5" name="Picture 5" title=""/>
+            <wp:cNvGraphicFramePr>
+              <a:graphicFrameLocks noChangeAspect="1"/>
+            </wp:cNvGraphicFramePr>
+            <a:graphic>
+              <a:graphicData uri="http://schemas.openxmlformats.org/drawingml/2006/picture">
+                <pic:pic>
+                  <pic:nvPicPr>
+                    <pic:cNvPr id="0" name="Picture 5"/>
+                    <pic:cNvPicPr/>
+                  </pic:nvPicPr>
+                  <pic:blipFill>
+                    <a:blip r:embed="R61a92ec96c474ccb">
+                      <a:extLst xmlns:a="http://schemas.openxmlformats.org/drawingml/2006/main">
+                        <a:ext uri="{28A0092B-C50C-407E-A947-70E740481C1C}">
+                          <a14:useLocalDpi xmlns:a14="http://schemas.microsoft.com/office/drawing/2010/main" val="0"/>
+                        </a:ext>
+                      </a:extLst>
+                    </a:blip>
+                    <a:stretch>
+                      <a:fillRect/>
+                    </a:stretch>
+                  </pic:blipFill>
+                  <pic:spPr>
+                    <a:xfrm rot="0" flipH="0" flipV="0">
+                      <a:off x="0" y="0"/>
+                      <a:ext cx="237744" cy="237744"/>
+                    </a:xfrm>
+                    <a:prstGeom prst="rect">
+                      <a:avLst/>
+                    </a:prstGeom>
+                  </pic:spPr>
+                </pic:pic>
+              </a:graphicData>
+            </a:graphic>
+          </wp:inline>
+        </w:drawing>
+      </w:r>
+      <w:r>
+        <w:rPr>
+          <w:rFonts w:ascii="Calibri" w:hAnsi="Calibri" w:cs="Calibri" w:asciiTheme="minorAscii" w:hAnsiTheme="minorAscii" w:cstheme="minorAscii"/>
+          <w:b w:val="1"/>
+          <w:bCs w:val="1"/>
+          <w:color w:val="000000" w:themeColor="text1" w:themeTint="FF" w:themeShade="FF"/>
+          <w:sz w:val="36"/>
+          <w:szCs w:val="36"/>
+        </w:rPr>
+        <w:t xml:space="preserve"> </w:t>
+      </w:r>
+      <w:r>
+        <w:rPr>
+          <w:rFonts w:ascii="Calibri" w:hAnsi="Calibri" w:cs="Calibri" w:asciiTheme="minorAscii" w:hAnsiTheme="minorAscii" w:cstheme="minorAscii"/>
+          <w:b w:val="1"/>
+          <w:bCs w:val="1"/>
+          <w:color w:val="000000" w:themeColor="text1" w:themeTint="FF" w:themeShade="FF"/>
+          <w:sz w:val="36"/>
+          <w:szCs w:val="36"/>
+        </w:rPr>
+        <w:t xml:space="preserve"> </w:t>
+      </w:r>
+      <w:r>
+        <w:rPr>
+          <w:rFonts w:ascii="Calibri" w:hAnsi="Calibri" w:cs="Calibri" w:asciiTheme="minorAscii" w:hAnsiTheme="minorAscii" w:cstheme="minorAscii"/>
+          <w:b w:val="1"/>
+          <w:bCs w:val="1"/>
+          <w:color w:val="000000" w:themeColor="text1" w:themeTint="FF" w:themeShade="FF"/>
+          <w:sz w:val="36"/>
+          <w:szCs w:val="36"/>
+        </w:rPr>
+        <w:t>PROFESSIONAL EXPERIENCE</w:t>
+      </w:r>
+    </w:p>
+    <w:p>
+      <w:pPr>
+        <w:pStyle w:val="NoSpacing"/>
+        <w:ind w:firstLine="360"/>
+        <w:rPr>
+          <w:rFonts w:ascii="Calibri" w:hAnsi="Calibri" w:cs="Calibri" w:asciiTheme="minorAscii" w:hAnsiTheme="minorAscii" w:cstheme="minorAscii"/>
+          <w:b w:val="1"/>
+          <w:bCs w:val="1"/>
+          <w:color w:val="000000" w:themeColor="text1"/>
+        </w:rPr>
+      </w:pPr>
+      <w:r>
+        <w:rPr>
+          <w:rFonts w:ascii="Calibri" w:hAnsi="Calibri" w:cs="Calibri" w:asciiTheme="minorAscii" w:hAnsiTheme="minorAscii" w:cstheme="minorAscii"/>
+          <w:b w:val="1"/>
+          <w:bCs w:val="1"/>
+          <w:color w:val="000000" w:themeColor="text1" w:themeTint="FF" w:themeShade="FF"/>
+        </w:rPr>
+        <w:t xml:space="preserve">Project Manager </w:t>
+      </w:r>
+      <w:r>
+        <w:rPr>
+          <w:rFonts w:ascii="Calibri" w:hAnsi="Calibri" w:cs="Calibri" w:asciiTheme="minorAscii" w:hAnsiTheme="minorAscii" w:cstheme="minorAscii"/>
+          <w:b w:val="1"/>
+          <w:bCs w:val="1"/>
+          <w:color w:val="000000" w:themeColor="text1" w:themeTint="FF" w:themeShade="FF"/>
+        </w:rPr>
+        <w:t xml:space="preserve">| </w:t>
+      </w:r>
+      <w:r>
+        <w:rPr>
+          <w:rStyle w:val="Emphasis"/>
+          <w:rFonts w:ascii="Calibri" w:hAnsi="Calibri" w:eastAsia="Proxima Nova" w:cs="Calibri" w:asciiTheme="minorAscii" w:hAnsiTheme="minorAscii" w:cstheme="minorAscii"/>
+          <w:b w:val="1"/>
+          <w:bCs w:val="1"/>
+          <w:color w:val="000000" w:themeColor="text1" w:themeTint="FF" w:themeShade="FF"/>
+          <w:sz w:val="24"/>
+          <w:szCs w:val="24"/>
+          <w:lang w:eastAsia="en-IN" w:bidi="ar-SA"/>
+        </w:rPr>
+        <w:t>S</w:t>
+      </w:r>
+      <w:r>
+        <w:rPr>
+          <w:rStyle w:val="Emphasis"/>
+          <w:rFonts w:ascii="Calibri" w:hAnsi="Calibri" w:eastAsia="Proxima Nova" w:cs="Calibri" w:asciiTheme="minorAscii" w:hAnsiTheme="minorAscii" w:cstheme="minorAscii"/>
+          <w:b w:val="1"/>
+          <w:bCs w:val="1"/>
+          <w:color w:val="000000" w:themeColor="text1" w:themeTint="FF" w:themeShade="FF"/>
+          <w:sz w:val="24"/>
+          <w:szCs w:val="24"/>
+          <w:lang w:eastAsia="en-IN" w:bidi="ar-SA"/>
+        </w:rPr>
+        <w:t>C Engineers</w:t>
+      </w:r>
+      <w:r>
+        <w:rPr>
+          <w:rStyle w:val="Emphasis"/>
+          <w:rFonts w:ascii="Calibri" w:hAnsi="Calibri" w:eastAsia="Proxima Nova" w:cs="Calibri" w:asciiTheme="minorAscii" w:hAnsiTheme="minorAscii" w:cstheme="minorAscii"/>
+          <w:b w:val="1"/>
+          <w:bCs w:val="1"/>
+          <w:color w:val="000000" w:themeColor="text1" w:themeTint="FF" w:themeShade="FF"/>
+          <w:sz w:val="24"/>
+          <w:szCs w:val="24"/>
+          <w:lang w:eastAsia="en-IN" w:bidi="ar-SA"/>
+        </w:rPr>
+        <w:t xml:space="preserve">, </w:t>
+      </w:r>
+      <w:r>
+        <w:rPr>
+          <w:rStyle w:val="Emphasis"/>
+          <w:rFonts w:ascii="Calibri" w:hAnsi="Calibri" w:eastAsia="Proxima Nova" w:cs="Calibri" w:asciiTheme="minorAscii" w:hAnsiTheme="minorAscii" w:cstheme="minorAscii"/>
+          <w:b w:val="1"/>
+          <w:bCs w:val="1"/>
+          <w:color w:val="000000" w:themeColor="text1" w:themeTint="FF" w:themeShade="FF"/>
+          <w:sz w:val="24"/>
+          <w:szCs w:val="24"/>
+          <w:lang w:eastAsia="en-IN" w:bidi="ar-SA"/>
+        </w:rPr>
+        <w:t>CA</w:t>
+      </w:r>
+      <w:r>
+        <w:rPr>
+          <w:rStyle w:val="Emphasis"/>
+          <w:rFonts w:ascii="Calibri" w:hAnsi="Calibri" w:eastAsia="Proxima Nova" w:cs="Calibri" w:asciiTheme="minorAscii" w:hAnsiTheme="minorAscii" w:cstheme="minorAscii"/>
+          <w:b w:val="1"/>
+          <w:bCs w:val="1"/>
+          <w:color w:val="000000" w:themeColor="text1" w:themeTint="FF" w:themeShade="FF"/>
+          <w:sz w:val="24"/>
+          <w:szCs w:val="24"/>
+          <w:lang w:eastAsia="en-IN" w:bidi="ar-SA"/>
+        </w:rPr>
+        <w:t xml:space="preserve"> </w:t>
+      </w:r>
+      <w:r>
+        <w:rPr>
+          <w:rStyle w:val="Emphasis"/>
+          <w:rFonts w:ascii="Calibri" w:hAnsi="Calibri" w:cs="Calibri" w:asciiTheme="minorAscii" w:hAnsiTheme="minorAscii" w:cstheme="minorAscii"/>
+          <w:b w:val="1"/>
+          <w:bCs w:val="1"/>
+          <w:color w:val="000000" w:themeColor="text1" w:themeTint="FF" w:themeShade="FF"/>
+          <w:sz w:val="24"/>
+          <w:szCs w:val="24"/>
+        </w:rPr>
+        <w:t xml:space="preserve">                                                                                              </w:t>
+      </w:r>
+      <w:r>
+        <w:rPr>
+          <w:rFonts w:ascii="Calibri" w:hAnsi="Calibri" w:cs="Calibri" w:asciiTheme="minorAscii" w:hAnsiTheme="minorAscii" w:cstheme="minorAscii"/>
+          <w:b w:val="1"/>
+          <w:bCs w:val="1"/>
+          <w:color w:val="000000" w:themeColor="text1" w:themeTint="FF" w:themeShade="FF"/>
+        </w:rPr>
+        <w:t>MARCH</w:t>
+      </w:r>
+      <w:r>
+        <w:rPr>
+          <w:rFonts w:ascii="Calibri" w:hAnsi="Calibri" w:cs="Calibri" w:asciiTheme="minorAscii" w:hAnsiTheme="minorAscii" w:cstheme="minorAscii"/>
+          <w:b w:val="1"/>
+          <w:bCs w:val="1"/>
+          <w:color w:val="000000" w:themeColor="text1" w:themeTint="FF" w:themeShade="FF"/>
+        </w:rPr>
+        <w:t xml:space="preserve"> 20</w:t>
+      </w:r>
+      <w:r>
+        <w:rPr>
+          <w:rFonts w:ascii="Calibri" w:hAnsi="Calibri" w:cs="Calibri" w:asciiTheme="minorAscii" w:hAnsiTheme="minorAscii" w:cstheme="minorAscii"/>
+          <w:b w:val="1"/>
+          <w:bCs w:val="1"/>
+          <w:color w:val="000000" w:themeColor="text1" w:themeTint="FF" w:themeShade="FF"/>
+        </w:rPr>
+        <w:t>21</w:t>
+      </w:r>
+      <w:r>
+        <w:rPr>
+          <w:rFonts w:ascii="Calibri" w:hAnsi="Calibri" w:cs="Calibri" w:asciiTheme="minorAscii" w:hAnsiTheme="minorAscii" w:cstheme="minorAscii"/>
+          <w:b w:val="1"/>
+          <w:bCs w:val="1"/>
+          <w:color w:val="000000" w:themeColor="text1" w:themeTint="FF" w:themeShade="FF"/>
+        </w:rPr>
+        <w:t xml:space="preserve"> – PRESENT</w:t>
+      </w:r>
+    </w:p>
+    <w:p w14:noSpellErr="1">
+      <w:pPr>
+        <w:pStyle w:val="NoSpacing"/>
+        <w:numPr>
+          <w:ilvl w:val="0"/>
+          <w:numId w:val="21"/>
+        </w:numPr>
+        <w:rPr>
+          <w:rFonts w:ascii="Calibri" w:hAnsi="Calibri" w:cs="Calibri" w:asciiTheme="minorAscii" w:hAnsiTheme="minorAscii" w:cstheme="minorAscii"/>
+          <w:color w:val="000000" w:themeColor="text1"/>
+          <w:sz w:val="22"/>
+          <w:szCs w:val="22"/>
+        </w:rPr>
+      </w:pPr>
+      <w:r>
+        <w:rPr>
+          <w:rFonts w:ascii="Calibri" w:hAnsi="Calibri" w:cs="Calibri" w:asciiTheme="minorAscii" w:hAnsiTheme="minorAscii" w:cstheme="minorAscii"/>
+          <w:color w:val="000000" w:themeColor="text1" w:themeTint="FF" w:themeShade="FF"/>
+          <w:sz w:val="22"/>
+          <w:szCs w:val="22"/>
+        </w:rPr>
+        <w:t xml:space="preserve">Types of projects – </w:t>
+      </w:r>
+      <w:r>
+        <w:rPr>
+          <w:rFonts w:ascii="Calibri" w:hAnsi="Calibri" w:cs="Calibri" w:asciiTheme="minorAscii" w:hAnsiTheme="minorAscii" w:cstheme="minorAscii"/>
+          <w:b w:val="1"/>
+          <w:bCs w:val="1"/>
+          <w:color w:val="000000" w:themeColor="text1" w:themeTint="FF" w:themeShade="FF"/>
+          <w:sz w:val="22"/>
+          <w:szCs w:val="22"/>
+          <w:u w:val="none"/>
+        </w:rPr>
+        <w:t>Laboratories, Healthcare, Industrial</w:t>
+      </w:r>
+      <w:r>
+        <w:rPr>
+          <w:rFonts w:ascii="Calibri" w:hAnsi="Calibri" w:cs="Calibri" w:asciiTheme="minorAscii" w:hAnsiTheme="minorAscii" w:cstheme="minorAscii"/>
+          <w:b w:val="1"/>
+          <w:bCs w:val="1"/>
+          <w:color w:val="000000" w:themeColor="text1" w:themeTint="FF" w:themeShade="FF"/>
+          <w:sz w:val="22"/>
+          <w:szCs w:val="22"/>
+          <w:u w:val="none"/>
+        </w:rPr>
+        <w:t xml:space="preserve"> and</w:t>
+      </w:r>
+      <w:r>
+        <w:rPr>
+          <w:rFonts w:ascii="Calibri" w:hAnsi="Calibri" w:cs="Calibri" w:asciiTheme="minorAscii" w:hAnsiTheme="minorAscii" w:cstheme="minorAscii"/>
+          <w:b w:val="1"/>
+          <w:bCs w:val="1"/>
+          <w:color w:val="000000" w:themeColor="text1" w:themeTint="FF" w:themeShade="FF"/>
+          <w:sz w:val="22"/>
+          <w:szCs w:val="22"/>
+          <w:u w:val="none"/>
+        </w:rPr>
+        <w:t xml:space="preserve"> </w:t>
+      </w:r>
+      <w:r>
+        <w:rPr>
+          <w:rFonts w:ascii="Calibri" w:hAnsi="Calibri" w:cs="Calibri" w:asciiTheme="minorAscii" w:hAnsiTheme="minorAscii" w:cstheme="minorAscii"/>
+          <w:b w:val="1"/>
+          <w:bCs w:val="1"/>
+          <w:color w:val="000000" w:themeColor="text1" w:themeTint="FF" w:themeShade="FF"/>
+          <w:sz w:val="22"/>
+          <w:szCs w:val="22"/>
+          <w:u w:val="none"/>
+        </w:rPr>
+        <w:t>Various G</w:t>
+      </w:r>
+      <w:r>
+        <w:rPr>
+          <w:rFonts w:ascii="Calibri" w:hAnsi="Calibri" w:cs="Calibri" w:asciiTheme="minorAscii" w:hAnsiTheme="minorAscii" w:cstheme="minorAscii"/>
+          <w:b w:val="1"/>
+          <w:bCs w:val="1"/>
+          <w:color w:val="000000" w:themeColor="text1" w:themeTint="FF" w:themeShade="FF"/>
+          <w:sz w:val="22"/>
+          <w:szCs w:val="22"/>
+          <w:u w:val="none"/>
+        </w:rPr>
+        <w:t>overnment Design Build Projects</w:t>
+      </w:r>
+      <w:r>
+        <w:rPr>
+          <w:rFonts w:ascii="Calibri" w:hAnsi="Calibri" w:cs="Calibri" w:asciiTheme="minorAscii" w:hAnsiTheme="minorAscii" w:cstheme="minorAscii"/>
+          <w:color w:val="000000" w:themeColor="text1" w:themeTint="FF" w:themeShade="FF"/>
+          <w:sz w:val="22"/>
+          <w:szCs w:val="22"/>
+        </w:rPr>
+        <w:t>.</w:t>
+      </w:r>
+    </w:p>
+    <w:p w14:noSpellErr="1">
+      <w:pPr>
+        <w:pStyle w:val="NoSpacing"/>
+        <w:numPr>
+          <w:ilvl w:val="0"/>
+          <w:numId w:val="21"/>
+        </w:numPr>
+        <w:rPr>
+          <w:rFonts w:ascii="Calibri" w:hAnsi="Calibri" w:cs="Calibri" w:asciiTheme="minorAscii" w:hAnsiTheme="minorAscii" w:cstheme="minorAscii"/>
+          <w:color w:val="000000" w:themeColor="text1"/>
+          <w:sz w:val="22"/>
+          <w:szCs w:val="22"/>
+        </w:rPr>
+      </w:pPr>
+      <w:r>
+        <w:rPr>
+          <w:rFonts w:ascii="Calibri" w:hAnsi="Calibri" w:cs="Calibri" w:asciiTheme="minorAscii" w:hAnsiTheme="minorAscii" w:cstheme="minorAscii"/>
+          <w:color w:val="000000" w:themeColor="text1" w:themeTint="FF" w:themeShade="FF"/>
+          <w:sz w:val="22"/>
+          <w:szCs w:val="22"/>
+        </w:rPr>
+        <w:t>Managed multiple projects</w:t>
+      </w:r>
+      <w:r>
+        <w:rPr>
+          <w:rFonts w:ascii="Calibri" w:hAnsi="Calibri" w:cs="Calibri" w:asciiTheme="minorAscii" w:hAnsiTheme="minorAscii" w:cstheme="minorAscii"/>
+          <w:color w:val="000000" w:themeColor="text1" w:themeTint="FF" w:themeShade="FF"/>
+          <w:sz w:val="22"/>
+          <w:szCs w:val="22"/>
+        </w:rPr>
+        <w:t xml:space="preserve"> </w:t>
+      </w:r>
+      <w:r>
+        <w:rPr>
+          <w:rFonts w:ascii="Calibri" w:hAnsi="Calibri" w:cs="Calibri" w:asciiTheme="minorAscii" w:hAnsiTheme="minorAscii" w:cstheme="minorAscii"/>
+          <w:color w:val="000000" w:themeColor="text1" w:themeTint="FF" w:themeShade="FF"/>
+          <w:sz w:val="22"/>
+          <w:szCs w:val="22"/>
+        </w:rPr>
+        <w:t xml:space="preserve">simultaneously </w:t>
+      </w:r>
+      <w:r>
+        <w:rPr>
+          <w:rFonts w:ascii="Calibri" w:hAnsi="Calibri" w:cs="Calibri" w:asciiTheme="minorAscii" w:hAnsiTheme="minorAscii" w:cstheme="minorAscii"/>
+          <w:color w:val="000000" w:themeColor="text1" w:themeTint="FF" w:themeShade="FF"/>
+          <w:sz w:val="22"/>
+          <w:szCs w:val="22"/>
+        </w:rPr>
+        <w:t>for mechanical and plumbing</w:t>
+      </w:r>
+      <w:r>
+        <w:rPr>
+          <w:rFonts w:ascii="Calibri" w:hAnsi="Calibri" w:cs="Calibri" w:asciiTheme="minorAscii" w:hAnsiTheme="minorAscii" w:cstheme="minorAscii"/>
+          <w:color w:val="000000" w:themeColor="text1" w:themeTint="FF" w:themeShade="FF"/>
+          <w:sz w:val="22"/>
+          <w:szCs w:val="22"/>
+        </w:rPr>
+        <w:t xml:space="preserve"> design</w:t>
+      </w:r>
+      <w:r>
+        <w:rPr>
+          <w:rFonts w:ascii="Calibri" w:hAnsi="Calibri" w:cs="Calibri" w:asciiTheme="minorAscii" w:hAnsiTheme="minorAscii" w:cstheme="minorAscii"/>
+          <w:color w:val="000000" w:themeColor="text1" w:themeTint="FF" w:themeShade="FF"/>
+          <w:sz w:val="22"/>
+          <w:szCs w:val="22"/>
+        </w:rPr>
+        <w:t>, serving as the</w:t>
+      </w:r>
+      <w:r>
+        <w:rPr>
+          <w:rFonts w:ascii="Calibri" w:hAnsi="Calibri" w:cs="Calibri" w:asciiTheme="minorAscii" w:hAnsiTheme="minorAscii" w:cstheme="minorAscii"/>
+          <w:color w:val="000000" w:themeColor="text1" w:themeTint="FF" w:themeShade="FF"/>
+          <w:sz w:val="22"/>
+          <w:szCs w:val="22"/>
+        </w:rPr>
+        <w:t xml:space="preserve"> P</w:t>
+      </w:r>
+      <w:r>
+        <w:rPr>
+          <w:rFonts w:ascii="Calibri" w:hAnsi="Calibri" w:cs="Calibri" w:asciiTheme="minorAscii" w:hAnsiTheme="minorAscii" w:cstheme="minorAscii"/>
+          <w:color w:val="000000" w:themeColor="text1" w:themeTint="FF" w:themeShade="FF"/>
+          <w:sz w:val="22"/>
+          <w:szCs w:val="22"/>
+        </w:rPr>
+        <w:t>M</w:t>
+      </w:r>
+      <w:r>
+        <w:rPr>
+          <w:rFonts w:ascii="Calibri" w:hAnsi="Calibri" w:cs="Calibri" w:asciiTheme="minorAscii" w:hAnsiTheme="minorAscii" w:cstheme="minorAscii"/>
+          <w:color w:val="000000" w:themeColor="text1" w:themeTint="FF" w:themeShade="FF"/>
+          <w:sz w:val="22"/>
+          <w:szCs w:val="22"/>
+        </w:rPr>
+        <w:t xml:space="preserve"> for the </w:t>
+      </w:r>
+      <w:r>
+        <w:rPr>
+          <w:rFonts w:ascii="Calibri" w:hAnsi="Calibri" w:cs="Calibri" w:asciiTheme="minorAscii" w:hAnsiTheme="minorAscii" w:cstheme="minorAscii"/>
+          <w:color w:val="000000" w:themeColor="text1" w:themeTint="FF" w:themeShade="FF"/>
+          <w:sz w:val="22"/>
+          <w:szCs w:val="22"/>
+        </w:rPr>
+        <w:t>project</w:t>
+      </w:r>
+      <w:r>
+        <w:rPr>
+          <w:rFonts w:ascii="Calibri" w:hAnsi="Calibri" w:cs="Calibri" w:asciiTheme="minorAscii" w:hAnsiTheme="minorAscii" w:cstheme="minorAscii"/>
+          <w:color w:val="000000" w:themeColor="text1" w:themeTint="FF" w:themeShade="FF"/>
+          <w:sz w:val="22"/>
+          <w:szCs w:val="22"/>
+        </w:rPr>
+        <w:t xml:space="preserve">. </w:t>
+      </w:r>
+    </w:p>
+    <w:p>
+      <w:pPr>
+        <w:pStyle w:val="NoSpacing"/>
+        <w:numPr>
+          <w:ilvl w:val="0"/>
+          <w:numId w:val="21"/>
+        </w:numPr>
+        <w:rPr>
+          <w:rFonts w:ascii="Calibri" w:hAnsi="Calibri" w:eastAsia="Calibri" w:cs="Calibri"/>
+          <w:noProof w:val="0"/>
+          <w:sz w:val="22"/>
+          <w:szCs w:val="22"/>
+          <w:lang w:val="en-IN"/>
+        </w:rPr>
+      </w:pPr>
+      <w:r>
+        <w:rPr>
+          <w:rFonts w:ascii="Calibri" w:hAnsi="Calibri" w:eastAsia="Calibri" w:cs="Calibri"/>
+          <w:noProof w:val="0"/>
+          <w:sz w:val="22"/>
+          <w:szCs w:val="22"/>
+          <w:lang w:val="en-IN"/>
+        </w:rPr>
+        <w:t xml:space="preserve">Trained Junior Engineers in design and </w:t>
+      </w:r>
+      <w:r>
+        <w:rPr>
+          <w:rFonts w:ascii="Calibri" w:hAnsi="Calibri" w:eastAsia="Calibri" w:cs="Calibri"/>
+          <w:noProof w:val="0"/>
+          <w:sz w:val="22"/>
+          <w:szCs w:val="22"/>
+          <w:lang w:val="en-IN"/>
+        </w:rPr>
+        <w:t>calculations and</w:t>
+      </w:r>
+      <w:r>
+        <w:rPr>
+          <w:rFonts w:ascii="Calibri" w:hAnsi="Calibri" w:eastAsia="Calibri" w:cs="Calibri"/>
+          <w:noProof w:val="0"/>
+          <w:sz w:val="22"/>
+          <w:szCs w:val="22"/>
+          <w:lang w:val="en-IN"/>
+        </w:rPr>
+        <w:t xml:space="preserve"> provided clear PDF markups to advance the design.</w:t>
+      </w:r>
+    </w:p>
+    <w:p>
+      <w:pPr>
+        <w:pStyle w:val="NoSpacing"/>
+        <w:numPr>
+          <w:ilvl w:val="0"/>
+          <w:numId w:val="21"/>
+        </w:numPr>
+        <w:rPr>
+          <w:rFonts w:ascii="Calibri" w:hAnsi="Calibri" w:eastAsia="Calibri" w:cs="Calibri"/>
+          <w:noProof w:val="0"/>
+          <w:sz w:val="22"/>
+          <w:szCs w:val="22"/>
+          <w:lang w:val="en-IN"/>
+        </w:rPr>
+      </w:pPr>
+      <w:r>
+        <w:rPr>
+          <w:rFonts w:ascii="Calibri" w:hAnsi="Calibri" w:eastAsia="Calibri" w:cs="Calibri"/>
+          <w:noProof w:val="0"/>
+          <w:sz w:val="22"/>
+          <w:szCs w:val="22"/>
+          <w:lang w:val="en-IN"/>
+        </w:rPr>
+        <w:t xml:space="preserve">Independently collaborated with clients or contractors to deliver effective design solution for complex </w:t>
+      </w:r>
+      <w:r>
+        <w:rPr>
+          <w:rFonts w:ascii="Calibri" w:hAnsi="Calibri" w:eastAsia="Calibri" w:cs="Calibri"/>
+          <w:noProof w:val="0"/>
+          <w:sz w:val="22"/>
+          <w:szCs w:val="22"/>
+          <w:lang w:val="en-IN"/>
+        </w:rPr>
+        <w:t>challenges</w:t>
+      </w:r>
+      <w:r>
+        <w:rPr>
+          <w:rFonts w:ascii="Calibri" w:hAnsi="Calibri" w:eastAsia="Calibri" w:cs="Calibri"/>
+          <w:noProof w:val="0"/>
+          <w:sz w:val="22"/>
+          <w:szCs w:val="22"/>
+          <w:lang w:val="en-IN"/>
+        </w:rPr>
+        <w:t>.</w:t>
+      </w:r>
+    </w:p>
+    <w:p>
+      <w:pPr>
+        <w:pStyle w:val="NoSpacing"/>
+        <w:ind w:left="0" w:firstLine="0"/>
+        <w:rPr>
+          <w:rFonts w:ascii="Calibri" w:hAnsi="Calibri" w:cs="Calibri" w:asciiTheme="minorAscii" w:hAnsiTheme="minorAscii" w:cstheme="minorAscii"/>
+          <w:b w:val="1"/>
+          <w:bCs w:val="1"/>
+          <w:color w:val="595959" w:themeColor="text1" w:themeTint="A6" w:themeShade="FF"/>
+        </w:rPr>
+      </w:pPr>
+      <w:r>
+        <w:rPr>
+          <w:rFonts w:ascii="Calibri" w:hAnsi="Calibri" w:cs="Calibri" w:asciiTheme="minorAscii" w:hAnsiTheme="minorAscii" w:cstheme="minorAscii"/>
+          <w:b w:val="1"/>
+          <w:bCs w:val="1"/>
+          <w:color w:val="000000" w:themeColor="text1" w:themeTint="FF" w:themeShade="FF"/>
+        </w:rPr>
+        <w:t xml:space="preserve">      </w:t>
+      </w:r>
+      <w:r>
+        <w:rPr>
+          <w:rFonts w:ascii="Calibri" w:hAnsi="Calibri" w:cs="Calibri" w:asciiTheme="minorAscii" w:hAnsiTheme="minorAscii" w:cstheme="minorAscii"/>
+          <w:b w:val="1"/>
+          <w:bCs w:val="1"/>
+          <w:color w:val="000000" w:themeColor="text1" w:themeTint="FF" w:themeShade="FF"/>
+        </w:rPr>
+        <w:t xml:space="preserve">Project </w:t>
+      </w:r>
+      <w:r>
+        <w:rPr>
+          <w:rFonts w:ascii="Calibri" w:hAnsi="Calibri" w:cs="Calibri" w:asciiTheme="minorAscii" w:hAnsiTheme="minorAscii" w:cstheme="minorAscii"/>
+          <w:b w:val="1"/>
+          <w:bCs w:val="1"/>
+          <w:color w:val="000000" w:themeColor="text1" w:themeTint="FF" w:themeShade="FF"/>
+        </w:rPr>
+        <w:t>Engineer</w:t>
+      </w:r>
+    </w:p>
+    <w:p>
+      <w:pPr>
+        <w:pStyle w:val="NoSpacing"/>
+        <w:numPr>
+          <w:ilvl w:val="0"/>
+          <w:numId w:val="24"/>
+        </w:numPr>
+        <w:rPr>
+          <w:rFonts w:ascii="Calibri" w:hAnsi="Calibri" w:eastAsia="Calibri" w:cs="Calibri" w:asciiTheme="minorAscii" w:hAnsiTheme="minorAscii" w:eastAsiaTheme="minorAscii" w:cstheme="minorAscii"/>
+          <w:color w:val="000000" w:themeColor="text1" w:themeTint="FF" w:themeShade="FF"/>
+          <w:sz w:val="22"/>
+          <w:szCs w:val="22"/>
+        </w:rPr>
+      </w:pPr>
+      <w:r>
+        <w:rPr>
+          <w:rFonts w:ascii="Calibri" w:hAnsi="Calibri" w:eastAsia="Calibri" w:cs="Calibri" w:asciiTheme="minorAscii" w:hAnsiTheme="minorAscii" w:eastAsiaTheme="minorAscii" w:cstheme="minorAscii"/>
+          <w:sz w:val="22"/>
+          <w:szCs w:val="22"/>
+        </w:rPr>
+        <w:t>Took initiative to create</w:t>
+      </w:r>
+      <w:r>
+        <w:rPr>
+          <w:rFonts w:ascii="Calibri" w:hAnsi="Calibri" w:eastAsia="Calibri" w:cs="Calibri" w:asciiTheme="minorAscii" w:hAnsiTheme="minorAscii" w:eastAsiaTheme="minorAscii" w:cstheme="minorAscii"/>
+          <w:sz w:val="22"/>
+          <w:szCs w:val="22"/>
+        </w:rPr>
+        <w:t xml:space="preserve"> </w:t>
+      </w:r>
+      <w:r>
+        <w:rPr>
+          <w:rFonts w:ascii="Calibri" w:hAnsi="Calibri" w:eastAsia="Calibri" w:cs="Calibri" w:asciiTheme="minorAscii" w:hAnsiTheme="minorAscii" w:eastAsiaTheme="minorAscii" w:cstheme="minorAscii"/>
+          <w:sz w:val="22"/>
+          <w:szCs w:val="22"/>
+        </w:rPr>
+        <w:t>Macro enabled Excel</w:t>
+      </w:r>
+      <w:r>
+        <w:rPr>
+          <w:rFonts w:ascii="Calibri" w:hAnsi="Calibri" w:eastAsia="Calibri" w:cs="Calibri" w:asciiTheme="minorAscii" w:hAnsiTheme="minorAscii" w:eastAsiaTheme="minorAscii" w:cstheme="minorAscii"/>
+          <w:sz w:val="22"/>
+          <w:szCs w:val="22"/>
+        </w:rPr>
+        <w:t xml:space="preserve"> for </w:t>
+      </w:r>
+      <w:r>
+        <w:rPr>
+          <w:rFonts w:ascii="Calibri" w:hAnsi="Calibri" w:eastAsia="Calibri" w:cs="Calibri" w:asciiTheme="minorAscii" w:hAnsiTheme="minorAscii" w:eastAsiaTheme="minorAscii" w:cstheme="minorAscii"/>
+          <w:sz w:val="22"/>
+          <w:szCs w:val="22"/>
+        </w:rPr>
+        <w:t>standardizing c</w:t>
+      </w:r>
+      <w:r>
+        <w:rPr>
+          <w:rFonts w:ascii="Calibri" w:hAnsi="Calibri" w:eastAsia="Calibri" w:cs="Calibri" w:asciiTheme="minorAscii" w:hAnsiTheme="minorAscii" w:eastAsiaTheme="minorAscii" w:cstheme="minorAscii"/>
+          <w:sz w:val="22"/>
+          <w:szCs w:val="22"/>
+        </w:rPr>
+        <w:t>alculation</w:t>
+      </w:r>
+      <w:r>
+        <w:rPr>
+          <w:rFonts w:ascii="Calibri" w:hAnsi="Calibri" w:eastAsia="Calibri" w:cs="Calibri" w:asciiTheme="minorAscii" w:hAnsiTheme="minorAscii" w:eastAsiaTheme="minorAscii" w:cstheme="minorAscii"/>
+          <w:sz w:val="22"/>
+          <w:szCs w:val="22"/>
+        </w:rPr>
+        <w:t>s</w:t>
+      </w:r>
+      <w:r>
+        <w:rPr>
+          <w:rFonts w:ascii="Calibri" w:hAnsi="Calibri" w:eastAsia="Calibri" w:cs="Calibri" w:asciiTheme="minorAscii" w:hAnsiTheme="minorAscii" w:eastAsiaTheme="minorAscii" w:cstheme="minorAscii"/>
+          <w:sz w:val="22"/>
+          <w:szCs w:val="22"/>
+        </w:rPr>
+        <w:t xml:space="preserve"> which led to 50% reduction in</w:t>
+      </w:r>
+      <w:r>
+        <w:rPr>
+          <w:rFonts w:ascii="Calibri" w:hAnsi="Calibri" w:eastAsia="Calibri" w:cs="Calibri" w:asciiTheme="minorAscii" w:hAnsiTheme="minorAscii" w:eastAsiaTheme="minorAscii" w:cstheme="minorAscii"/>
+          <w:sz w:val="22"/>
+          <w:szCs w:val="22"/>
+        </w:rPr>
+        <w:t xml:space="preserve"> design time</w:t>
+      </w:r>
+      <w:r>
+        <w:rPr>
+          <w:rFonts w:ascii="Calibri" w:hAnsi="Calibri" w:eastAsia="Calibri" w:cs="Calibri" w:asciiTheme="minorAscii" w:hAnsiTheme="minorAscii" w:eastAsiaTheme="minorAscii" w:cstheme="minorAscii"/>
+          <w:sz w:val="22"/>
+          <w:szCs w:val="22"/>
+        </w:rPr>
+        <w:t>.</w:t>
+      </w:r>
+    </w:p>
+    <w:p>
+      <w:pPr>
+        <w:pStyle w:val="NoSpacing"/>
+        <w:numPr>
+          <w:ilvl w:val="0"/>
+          <w:numId w:val="24"/>
+        </w:numPr>
+        <w:rPr>
+          <w:rFonts w:ascii="Calibri" w:hAnsi="Calibri" w:eastAsia="Calibri" w:cs="Calibri" w:asciiTheme="minorAscii" w:hAnsiTheme="minorAscii" w:eastAsiaTheme="minorAscii" w:cstheme="minorAscii"/>
+          <w:noProof w:val="0"/>
+          <w:sz w:val="22"/>
+          <w:szCs w:val="22"/>
+          <w:lang w:val="en-IN"/>
+        </w:rPr>
+      </w:pPr>
+      <w:r>
+        <w:rPr>
+          <w:rFonts w:ascii="Calibri" w:hAnsi="Calibri" w:eastAsia="Calibri" w:cs="Calibri" w:asciiTheme="minorAscii" w:hAnsiTheme="minorAscii" w:eastAsiaTheme="minorAscii" w:cstheme="minorAscii"/>
+          <w:noProof w:val="0"/>
+          <w:sz w:val="22"/>
+          <w:szCs w:val="22"/>
+          <w:lang w:val="en-IN"/>
+        </w:rPr>
+        <w:t xml:space="preserve">Conducted Life Cycle Cost Analysis to present client options and </w:t>
+      </w:r>
+      <w:r>
+        <w:rPr>
+          <w:rFonts w:ascii="Calibri" w:hAnsi="Calibri" w:eastAsia="Calibri" w:cs="Calibri" w:asciiTheme="minorAscii" w:hAnsiTheme="minorAscii" w:eastAsiaTheme="minorAscii" w:cstheme="minorAscii"/>
+          <w:noProof w:val="0"/>
+          <w:sz w:val="22"/>
+          <w:szCs w:val="22"/>
+          <w:lang w:val="en-IN"/>
+        </w:rPr>
+        <w:t>participated</w:t>
+      </w:r>
+      <w:r>
+        <w:rPr>
+          <w:rFonts w:ascii="Calibri" w:hAnsi="Calibri" w:eastAsia="Calibri" w:cs="Calibri" w:asciiTheme="minorAscii" w:hAnsiTheme="minorAscii" w:eastAsiaTheme="minorAscii" w:cstheme="minorAscii"/>
+          <w:noProof w:val="0"/>
+          <w:sz w:val="22"/>
+          <w:szCs w:val="22"/>
+          <w:lang w:val="en-IN"/>
+        </w:rPr>
+        <w:t xml:space="preserve"> in real-time design coordination meetings with clients, government, and consultants.</w:t>
+      </w:r>
+    </w:p>
+    <w:p>
+      <w:pPr>
+        <w:pStyle w:val="NoSpacing"/>
+        <w:numPr>
+          <w:ilvl w:val="0"/>
+          <w:numId w:val="24"/>
+        </w:numPr>
+        <w:rPr>
+          <w:rFonts w:ascii="Calibri" w:hAnsi="Calibri" w:eastAsia="Calibri" w:cs="Calibri" w:asciiTheme="minorAscii" w:hAnsiTheme="minorAscii" w:eastAsiaTheme="minorAscii" w:cstheme="minorAscii"/>
+          <w:color w:val="000000" w:themeColor="text1" w:themeTint="FF" w:themeShade="FF"/>
+          <w:sz w:val="22"/>
+          <w:szCs w:val="22"/>
+        </w:rPr>
+      </w:pPr>
+      <w:r>
+        <w:rPr>
+          <w:rFonts w:ascii="Calibri" w:hAnsi="Calibri" w:eastAsia="Calibri" w:cs="Calibri" w:asciiTheme="minorAscii" w:hAnsiTheme="minorAscii" w:eastAsiaTheme="minorAscii" w:cstheme="minorAscii"/>
+          <w:sz w:val="22"/>
+          <w:szCs w:val="22"/>
+        </w:rPr>
+        <w:t xml:space="preserve">Worked on </w:t>
+      </w:r>
+      <w:r>
+        <w:rPr>
+          <w:rFonts w:ascii="Calibri" w:hAnsi="Calibri" w:eastAsia="Calibri" w:cs="Calibri" w:asciiTheme="minorAscii" w:hAnsiTheme="minorAscii" w:eastAsiaTheme="minorAscii" w:cstheme="minorAscii"/>
+          <w:sz w:val="22"/>
+          <w:szCs w:val="22"/>
+        </w:rPr>
+        <w:t>4</w:t>
+      </w:r>
+      <w:r>
+        <w:rPr>
+          <w:rFonts w:ascii="Calibri" w:hAnsi="Calibri" w:eastAsia="Calibri" w:cs="Calibri" w:asciiTheme="minorAscii" w:hAnsiTheme="minorAscii" w:eastAsiaTheme="minorAscii" w:cstheme="minorAscii"/>
+          <w:sz w:val="22"/>
+          <w:szCs w:val="22"/>
+        </w:rPr>
+        <w:t xml:space="preserve"> new construction 55 - 60 bed hospitals</w:t>
+      </w:r>
+      <w:r>
+        <w:rPr>
+          <w:rFonts w:ascii="Calibri" w:hAnsi="Calibri" w:eastAsia="Calibri" w:cs="Calibri" w:asciiTheme="minorAscii" w:hAnsiTheme="minorAscii" w:eastAsiaTheme="minorAscii" w:cstheme="minorAscii"/>
+          <w:sz w:val="22"/>
+          <w:szCs w:val="22"/>
+        </w:rPr>
+        <w:t xml:space="preserve"> from SD to IFC with </w:t>
+      </w:r>
+      <w:r>
+        <w:rPr>
+          <w:rFonts w:ascii="Calibri" w:hAnsi="Calibri" w:eastAsia="Calibri" w:cs="Calibri" w:asciiTheme="minorAscii" w:hAnsiTheme="minorAscii" w:eastAsiaTheme="minorAscii" w:cstheme="minorAscii"/>
+          <w:sz w:val="22"/>
+          <w:szCs w:val="22"/>
+        </w:rPr>
+        <w:t xml:space="preserve">Chilled water, hot water and </w:t>
+      </w:r>
+      <w:r>
+        <w:rPr>
+          <w:rFonts w:ascii="Calibri" w:hAnsi="Calibri" w:eastAsia="Calibri" w:cs="Calibri" w:asciiTheme="minorAscii" w:hAnsiTheme="minorAscii" w:eastAsiaTheme="minorAscii" w:cstheme="minorAscii"/>
+          <w:sz w:val="22"/>
+          <w:szCs w:val="22"/>
+        </w:rPr>
+        <w:t>CAV</w:t>
+      </w:r>
+      <w:r>
+        <w:rPr>
+          <w:rFonts w:ascii="Calibri" w:hAnsi="Calibri" w:eastAsia="Calibri" w:cs="Calibri" w:asciiTheme="minorAscii" w:hAnsiTheme="minorAscii" w:eastAsiaTheme="minorAscii" w:cstheme="minorAscii"/>
+          <w:sz w:val="22"/>
+          <w:szCs w:val="22"/>
+        </w:rPr>
+        <w:t xml:space="preserve"> </w:t>
+      </w:r>
+      <w:r>
+        <w:rPr>
+          <w:rFonts w:ascii="Calibri" w:hAnsi="Calibri" w:eastAsia="Calibri" w:cs="Calibri" w:asciiTheme="minorAscii" w:hAnsiTheme="minorAscii" w:eastAsiaTheme="minorAscii" w:cstheme="minorAscii"/>
+          <w:sz w:val="22"/>
+          <w:szCs w:val="22"/>
+        </w:rPr>
+        <w:t>systems</w:t>
+      </w:r>
+      <w:r>
+        <w:rPr>
+          <w:rFonts w:ascii="Calibri" w:hAnsi="Calibri" w:eastAsia="Calibri" w:cs="Calibri" w:asciiTheme="minorAscii" w:hAnsiTheme="minorAscii" w:eastAsiaTheme="minorAscii" w:cstheme="minorAscii"/>
+          <w:sz w:val="22"/>
+          <w:szCs w:val="22"/>
+        </w:rPr>
+        <w:t>.</w:t>
+      </w:r>
+      <w:r>
+        <w:rPr>
+          <w:rFonts w:ascii="Calibri" w:hAnsi="Calibri" w:eastAsia="Calibri" w:cs="Calibri" w:asciiTheme="minorAscii" w:hAnsiTheme="minorAscii" w:eastAsiaTheme="minorAscii" w:cstheme="minorAscii"/>
+          <w:sz w:val="22"/>
+          <w:szCs w:val="22"/>
+        </w:rPr>
+        <w:t xml:space="preserve"> </w:t>
+      </w:r>
+    </w:p>
+    <w:p>
+      <w:pPr>
+        <w:pStyle w:val="NoSpacing"/>
+        <w:numPr>
+          <w:ilvl w:val="0"/>
+          <w:numId w:val="24"/>
+        </w:numPr>
+        <w:rPr>
+          <w:rFonts w:ascii="Calibri" w:hAnsi="Calibri" w:eastAsia="Calibri" w:cs="Calibri" w:asciiTheme="minorAscii" w:hAnsiTheme="minorAscii" w:eastAsiaTheme="minorAscii" w:cstheme="minorAscii"/>
+          <w:color w:val="000000" w:themeColor="text1" w:themeTint="FF" w:themeShade="FF"/>
+          <w:sz w:val="22"/>
+          <w:szCs w:val="22"/>
+        </w:rPr>
+      </w:pPr>
+      <w:r>
+        <w:rPr>
+          <w:rFonts w:ascii="Calibri" w:hAnsi="Calibri" w:eastAsia="Calibri" w:cs="Calibri" w:asciiTheme="minorAscii" w:hAnsiTheme="minorAscii" w:eastAsiaTheme="minorAscii" w:cstheme="minorAscii"/>
+          <w:sz w:val="22"/>
+          <w:szCs w:val="22"/>
+        </w:rPr>
+        <w:t xml:space="preserve">Worked on laboratory with </w:t>
+      </w:r>
+      <w:r>
+        <w:rPr>
+          <w:rFonts w:ascii="Calibri" w:hAnsi="Calibri" w:eastAsia="Calibri" w:cs="Calibri" w:asciiTheme="minorAscii" w:hAnsiTheme="minorAscii" w:eastAsiaTheme="minorAscii" w:cstheme="minorAscii"/>
+          <w:sz w:val="22"/>
+          <w:szCs w:val="22"/>
+        </w:rPr>
+        <w:t>60</w:t>
+      </w:r>
+      <w:r>
+        <w:rPr>
+          <w:rFonts w:ascii="Calibri" w:hAnsi="Calibri" w:eastAsia="Calibri" w:cs="Calibri" w:asciiTheme="minorAscii" w:hAnsiTheme="minorAscii" w:eastAsiaTheme="minorAscii" w:cstheme="minorAscii"/>
+          <w:sz w:val="22"/>
+          <w:szCs w:val="22"/>
+        </w:rPr>
+        <w:t xml:space="preserve"> VAV</w:t>
+      </w:r>
+      <w:r>
+        <w:rPr>
+          <w:rFonts w:ascii="Calibri" w:hAnsi="Calibri" w:eastAsia="Calibri" w:cs="Calibri" w:asciiTheme="minorAscii" w:hAnsiTheme="minorAscii" w:eastAsiaTheme="minorAscii" w:cstheme="minorAscii"/>
+          <w:sz w:val="22"/>
+          <w:szCs w:val="22"/>
+        </w:rPr>
+        <w:t xml:space="preserve"> </w:t>
+      </w:r>
+      <w:r>
+        <w:rPr>
+          <w:rFonts w:ascii="Calibri" w:hAnsi="Calibri" w:eastAsia="Calibri" w:cs="Calibri" w:asciiTheme="minorAscii" w:hAnsiTheme="minorAscii" w:eastAsiaTheme="minorAscii" w:cstheme="minorAscii"/>
+          <w:sz w:val="22"/>
+          <w:szCs w:val="22"/>
+        </w:rPr>
+        <w:t>fume hoods</w:t>
+      </w:r>
+      <w:r>
+        <w:rPr>
+          <w:rFonts w:ascii="Calibri" w:hAnsi="Calibri" w:eastAsia="Calibri" w:cs="Calibri" w:asciiTheme="minorAscii" w:hAnsiTheme="minorAscii" w:eastAsiaTheme="minorAscii" w:cstheme="minorAscii"/>
+          <w:sz w:val="22"/>
+          <w:szCs w:val="22"/>
+        </w:rPr>
+        <w:t xml:space="preserve"> to design a multizone</w:t>
+      </w:r>
+      <w:r>
+        <w:rPr>
+          <w:rFonts w:ascii="Calibri" w:hAnsi="Calibri" w:eastAsia="Calibri" w:cs="Calibri" w:asciiTheme="minorAscii" w:hAnsiTheme="minorAscii" w:eastAsiaTheme="minorAscii" w:cstheme="minorAscii"/>
+          <w:sz w:val="22"/>
+          <w:szCs w:val="22"/>
+        </w:rPr>
+        <w:t xml:space="preserve"> system with venturi valves</w:t>
+      </w:r>
+      <w:r>
+        <w:rPr>
+          <w:rFonts w:ascii="Calibri" w:hAnsi="Calibri" w:eastAsia="Calibri" w:cs="Calibri" w:asciiTheme="minorAscii" w:hAnsiTheme="minorAscii" w:eastAsiaTheme="minorAscii" w:cstheme="minorAscii"/>
+          <w:sz w:val="22"/>
+          <w:szCs w:val="22"/>
+        </w:rPr>
+        <w:t xml:space="preserve"> </w:t>
+      </w:r>
+      <w:r>
+        <w:rPr>
+          <w:rFonts w:ascii="Calibri" w:hAnsi="Calibri" w:eastAsia="Calibri" w:cs="Calibri" w:asciiTheme="minorAscii" w:hAnsiTheme="minorAscii" w:eastAsiaTheme="minorAscii" w:cstheme="minorAscii"/>
+          <w:sz w:val="22"/>
+          <w:szCs w:val="22"/>
+        </w:rPr>
+        <w:t>and</w:t>
+      </w:r>
+      <w:r>
+        <w:rPr>
+          <w:rFonts w:ascii="Calibri" w:hAnsi="Calibri" w:eastAsia="Calibri" w:cs="Calibri" w:asciiTheme="minorAscii" w:hAnsiTheme="minorAscii" w:eastAsiaTheme="minorAscii" w:cstheme="minorAscii"/>
+          <w:sz w:val="22"/>
+          <w:szCs w:val="22"/>
+        </w:rPr>
+        <w:t xml:space="preserve"> DOAS</w:t>
+      </w:r>
+      <w:r>
+        <w:rPr>
+          <w:rFonts w:ascii="Calibri" w:hAnsi="Calibri" w:eastAsia="Calibri" w:cs="Calibri" w:asciiTheme="minorAscii" w:hAnsiTheme="minorAscii" w:eastAsiaTheme="minorAscii" w:cstheme="minorAscii"/>
+          <w:sz w:val="22"/>
+          <w:szCs w:val="22"/>
+        </w:rPr>
+        <w:t>.</w:t>
+      </w:r>
+      <w:r>
+        <w:rPr>
+          <w:rFonts w:ascii="Calibri" w:hAnsi="Calibri" w:eastAsia="Calibri" w:cs="Calibri" w:asciiTheme="minorAscii" w:hAnsiTheme="minorAscii" w:eastAsiaTheme="minorAscii" w:cstheme="minorAscii"/>
+          <w:sz w:val="22"/>
+          <w:szCs w:val="22"/>
+        </w:rPr>
+        <w:t xml:space="preserve"> </w:t>
+      </w:r>
+    </w:p>
+    <w:p>
+      <w:pPr>
+        <w:pStyle w:val="NoSpacing"/>
+        <w:ind w:left="0" w:firstLine="0"/>
+        <w:rPr>
+          <w:rFonts w:ascii="Calibri" w:hAnsi="Calibri" w:cs="Calibri" w:asciiTheme="minorAscii" w:hAnsiTheme="minorAscii" w:cstheme="minorAscii"/>
+          <w:b w:val="1"/>
+          <w:bCs w:val="1"/>
+          <w:color w:val="595959" w:themeColor="text1" w:themeTint="A6" w:themeShade="FF"/>
+        </w:rPr>
+      </w:pPr>
+      <w:r>
+        <w:rPr>
+          <w:rFonts w:ascii="Calibri" w:hAnsi="Calibri" w:cs="Calibri" w:asciiTheme="minorAscii" w:hAnsiTheme="minorAscii" w:cstheme="minorAscii"/>
+          <w:b w:val="1"/>
+          <w:bCs w:val="1"/>
+          <w:color w:val="000000" w:themeColor="text1" w:themeTint="FF" w:themeShade="FF"/>
+        </w:rPr>
+        <w:t xml:space="preserve">      </w:t>
+      </w:r>
+      <w:r>
+        <w:rPr>
+          <w:rFonts w:ascii="Calibri" w:hAnsi="Calibri" w:cs="Calibri" w:asciiTheme="minorAscii" w:hAnsiTheme="minorAscii" w:cstheme="minorAscii"/>
+          <w:b w:val="1"/>
+          <w:bCs w:val="1"/>
+          <w:color w:val="000000" w:themeColor="text1" w:themeTint="FF" w:themeShade="FF"/>
+        </w:rPr>
+        <w:t>Senior Design Engineer</w:t>
+      </w:r>
+    </w:p>
+    <w:p>
+      <w:pPr>
+        <w:pStyle w:val="NoSpacing"/>
+        <w:numPr>
+          <w:ilvl w:val="0"/>
+          <w:numId w:val="21"/>
+        </w:numPr>
+        <w:rPr>
+          <w:rFonts w:ascii="Calibri" w:hAnsi="Calibri" w:cs="Calibri" w:asciiTheme="minorAscii" w:hAnsiTheme="minorAscii" w:cstheme="minorAscii"/>
+          <w:color w:val="000000" w:themeColor="text1" w:themeTint="FF" w:themeShade="FF"/>
+          <w:sz w:val="22"/>
+          <w:szCs w:val="22"/>
+        </w:rPr>
+      </w:pPr>
+      <w:r>
+        <w:rPr>
+          <w:rFonts w:ascii="Calibri" w:hAnsi="Calibri" w:cs="Calibri" w:asciiTheme="minorAscii" w:hAnsiTheme="minorAscii" w:cstheme="minorAscii"/>
+          <w:color w:val="000000" w:themeColor="text1" w:themeTint="FF" w:themeShade="FF"/>
+          <w:sz w:val="22"/>
+          <w:szCs w:val="22"/>
+        </w:rPr>
+        <w:t xml:space="preserve">Performed </w:t>
+      </w:r>
+      <w:r>
+        <w:rPr>
+          <w:rFonts w:ascii="Calibri" w:hAnsi="Calibri" w:cs="Calibri" w:asciiTheme="minorAscii" w:hAnsiTheme="minorAscii" w:cstheme="minorAscii"/>
+          <w:color w:val="000000" w:themeColor="text1" w:themeTint="FF" w:themeShade="FF"/>
+          <w:sz w:val="22"/>
+          <w:szCs w:val="22"/>
+        </w:rPr>
+        <w:t>calculations and</w:t>
+      </w:r>
+      <w:r>
+        <w:rPr>
+          <w:rFonts w:ascii="Calibri" w:hAnsi="Calibri" w:cs="Calibri" w:asciiTheme="minorAscii" w:hAnsiTheme="minorAscii" w:cstheme="minorAscii"/>
+          <w:color w:val="000000" w:themeColor="text1" w:themeTint="FF" w:themeShade="FF"/>
+          <w:sz w:val="22"/>
+          <w:szCs w:val="22"/>
+        </w:rPr>
+        <w:t xml:space="preserve"> used REVIT to complete design of various mechanical systems. </w:t>
+      </w:r>
+    </w:p>
+    <w:p w14:noSpellErr="1">
+      <w:pPr>
+        <w:pStyle w:val="NoSpacing"/>
+        <w:numPr>
+          <w:ilvl w:val="0"/>
+          <w:numId w:val="21"/>
+        </w:numPr>
+        <w:rPr>
+          <w:rFonts w:ascii="Calibri" w:hAnsi="Calibri" w:cs="Calibri" w:asciiTheme="minorAscii" w:hAnsiTheme="minorAscii" w:cstheme="minorAscii"/>
+          <w:color w:val="000000" w:themeColor="text1"/>
+          <w:sz w:val="22"/>
+          <w:szCs w:val="22"/>
+        </w:rPr>
+      </w:pPr>
+      <w:r>
+        <w:rPr>
+          <w:rFonts w:ascii="Calibri" w:hAnsi="Calibri" w:cs="Calibri" w:asciiTheme="minorAscii" w:hAnsiTheme="minorAscii" w:cstheme="minorAscii"/>
+          <w:color w:val="000000" w:themeColor="text1" w:themeTint="FF" w:themeShade="FF"/>
+          <w:sz w:val="22"/>
+          <w:szCs w:val="22"/>
+        </w:rPr>
+        <w:t>Designed specialty plumbing systems such as RO/DI water systems, med gas systems, lab gases systems, and compressed air systems</w:t>
+      </w:r>
+      <w:r>
+        <w:rPr>
+          <w:rFonts w:ascii="Calibri" w:hAnsi="Calibri" w:cs="Calibri" w:asciiTheme="minorAscii" w:hAnsiTheme="minorAscii" w:cstheme="minorAscii"/>
+          <w:color w:val="000000" w:themeColor="text1" w:themeTint="FF" w:themeShade="FF"/>
+          <w:sz w:val="22"/>
+          <w:szCs w:val="22"/>
+        </w:rPr>
+        <w:t xml:space="preserve">. </w:t>
+      </w:r>
+      <w:r>
+        <w:rPr>
+          <w:rFonts w:ascii="Calibri" w:hAnsi="Calibri" w:cs="Calibri" w:asciiTheme="minorAscii" w:hAnsiTheme="minorAscii" w:cstheme="minorAscii"/>
+          <w:color w:val="000000" w:themeColor="text1" w:themeTint="FF" w:themeShade="FF"/>
+          <w:sz w:val="22"/>
+          <w:szCs w:val="22"/>
+        </w:rPr>
+        <w:t>Worked on renovation projects in existing buildings with phasing and temp systems.</w:t>
+      </w:r>
+      <w:r>
+        <w:rPr>
+          <w:rFonts w:ascii="Calibri" w:hAnsi="Calibri" w:cs="Calibri" w:asciiTheme="minorAscii" w:hAnsiTheme="minorAscii" w:cstheme="minorAscii"/>
+          <w:color w:val="000000" w:themeColor="text1" w:themeTint="FF" w:themeShade="FF"/>
+          <w:sz w:val="22"/>
+          <w:szCs w:val="22"/>
+        </w:rPr>
+        <w:t xml:space="preserve">     </w:t>
+      </w:r>
+    </w:p>
+    <w:p>
+      <w:pPr>
+        <w:pStyle w:val="NoSpacing"/>
+        <w:ind w:firstLine="360"/>
+        <w:rPr>
+          <w:rFonts w:ascii="Calibri" w:hAnsi="Calibri" w:cs="Calibri" w:asciiTheme="minorAscii" w:hAnsiTheme="minorAscii" w:cstheme="minorAscii"/>
+          <w:b w:val="1"/>
+          <w:bCs w:val="1"/>
+          <w:color w:val="000000" w:themeColor="text1"/>
+        </w:rPr>
+      </w:pPr>
+      <w:r>
+        <w:rPr>
+          <w:rFonts w:ascii="Calibri" w:hAnsi="Calibri" w:cs="Calibri" w:asciiTheme="minorAscii" w:hAnsiTheme="minorAscii" w:cstheme="minorAscii"/>
+          <w:b w:val="1"/>
+          <w:bCs w:val="1"/>
+          <w:color w:val="000000" w:themeColor="text1" w:themeTint="FF" w:themeShade="FF"/>
+        </w:rPr>
+        <w:t xml:space="preserve">Mechanical Engineer | </w:t>
+      </w:r>
+      <w:r>
+        <w:rPr>
+          <w:rStyle w:val="Emphasis"/>
+          <w:rFonts w:ascii="Calibri" w:hAnsi="Calibri" w:eastAsia="Proxima Nova" w:cs="Calibri" w:asciiTheme="minorAscii" w:hAnsiTheme="minorAscii" w:cstheme="minorAscii"/>
+          <w:b w:val="1"/>
+          <w:bCs w:val="1"/>
+          <w:color w:val="000000" w:themeColor="text1" w:themeTint="FF" w:themeShade="FF"/>
+          <w:sz w:val="24"/>
+          <w:szCs w:val="24"/>
+          <w:lang w:eastAsia="en-IN" w:bidi="ar-SA"/>
+        </w:rPr>
+        <w:t>AMA Consulting Engineers</w:t>
+      </w:r>
+      <w:r>
+        <w:rPr>
+          <w:rStyle w:val="Emphasis"/>
+          <w:rFonts w:ascii="Calibri" w:hAnsi="Calibri" w:eastAsia="Proxima Nova" w:cs="Calibri" w:asciiTheme="minorAscii" w:hAnsiTheme="minorAscii" w:cstheme="minorAscii"/>
+          <w:b w:val="1"/>
+          <w:bCs w:val="1"/>
+          <w:color w:val="000000" w:themeColor="text1" w:themeTint="FF" w:themeShade="FF"/>
+          <w:sz w:val="24"/>
+          <w:szCs w:val="24"/>
+          <w:lang w:eastAsia="en-IN" w:bidi="ar-SA"/>
+        </w:rPr>
+        <w:t>, NY</w:t>
+      </w:r>
+      <w:r>
+        <w:rPr>
+          <w:rStyle w:val="Emphasis"/>
+          <w:rFonts w:ascii="Calibri" w:hAnsi="Calibri" w:eastAsia="Proxima Nova" w:cs="Calibri" w:asciiTheme="minorAscii" w:hAnsiTheme="minorAscii" w:cstheme="minorAscii"/>
+          <w:b w:val="1"/>
+          <w:bCs w:val="1"/>
+          <w:color w:val="000000" w:themeColor="text1" w:themeTint="FF" w:themeShade="FF"/>
+          <w:sz w:val="24"/>
+          <w:szCs w:val="24"/>
+          <w:lang w:eastAsia="en-IN" w:bidi="ar-SA"/>
+        </w:rPr>
+        <w:t xml:space="preserve">   </w:t>
+      </w:r>
+      <w:r>
+        <w:rPr>
+          <w:rStyle w:val="Emphasis"/>
+          <w:rFonts w:ascii="Calibri" w:hAnsi="Calibri" w:cs="Calibri" w:asciiTheme="minorAscii" w:hAnsiTheme="minorAscii" w:cstheme="minorAscii"/>
+          <w:b w:val="1"/>
+          <w:bCs w:val="1"/>
+          <w:color w:val="000000" w:themeColor="text1" w:themeTint="FF" w:themeShade="FF"/>
+          <w:sz w:val="24"/>
+          <w:szCs w:val="24"/>
+        </w:rPr>
+        <w:t xml:space="preserve"> </w:t>
+      </w:r>
+      <w:r>
+        <w:rPr>
+          <w:rFonts w:ascii="Calibri" w:hAnsi="Calibri" w:cs="Calibri" w:asciiTheme="minorAscii" w:hAnsiTheme="minorAscii" w:cstheme="minorAscii"/>
+          <w:b w:val="1"/>
+          <w:bCs w:val="1"/>
+          <w:color w:val="000000" w:themeColor="text1" w:themeTint="FF" w:themeShade="FF"/>
+        </w:rPr>
+        <w:t xml:space="preserve">                                               </w:t>
+      </w:r>
+      <w:r>
+        <w:rPr>
+          <w:rFonts w:ascii="Calibri" w:hAnsi="Calibri" w:cs="Calibri" w:asciiTheme="minorAscii" w:hAnsiTheme="minorAscii" w:cstheme="minorAscii"/>
+          <w:b w:val="1"/>
+          <w:bCs w:val="1"/>
+          <w:color w:val="000000" w:themeColor="text1" w:themeTint="FF" w:themeShade="FF"/>
+        </w:rPr>
+        <w:t>OCTOBER</w:t>
+      </w:r>
+      <w:r>
+        <w:rPr>
+          <w:rFonts w:ascii="Calibri" w:hAnsi="Calibri" w:cs="Calibri" w:asciiTheme="minorAscii" w:hAnsiTheme="minorAscii" w:cstheme="minorAscii"/>
+          <w:b w:val="1"/>
+          <w:bCs w:val="1"/>
+          <w:color w:val="000000" w:themeColor="text1" w:themeTint="FF" w:themeShade="FF"/>
+        </w:rPr>
+        <w:t xml:space="preserve"> 2019 – </w:t>
+      </w:r>
+      <w:r>
+        <w:rPr>
+          <w:rFonts w:ascii="Calibri" w:hAnsi="Calibri" w:cs="Calibri" w:asciiTheme="minorAscii" w:hAnsiTheme="minorAscii" w:cstheme="minorAscii"/>
+          <w:b w:val="1"/>
+          <w:bCs w:val="1"/>
+          <w:color w:val="000000" w:themeColor="text1" w:themeTint="FF" w:themeShade="FF"/>
+        </w:rPr>
+        <w:t>MARCH 2021</w:t>
+      </w:r>
+    </w:p>
+    <w:p w14:noSpellErr="1">
+      <w:pPr>
+        <w:pStyle w:val="NoSpacing"/>
+        <w:numPr>
+          <w:ilvl w:val="0"/>
+          <w:numId w:val="19"/>
+        </w:numPr>
+        <w:rPr>
+          <w:rFonts w:ascii="Calibri" w:hAnsi="Calibri" w:cs="Calibri" w:asciiTheme="minorAscii" w:hAnsiTheme="minorAscii" w:cstheme="minorAscii"/>
+          <w:color w:val="000000" w:themeColor="text1"/>
+          <w:sz w:val="22"/>
+          <w:szCs w:val="22"/>
+        </w:rPr>
+      </w:pPr>
+      <w:r>
+        <w:rPr>
+          <w:rFonts w:ascii="Calibri" w:hAnsi="Calibri" w:cs="Calibri" w:asciiTheme="minorAscii" w:hAnsiTheme="minorAscii" w:cstheme="minorAscii"/>
+          <w:color w:val="000000" w:themeColor="text1" w:themeTint="FF" w:themeShade="FF"/>
+          <w:sz w:val="22"/>
+          <w:szCs w:val="22"/>
+        </w:rPr>
+        <w:t xml:space="preserve">Types of projects – </w:t>
+      </w:r>
+      <w:r>
+        <w:rPr>
+          <w:rFonts w:ascii="Calibri" w:hAnsi="Calibri" w:cs="Calibri" w:asciiTheme="minorAscii" w:hAnsiTheme="minorAscii" w:cstheme="minorAscii"/>
+          <w:b w:val="1"/>
+          <w:bCs w:val="1"/>
+          <w:color w:val="000000" w:themeColor="text1" w:themeTint="FF" w:themeShade="FF"/>
+          <w:sz w:val="22"/>
+          <w:szCs w:val="22"/>
+          <w:u w:val="none"/>
+        </w:rPr>
+        <w:t>R</w:t>
+      </w:r>
+      <w:r>
+        <w:rPr>
+          <w:rFonts w:ascii="Calibri" w:hAnsi="Calibri" w:cs="Calibri" w:asciiTheme="minorAscii" w:hAnsiTheme="minorAscii" w:cstheme="minorAscii"/>
+          <w:b w:val="1"/>
+          <w:bCs w:val="1"/>
+          <w:color w:val="000000" w:themeColor="text1" w:themeTint="FF" w:themeShade="FF"/>
+          <w:sz w:val="22"/>
+          <w:szCs w:val="22"/>
+          <w:u w:val="none"/>
+        </w:rPr>
+        <w:t xml:space="preserve">estaurants, </w:t>
+      </w:r>
+      <w:r>
+        <w:rPr>
+          <w:rFonts w:ascii="Calibri" w:hAnsi="Calibri" w:cs="Calibri" w:asciiTheme="minorAscii" w:hAnsiTheme="minorAscii" w:cstheme="minorAscii"/>
+          <w:b w:val="1"/>
+          <w:bCs w:val="1"/>
+          <w:color w:val="000000" w:themeColor="text1" w:themeTint="FF" w:themeShade="FF"/>
+          <w:sz w:val="22"/>
+          <w:szCs w:val="22"/>
+          <w:u w:val="none"/>
+        </w:rPr>
+        <w:t>O</w:t>
+      </w:r>
+      <w:r>
+        <w:rPr>
+          <w:rFonts w:ascii="Calibri" w:hAnsi="Calibri" w:cs="Calibri" w:asciiTheme="minorAscii" w:hAnsiTheme="minorAscii" w:cstheme="minorAscii"/>
+          <w:b w:val="1"/>
+          <w:bCs w:val="1"/>
+          <w:color w:val="000000" w:themeColor="text1" w:themeTint="FF" w:themeShade="FF"/>
+          <w:sz w:val="22"/>
+          <w:szCs w:val="22"/>
+          <w:u w:val="none"/>
+        </w:rPr>
+        <w:t xml:space="preserve">ffice spaces and </w:t>
+      </w:r>
+      <w:r>
+        <w:rPr>
+          <w:rFonts w:ascii="Calibri" w:hAnsi="Calibri" w:cs="Calibri" w:asciiTheme="minorAscii" w:hAnsiTheme="minorAscii" w:cstheme="minorAscii"/>
+          <w:b w:val="1"/>
+          <w:bCs w:val="1"/>
+          <w:color w:val="000000" w:themeColor="text1" w:themeTint="FF" w:themeShade="FF"/>
+          <w:sz w:val="22"/>
+          <w:szCs w:val="22"/>
+          <w:u w:val="none"/>
+        </w:rPr>
+        <w:t>R</w:t>
+      </w:r>
+      <w:r>
+        <w:rPr>
+          <w:rFonts w:ascii="Calibri" w:hAnsi="Calibri" w:cs="Calibri" w:asciiTheme="minorAscii" w:hAnsiTheme="minorAscii" w:cstheme="minorAscii"/>
+          <w:b w:val="1"/>
+          <w:bCs w:val="1"/>
+          <w:color w:val="000000" w:themeColor="text1" w:themeTint="FF" w:themeShade="FF"/>
+          <w:sz w:val="22"/>
+          <w:szCs w:val="22"/>
+          <w:u w:val="none"/>
+        </w:rPr>
+        <w:t>etail fitouts</w:t>
+      </w:r>
+      <w:r>
+        <w:rPr>
+          <w:rFonts w:ascii="Calibri" w:hAnsi="Calibri" w:cs="Calibri" w:asciiTheme="minorAscii" w:hAnsiTheme="minorAscii" w:cstheme="minorAscii"/>
+          <w:b w:val="1"/>
+          <w:bCs w:val="1"/>
+          <w:color w:val="000000" w:themeColor="text1" w:themeTint="FF" w:themeShade="FF"/>
+          <w:sz w:val="22"/>
+          <w:szCs w:val="22"/>
+          <w:u w:val="none"/>
+        </w:rPr>
+        <w:t>.</w:t>
+      </w:r>
+    </w:p>
+    <w:p>
+      <w:pPr>
+        <w:pStyle w:val="NoSpacing"/>
+        <w:numPr>
+          <w:ilvl w:val="0"/>
+          <w:numId w:val="19"/>
+        </w:numPr>
+        <w:rPr>
+          <w:rFonts w:asciiTheme="minorHAnsi" w:hAnsiTheme="minorHAnsi" w:cstheme="minorHAnsi"/>
+          <w:color w:val="000000" w:themeColor="text1"/>
+          <w:sz w:val="22"/>
+          <w:szCs w:val="22"/>
+        </w:rPr>
+      </w:pPr>
+      <w:r>
+        <w:rPr>
+          <w:rFonts w:asciiTheme="minorHAnsi" w:hAnsiTheme="minorHAnsi" w:cstheme="minorHAnsi"/>
+          <w:color w:val="000000" w:themeColor="text1"/>
+          <w:sz w:val="22"/>
+          <w:szCs w:val="22"/>
+        </w:rPr>
+        <w:t>Worked on projects</w:t>
+      </w:r>
+      <w:r>
+        <w:rPr>
+          <w:rFonts w:asciiTheme="minorHAnsi" w:hAnsiTheme="minorHAnsi" w:cstheme="minorHAnsi"/>
+          <w:color w:val="000000" w:themeColor="text1"/>
+          <w:sz w:val="22"/>
+          <w:szCs w:val="22"/>
+        </w:rPr>
+        <w:t xml:space="preserve"> with hydronic systems</w:t>
+      </w:r>
+      <w:r>
+        <w:rPr>
+          <w:rFonts w:asciiTheme="minorHAnsi" w:hAnsiTheme="minorHAnsi" w:cstheme="minorHAnsi"/>
+          <w:color w:val="000000" w:themeColor="text1"/>
+          <w:sz w:val="22"/>
+          <w:szCs w:val="22"/>
+        </w:rPr>
+        <w:t xml:space="preserve"> from inception to complete construction documents</w:t>
+      </w:r>
+      <w:r>
+        <w:rPr>
+          <w:rFonts w:asciiTheme="minorHAnsi" w:hAnsiTheme="minorHAnsi" w:cstheme="minorHAnsi"/>
+          <w:color w:val="000000" w:themeColor="text1"/>
+          <w:sz w:val="22"/>
+          <w:szCs w:val="22"/>
+        </w:rPr>
+        <w:t xml:space="preserve"> &amp; CA</w:t>
+      </w:r>
+      <w:r>
+        <w:rPr>
+          <w:rFonts w:asciiTheme="minorHAnsi" w:hAnsiTheme="minorHAnsi" w:cstheme="minorHAnsi"/>
+          <w:color w:val="000000" w:themeColor="text1"/>
+          <w:sz w:val="22"/>
+          <w:szCs w:val="22"/>
+        </w:rPr>
+        <w:t>.</w:t>
+      </w:r>
+      <w:r>
+        <w:rPr>
+          <w:rFonts w:asciiTheme="minorHAnsi" w:hAnsiTheme="minorHAnsi" w:cstheme="minorHAnsi"/>
+          <w:color w:val="000000" w:themeColor="text1"/>
+          <w:sz w:val="22"/>
+          <w:szCs w:val="22"/>
+        </w:rPr>
+        <w:t xml:space="preserve"> </w:t>
+      </w:r>
+      <w:r>
+        <w:rPr>
+          <w:rFonts w:asciiTheme="minorHAnsi" w:hAnsiTheme="minorHAnsi" w:cstheme="minorHAnsi"/>
+          <w:color w:val="000000" w:themeColor="text1"/>
+          <w:sz w:val="22"/>
+          <w:szCs w:val="22"/>
+        </w:rPr>
+        <w:t xml:space="preserve">Edited book/CAD specifications; </w:t>
+      </w:r>
+      <w:r>
+        <w:rPr>
+          <w:rFonts w:asciiTheme="minorHAnsi" w:hAnsiTheme="minorHAnsi" w:cstheme="minorHAnsi"/>
+          <w:color w:val="000000" w:themeColor="text1"/>
+          <w:sz w:val="22"/>
+          <w:szCs w:val="22"/>
+        </w:rPr>
+        <w:t>collaborated</w:t>
+      </w:r>
+      <w:r>
+        <w:rPr>
+          <w:rFonts w:asciiTheme="minorHAnsi" w:hAnsiTheme="minorHAnsi" w:cstheme="minorHAnsi"/>
+          <w:color w:val="000000" w:themeColor="text1"/>
+          <w:sz w:val="22"/>
+          <w:szCs w:val="22"/>
+        </w:rPr>
+        <w:t xml:space="preserve"> with electrical team to</w:t>
+      </w:r>
+      <w:r>
+        <w:rPr>
+          <w:rFonts w:asciiTheme="minorHAnsi" w:hAnsiTheme="minorHAnsi" w:cstheme="minorHAnsi"/>
+          <w:color w:val="000000" w:themeColor="text1"/>
+          <w:sz w:val="22"/>
+          <w:szCs w:val="22"/>
+        </w:rPr>
+        <w:t xml:space="preserve"> </w:t>
+      </w:r>
+      <w:r>
+        <w:rPr>
+          <w:rFonts w:asciiTheme="minorHAnsi" w:hAnsiTheme="minorHAnsi" w:cstheme="minorHAnsi"/>
+          <w:color w:val="000000" w:themeColor="text1"/>
+          <w:sz w:val="22"/>
+          <w:szCs w:val="22"/>
+        </w:rPr>
+        <w:t xml:space="preserve">produce a well-coordinated set.    </w:t>
+      </w:r>
+      <w:r>
+        <w:rPr>
+          <w:rFonts w:asciiTheme="minorHAnsi" w:hAnsiTheme="minorHAnsi" w:cstheme="minorHAnsi"/>
+          <w:color w:val="000000" w:themeColor="text1"/>
+          <w:sz w:val="22"/>
+          <w:szCs w:val="22"/>
+        </w:rPr>
+        <w:t xml:space="preserve"> </w:t>
+      </w:r>
+    </w:p>
+    <w:p>
+      <w:pPr>
+        <w:pStyle w:val="NoSpacing"/>
+        <w:ind w:firstLine="360"/>
+        <w:rPr>
+          <w:rFonts w:ascii="Calibri" w:hAnsi="Calibri" w:cs="Calibri" w:asciiTheme="minorAscii" w:hAnsiTheme="minorAscii" w:cstheme="minorAscii"/>
+          <w:b w:val="1"/>
+          <w:bCs w:val="1"/>
+          <w:color w:val="000000" w:themeColor="text1"/>
+        </w:rPr>
+      </w:pPr>
+      <w:r>
+        <w:rPr>
+          <w:rFonts w:ascii="Calibri" w:hAnsi="Calibri" w:cs="Calibri" w:asciiTheme="minorAscii" w:hAnsiTheme="minorAscii" w:cstheme="minorAscii"/>
+          <w:b w:val="1"/>
+          <w:bCs w:val="1"/>
+          <w:color w:val="000000" w:themeColor="text1" w:themeTint="FF" w:themeShade="FF"/>
+        </w:rPr>
+        <w:t xml:space="preserve">Mechanical Engineer | </w:t>
+      </w:r>
+      <w:r>
+        <w:rPr>
+          <w:rStyle w:val="Emphasis"/>
+          <w:rFonts w:ascii="Calibri" w:hAnsi="Calibri" w:eastAsia="Proxima Nova" w:cs="Calibri" w:asciiTheme="minorAscii" w:hAnsiTheme="minorAscii" w:cstheme="minorAscii"/>
+          <w:b w:val="1"/>
+          <w:bCs w:val="1"/>
+          <w:color w:val="000000" w:themeColor="text1" w:themeTint="FF" w:themeShade="FF"/>
+          <w:sz w:val="24"/>
+          <w:szCs w:val="24"/>
+          <w:lang w:eastAsia="en-IN" w:bidi="ar-SA"/>
+        </w:rPr>
+        <w:t>GEA Consulting Engineers, NY</w:t>
+      </w:r>
+      <w:r>
+        <w:rPr>
+          <w:rStyle w:val="Emphasis"/>
+          <w:rFonts w:ascii="Calibri" w:hAnsi="Calibri" w:eastAsia="Proxima Nova" w:cs="Calibri" w:asciiTheme="minorAscii" w:hAnsiTheme="minorAscii" w:cstheme="minorAscii"/>
+          <w:b w:val="1"/>
+          <w:bCs w:val="1"/>
+          <w:color w:val="000000" w:themeColor="text1" w:themeTint="FF" w:themeShade="FF"/>
+          <w:sz w:val="24"/>
+          <w:szCs w:val="24"/>
+          <w:lang w:eastAsia="en-IN" w:bidi="ar-SA"/>
+        </w:rPr>
+        <w:t xml:space="preserve"> </w:t>
+      </w:r>
+      <w:r>
+        <w:rPr>
+          <w:rStyle w:val="Emphasis"/>
+          <w:rFonts w:ascii="Calibri" w:hAnsi="Calibri" w:cs="Calibri" w:asciiTheme="minorAscii" w:hAnsiTheme="minorAscii" w:cstheme="minorAscii"/>
+          <w:b w:val="1"/>
+          <w:bCs w:val="1"/>
+          <w:color w:val="000000" w:themeColor="text1" w:themeTint="FF" w:themeShade="FF"/>
+          <w:sz w:val="24"/>
+          <w:szCs w:val="24"/>
+        </w:rPr>
+        <w:t xml:space="preserve">                                                         </w:t>
+      </w:r>
+      <w:r>
+        <w:rPr>
+          <w:rFonts w:ascii="Calibri" w:hAnsi="Calibri" w:cs="Calibri" w:asciiTheme="minorAscii" w:hAnsiTheme="minorAscii" w:cstheme="minorAscii"/>
+          <w:b w:val="1"/>
+          <w:bCs w:val="1"/>
+          <w:color w:val="000000" w:themeColor="text1" w:themeTint="FF" w:themeShade="FF"/>
+        </w:rPr>
+        <w:t xml:space="preserve">JULY 2018 – </w:t>
+      </w:r>
+      <w:r>
+        <w:rPr>
+          <w:rFonts w:ascii="Calibri" w:hAnsi="Calibri" w:cs="Calibri" w:asciiTheme="minorAscii" w:hAnsiTheme="minorAscii" w:cstheme="minorAscii"/>
+          <w:b w:val="1"/>
+          <w:bCs w:val="1"/>
+          <w:color w:val="000000" w:themeColor="text1" w:themeTint="FF" w:themeShade="FF"/>
+        </w:rPr>
+        <w:t>OCTOBER</w:t>
+      </w:r>
+      <w:r>
+        <w:rPr>
+          <w:rFonts w:ascii="Calibri" w:hAnsi="Calibri" w:cs="Calibri" w:asciiTheme="minorAscii" w:hAnsiTheme="minorAscii" w:cstheme="minorAscii"/>
+          <w:b w:val="1"/>
+          <w:bCs w:val="1"/>
+          <w:color w:val="000000" w:themeColor="text1" w:themeTint="FF" w:themeShade="FF"/>
+        </w:rPr>
+        <w:t xml:space="preserve"> 2019</w:t>
+      </w:r>
+    </w:p>
+    <w:p w14:noSpellErr="1">
+      <w:pPr>
+        <w:pStyle w:val="NoSpacing"/>
+        <w:numPr>
+          <w:ilvl w:val="0"/>
+          <w:numId w:val="22"/>
+        </w:numPr>
+        <w:rPr>
+          <w:rFonts w:ascii="Calibri" w:hAnsi="Calibri" w:cs="Calibri" w:asciiTheme="minorAscii" w:hAnsiTheme="minorAscii" w:cstheme="minorAscii"/>
+          <w:color w:val="000000" w:themeColor="text1"/>
+          <w:sz w:val="22"/>
+          <w:szCs w:val="22"/>
+        </w:rPr>
+      </w:pPr>
+      <w:r>
+        <w:rPr>
+          <w:rFonts w:ascii="Calibri" w:hAnsi="Calibri" w:cs="Calibri" w:asciiTheme="minorAscii" w:hAnsiTheme="minorAscii" w:cstheme="minorAscii"/>
+          <w:color w:val="000000" w:themeColor="text1" w:themeTint="FF" w:themeShade="FF"/>
+          <w:sz w:val="22"/>
+          <w:szCs w:val="22"/>
+        </w:rPr>
+        <w:t>Types of projects –</w:t>
+      </w:r>
+      <w:r>
+        <w:rPr>
+          <w:rFonts w:ascii="Calibri" w:hAnsi="Calibri" w:cs="Calibri" w:asciiTheme="minorAscii" w:hAnsiTheme="minorAscii" w:cstheme="minorAscii"/>
+          <w:color w:val="000000" w:themeColor="text1" w:themeTint="FF" w:themeShade="FF"/>
+          <w:sz w:val="22"/>
+          <w:szCs w:val="22"/>
+        </w:rPr>
+        <w:t xml:space="preserve"> </w:t>
+      </w:r>
+      <w:r>
+        <w:rPr>
+          <w:rFonts w:ascii="Calibri" w:hAnsi="Calibri" w:cs="Calibri" w:asciiTheme="minorAscii" w:hAnsiTheme="minorAscii" w:cstheme="minorAscii"/>
+          <w:b w:val="1"/>
+          <w:bCs w:val="1"/>
+          <w:color w:val="000000" w:themeColor="text1" w:themeTint="FF" w:themeShade="FF"/>
+          <w:sz w:val="22"/>
+          <w:szCs w:val="22"/>
+          <w:u w:val="none"/>
+        </w:rPr>
+        <w:t>High rise Residential, Restaurants, church</w:t>
+      </w:r>
+      <w:r>
+        <w:rPr>
+          <w:rFonts w:ascii="Calibri" w:hAnsi="Calibri" w:cs="Calibri" w:asciiTheme="minorAscii" w:hAnsiTheme="minorAscii" w:cstheme="minorAscii"/>
+          <w:b w:val="1"/>
+          <w:bCs w:val="1"/>
+          <w:color w:val="000000" w:themeColor="text1" w:themeTint="FF" w:themeShade="FF"/>
+          <w:sz w:val="22"/>
+          <w:szCs w:val="22"/>
+          <w:u w:val="none"/>
+        </w:rPr>
+        <w:t xml:space="preserve">. </w:t>
+      </w:r>
+    </w:p>
+    <w:p w14:noSpellErr="1">
+      <w:pPr>
+        <w:pStyle w:val="NoSpacing"/>
+        <w:numPr>
+          <w:ilvl w:val="0"/>
+          <w:numId w:val="22"/>
+        </w:numPr>
+        <w:rPr>
+          <w:rFonts w:ascii="Calibri" w:hAnsi="Calibri" w:cs="Calibri" w:asciiTheme="minorAscii" w:hAnsiTheme="minorAscii" w:cstheme="minorAscii"/>
+          <w:color w:val="000000" w:themeColor="text1"/>
+          <w:sz w:val="22"/>
+          <w:szCs w:val="22"/>
+        </w:rPr>
+      </w:pPr>
+      <w:r>
+        <w:rPr>
+          <w:rFonts w:ascii="Calibri" w:hAnsi="Calibri" w:cs="Calibri" w:asciiTheme="minorAscii" w:hAnsiTheme="minorAscii" w:cstheme="minorAscii"/>
+          <w:color w:val="000000" w:themeColor="text1" w:themeTint="FF" w:themeShade="FF"/>
+          <w:sz w:val="22"/>
+          <w:szCs w:val="22"/>
+        </w:rPr>
+        <w:t>Coordinat</w:t>
+      </w:r>
+      <w:r>
+        <w:rPr>
+          <w:rFonts w:ascii="Calibri" w:hAnsi="Calibri" w:cs="Calibri" w:asciiTheme="minorAscii" w:hAnsiTheme="minorAscii" w:cstheme="minorAscii"/>
+          <w:color w:val="000000" w:themeColor="text1" w:themeTint="FF" w:themeShade="FF"/>
+          <w:sz w:val="22"/>
+          <w:szCs w:val="22"/>
+        </w:rPr>
+        <w:t>ed</w:t>
+      </w:r>
+      <w:r>
+        <w:rPr>
+          <w:rFonts w:ascii="Calibri" w:hAnsi="Calibri" w:cs="Calibri" w:asciiTheme="minorAscii" w:hAnsiTheme="minorAscii" w:cstheme="minorAscii"/>
+          <w:color w:val="000000" w:themeColor="text1" w:themeTint="FF" w:themeShade="FF"/>
+          <w:sz w:val="22"/>
+          <w:szCs w:val="22"/>
+        </w:rPr>
+        <w:t xml:space="preserve"> with architect and other in-house</w:t>
+      </w:r>
+      <w:r>
+        <w:rPr>
+          <w:rFonts w:ascii="Calibri" w:hAnsi="Calibri" w:cs="Calibri" w:asciiTheme="minorAscii" w:hAnsiTheme="minorAscii" w:cstheme="minorAscii"/>
+          <w:color w:val="000000" w:themeColor="text1" w:themeTint="FF" w:themeShade="FF"/>
+          <w:sz w:val="22"/>
+          <w:szCs w:val="22"/>
+        </w:rPr>
+        <w:t xml:space="preserve"> </w:t>
+      </w:r>
+      <w:r>
+        <w:rPr>
+          <w:rFonts w:ascii="Calibri" w:hAnsi="Calibri" w:cs="Calibri" w:asciiTheme="minorAscii" w:hAnsiTheme="minorAscii" w:cstheme="minorAscii"/>
+          <w:color w:val="000000" w:themeColor="text1" w:themeTint="FF" w:themeShade="FF"/>
+          <w:sz w:val="22"/>
+          <w:szCs w:val="22"/>
+        </w:rPr>
+        <w:t>trades. Developed deep understanding of NYC Mechanical code</w:t>
+      </w:r>
+      <w:r>
+        <w:rPr>
+          <w:rFonts w:ascii="Calibri" w:hAnsi="Calibri" w:cs="Calibri" w:asciiTheme="minorAscii" w:hAnsiTheme="minorAscii" w:cstheme="minorAscii"/>
+          <w:color w:val="000000" w:themeColor="text1" w:themeTint="FF" w:themeShade="FF"/>
+          <w:sz w:val="22"/>
+          <w:szCs w:val="22"/>
+        </w:rPr>
+        <w:t xml:space="preserve"> while learning working of </w:t>
+      </w:r>
+      <w:r>
+        <w:rPr>
+          <w:rFonts w:ascii="Calibri" w:hAnsi="Calibri" w:cs="Calibri" w:asciiTheme="minorAscii" w:hAnsiTheme="minorAscii" w:cstheme="minorAscii"/>
+          <w:color w:val="000000" w:themeColor="text1" w:themeTint="FF" w:themeShade="FF"/>
+          <w:sz w:val="22"/>
+          <w:szCs w:val="22"/>
+        </w:rPr>
+        <w:t>VRF and hydronic systems</w:t>
+      </w:r>
+      <w:r>
+        <w:rPr>
+          <w:rFonts w:ascii="Calibri" w:hAnsi="Calibri" w:cs="Calibri" w:asciiTheme="minorAscii" w:hAnsiTheme="minorAscii" w:cstheme="minorAscii"/>
+          <w:color w:val="000000" w:themeColor="text1" w:themeTint="FF" w:themeShade="FF"/>
+          <w:sz w:val="22"/>
+          <w:szCs w:val="22"/>
+        </w:rPr>
+        <w:t>.</w:t>
+      </w:r>
+      <w:r>
+        <w:rPr>
+          <w:rFonts w:ascii="Calibri" w:hAnsi="Calibri" w:cs="Calibri" w:asciiTheme="minorAscii" w:hAnsiTheme="minorAscii" w:cstheme="minorAscii"/>
+          <w:color w:val="000000" w:themeColor="text1" w:themeTint="FF" w:themeShade="FF"/>
+          <w:sz w:val="22"/>
+          <w:szCs w:val="22"/>
+        </w:rPr>
+        <w:t xml:space="preserve"> </w:t>
+      </w:r>
+    </w:p>
+    <w:p>
+      <w:pPr>
+        <w:pStyle w:val="NoSpacing"/>
+        <w:numPr>
+          <w:ilvl w:val="0"/>
+          <w:numId w:val="22"/>
+        </w:numPr>
+        <w:ind/>
+        <w:rPr>
+          <w:rFonts w:ascii="Calibri" w:hAnsi="Calibri" w:cs="Calibri" w:asciiTheme="minorAscii" w:hAnsiTheme="minorAscii" w:cstheme="minorAscii"/>
+          <w:color w:val="000000" w:themeColor="text1"/>
+          <w:sz w:val="22"/>
+          <w:szCs w:val="22"/>
+        </w:rPr>
+      </w:pPr>
+      <w:r>
+        <w:rPr>
+          <w:rFonts w:ascii="Calibri" w:hAnsi="Calibri" w:cs="Calibri" w:asciiTheme="minorAscii" w:hAnsiTheme="minorAscii" w:cstheme="minorAscii"/>
+          <w:color w:val="000000" w:themeColor="text1" w:themeTint="FF" w:themeShade="FF"/>
+          <w:sz w:val="22"/>
+          <w:szCs w:val="22"/>
+        </w:rPr>
+        <w:t xml:space="preserve">Meticulously reviewing </w:t>
+      </w:r>
+      <w:r>
+        <w:rPr>
+          <w:rFonts w:ascii="Calibri" w:hAnsi="Calibri" w:cs="Calibri" w:asciiTheme="minorAscii" w:hAnsiTheme="minorAscii" w:cstheme="minorAscii"/>
+          <w:color w:val="000000" w:themeColor="text1" w:themeTint="FF" w:themeShade="FF"/>
+          <w:sz w:val="22"/>
+          <w:szCs w:val="22"/>
+        </w:rPr>
+        <w:t xml:space="preserve">Shop </w:t>
+      </w:r>
+      <w:r>
+        <w:rPr>
+          <w:rFonts w:ascii="Calibri" w:hAnsi="Calibri" w:cs="Calibri" w:asciiTheme="minorAscii" w:hAnsiTheme="minorAscii" w:cstheme="minorAscii"/>
+          <w:color w:val="000000" w:themeColor="text1" w:themeTint="FF" w:themeShade="FF"/>
+          <w:sz w:val="22"/>
+          <w:szCs w:val="22"/>
+        </w:rPr>
+        <w:t>D</w:t>
+      </w:r>
+      <w:r>
+        <w:rPr>
+          <w:rFonts w:ascii="Calibri" w:hAnsi="Calibri" w:cs="Calibri" w:asciiTheme="minorAscii" w:hAnsiTheme="minorAscii" w:cstheme="minorAscii"/>
+          <w:color w:val="000000" w:themeColor="text1" w:themeTint="FF" w:themeShade="FF"/>
+          <w:sz w:val="22"/>
+          <w:szCs w:val="22"/>
+        </w:rPr>
+        <w:t xml:space="preserve">rawings, Submittals </w:t>
+      </w:r>
+      <w:r>
+        <w:rPr>
+          <w:rFonts w:ascii="Calibri" w:hAnsi="Calibri" w:cs="Calibri" w:asciiTheme="minorAscii" w:hAnsiTheme="minorAscii" w:cstheme="minorAscii"/>
+          <w:color w:val="000000" w:themeColor="text1" w:themeTint="FF" w:themeShade="FF"/>
+          <w:sz w:val="22"/>
+          <w:szCs w:val="22"/>
+        </w:rPr>
+        <w:t>and</w:t>
+      </w:r>
+      <w:r>
+        <w:rPr>
+          <w:rFonts w:ascii="Calibri" w:hAnsi="Calibri" w:cs="Calibri" w:asciiTheme="minorAscii" w:hAnsiTheme="minorAscii" w:cstheme="minorAscii"/>
+          <w:color w:val="000000" w:themeColor="text1" w:themeTint="FF" w:themeShade="FF"/>
+          <w:sz w:val="22"/>
+          <w:szCs w:val="22"/>
+        </w:rPr>
+        <w:t xml:space="preserve"> </w:t>
+      </w:r>
+      <w:r>
+        <w:rPr>
+          <w:rFonts w:ascii="Calibri" w:hAnsi="Calibri" w:cs="Calibri" w:asciiTheme="minorAscii" w:hAnsiTheme="minorAscii" w:cstheme="minorAscii"/>
+          <w:color w:val="000000" w:themeColor="text1" w:themeTint="FF" w:themeShade="FF"/>
+          <w:sz w:val="22"/>
+          <w:szCs w:val="22"/>
+        </w:rPr>
+        <w:t>r</w:t>
+      </w:r>
+      <w:r>
+        <w:rPr>
+          <w:rFonts w:ascii="Calibri" w:hAnsi="Calibri" w:cs="Calibri" w:asciiTheme="minorAscii" w:hAnsiTheme="minorAscii" w:cstheme="minorAscii"/>
+          <w:color w:val="000000" w:themeColor="text1" w:themeTint="FF" w:themeShade="FF"/>
+          <w:sz w:val="22"/>
+          <w:szCs w:val="22"/>
+        </w:rPr>
+        <w:t>esponding to RFIs</w:t>
+      </w:r>
+      <w:r>
+        <w:rPr>
+          <w:rFonts w:ascii="Calibri" w:hAnsi="Calibri" w:cs="Calibri" w:asciiTheme="minorAscii" w:hAnsiTheme="minorAscii" w:cstheme="minorAscii"/>
+          <w:color w:val="000000" w:themeColor="text1" w:themeTint="FF" w:themeShade="FF"/>
+          <w:sz w:val="22"/>
+          <w:szCs w:val="22"/>
+        </w:rPr>
+        <w:t>.</w:t>
+      </w:r>
+    </w:p>
+    <w:p>
+      <w:pPr>
+        <w:pStyle w:val="NoSpacing"/>
+        <w:ind w:left="360"/>
+        <w:rPr>
+          <w:rFonts w:ascii="Calibri" w:hAnsi="Calibri" w:cs="Calibri" w:asciiTheme="minorAscii" w:hAnsiTheme="minorAscii" w:cstheme="minorAscii"/>
+          <w:color w:val="000000" w:themeColor="text1" w:themeTint="FF" w:themeShade="FF"/>
+          <w:sz w:val="22"/>
+          <w:szCs w:val="22"/>
+        </w:rPr>
+      </w:pPr>
+    </w:p>
+    <w:p>
+      <w:pPr>
+        <w:pStyle w:val="NoSpacing"/>
+        <w:spacing w:after="96" w:afterLines="40"/>
+        <w:ind w:left="0"/>
+        <w:rPr>
+          <w:rFonts w:ascii="Calibri" w:hAnsi="Calibri" w:cs="Calibri" w:asciiTheme="minorAscii" w:hAnsiTheme="minorAscii" w:cstheme="minorAscii"/>
+          <w:color w:val="000000" w:themeColor="text1"/>
+          <w:sz w:val="22"/>
+          <w:szCs w:val="22"/>
+        </w:rPr>
+      </w:pPr>
+      <w:r>
+        <w:drawing>
+          <wp:inline wp14:editId="63D2A59B" wp14:anchorId="4080A1FA">
+            <wp:extent cx="237744" cy="237744"/>
+            <wp:effectExtent l="0" t="0" r="1270" b="1270"/>
+            <wp:docPr id="3" name="Picture 3" title=""/>
+            <wp:cNvGraphicFramePr>
+              <a:graphicFrameLocks noChangeAspect="1"/>
+            </wp:cNvGraphicFramePr>
+            <a:graphic>
+              <a:graphicData uri="http://schemas.openxmlformats.org/drawingml/2006/picture">
+                <pic:pic>
+                  <pic:nvPicPr>
+                    <pic:cNvPr id="0" name="Picture 3"/>
+                    <pic:cNvPicPr/>
+                  </pic:nvPicPr>
+                  <pic:blipFill>
+                    <a:blip r:embed="R2927c1649a1540b1">
+                      <a:extLst xmlns:a="http://schemas.openxmlformats.org/drawingml/2006/main">
+                        <a:ext uri="{28A0092B-C50C-407E-A947-70E740481C1C}">
+                          <a14:useLocalDpi xmlns:a14="http://schemas.microsoft.com/office/drawing/2010/main" val="0"/>
+                        </a:ext>
+                      </a:extLst>
+                    </a:blip>
+                    <a:stretch>
+                      <a:fillRect/>
+                    </a:stretch>
+                  </pic:blipFill>
+                  <pic:spPr>
+                    <a:xfrm rot="0" flipH="0" flipV="0">
+                      <a:off x="0" y="0"/>
+                      <a:ext cx="237744" cy="237744"/>
+                    </a:xfrm>
+                    <a:prstGeom prst="rect">
+                      <a:avLst/>
+                    </a:prstGeom>
+                  </pic:spPr>
+                </pic:pic>
+              </a:graphicData>
+            </a:graphic>
+          </wp:inline>
+        </w:drawing>
+      </w:r>
+      <w:r>
+        <w:rPr>
+          <w:rFonts w:ascii="Calibri" w:hAnsi="Calibri" w:cs="Calibri" w:asciiTheme="minorAscii" w:hAnsiTheme="minorAscii" w:cstheme="minorAscii"/>
+          <w:b w:val="1"/>
+          <w:bCs w:val="1"/>
+          <w:color w:val="000000" w:themeColor="text1"/>
+          <w:sz w:val="36"/>
+          <w:szCs w:val="36"/>
+        </w:rPr>
+        <w:t xml:space="preserve">  </w:t>
+      </w:r>
+      <w:r>
+        <w:rPr>
+          <w:rFonts w:ascii="Calibri" w:hAnsi="Calibri" w:cs="Calibri" w:asciiTheme="minorAscii" w:hAnsiTheme="minorAscii" w:cstheme="minorAscii"/>
+          <w:b w:val="1"/>
+          <w:bCs w:val="1"/>
+          <w:color w:val="000000" w:themeColor="text1"/>
+          <w:sz w:val="36"/>
+          <w:szCs w:val="36"/>
+        </w:rPr>
+        <w:t>EDUCATION</w:t>
+      </w:r>
+    </w:p>
+    <w:p>
+      <w:pPr>
+        <w:pStyle w:val="NoSpacing"/>
+        <w:ind w:firstLine="360"/>
+        <w:rPr>
+          <w:rFonts w:ascii="Calibri" w:hAnsi="Calibri" w:cs="Calibri" w:asciiTheme="minorAscii" w:hAnsiTheme="minorAscii" w:cstheme="minorAscii"/>
+          <w:b w:val="1"/>
+          <w:bCs w:val="1"/>
+          <w:color w:val="000000" w:themeColor="text1"/>
+        </w:rPr>
+      </w:pPr>
+      <w:bookmarkStart w:name="_Int_Pl725e6F" w:id="910631575"/>
+      <w:r>
+        <w:rPr>
+          <w:rFonts w:ascii="Calibri" w:hAnsi="Calibri" w:cs="Calibri" w:asciiTheme="minorAscii" w:hAnsiTheme="minorAscii" w:cstheme="minorAscii"/>
+          <w:b w:val="1"/>
+          <w:bCs w:val="1"/>
+          <w:color w:val="000000" w:themeColor="text1" w:themeTint="FF" w:themeShade="FF"/>
+        </w:rPr>
+        <w:t>Masters</w:t>
+      </w:r>
+      <w:r>
+        <w:rPr>
+          <w:rFonts w:ascii="Calibri" w:hAnsi="Calibri" w:cs="Calibri" w:asciiTheme="minorAscii" w:hAnsiTheme="minorAscii" w:cstheme="minorAscii"/>
+          <w:b w:val="1"/>
+          <w:bCs w:val="1"/>
+          <w:color w:val="000000" w:themeColor="text1" w:themeTint="FF" w:themeShade="FF"/>
+        </w:rPr>
+        <w:t xml:space="preserve"> in Mechanical Engineering</w:t>
+      </w:r>
+      <w:bookmarkEnd w:id="910631575"/>
+      <w:r>
+        <w:rPr>
+          <w:rFonts w:ascii="Calibri" w:hAnsi="Calibri" w:cs="Calibri" w:asciiTheme="minorAscii" w:hAnsiTheme="minorAscii" w:cstheme="minorAscii"/>
+          <w:b w:val="1"/>
+          <w:bCs w:val="1"/>
+          <w:color w:val="000000" w:themeColor="text1" w:themeTint="FF" w:themeShade="FF"/>
+        </w:rPr>
+        <w:t xml:space="preserve"> | </w:t>
+      </w:r>
+      <w:r>
+        <w:rPr>
+          <w:rStyle w:val="Emphasis"/>
+          <w:rFonts w:ascii="Calibri" w:hAnsi="Calibri" w:cs="Calibri" w:asciiTheme="minorAscii" w:hAnsiTheme="minorAscii" w:cstheme="minorAscii"/>
+          <w:b w:val="1"/>
+          <w:bCs w:val="1"/>
+          <w:color w:val="000000" w:themeColor="text1" w:themeTint="FF" w:themeShade="FF"/>
+          <w:sz w:val="24"/>
+          <w:szCs w:val="24"/>
+        </w:rPr>
+        <w:t>New York University</w:t>
+      </w:r>
+      <w:r>
+        <w:rPr>
+          <w:rStyle w:val="Emphasis"/>
+          <w:rFonts w:ascii="Calibri" w:hAnsi="Calibri" w:cs="Calibri" w:asciiTheme="minorAscii" w:hAnsiTheme="minorAscii" w:cstheme="minorAscii"/>
+          <w:b w:val="1"/>
+          <w:bCs w:val="1"/>
+          <w:color w:val="000000" w:themeColor="text1" w:themeTint="FF" w:themeShade="FF"/>
+          <w:sz w:val="24"/>
+          <w:szCs w:val="24"/>
+        </w:rPr>
+        <w:t xml:space="preserve">                                                         </w:t>
+      </w:r>
+      <w:r>
+        <w:rPr>
+          <w:rStyle w:val="Emphasis"/>
+          <w:rFonts w:ascii="Calibri" w:hAnsi="Calibri" w:eastAsia="Proxima Nova" w:cs="Calibri" w:asciiTheme="minorAscii" w:hAnsiTheme="minorAscii" w:cstheme="minorAscii"/>
+          <w:b w:val="1"/>
+          <w:bCs w:val="1"/>
+          <w:color w:val="000000" w:themeColor="text1" w:themeTint="FF" w:themeShade="FF"/>
+          <w:sz w:val="24"/>
+          <w:szCs w:val="24"/>
+          <w:lang w:eastAsia="en-IN" w:bidi="ar-SA"/>
+        </w:rPr>
+        <w:t>MAY 2018</w:t>
+      </w:r>
+      <w:r>
+        <w:rPr>
+          <w:rStyle w:val="Emphasis"/>
+          <w:rFonts w:ascii="Calibri" w:hAnsi="Calibri" w:eastAsia="Proxima Nova" w:cs="Calibri" w:asciiTheme="minorAscii" w:hAnsiTheme="minorAscii" w:cstheme="minorAscii"/>
+          <w:b w:val="1"/>
+          <w:bCs w:val="1"/>
+          <w:color w:val="000000" w:themeColor="text1" w:themeTint="FF" w:themeShade="FF"/>
+          <w:sz w:val="24"/>
+          <w:szCs w:val="24"/>
+          <w:lang w:eastAsia="en-IN" w:bidi="ar-SA"/>
+        </w:rPr>
+        <w:t xml:space="preserve"> </w:t>
+      </w:r>
+      <w:r>
+        <w:rPr>
+          <w:rStyle w:val="Emphasis"/>
+          <w:rFonts w:ascii="Calibri" w:hAnsi="Calibri" w:eastAsia="Proxima Nova" w:cs="Calibri" w:asciiTheme="minorAscii" w:hAnsiTheme="minorAscii" w:cstheme="minorAscii"/>
+          <w:b w:val="1"/>
+          <w:bCs w:val="1"/>
+          <w:color w:val="000000" w:themeColor="text1" w:themeTint="FF" w:themeShade="FF"/>
+          <w:sz w:val="24"/>
+          <w:szCs w:val="24"/>
+          <w:lang w:eastAsia="en-IN" w:bidi="ar-SA"/>
+        </w:rPr>
+        <w:t xml:space="preserve">| </w:t>
+      </w:r>
+      <w:r>
+        <w:rPr>
+          <w:rStyle w:val="Emphasis"/>
+          <w:rFonts w:ascii="Calibri" w:hAnsi="Calibri" w:eastAsia="Proxima Nova" w:cs="Calibri" w:asciiTheme="minorAscii" w:hAnsiTheme="minorAscii" w:cstheme="minorAscii"/>
+          <w:b w:val="1"/>
+          <w:bCs w:val="1"/>
+          <w:color w:val="000000" w:themeColor="text1" w:themeTint="FF" w:themeShade="FF"/>
+          <w:sz w:val="24"/>
+          <w:szCs w:val="24"/>
+          <w:lang w:eastAsia="en-IN" w:bidi="ar-SA"/>
+        </w:rPr>
+        <w:t>GPA – 3.63</w:t>
       </w:r>
     </w:p>
     <w:p>
@@ -602,60 +2667,92 @@
           <w:ilvl w:val="0"/>
           <w:numId w:val="13"/>
         </w:numPr>
-        <w:jc w:val="left"/>
         <w:rPr>
           <w:rFonts w:asciiTheme="minorHAnsi" w:hAnsiTheme="minorHAnsi" w:cstheme="minorHAnsi"/>
           <w:color w:val="000000" w:themeColor="text1"/>
-        </w:rPr>
-      </w:pPr>
+          <w:sz w:val="22"/>
+          <w:szCs w:val="22"/>
+        </w:rPr>
+      </w:pPr>
+      <w:bookmarkStart w:name="_Hlk512462530" w:id="1"/>
       <w:r>
         <w:rPr>
           <w:rFonts w:asciiTheme="minorHAnsi" w:hAnsiTheme="minorHAnsi" w:cstheme="minorHAnsi"/>
           <w:color w:val="000000" w:themeColor="text1"/>
-        </w:rPr>
-        <w:t>Experienced</w:t>
-      </w:r>
-      <w:r>
-        <w:rPr>
-          <w:rFonts w:asciiTheme="minorHAnsi" w:hAnsiTheme="minorHAnsi" w:cstheme="minorHAnsi"/>
-          <w:b/>
-          <w:color w:val="000000" w:themeColor="text1"/>
-        </w:rPr>
-        <w:t xml:space="preserve"> </w:t>
-      </w:r>
-      <w:r>
-        <w:rPr>
-          <w:rFonts w:asciiTheme="minorHAnsi" w:hAnsiTheme="minorHAnsi" w:cstheme="minorHAnsi"/>
-          <w:b/>
-          <w:color w:val="000000" w:themeColor="text1"/>
-        </w:rPr>
-        <w:t xml:space="preserve">Mechanical and Plumbing engineer </w:t>
+          <w:sz w:val="22"/>
+          <w:szCs w:val="22"/>
+        </w:rPr>
+        <w:t>C</w:t>
       </w:r>
       <w:r>
         <w:rPr>
           <w:rFonts w:asciiTheme="minorHAnsi" w:hAnsiTheme="minorHAnsi" w:cstheme="minorHAnsi"/>
           <w:color w:val="000000" w:themeColor="text1"/>
-        </w:rPr>
-        <w:t>various types of projects including laboratories, healthcare, industrial,</w:t>
+          <w:sz w:val="22"/>
+          <w:szCs w:val="22"/>
+        </w:rPr>
+        <w:t>ourses</w:t>
       </w:r>
       <w:r>
         <w:rPr>
           <w:rFonts w:asciiTheme="minorHAnsi" w:hAnsiTheme="minorHAnsi" w:cstheme="minorHAnsi"/>
           <w:color w:val="000000" w:themeColor="text1"/>
-        </w:rPr>
-        <w:t xml:space="preserve"> office spaces, residential, restaurants</w:t>
+          <w:sz w:val="22"/>
+          <w:szCs w:val="22"/>
+        </w:rPr>
+        <w:t>:</w:t>
       </w:r>
       <w:r>
         <w:rPr>
           <w:rFonts w:asciiTheme="minorHAnsi" w:hAnsiTheme="minorHAnsi" w:cstheme="minorHAnsi"/>
           <w:color w:val="000000" w:themeColor="text1"/>
-        </w:rPr>
-        <w:t xml:space="preserve"> and government design build projects</w:t>
+          <w:sz w:val="22"/>
+          <w:szCs w:val="22"/>
+        </w:rPr>
+        <w:t xml:space="preserve"> Heat transfer for HVAC</w:t>
       </w:r>
       <w:r>
         <w:rPr>
           <w:rFonts w:asciiTheme="minorHAnsi" w:hAnsiTheme="minorHAnsi" w:cstheme="minorHAnsi"/>
           <w:color w:val="000000" w:themeColor="text1"/>
+          <w:sz w:val="22"/>
+          <w:szCs w:val="22"/>
+        </w:rPr>
+        <w:t>,</w:t>
+      </w:r>
+      <w:r>
+        <w:rPr>
+          <w:rFonts w:asciiTheme="minorHAnsi" w:hAnsiTheme="minorHAnsi" w:cstheme="minorHAnsi"/>
+          <w:color w:val="000000" w:themeColor="text1"/>
+          <w:sz w:val="22"/>
+          <w:szCs w:val="22"/>
+        </w:rPr>
+        <w:t xml:space="preserve"> Design of HVAC</w:t>
+      </w:r>
+      <w:r>
+        <w:rPr>
+          <w:rFonts w:asciiTheme="minorHAnsi" w:hAnsiTheme="minorHAnsi" w:cstheme="minorHAnsi"/>
+          <w:color w:val="000000" w:themeColor="text1"/>
+          <w:sz w:val="22"/>
+          <w:szCs w:val="22"/>
+        </w:rPr>
+        <w:t>, Thermal Engineering,</w:t>
+      </w:r>
+      <w:r>
+        <w:rPr>
+          <w:rFonts w:asciiTheme="minorHAnsi" w:hAnsiTheme="minorHAnsi" w:cstheme="minorHAnsi"/>
+          <w:color w:val="000000" w:themeColor="text1"/>
+          <w:sz w:val="22"/>
+          <w:szCs w:val="22"/>
+        </w:rPr>
+        <w:t xml:space="preserve"> Fluid mechanics for HVAC, Linear control systems</w:t>
+      </w:r>
+      <w:r>
+        <w:rPr>
+          <w:rFonts w:asciiTheme="minorHAnsi" w:hAnsiTheme="minorHAnsi" w:cstheme="minorHAnsi"/>
+          <w:color w:val="000000" w:themeColor="text1"/>
+          <w:sz w:val="22"/>
+          <w:szCs w:val="22"/>
         </w:rPr>
         <w:t>.</w:t>
       </w:r>
@@ -663,237 +2760,113 @@
     <w:p>
       <w:pPr>
         <w:pStyle w:val="NoSpacing"/>
-        <w:numPr>
-          <w:ilvl w:val="0"/>
-          <w:numId w:val="13"/>
-        </w:numPr>
-        <w:jc w:val="left"/>
-        <w:rPr>
-          <w:rFonts w:asciiTheme="minorHAnsi" w:hAnsiTheme="minorHAnsi" w:cstheme="minorHAnsi"/>
+        <w:ind w:firstLine="360"/>
+        <w:rPr>
+          <w:rFonts w:ascii="Calibri" w:hAnsi="Calibri" w:cs="Calibri" w:asciiTheme="minorAscii" w:hAnsiTheme="minorAscii" w:cstheme="minorAscii"/>
+          <w:b w:val="1"/>
+          <w:bCs w:val="1"/>
           <w:color w:val="000000" w:themeColor="text1"/>
         </w:rPr>
       </w:pPr>
-      <w:r>
-        <w:rPr>
-          <w:rFonts w:asciiTheme="minorHAnsi" w:hAnsiTheme="minorHAnsi" w:cstheme="minorHAnsi"/>
-          <w:color w:val="000000" w:themeColor="text1"/>
-        </w:rPr>
-        <w:t>Exper</w:t>
-      </w:r>
-      <w:r>
-        <w:rPr>
-          <w:rFonts w:asciiTheme="minorHAnsi" w:hAnsiTheme="minorHAnsi" w:cstheme="minorHAnsi"/>
-          <w:color w:val="000000" w:themeColor="text1"/>
-        </w:rPr>
-        <w:t>t</w:t>
-      </w:r>
-      <w:r>
-        <w:rPr>
-          <w:rFonts w:asciiTheme="minorHAnsi" w:hAnsiTheme="minorHAnsi" w:cstheme="minorHAnsi"/>
-          <w:color w:val="000000" w:themeColor="text1"/>
-        </w:rPr>
-        <w:t xml:space="preserve"> in using</w:t>
-      </w:r>
-      <w:r>
-        <w:rPr>
-          <w:rFonts w:asciiTheme="minorHAnsi" w:hAnsiTheme="minorHAnsi" w:cstheme="minorHAnsi"/>
-          <w:color w:val="000000" w:themeColor="text1"/>
+      <w:bookmarkStart w:name="_Hlk512462560" w:id="2"/>
+      <w:bookmarkEnd w:id="1"/>
+      <w:bookmarkStart w:name="_Int_ZoxwCJkY" w:id="251482338"/>
+      <w:r>
+        <w:rPr>
+          <w:rFonts w:ascii="Calibri" w:hAnsi="Calibri" w:cs="Calibri" w:asciiTheme="minorAscii" w:hAnsiTheme="minorAscii" w:cstheme="minorAscii"/>
+          <w:b w:val="1"/>
+          <w:bCs w:val="1"/>
+          <w:color w:val="000000" w:themeColor="text1" w:themeTint="FF" w:themeShade="FF"/>
+        </w:rPr>
+        <w:t>Bachelors</w:t>
+      </w:r>
+      <w:r>
+        <w:rPr>
+          <w:rFonts w:ascii="Calibri" w:hAnsi="Calibri" w:cs="Calibri" w:asciiTheme="minorAscii" w:hAnsiTheme="minorAscii" w:cstheme="minorAscii"/>
+          <w:b w:val="1"/>
+          <w:bCs w:val="1"/>
+          <w:color w:val="000000" w:themeColor="text1" w:themeTint="FF" w:themeShade="FF"/>
+        </w:rPr>
+        <w:t xml:space="preserve"> in Mechanical Engineerin</w:t>
+      </w:r>
+      <w:r>
+        <w:rPr>
+          <w:rFonts w:ascii="Calibri" w:hAnsi="Calibri" w:cs="Calibri" w:asciiTheme="minorAscii" w:hAnsiTheme="minorAscii" w:cstheme="minorAscii"/>
+          <w:b w:val="1"/>
+          <w:bCs w:val="1"/>
+          <w:color w:val="000000" w:themeColor="text1" w:themeTint="FF" w:themeShade="FF"/>
+        </w:rPr>
+        <w:t>g</w:t>
+      </w:r>
+      <w:bookmarkEnd w:id="251482338"/>
+      <w:r>
+        <w:rPr>
+          <w:rFonts w:ascii="Calibri" w:hAnsi="Calibri" w:cs="Calibri" w:asciiTheme="minorAscii" w:hAnsiTheme="minorAscii" w:cstheme="minorAscii"/>
+          <w:b w:val="1"/>
+          <w:bCs w:val="1"/>
+          <w:color w:val="000000" w:themeColor="text1" w:themeTint="FF" w:themeShade="FF"/>
+        </w:rPr>
+        <w:t xml:space="preserve"> | </w:t>
+      </w:r>
+      <w:r>
+        <w:rPr>
+          <w:rStyle w:val="Emphasis"/>
+          <w:rFonts w:ascii="Calibri" w:hAnsi="Calibri" w:cs="Calibri" w:asciiTheme="minorAscii" w:hAnsiTheme="minorAscii" w:cstheme="minorAscii"/>
+          <w:b w:val="1"/>
+          <w:bCs w:val="1"/>
+          <w:color w:val="000000" w:themeColor="text1" w:themeTint="FF" w:themeShade="FF"/>
+          <w:sz w:val="24"/>
+          <w:szCs w:val="24"/>
+        </w:rPr>
+        <w:t>University of Pune</w:t>
+      </w:r>
+      <w:r>
+        <w:rPr>
+          <w:rStyle w:val="Emphasis"/>
+          <w:rFonts w:ascii="Calibri" w:hAnsi="Calibri" w:cs="Calibri" w:asciiTheme="minorAscii" w:hAnsiTheme="minorAscii" w:cstheme="minorAscii"/>
+          <w:b w:val="1"/>
+          <w:bCs w:val="1"/>
+          <w:color w:val="000000" w:themeColor="text1" w:themeTint="FF" w:themeShade="FF"/>
+          <w:sz w:val="24"/>
+          <w:szCs w:val="24"/>
+        </w:rPr>
+        <w:t xml:space="preserve">                                                         </w:t>
+      </w:r>
+      <w:r>
+        <w:rPr>
+          <w:rFonts w:ascii="Calibri" w:hAnsi="Calibri" w:cs="Calibri" w:asciiTheme="minorAscii" w:hAnsiTheme="minorAscii" w:cstheme="minorAscii"/>
+          <w:b w:val="1"/>
+          <w:bCs w:val="1"/>
+          <w:color w:val="000000" w:themeColor="text1" w:themeTint="FF" w:themeShade="FF"/>
+        </w:rPr>
+        <w:t>MAY 2016</w:t>
+      </w:r>
+      <w:r>
+        <w:rPr>
+          <w:rFonts w:ascii="Calibri" w:hAnsi="Calibri" w:cs="Calibri" w:asciiTheme="minorAscii" w:hAnsiTheme="minorAscii" w:cstheme="minorAscii"/>
+          <w:b w:val="1"/>
+          <w:bCs w:val="1"/>
+          <w:color w:val="000000" w:themeColor="text1" w:themeTint="FF" w:themeShade="FF"/>
         </w:rPr>
         <w:t xml:space="preserve"> </w:t>
       </w:r>
       <w:r>
         <w:rPr>
-          <w:rFonts w:asciiTheme="minorHAnsi" w:hAnsiTheme="minorHAnsi" w:cstheme="minorHAnsi"/>
-          <w:b/>
-          <w:color w:val="000000" w:themeColor="text1"/>
-        </w:rPr>
-        <w:t>REVIT &amp;</w:t>
-      </w:r>
-      <w:r>
-        <w:rPr>
-          <w:rFonts w:asciiTheme="minorHAnsi" w:hAnsiTheme="minorHAnsi" w:cstheme="minorHAnsi"/>
-          <w:b/>
-          <w:color w:val="000000" w:themeColor="text1"/>
-        </w:rPr>
-        <w:t xml:space="preserve"> AutoCAD</w:t>
-      </w:r>
-      <w:r>
-        <w:rPr>
-          <w:rFonts w:asciiTheme="minorHAnsi" w:hAnsiTheme="minorHAnsi" w:cstheme="minorHAnsi"/>
-          <w:color w:val="000000" w:themeColor="text1"/>
-        </w:rPr>
-        <w:t>.</w:t>
-      </w:r>
-      <w:r>
-        <w:rPr>
-          <w:rFonts w:asciiTheme="minorHAnsi" w:hAnsiTheme="minorHAnsi" w:cstheme="minorHAnsi"/>
-          <w:color w:val="000000" w:themeColor="text1"/>
-        </w:rPr>
-        <w:t xml:space="preserve"> </w:t>
-      </w:r>
-    </w:p>
-    <w:p>
-      <w:pPr>
-        <w:pStyle w:val="NoSpacing"/>
-        <w:numPr>
-          <w:ilvl w:val="0"/>
-          <w:numId w:val="13"/>
-        </w:numPr>
-        <w:jc w:val="left"/>
-        <w:rPr>
-          <w:rFonts w:asciiTheme="minorHAnsi" w:hAnsiTheme="minorHAnsi" w:cstheme="minorHAnsi"/>
-          <w:color w:val="000000" w:themeColor="text1"/>
-        </w:rPr>
-      </w:pPr>
-      <w:r>
-        <w:rPr>
-          <w:rFonts w:asciiTheme="minorHAnsi" w:hAnsiTheme="minorHAnsi" w:cstheme="minorHAnsi"/>
-          <w:color w:val="000000" w:themeColor="text1"/>
-        </w:rPr>
-        <w:t xml:space="preserve">Projects completed from </w:t>
-      </w:r>
-      <w:r>
-        <w:rPr>
-          <w:rFonts w:asciiTheme="minorHAnsi" w:hAnsiTheme="minorHAnsi" w:cstheme="minorHAnsi"/>
-          <w:color w:val="000000" w:themeColor="text1"/>
-        </w:rPr>
-        <w:t>S</w:t>
-      </w:r>
-      <w:r>
-        <w:rPr>
-          <w:rFonts w:asciiTheme="minorHAnsi" w:hAnsiTheme="minorHAnsi" w:cstheme="minorHAnsi"/>
-          <w:color w:val="000000" w:themeColor="text1"/>
-        </w:rPr>
-        <w:t xml:space="preserve">chematics to </w:t>
-      </w:r>
-      <w:r>
-        <w:rPr>
-          <w:rFonts w:asciiTheme="minorHAnsi" w:hAnsiTheme="minorHAnsi" w:cstheme="minorHAnsi"/>
-          <w:color w:val="000000" w:themeColor="text1"/>
-        </w:rPr>
-        <w:t>C</w:t>
-      </w:r>
-      <w:r>
-        <w:rPr>
-          <w:rFonts w:asciiTheme="minorHAnsi" w:hAnsiTheme="minorHAnsi" w:cstheme="minorHAnsi"/>
-          <w:color w:val="000000" w:themeColor="text1"/>
-        </w:rPr>
-        <w:t xml:space="preserve">onstruction </w:t>
-      </w:r>
-      <w:r>
-        <w:rPr>
-          <w:rFonts w:asciiTheme="minorHAnsi" w:hAnsiTheme="minorHAnsi" w:cstheme="minorHAnsi"/>
-          <w:color w:val="000000" w:themeColor="text1"/>
-        </w:rPr>
-        <w:t>A</w:t>
-      </w:r>
-      <w:r>
-        <w:rPr>
-          <w:rFonts w:asciiTheme="minorHAnsi" w:hAnsiTheme="minorHAnsi" w:cstheme="minorHAnsi"/>
-          <w:color w:val="000000" w:themeColor="text1"/>
-        </w:rPr>
-        <w:t>dministration</w:t>
-      </w:r>
-      <w:r>
-        <w:rPr>
-          <w:rFonts w:asciiTheme="minorHAnsi" w:hAnsiTheme="minorHAnsi" w:cstheme="minorHAnsi"/>
-          <w:color w:val="000000" w:themeColor="text1"/>
-        </w:rPr>
-        <w:t>.</w:t>
-      </w:r>
-    </w:p>
-    <w:p>
-      <w:pPr>
-        <w:pStyle w:val="NoSpacing"/>
-        <w:numPr>
-          <w:ilvl w:val="0"/>
-          <w:numId w:val="13"/>
-        </w:numPr>
-        <w:jc w:val="left"/>
-        <w:rPr>
-          <w:rFonts w:asciiTheme="minorHAnsi" w:hAnsiTheme="minorHAnsi" w:cstheme="minorHAnsi"/>
-          <w:color w:val="000000" w:themeColor="text1"/>
-        </w:rPr>
-      </w:pPr>
-      <w:r>
-        <w:rPr>
-          <w:rFonts w:asciiTheme="minorHAnsi" w:hAnsiTheme="minorHAnsi" w:cstheme="minorHAnsi"/>
-          <w:color w:val="000000" w:themeColor="text1"/>
-        </w:rPr>
-        <w:t>K</w:t>
-      </w:r>
-      <w:r>
-        <w:rPr>
-          <w:rFonts w:asciiTheme="minorHAnsi" w:hAnsiTheme="minorHAnsi" w:cstheme="minorHAnsi"/>
-          <w:color w:val="000000" w:themeColor="text1"/>
-        </w:rPr>
-        <w:t>nowledge</w:t>
-      </w:r>
-      <w:r>
-        <w:rPr>
-          <w:rFonts w:asciiTheme="minorHAnsi" w:hAnsiTheme="minorHAnsi" w:cstheme="minorHAnsi"/>
-          <w:color w:val="000000" w:themeColor="text1"/>
-        </w:rPr>
-        <w:t>able in</w:t>
-      </w:r>
-      <w:r>
-        <w:rPr>
-          <w:rFonts w:asciiTheme="minorHAnsi" w:hAnsiTheme="minorHAnsi" w:cstheme="minorHAnsi"/>
-          <w:color w:val="000000" w:themeColor="text1"/>
-        </w:rPr>
-        <w:t xml:space="preserve"> </w:t>
-      </w:r>
-      <w:r>
-        <w:rPr>
-          <w:rFonts w:asciiTheme="minorHAnsi" w:hAnsiTheme="minorHAnsi" w:cstheme="minorHAnsi"/>
-          <w:b/>
-          <w:bCs/>
-          <w:color w:val="000000" w:themeColor="text1"/>
-        </w:rPr>
-        <w:t>Mechanical Code</w:t>
-      </w:r>
-      <w:r>
-        <w:rPr>
-          <w:rFonts w:asciiTheme="minorHAnsi" w:hAnsiTheme="minorHAnsi" w:cstheme="minorHAnsi"/>
-          <w:b/>
-          <w:bCs/>
-          <w:color w:val="000000" w:themeColor="text1"/>
-        </w:rPr>
-        <w:t>s</w:t>
-      </w:r>
-      <w:r>
-        <w:rPr>
-          <w:rFonts w:asciiTheme="minorHAnsi" w:hAnsiTheme="minorHAnsi" w:cstheme="minorHAnsi"/>
-          <w:b/>
-          <w:bCs/>
-          <w:color w:val="000000" w:themeColor="text1"/>
-        </w:rPr>
-        <w:t>,</w:t>
-      </w:r>
-      <w:r>
-        <w:rPr>
-          <w:rFonts w:asciiTheme="minorHAnsi" w:hAnsiTheme="minorHAnsi" w:cstheme="minorHAnsi"/>
-          <w:b/>
-          <w:bCs/>
-          <w:color w:val="000000" w:themeColor="text1"/>
-        </w:rPr>
-        <w:t xml:space="preserve"> Plumbing codes, ASHRAE standards and ASPE Guidelines</w:t>
-      </w:r>
-      <w:r>
-        <w:rPr>
-          <w:rFonts w:asciiTheme="minorHAnsi" w:hAnsiTheme="minorHAnsi" w:cstheme="minorHAnsi"/>
-          <w:b/>
-          <w:bCs/>
-          <w:color w:val="000000" w:themeColor="text1"/>
-        </w:rPr>
-        <w:t>.</w:t>
-      </w:r>
-      <w:r>
-        <w:rPr>
-          <w:rFonts w:asciiTheme="minorHAnsi" w:hAnsiTheme="minorHAnsi" w:cstheme="minorHAnsi"/>
-          <w:color w:val="000000" w:themeColor="text1"/>
-        </w:rPr>
-        <w:t xml:space="preserve">  </w:t>
+          <w:rFonts w:ascii="Calibri" w:hAnsi="Calibri" w:cs="Calibri" w:asciiTheme="minorAscii" w:hAnsiTheme="minorAscii" w:cstheme="minorAscii"/>
+          <w:b w:val="1"/>
+          <w:bCs w:val="1"/>
+          <w:color w:val="000000" w:themeColor="text1" w:themeTint="FF" w:themeShade="FF"/>
+        </w:rPr>
+        <w:t xml:space="preserve">| </w:t>
+      </w:r>
+      <w:r>
+        <w:rPr>
+          <w:rFonts w:ascii="Calibri" w:hAnsi="Calibri" w:cs="Calibri" w:asciiTheme="minorAscii" w:hAnsiTheme="minorAscii" w:cstheme="minorAscii"/>
+          <w:b w:val="1"/>
+          <w:bCs w:val="1"/>
+          <w:color w:val="000000" w:themeColor="text1" w:themeTint="FF" w:themeShade="FF"/>
+        </w:rPr>
+        <w:t>GPA – 3.50</w:t>
       </w:r>
     </w:p>
     <w:p>
@@ -904,47 +2877,37 @@
           <w:numId w:val="13"/>
         </w:numPr>
         <w:spacing w:after="40"/>
-        <w:jc w:val="left"/>
-        <w:rPr>
-          <w:rFonts w:asciiTheme="minorHAnsi" w:hAnsiTheme="minorHAnsi" w:cstheme="minorHAnsi"/>
-          <w:b/>
-          <w:color w:val="000000" w:themeColor="text1"/>
-        </w:rPr>
-      </w:pPr>
-      <w:r>
-        <w:rPr>
-          <w:rFonts w:asciiTheme="minorHAnsi" w:hAnsiTheme="minorHAnsi" w:cstheme="minorHAnsi"/>
-          <w:b/>
-          <w:bCs/>
-          <w:color w:val="000000" w:themeColor="text1"/>
-        </w:rPr>
-        <w:t>Deep understanding of fundamentals</w:t>
-      </w:r>
-      <w:r>
         <w:rPr>
           <w:rFonts w:asciiTheme="minorHAnsi" w:hAnsiTheme="minorHAnsi" w:cstheme="minorHAnsi"/>
           <w:color w:val="000000" w:themeColor="text1"/>
-        </w:rPr>
-        <w:t>: Psychrometric charts, Fan/pump curves, Thermodynamics</w:t>
-      </w:r>
+          <w:sz w:val="22"/>
+          <w:szCs w:val="22"/>
+        </w:rPr>
+      </w:pPr>
       <w:r>
         <w:rPr>
           <w:rFonts w:asciiTheme="minorHAnsi" w:hAnsiTheme="minorHAnsi" w:cstheme="minorHAnsi"/>
           <w:color w:val="000000" w:themeColor="text1"/>
-        </w:rPr>
-        <w:t>, Fluid Mechanics</w:t>
+          <w:sz w:val="22"/>
+          <w:szCs w:val="22"/>
+        </w:rPr>
+        <w:t>C</w:t>
       </w:r>
       <w:r>
         <w:rPr>
           <w:rFonts w:asciiTheme="minorHAnsi" w:hAnsiTheme="minorHAnsi" w:cstheme="minorHAnsi"/>
           <w:color w:val="000000" w:themeColor="text1"/>
-        </w:rPr>
-        <w:t>.</w:t>
+          <w:sz w:val="22"/>
+          <w:szCs w:val="22"/>
+        </w:rPr>
+        <w:t>ourses:</w:t>
       </w:r>
       <w:r>
         <w:rPr>
           <w:rFonts w:asciiTheme="minorHAnsi" w:hAnsiTheme="minorHAnsi" w:cstheme="minorHAnsi"/>
           <w:color w:val="000000" w:themeColor="text1"/>
+          <w:sz w:val="22"/>
+          <w:szCs w:val="22"/>
         </w:rPr>
         <w:t xml:space="preserve"> </w:t>
       </w:r>
@@ -952,87 +2915,175 @@
         <w:rPr>
           <w:rFonts w:asciiTheme="minorHAnsi" w:hAnsiTheme="minorHAnsi" w:cstheme="minorHAnsi"/>
           <w:color w:val="000000" w:themeColor="text1"/>
-        </w:rPr>
-        <w:t>Currently pursuing PE Licence in California.</w:t>
+          <w:sz w:val="22"/>
+          <w:szCs w:val="22"/>
+        </w:rPr>
+        <w:t xml:space="preserve">Machine design, </w:t>
+      </w:r>
+      <w:r>
+        <w:rPr>
+          <w:rFonts w:asciiTheme="minorHAnsi" w:hAnsiTheme="minorHAnsi" w:cstheme="minorHAnsi"/>
+          <w:color w:val="000000" w:themeColor="text1"/>
+          <w:sz w:val="22"/>
+          <w:szCs w:val="22"/>
+        </w:rPr>
+        <w:t>Thermodynamics,</w:t>
+      </w:r>
+      <w:r>
+        <w:rPr>
+          <w:rFonts w:asciiTheme="minorHAnsi" w:hAnsiTheme="minorHAnsi" w:cstheme="minorHAnsi"/>
+          <w:color w:val="000000" w:themeColor="text1"/>
+          <w:sz w:val="22"/>
+          <w:szCs w:val="22"/>
+        </w:rPr>
+        <w:t xml:space="preserve"> Strength of Materials,</w:t>
+      </w:r>
+      <w:r>
+        <w:rPr>
+          <w:rFonts w:asciiTheme="minorHAnsi" w:hAnsiTheme="minorHAnsi" w:cstheme="minorHAnsi"/>
+          <w:color w:val="000000" w:themeColor="text1"/>
+          <w:sz w:val="22"/>
+          <w:szCs w:val="22"/>
+        </w:rPr>
+        <w:t xml:space="preserve"> Heat transfer</w:t>
+      </w:r>
+      <w:r>
+        <w:rPr>
+          <w:rFonts w:asciiTheme="minorHAnsi" w:hAnsiTheme="minorHAnsi" w:cstheme="minorHAnsi"/>
+          <w:color w:val="000000" w:themeColor="text1"/>
+          <w:sz w:val="22"/>
+          <w:szCs w:val="22"/>
+        </w:rPr>
+        <w:t>,</w:t>
+      </w:r>
+      <w:r>
+        <w:rPr>
+          <w:rFonts w:asciiTheme="minorHAnsi" w:hAnsiTheme="minorHAnsi" w:cstheme="minorHAnsi"/>
+          <w:color w:val="000000" w:themeColor="text1"/>
+          <w:sz w:val="22"/>
+          <w:szCs w:val="22"/>
+        </w:rPr>
+        <w:t xml:space="preserve"> Robotics,</w:t>
+      </w:r>
+      <w:r>
+        <w:rPr>
+          <w:rFonts w:asciiTheme="minorHAnsi" w:hAnsiTheme="minorHAnsi" w:cstheme="minorHAnsi"/>
+          <w:color w:val="000000" w:themeColor="text1"/>
+          <w:sz w:val="22"/>
+          <w:szCs w:val="22"/>
+        </w:rPr>
+        <w:t xml:space="preserve"> Advanced CAD</w:t>
+      </w:r>
+      <w:bookmarkEnd w:id="2"/>
+      <w:r>
+        <w:rPr>
+          <w:rFonts w:asciiTheme="minorHAnsi" w:hAnsiTheme="minorHAnsi" w:cstheme="minorHAnsi"/>
+          <w:color w:val="000000" w:themeColor="text1"/>
+          <w:sz w:val="22"/>
+          <w:szCs w:val="22"/>
+        </w:rPr>
+        <w:t>.</w:t>
+      </w:r>
+      <w:r>
+        <w:rPr>
+          <w:rFonts w:asciiTheme="minorHAnsi" w:hAnsiTheme="minorHAnsi" w:cstheme="minorHAnsi"/>
+          <w:color w:val="000000" w:themeColor="text1"/>
+          <w:sz w:val="22"/>
+          <w:szCs w:val="22"/>
+        </w:rPr>
+        <w:t xml:space="preserve"> </w:t>
       </w:r>
     </w:p>
     <w:p>
       <w:pPr>
         <w:pStyle w:val="NoSpacing"/>
         <w:spacing w:after="40"/>
-        <w:jc w:val="left"/>
+        <w:ind w:left="720"/>
         <w:rPr>
           <w:rFonts w:asciiTheme="minorHAnsi" w:hAnsiTheme="minorHAnsi" w:cstheme="minorHAnsi"/>
           <w:color w:val="000000" w:themeColor="text1"/>
-        </w:rPr>
-      </w:pPr>
-      <w:r>
-        <w:rPr>
-          <w:rFonts w:asciiTheme="minorHAnsi" w:hAnsiTheme="minorHAnsi" w:cstheme="minorHAnsi"/>
-          <w:b/>
-          <w:noProof/>
+          <w:sz w:val="22"/>
+          <w:szCs w:val="22"/>
+        </w:rPr>
+      </w:pPr>
+    </w:p>
+    <w:p>
+      <w:pPr>
+        <w:spacing w:before="0" w:line="240" w:lineRule="auto"/>
+        <w:jc w:val="left"/>
+        <w:rPr>
+          <w:rFonts w:ascii="Calibri" w:hAnsi="Calibri" w:eastAsia="Times New Roman" w:cs="Calibri" w:asciiTheme="minorAscii" w:hAnsiTheme="minorAscii" w:cstheme="minorAscii"/>
+          <w:b w:val="1"/>
+          <w:bCs w:val="1"/>
           <w:color w:val="000000" w:themeColor="text1"/>
           <w:sz w:val="36"/>
-        </w:rPr>
+          <w:szCs w:val="36"/>
+        </w:rPr>
+      </w:pPr>
+      <w:r>
         <w:drawing>
-          <wp:anchor distT="0" distB="0" distL="114300" distR="114300" simplePos="0" relativeHeight="251654144" behindDoc="0" locked="0" layoutInCell="1" allowOverlap="1" wp14:anchorId="61670A84" wp14:editId="646E3B3A">
-            <wp:simplePos x="0" y="0"/>
-            <wp:positionH relativeFrom="column">
-              <wp:posOffset>-2540</wp:posOffset>
-            </wp:positionH>
-            <wp:positionV relativeFrom="paragraph">
-              <wp:posOffset>210185</wp:posOffset>
-            </wp:positionV>
-            <wp:extent cx="232410" cy="232410"/>
+          <wp:inline wp14:editId="5AAAFAFC" wp14:anchorId="2AE40427">
+            <wp:extent cx="237744" cy="237744"/>
             <wp:effectExtent l="0" t="0" r="0" b="0"/>
-            <wp:wrapNone/>
-            <wp:docPr id="5" name="Picture 5"/>
+            <wp:docPr id="6" name="Picture 6" title=""/>
             <wp:cNvGraphicFramePr>
-              <a:graphicFrameLocks xmlns:a="http://schemas.openxmlformats.org/drawingml/2006/main" noChangeAspect="1"/>
+              <a:graphicFrameLocks noChangeAspect="1"/>
             </wp:cNvGraphicFramePr>
-            <a:graphic xmlns:a="http://schemas.openxmlformats.org/drawingml/2006/main">
+            <a:graphic>
               <a:graphicData uri="http://schemas.openxmlformats.org/drawingml/2006/picture">
-                <pic:pic xmlns:pic="http://schemas.openxmlformats.org/drawingml/2006/picture">
+                <pic:pic>
                   <pic:nvPicPr>
-                    <pic:cNvPr id="0" name="Picture 12"/>
-                    <pic:cNvPicPr>
-                      <a:picLocks noChangeAspect="1" noChangeArrowheads="1"/>
-                    </pic:cNvPicPr>
+                    <pic:cNvPr id="0" name="Picture 6"/>
+                    <pic:cNvPicPr/>
                   </pic:nvPicPr>
                   <pic:blipFill>
-                    <a:blip r:embed="rId11">
-                      <a:extLst>
+                    <a:blip r:embed="Rf58e87fec1a24233">
+                      <a:extLst xmlns:a="http://schemas.openxmlformats.org/drawingml/2006/main">
                         <a:ext uri="{28A0092B-C50C-407E-A947-70E740481C1C}">
                           <a14:useLocalDpi xmlns:a14="http://schemas.microsoft.com/office/drawing/2010/main" val="0"/>
                         </a:ext>
                       </a:extLst>
                     </a:blip>
-                    <a:srcRect/>
                     <a:stretch>
                       <a:fillRect/>
                     </a:stretch>
                   </pic:blipFill>
-                  <pic:spPr bwMode="auto">
-                    <a:xfrm>
+                  <pic:spPr>
+                    <a:xfrm rot="0" flipH="0" flipV="0">
                       <a:off x="0" y="0"/>
-                      <a:ext cx="232410" cy="232410"/>
+                      <a:ext cx="237744" cy="237744"/>
                     </a:xfrm>
                     <a:prstGeom prst="rect">
                       <a:avLst/>
                     </a:prstGeom>
-                    <a:noFill/>
                   </pic:spPr>
                 </pic:pic>
               </a:graphicData>
             </a:graphic>
-            <wp14:sizeRelH relativeFrom="margin">
-              <wp14:pctWidth>0</wp14:pctWidth>
-            </wp14:sizeRelH>
-            <wp14:sizeRelV relativeFrom="margin">
-              <wp14:pctHeight>0</wp14:pctHeight>
-            </wp14:sizeRelV>
-          </wp:anchor>
+          </wp:inline>
         </w:drawing>
+      </w:r>
+      <w:r>
+        <w:rPr>
+          <w:rFonts w:ascii="Calibri" w:hAnsi="Calibri" w:eastAsia="Times New Roman" w:cs="Calibri" w:asciiTheme="minorAscii" w:hAnsiTheme="minorAscii" w:cstheme="minorAscii"/>
+          <w:b w:val="1"/>
+          <w:bCs w:val="1"/>
+          <w:color w:val="000000" w:themeColor="text1"/>
+          <w:sz w:val="36"/>
+          <w:szCs w:val="36"/>
+        </w:rPr>
+        <w:t xml:space="preserve">  </w:t>
+      </w:r>
+      <w:r>
+        <w:rPr>
+          <w:rFonts w:ascii="Calibri" w:hAnsi="Calibri" w:eastAsia="Times New Roman" w:cs="Calibri" w:asciiTheme="minorAscii" w:hAnsiTheme="minorAscii" w:cstheme="minorAscii"/>
+          <w:b w:val="1"/>
+          <w:bCs w:val="1"/>
+          <w:color w:val="000000" w:themeColor="text1"/>
+          <w:sz w:val="36"/>
+          <w:szCs w:val="36"/>
+        </w:rPr>
+        <w:t xml:space="preserve">TECHNICAL SKILLS</w:t>
       </w:r>
     </w:p>
     <w:p>
@@ -1041,2107 +3092,7 @@
         <w:spacing w:after="40"/>
         <w:jc w:val="left"/>
         <w:rPr>
-          <w:rFonts w:asciiTheme="minorHAnsi" w:hAnsiTheme="minorHAnsi" w:cstheme="minorHAnsi"/>
-          <w:b/>
-          <w:color w:val="000000" w:themeColor="text1"/>
-          <w:sz w:val="36"/>
-        </w:rPr>
-      </w:pPr>
-      <w:r>
-        <w:rPr>
-          <w:rFonts w:asciiTheme="minorHAnsi" w:hAnsiTheme="minorHAnsi" w:cstheme="minorHAnsi"/>
-          <w:b/>
-          <w:color w:val="000000" w:themeColor="text1"/>
-          <w:sz w:val="36"/>
-        </w:rPr>
-        <w:t xml:space="preserve">       </w:t>
-      </w:r>
-      <w:r>
-        <w:rPr>
-          <w:rFonts w:asciiTheme="minorHAnsi" w:hAnsiTheme="minorHAnsi" w:cstheme="minorHAnsi"/>
-          <w:b/>
-          <w:color w:val="000000" w:themeColor="text1"/>
-          <w:sz w:val="36"/>
-        </w:rPr>
-        <w:t>PROFESSIONAL EXPERIENCE</w:t>
-      </w:r>
-    </w:p>
-    <w:p>
-      <w:pPr>
-        <w:pStyle w:val="NoSpacing"/>
-        <w:ind w:firstLine="360"/>
-        <w:rPr>
-          <w:rFonts w:asciiTheme="minorHAnsi" w:hAnsiTheme="minorHAnsi" w:cstheme="minorHAnsi"/>
-          <w:b/>
-          <w:color w:val="000000" w:themeColor="text1"/>
-        </w:rPr>
-      </w:pPr>
-      <w:bookmarkStart w:id="0" w:name="_Hlk512462716"/>
-      <w:r>
-        <w:rPr>
-          <w:rFonts w:asciiTheme="minorHAnsi" w:hAnsiTheme="minorHAnsi" w:cstheme="minorHAnsi"/>
-          <w:b/>
-          <w:color w:val="000000" w:themeColor="text1"/>
-        </w:rPr>
-        <w:t>Senior Design</w:t>
-      </w:r>
-      <w:r>
-        <w:rPr>
-          <w:rFonts w:asciiTheme="minorHAnsi" w:hAnsiTheme="minorHAnsi" w:cstheme="minorHAnsi"/>
-          <w:b/>
-          <w:color w:val="000000" w:themeColor="text1"/>
-        </w:rPr>
-        <w:t xml:space="preserve"> Engineer | </w:t>
-      </w:r>
-      <w:r>
-        <w:rPr>
-          <w:rStyle w:val="Emphasis"/>
-          <w:rFonts w:asciiTheme="minorHAnsi" w:hAnsiTheme="minorHAnsi" w:cstheme="minorHAnsi"/>
-          <w:b/>
-          <w:color w:val="595959" w:themeColor="text1" w:themeTint="A6"/>
-          <w:sz w:val="24"/>
-        </w:rPr>
-        <w:t>SC Engineers</w:t>
-      </w:r>
-      <w:r>
-        <w:rPr>
-          <w:rStyle w:val="Emphasis"/>
-          <w:rFonts w:asciiTheme="minorHAnsi" w:hAnsiTheme="minorHAnsi" w:cstheme="minorHAnsi"/>
-          <w:b/>
-          <w:color w:val="595959" w:themeColor="text1" w:themeTint="A6"/>
-          <w:sz w:val="24"/>
-        </w:rPr>
-        <w:t xml:space="preserve">, </w:t>
-      </w:r>
-      <w:r>
-        <w:rPr>
-          <w:rStyle w:val="Emphasis"/>
-          <w:rFonts w:asciiTheme="minorHAnsi" w:hAnsiTheme="minorHAnsi" w:cstheme="minorHAnsi"/>
-          <w:b/>
-          <w:color w:val="595959" w:themeColor="text1" w:themeTint="A6"/>
-          <w:sz w:val="24"/>
-        </w:rPr>
-        <w:t>CA</w:t>
-      </w:r>
-      <w:r>
-        <w:rPr>
-          <w:rStyle w:val="Emphasis"/>
-          <w:rFonts w:asciiTheme="minorHAnsi" w:hAnsiTheme="minorHAnsi" w:cstheme="minorHAnsi"/>
-          <w:b/>
-          <w:color w:val="000000" w:themeColor="text1"/>
-          <w:sz w:val="24"/>
-        </w:rPr>
-        <w:t xml:space="preserve"> </w:t>
-      </w:r>
-      <w:r>
-        <w:rPr>
-          <w:rFonts w:asciiTheme="minorHAnsi" w:hAnsiTheme="minorHAnsi" w:cstheme="minorHAnsi"/>
-          <w:b/>
-          <w:color w:val="000000" w:themeColor="text1"/>
-        </w:rPr>
-        <w:t xml:space="preserve">| </w:t>
-      </w:r>
-      <w:r>
-        <w:rPr>
-          <w:rFonts w:asciiTheme="minorHAnsi" w:hAnsiTheme="minorHAnsi" w:cstheme="minorHAnsi"/>
-          <w:b/>
-          <w:color w:val="595959" w:themeColor="text1" w:themeTint="A6"/>
-        </w:rPr>
-        <w:t>MARCH</w:t>
-      </w:r>
-      <w:r>
-        <w:rPr>
-          <w:rFonts w:asciiTheme="minorHAnsi" w:hAnsiTheme="minorHAnsi" w:cstheme="minorHAnsi"/>
-          <w:b/>
-          <w:color w:val="595959" w:themeColor="text1" w:themeTint="A6"/>
-        </w:rPr>
-        <w:t xml:space="preserve"> 20</w:t>
-      </w:r>
-      <w:r>
-        <w:rPr>
-          <w:rFonts w:asciiTheme="minorHAnsi" w:hAnsiTheme="minorHAnsi" w:cstheme="minorHAnsi"/>
-          <w:b/>
-          <w:color w:val="595959" w:themeColor="text1" w:themeTint="A6"/>
-        </w:rPr>
-        <w:t>21</w:t>
-      </w:r>
-      <w:r>
-        <w:rPr>
-          <w:rFonts w:asciiTheme="minorHAnsi" w:hAnsiTheme="minorHAnsi" w:cstheme="minorHAnsi"/>
-          <w:b/>
-          <w:color w:val="595959" w:themeColor="text1" w:themeTint="A6"/>
-        </w:rPr>
-        <w:t xml:space="preserve"> – PRESENT</w:t>
-      </w:r>
-    </w:p>
-    <w:p>
-      <w:pPr>
-        <w:pStyle w:val="NoSpacing"/>
-        <w:numPr>
-          <w:ilvl w:val="0"/>
-          <w:numId w:val="19"/>
-        </w:numPr>
-        <w:rPr>
-          <w:rFonts w:asciiTheme="minorHAnsi" w:hAnsiTheme="minorHAnsi" w:cstheme="minorHAnsi"/>
-          <w:color w:val="000000" w:themeColor="text1"/>
-          <w:sz w:val="22"/>
-          <w:szCs w:val="22"/>
-        </w:rPr>
-      </w:pPr>
-      <w:r>
-        <w:rPr>
-          <w:rFonts w:asciiTheme="minorHAnsi" w:hAnsiTheme="minorHAnsi" w:cstheme="minorHAnsi"/>
-          <w:color w:val="000000" w:themeColor="text1"/>
-          <w:sz w:val="22"/>
-          <w:szCs w:val="22"/>
-        </w:rPr>
-        <w:t xml:space="preserve">Types of projects – </w:t>
-      </w:r>
-      <w:r>
-        <w:rPr>
-          <w:rFonts w:asciiTheme="minorHAnsi" w:hAnsiTheme="minorHAnsi" w:cstheme="minorHAnsi"/>
-          <w:color w:val="000000" w:themeColor="text1"/>
-          <w:sz w:val="22"/>
-          <w:szCs w:val="22"/>
-          <w:u w:val="single"/>
-        </w:rPr>
-        <w:t>Laboratories, Healthcare, Industrial</w:t>
-      </w:r>
-      <w:r>
-        <w:rPr>
-          <w:rFonts w:asciiTheme="minorHAnsi" w:hAnsiTheme="minorHAnsi" w:cstheme="minorHAnsi"/>
-          <w:color w:val="000000" w:themeColor="text1"/>
-          <w:sz w:val="22"/>
-          <w:szCs w:val="22"/>
-          <w:u w:val="single"/>
-        </w:rPr>
-        <w:t xml:space="preserve"> and</w:t>
-      </w:r>
-      <w:r>
-        <w:rPr>
-          <w:rFonts w:asciiTheme="minorHAnsi" w:hAnsiTheme="minorHAnsi" w:cstheme="minorHAnsi"/>
-          <w:color w:val="000000" w:themeColor="text1"/>
-          <w:sz w:val="22"/>
-          <w:szCs w:val="22"/>
-          <w:u w:val="single"/>
-        </w:rPr>
-        <w:t xml:space="preserve"> </w:t>
-      </w:r>
-      <w:r>
-        <w:rPr>
-          <w:rFonts w:asciiTheme="minorHAnsi" w:hAnsiTheme="minorHAnsi" w:cstheme="minorHAnsi"/>
-          <w:color w:val="000000" w:themeColor="text1"/>
-          <w:sz w:val="22"/>
-          <w:szCs w:val="22"/>
-          <w:u w:val="single"/>
-        </w:rPr>
-        <w:t>Various G</w:t>
-      </w:r>
-      <w:r>
-        <w:rPr>
-          <w:rFonts w:asciiTheme="minorHAnsi" w:hAnsiTheme="minorHAnsi" w:cstheme="minorHAnsi"/>
-          <w:color w:val="000000" w:themeColor="text1"/>
-          <w:sz w:val="22"/>
-          <w:szCs w:val="22"/>
-          <w:u w:val="single"/>
-        </w:rPr>
-        <w:t>overnment Design Build Projects</w:t>
-      </w:r>
-      <w:r>
-        <w:rPr>
-          <w:rFonts w:asciiTheme="minorHAnsi" w:hAnsiTheme="minorHAnsi" w:cstheme="minorHAnsi"/>
-          <w:color w:val="000000" w:themeColor="text1"/>
-          <w:sz w:val="22"/>
-          <w:szCs w:val="22"/>
-        </w:rPr>
-        <w:t>.</w:t>
-      </w:r>
-    </w:p>
-    <w:p>
-      <w:pPr>
-        <w:pStyle w:val="NoSpacing"/>
-        <w:numPr>
-          <w:ilvl w:val="0"/>
-          <w:numId w:val="19"/>
-        </w:numPr>
-        <w:rPr>
-          <w:rFonts w:asciiTheme="minorHAnsi" w:hAnsiTheme="minorHAnsi" w:cstheme="minorHAnsi"/>
-          <w:color w:val="000000" w:themeColor="text1"/>
-          <w:sz w:val="22"/>
-          <w:szCs w:val="22"/>
-        </w:rPr>
-      </w:pPr>
-      <w:r>
-        <w:rPr>
-          <w:rFonts w:asciiTheme="minorHAnsi" w:hAnsiTheme="minorHAnsi" w:cstheme="minorHAnsi"/>
-          <w:color w:val="000000" w:themeColor="text1"/>
-          <w:sz w:val="22"/>
-          <w:szCs w:val="22"/>
-        </w:rPr>
-        <w:t>Managed multiple projects</w:t>
-      </w:r>
-      <w:r>
-        <w:rPr>
-          <w:rFonts w:asciiTheme="minorHAnsi" w:hAnsiTheme="minorHAnsi" w:cstheme="minorHAnsi"/>
-          <w:color w:val="000000" w:themeColor="text1"/>
-          <w:sz w:val="22"/>
-          <w:szCs w:val="22"/>
-        </w:rPr>
-        <w:t xml:space="preserve"> </w:t>
-      </w:r>
-      <w:r>
-        <w:rPr>
-          <w:rFonts w:asciiTheme="minorHAnsi" w:hAnsiTheme="minorHAnsi" w:cstheme="minorHAnsi"/>
-          <w:color w:val="000000" w:themeColor="text1"/>
-          <w:sz w:val="22"/>
-          <w:szCs w:val="22"/>
-        </w:rPr>
-        <w:t xml:space="preserve">simultaneously </w:t>
-      </w:r>
-      <w:r>
-        <w:rPr>
-          <w:rFonts w:asciiTheme="minorHAnsi" w:hAnsiTheme="minorHAnsi" w:cstheme="minorHAnsi"/>
-          <w:color w:val="000000" w:themeColor="text1"/>
-          <w:sz w:val="22"/>
-          <w:szCs w:val="22"/>
-        </w:rPr>
-        <w:t>for mechanical and plumbing</w:t>
-      </w:r>
-      <w:r>
-        <w:rPr>
-          <w:rFonts w:asciiTheme="minorHAnsi" w:hAnsiTheme="minorHAnsi" w:cstheme="minorHAnsi"/>
-          <w:color w:val="000000" w:themeColor="text1"/>
-          <w:sz w:val="22"/>
-          <w:szCs w:val="22"/>
-        </w:rPr>
-        <w:t xml:space="preserve"> design</w:t>
-      </w:r>
-      <w:r>
-        <w:rPr>
-          <w:rFonts w:asciiTheme="minorHAnsi" w:hAnsiTheme="minorHAnsi" w:cstheme="minorHAnsi"/>
-          <w:color w:val="000000" w:themeColor="text1"/>
-          <w:sz w:val="22"/>
-          <w:szCs w:val="22"/>
-        </w:rPr>
-        <w:t>, serving as the</w:t>
-      </w:r>
-      <w:r>
-        <w:rPr>
-          <w:rFonts w:asciiTheme="minorHAnsi" w:hAnsiTheme="minorHAnsi" w:cstheme="minorHAnsi"/>
-          <w:color w:val="000000" w:themeColor="text1"/>
-          <w:sz w:val="22"/>
-          <w:szCs w:val="22"/>
-        </w:rPr>
-        <w:t xml:space="preserve"> P</w:t>
-      </w:r>
-      <w:r>
-        <w:rPr>
-          <w:rFonts w:asciiTheme="minorHAnsi" w:hAnsiTheme="minorHAnsi" w:cstheme="minorHAnsi"/>
-          <w:color w:val="000000" w:themeColor="text1"/>
-          <w:sz w:val="22"/>
-          <w:szCs w:val="22"/>
-        </w:rPr>
-        <w:t>M</w:t>
-      </w:r>
-      <w:r>
-        <w:rPr>
-          <w:rFonts w:asciiTheme="minorHAnsi" w:hAnsiTheme="minorHAnsi" w:cstheme="minorHAnsi"/>
-          <w:color w:val="000000" w:themeColor="text1"/>
-          <w:sz w:val="22"/>
-          <w:szCs w:val="22"/>
-        </w:rPr>
-        <w:t xml:space="preserve"> for the </w:t>
-      </w:r>
-      <w:r>
-        <w:rPr>
-          <w:rFonts w:asciiTheme="minorHAnsi" w:hAnsiTheme="minorHAnsi" w:cstheme="minorHAnsi"/>
-          <w:color w:val="000000" w:themeColor="text1"/>
-          <w:sz w:val="22"/>
-          <w:szCs w:val="22"/>
-        </w:rPr>
-        <w:t>project</w:t>
-      </w:r>
-      <w:r>
-        <w:rPr>
-          <w:rFonts w:asciiTheme="minorHAnsi" w:hAnsiTheme="minorHAnsi" w:cstheme="minorHAnsi"/>
-          <w:color w:val="000000" w:themeColor="text1"/>
-          <w:sz w:val="22"/>
-          <w:szCs w:val="22"/>
-        </w:rPr>
-        <w:t xml:space="preserve">. </w:t>
-      </w:r>
-    </w:p>
-    <w:p>
-      <w:pPr>
-        <w:pStyle w:val="NoSpacing"/>
-        <w:numPr>
-          <w:ilvl w:val="0"/>
-          <w:numId w:val="19"/>
-        </w:numPr>
-        <w:rPr>
-          <w:rFonts w:asciiTheme="minorHAnsi" w:hAnsiTheme="minorHAnsi" w:cstheme="minorHAnsi"/>
-          <w:color w:val="000000" w:themeColor="text1"/>
-          <w:sz w:val="22"/>
-          <w:szCs w:val="22"/>
-        </w:rPr>
-      </w:pPr>
-      <w:r>
-        <w:rPr>
-          <w:rFonts w:asciiTheme="minorHAnsi" w:hAnsiTheme="minorHAnsi" w:cstheme="minorHAnsi"/>
-          <w:color w:val="000000" w:themeColor="text1"/>
-          <w:sz w:val="22"/>
-          <w:szCs w:val="22"/>
-        </w:rPr>
-        <w:t xml:space="preserve">Effectively assign designers </w:t>
-      </w:r>
-      <w:r>
-        <w:rPr>
-          <w:rFonts w:asciiTheme="minorHAnsi" w:hAnsiTheme="minorHAnsi" w:cstheme="minorHAnsi"/>
-          <w:color w:val="000000" w:themeColor="text1"/>
-          <w:sz w:val="22"/>
-          <w:szCs w:val="22"/>
-        </w:rPr>
-        <w:t xml:space="preserve">and engineers </w:t>
-      </w:r>
-      <w:r>
-        <w:rPr>
-          <w:rFonts w:asciiTheme="minorHAnsi" w:hAnsiTheme="minorHAnsi" w:cstheme="minorHAnsi"/>
-          <w:color w:val="000000" w:themeColor="text1"/>
-          <w:sz w:val="22"/>
-          <w:szCs w:val="22"/>
-        </w:rPr>
-        <w:t xml:space="preserve">with drafting </w:t>
-      </w:r>
-      <w:r>
-        <w:rPr>
-          <w:rFonts w:asciiTheme="minorHAnsi" w:hAnsiTheme="minorHAnsi" w:cstheme="minorHAnsi"/>
-          <w:color w:val="000000" w:themeColor="text1"/>
-          <w:sz w:val="22"/>
-          <w:szCs w:val="22"/>
-        </w:rPr>
-        <w:t>and</w:t>
-      </w:r>
-      <w:r>
-        <w:rPr>
-          <w:rFonts w:asciiTheme="minorHAnsi" w:hAnsiTheme="minorHAnsi" w:cstheme="minorHAnsi"/>
-          <w:color w:val="000000" w:themeColor="text1"/>
-          <w:sz w:val="22"/>
-          <w:szCs w:val="22"/>
-        </w:rPr>
-        <w:t xml:space="preserve"> calculation</w:t>
-      </w:r>
-      <w:r>
-        <w:rPr>
-          <w:rFonts w:asciiTheme="minorHAnsi" w:hAnsiTheme="minorHAnsi" w:cstheme="minorHAnsi"/>
-          <w:color w:val="000000" w:themeColor="text1"/>
-          <w:sz w:val="22"/>
-          <w:szCs w:val="22"/>
-        </w:rPr>
-        <w:t>s</w:t>
-      </w:r>
-      <w:r>
-        <w:rPr>
-          <w:rFonts w:asciiTheme="minorHAnsi" w:hAnsiTheme="minorHAnsi" w:cstheme="minorHAnsi"/>
-          <w:color w:val="000000" w:themeColor="text1"/>
-          <w:sz w:val="22"/>
-          <w:szCs w:val="22"/>
-        </w:rPr>
-        <w:t>. Provide</w:t>
-      </w:r>
-      <w:r>
-        <w:rPr>
-          <w:rFonts w:asciiTheme="minorHAnsi" w:hAnsiTheme="minorHAnsi" w:cstheme="minorHAnsi"/>
-          <w:color w:val="000000" w:themeColor="text1"/>
-          <w:sz w:val="22"/>
-          <w:szCs w:val="22"/>
-        </w:rPr>
-        <w:t>d</w:t>
-      </w:r>
-      <w:r>
-        <w:rPr>
-          <w:rFonts w:asciiTheme="minorHAnsi" w:hAnsiTheme="minorHAnsi" w:cstheme="minorHAnsi"/>
-          <w:color w:val="000000" w:themeColor="text1"/>
-          <w:sz w:val="22"/>
-          <w:szCs w:val="22"/>
-        </w:rPr>
-        <w:t xml:space="preserve"> </w:t>
-      </w:r>
-      <w:r>
-        <w:rPr>
-          <w:rFonts w:asciiTheme="minorHAnsi" w:hAnsiTheme="minorHAnsi" w:cstheme="minorHAnsi"/>
-          <w:color w:val="000000" w:themeColor="text1"/>
-          <w:sz w:val="22"/>
-          <w:szCs w:val="22"/>
-        </w:rPr>
-        <w:t xml:space="preserve">clear </w:t>
-      </w:r>
-      <w:r>
-        <w:rPr>
-          <w:rFonts w:asciiTheme="minorHAnsi" w:hAnsiTheme="minorHAnsi" w:cstheme="minorHAnsi"/>
-          <w:color w:val="000000" w:themeColor="text1"/>
-          <w:sz w:val="22"/>
-          <w:szCs w:val="22"/>
-        </w:rPr>
-        <w:t>markups on PDFs to progress the design.</w:t>
-      </w:r>
-    </w:p>
-    <w:p>
-      <w:pPr>
-        <w:pStyle w:val="NoSpacing"/>
-        <w:numPr>
-          <w:ilvl w:val="0"/>
-          <w:numId w:val="19"/>
-        </w:numPr>
-        <w:rPr>
-          <w:rFonts w:asciiTheme="minorHAnsi" w:hAnsiTheme="minorHAnsi" w:cstheme="minorHAnsi"/>
-          <w:color w:val="000000" w:themeColor="text1"/>
-          <w:sz w:val="22"/>
-          <w:szCs w:val="22"/>
-        </w:rPr>
-      </w:pPr>
-      <w:r>
-        <w:rPr>
-          <w:rFonts w:asciiTheme="minorHAnsi" w:hAnsiTheme="minorHAnsi" w:cstheme="minorHAnsi"/>
-          <w:color w:val="000000" w:themeColor="text1"/>
-          <w:sz w:val="22"/>
-          <w:szCs w:val="22"/>
-        </w:rPr>
-        <w:t>Worked on projects</w:t>
-      </w:r>
-      <w:r>
-        <w:rPr>
-          <w:rFonts w:asciiTheme="minorHAnsi" w:hAnsiTheme="minorHAnsi" w:cstheme="minorHAnsi"/>
-          <w:color w:val="000000" w:themeColor="text1"/>
-          <w:sz w:val="22"/>
-          <w:szCs w:val="22"/>
-        </w:rPr>
-        <w:t xml:space="preserve"> from SD to IFC</w:t>
-      </w:r>
-      <w:r>
-        <w:rPr>
-          <w:rFonts w:asciiTheme="minorHAnsi" w:hAnsiTheme="minorHAnsi" w:cstheme="minorHAnsi"/>
-          <w:color w:val="000000" w:themeColor="text1"/>
-          <w:sz w:val="22"/>
-          <w:szCs w:val="22"/>
-        </w:rPr>
-        <w:t xml:space="preserve"> with </w:t>
-      </w:r>
-      <w:r>
-        <w:rPr>
-          <w:rFonts w:asciiTheme="minorHAnsi" w:hAnsiTheme="minorHAnsi" w:cstheme="minorHAnsi"/>
-          <w:color w:val="000000" w:themeColor="text1"/>
-          <w:sz w:val="22"/>
-          <w:szCs w:val="22"/>
-        </w:rPr>
-        <w:t>constant volume, variable volume systems with venturi valves</w:t>
-      </w:r>
-      <w:r>
-        <w:rPr>
-          <w:rFonts w:asciiTheme="minorHAnsi" w:hAnsiTheme="minorHAnsi" w:cstheme="minorHAnsi"/>
-          <w:color w:val="000000" w:themeColor="text1"/>
-          <w:sz w:val="22"/>
-          <w:szCs w:val="22"/>
-        </w:rPr>
-        <w:t xml:space="preserve"> and fume hoods</w:t>
-      </w:r>
-      <w:r>
-        <w:rPr>
-          <w:rFonts w:asciiTheme="minorHAnsi" w:hAnsiTheme="minorHAnsi" w:cstheme="minorHAnsi"/>
-          <w:color w:val="000000" w:themeColor="text1"/>
-          <w:sz w:val="22"/>
-          <w:szCs w:val="22"/>
-        </w:rPr>
-        <w:t xml:space="preserve">, </w:t>
-      </w:r>
-      <w:r>
-        <w:rPr>
-          <w:rFonts w:asciiTheme="minorHAnsi" w:hAnsiTheme="minorHAnsi" w:cstheme="minorHAnsi"/>
-          <w:color w:val="000000" w:themeColor="text1"/>
-          <w:sz w:val="22"/>
-          <w:szCs w:val="22"/>
-        </w:rPr>
-        <w:t>Packaged rooftop systems</w:t>
-      </w:r>
-      <w:r>
-        <w:rPr>
-          <w:rFonts w:asciiTheme="minorHAnsi" w:hAnsiTheme="minorHAnsi" w:cstheme="minorHAnsi"/>
-          <w:color w:val="000000" w:themeColor="text1"/>
-          <w:sz w:val="22"/>
-          <w:szCs w:val="22"/>
-        </w:rPr>
-        <w:t>,</w:t>
-      </w:r>
-      <w:r>
-        <w:rPr>
-          <w:rFonts w:asciiTheme="minorHAnsi" w:hAnsiTheme="minorHAnsi" w:cstheme="minorHAnsi"/>
-          <w:color w:val="000000" w:themeColor="text1"/>
-          <w:sz w:val="22"/>
-          <w:szCs w:val="22"/>
-        </w:rPr>
-        <w:t xml:space="preserve"> DOAS</w:t>
-      </w:r>
-      <w:r>
-        <w:rPr>
-          <w:rFonts w:asciiTheme="minorHAnsi" w:hAnsiTheme="minorHAnsi" w:cstheme="minorHAnsi"/>
-          <w:color w:val="000000" w:themeColor="text1"/>
-          <w:sz w:val="22"/>
-          <w:szCs w:val="22"/>
-        </w:rPr>
-        <w:t xml:space="preserve"> etc.</w:t>
-      </w:r>
-      <w:r>
-        <w:rPr>
-          <w:rFonts w:asciiTheme="minorHAnsi" w:hAnsiTheme="minorHAnsi" w:cstheme="minorHAnsi"/>
-          <w:color w:val="000000" w:themeColor="text1"/>
-          <w:sz w:val="22"/>
-          <w:szCs w:val="22"/>
-        </w:rPr>
-        <w:t xml:space="preserve"> Edited </w:t>
-      </w:r>
-      <w:r>
-        <w:rPr>
-          <w:rFonts w:asciiTheme="minorHAnsi" w:hAnsiTheme="minorHAnsi" w:cstheme="minorHAnsi"/>
-          <w:color w:val="000000" w:themeColor="text1"/>
-          <w:sz w:val="22"/>
-          <w:szCs w:val="22"/>
-        </w:rPr>
-        <w:t xml:space="preserve">Masterspec </w:t>
-      </w:r>
-      <w:r>
-        <w:rPr>
-          <w:rFonts w:asciiTheme="minorHAnsi" w:hAnsiTheme="minorHAnsi" w:cstheme="minorHAnsi"/>
-          <w:color w:val="000000" w:themeColor="text1"/>
-          <w:sz w:val="22"/>
-          <w:szCs w:val="22"/>
-        </w:rPr>
-        <w:t>/</w:t>
-      </w:r>
-      <w:r>
-        <w:rPr>
-          <w:rFonts w:asciiTheme="minorHAnsi" w:hAnsiTheme="minorHAnsi" w:cstheme="minorHAnsi"/>
-          <w:color w:val="000000" w:themeColor="text1"/>
-          <w:sz w:val="22"/>
-          <w:szCs w:val="22"/>
-        </w:rPr>
-        <w:t xml:space="preserve"> </w:t>
-      </w:r>
-      <w:r>
-        <w:rPr>
-          <w:rFonts w:asciiTheme="minorHAnsi" w:hAnsiTheme="minorHAnsi" w:cstheme="minorHAnsi"/>
-          <w:color w:val="000000" w:themeColor="text1"/>
-          <w:sz w:val="22"/>
-          <w:szCs w:val="22"/>
-        </w:rPr>
-        <w:t>UFGS</w:t>
-      </w:r>
-      <w:r>
-        <w:rPr>
-          <w:rFonts w:asciiTheme="minorHAnsi" w:hAnsiTheme="minorHAnsi" w:cstheme="minorHAnsi"/>
-          <w:color w:val="000000" w:themeColor="text1"/>
-          <w:sz w:val="22"/>
-          <w:szCs w:val="22"/>
-        </w:rPr>
-        <w:t xml:space="preserve"> specifications</w:t>
-      </w:r>
-      <w:r>
-        <w:rPr>
-          <w:rFonts w:asciiTheme="minorHAnsi" w:hAnsiTheme="minorHAnsi" w:cstheme="minorHAnsi"/>
-          <w:color w:val="000000" w:themeColor="text1"/>
-          <w:sz w:val="22"/>
-          <w:szCs w:val="22"/>
-        </w:rPr>
-        <w:t>.</w:t>
-      </w:r>
-      <w:r>
-        <w:rPr>
-          <w:rFonts w:asciiTheme="minorHAnsi" w:hAnsiTheme="minorHAnsi" w:cstheme="minorHAnsi"/>
-          <w:color w:val="000000" w:themeColor="text1"/>
-          <w:sz w:val="22"/>
-          <w:szCs w:val="22"/>
-        </w:rPr>
-        <w:t xml:space="preserve"> </w:t>
-      </w:r>
-      <w:r>
-        <w:rPr>
-          <w:rFonts w:asciiTheme="minorHAnsi" w:hAnsiTheme="minorHAnsi" w:cstheme="minorHAnsi"/>
-          <w:color w:val="000000" w:themeColor="text1"/>
-          <w:sz w:val="22"/>
-          <w:szCs w:val="22"/>
-        </w:rPr>
-        <w:t xml:space="preserve">Met with </w:t>
-      </w:r>
-      <w:r>
-        <w:rPr>
-          <w:rFonts w:asciiTheme="minorHAnsi" w:hAnsiTheme="minorHAnsi" w:cstheme="minorHAnsi"/>
-          <w:color w:val="000000" w:themeColor="text1"/>
-          <w:sz w:val="22"/>
-          <w:szCs w:val="22"/>
-        </w:rPr>
-        <w:t>client</w:t>
-      </w:r>
-      <w:r>
-        <w:rPr>
-          <w:rFonts w:asciiTheme="minorHAnsi" w:hAnsiTheme="minorHAnsi" w:cstheme="minorHAnsi"/>
-          <w:color w:val="000000" w:themeColor="text1"/>
-          <w:sz w:val="22"/>
-          <w:szCs w:val="22"/>
-        </w:rPr>
-        <w:t xml:space="preserve"> and other consultants</w:t>
-      </w:r>
-      <w:r>
-        <w:rPr>
-          <w:rFonts w:asciiTheme="minorHAnsi" w:hAnsiTheme="minorHAnsi" w:cstheme="minorHAnsi"/>
-          <w:color w:val="000000" w:themeColor="text1"/>
-          <w:sz w:val="22"/>
-          <w:szCs w:val="22"/>
-        </w:rPr>
-        <w:t xml:space="preserve"> to produce a well-coordinated set.</w:t>
-      </w:r>
-    </w:p>
-    <w:p>
-      <w:pPr>
-        <w:pStyle w:val="NoSpacing"/>
-        <w:numPr>
-          <w:ilvl w:val="0"/>
-          <w:numId w:val="19"/>
-        </w:numPr>
-        <w:rPr>
-          <w:rFonts w:asciiTheme="minorHAnsi" w:hAnsiTheme="minorHAnsi" w:cstheme="minorHAnsi"/>
-          <w:color w:val="000000" w:themeColor="text1"/>
-          <w:sz w:val="22"/>
-          <w:szCs w:val="22"/>
-        </w:rPr>
-      </w:pPr>
-      <w:r>
-        <w:rPr>
-          <w:rFonts w:asciiTheme="minorHAnsi" w:hAnsiTheme="minorHAnsi" w:cstheme="minorHAnsi"/>
-          <w:color w:val="000000" w:themeColor="text1"/>
-          <w:sz w:val="22"/>
-          <w:szCs w:val="22"/>
-        </w:rPr>
-        <w:t>Designed specialty plumbing systems such as RO/DI water systems, med gas systems, lab gases systems, and compressed air systems</w:t>
-      </w:r>
-      <w:r>
-        <w:rPr>
-          <w:rFonts w:asciiTheme="minorHAnsi" w:hAnsiTheme="minorHAnsi" w:cstheme="minorHAnsi"/>
-          <w:color w:val="000000" w:themeColor="text1"/>
-          <w:sz w:val="22"/>
-          <w:szCs w:val="22"/>
-        </w:rPr>
-        <w:t xml:space="preserve">. </w:t>
-      </w:r>
-      <w:r>
-        <w:rPr>
-          <w:rFonts w:asciiTheme="minorHAnsi" w:hAnsiTheme="minorHAnsi" w:cstheme="minorHAnsi"/>
-          <w:color w:val="000000" w:themeColor="text1"/>
-          <w:sz w:val="22"/>
-          <w:szCs w:val="22"/>
-        </w:rPr>
-        <w:t>Worked on renovation projects in existing buildings with phasing and temp systems.</w:t>
-      </w:r>
-      <w:r>
-        <w:rPr>
-          <w:rFonts w:asciiTheme="minorHAnsi" w:hAnsiTheme="minorHAnsi" w:cstheme="minorHAnsi"/>
-          <w:color w:val="000000" w:themeColor="text1"/>
-          <w:sz w:val="22"/>
-          <w:szCs w:val="22"/>
-        </w:rPr>
-        <w:t xml:space="preserve">     </w:t>
-      </w:r>
-    </w:p>
-    <w:p>
-      <w:pPr>
-        <w:pStyle w:val="NoSpacing"/>
-        <w:numPr>
-          <w:ilvl w:val="0"/>
-          <w:numId w:val="19"/>
-        </w:numPr>
-        <w:rPr>
-          <w:rFonts w:asciiTheme="minorHAnsi" w:hAnsiTheme="minorHAnsi" w:cstheme="minorHAnsi"/>
-          <w:color w:val="000000" w:themeColor="text1"/>
-          <w:sz w:val="22"/>
-          <w:szCs w:val="22"/>
-        </w:rPr>
-      </w:pPr>
-      <w:r>
-        <w:rPr>
-          <w:rFonts w:asciiTheme="minorHAnsi" w:hAnsiTheme="minorHAnsi" w:cstheme="minorHAnsi"/>
-          <w:color w:val="000000" w:themeColor="text1"/>
-          <w:sz w:val="22"/>
-          <w:szCs w:val="22"/>
-        </w:rPr>
-        <w:t xml:space="preserve">Worked on Life Cycle Cost Analysis to present options to the client. </w:t>
-      </w:r>
-      <w:r>
-        <w:rPr>
-          <w:rFonts w:asciiTheme="minorHAnsi" w:hAnsiTheme="minorHAnsi" w:cstheme="minorHAnsi"/>
-          <w:color w:val="000000" w:themeColor="text1"/>
-          <w:sz w:val="22"/>
-          <w:szCs w:val="22"/>
-        </w:rPr>
-        <w:t xml:space="preserve">Participated in design coordination meetings with client / government / other consultants to contribute real time. </w:t>
-      </w:r>
-    </w:p>
-    <w:p>
-      <w:pPr>
-        <w:pStyle w:val="NoSpacing"/>
-        <w:ind w:firstLine="360"/>
-        <w:rPr>
-          <w:rFonts w:asciiTheme="minorHAnsi" w:hAnsiTheme="minorHAnsi" w:cstheme="minorHAnsi"/>
-          <w:b/>
-          <w:color w:val="000000" w:themeColor="text1"/>
-        </w:rPr>
-      </w:pPr>
-      <w:r>
-        <w:rPr>
-          <w:rFonts w:asciiTheme="minorHAnsi" w:hAnsiTheme="minorHAnsi" w:cstheme="minorHAnsi"/>
-          <w:b/>
-          <w:color w:val="000000" w:themeColor="text1"/>
-        </w:rPr>
-        <w:t xml:space="preserve">Mechanical Engineer | </w:t>
-      </w:r>
-      <w:r>
-        <w:rPr>
-          <w:rStyle w:val="Emphasis"/>
-          <w:rFonts w:asciiTheme="minorHAnsi" w:hAnsiTheme="minorHAnsi" w:cstheme="minorHAnsi"/>
-          <w:b/>
-          <w:color w:val="595959" w:themeColor="text1" w:themeTint="A6"/>
-          <w:sz w:val="24"/>
-        </w:rPr>
-        <w:t>AMA Consulting Engineers</w:t>
-      </w:r>
-      <w:r>
-        <w:rPr>
-          <w:rStyle w:val="Emphasis"/>
-          <w:rFonts w:asciiTheme="minorHAnsi" w:hAnsiTheme="minorHAnsi" w:cstheme="minorHAnsi"/>
-          <w:b/>
-          <w:color w:val="595959" w:themeColor="text1" w:themeTint="A6"/>
-          <w:sz w:val="24"/>
-        </w:rPr>
-        <w:t>, NY</w:t>
-      </w:r>
-      <w:r>
-        <w:rPr>
-          <w:rStyle w:val="Emphasis"/>
-          <w:rFonts w:asciiTheme="minorHAnsi" w:hAnsiTheme="minorHAnsi" w:cstheme="minorHAnsi"/>
-          <w:b/>
-          <w:color w:val="000000" w:themeColor="text1"/>
-          <w:sz w:val="24"/>
-        </w:rPr>
-        <w:t xml:space="preserve"> </w:t>
-      </w:r>
-      <w:r>
-        <w:rPr>
-          <w:rFonts w:asciiTheme="minorHAnsi" w:hAnsiTheme="minorHAnsi" w:cstheme="minorHAnsi"/>
-          <w:b/>
-          <w:color w:val="000000" w:themeColor="text1"/>
-        </w:rPr>
-        <w:t xml:space="preserve">| </w:t>
-      </w:r>
-      <w:r>
-        <w:rPr>
-          <w:rFonts w:asciiTheme="minorHAnsi" w:hAnsiTheme="minorHAnsi" w:cstheme="minorHAnsi"/>
-          <w:b/>
-          <w:color w:val="595959" w:themeColor="text1" w:themeTint="A6"/>
-        </w:rPr>
-        <w:t>OCTOBER</w:t>
-      </w:r>
-      <w:r>
-        <w:rPr>
-          <w:rFonts w:asciiTheme="minorHAnsi" w:hAnsiTheme="minorHAnsi" w:cstheme="minorHAnsi"/>
-          <w:b/>
-          <w:color w:val="595959" w:themeColor="text1" w:themeTint="A6"/>
-        </w:rPr>
-        <w:t xml:space="preserve"> 2019 – </w:t>
-      </w:r>
-      <w:r>
-        <w:rPr>
-          <w:rFonts w:asciiTheme="minorHAnsi" w:hAnsiTheme="minorHAnsi" w:cstheme="minorHAnsi"/>
-          <w:b/>
-          <w:color w:val="595959" w:themeColor="text1" w:themeTint="A6"/>
-        </w:rPr>
-        <w:t>MARCH 2021</w:t>
-      </w:r>
-    </w:p>
-    <w:p>
-      <w:pPr>
-        <w:pStyle w:val="NoSpacing"/>
-        <w:numPr>
-          <w:ilvl w:val="0"/>
-          <w:numId w:val="19"/>
-        </w:numPr>
-        <w:rPr>
-          <w:rFonts w:asciiTheme="minorHAnsi" w:hAnsiTheme="minorHAnsi" w:cstheme="minorHAnsi"/>
-          <w:color w:val="000000" w:themeColor="text1"/>
-          <w:sz w:val="22"/>
-          <w:szCs w:val="22"/>
-        </w:rPr>
-      </w:pPr>
-      <w:r>
-        <w:rPr>
-          <w:rFonts w:asciiTheme="minorHAnsi" w:hAnsiTheme="minorHAnsi" w:cstheme="minorHAnsi"/>
-          <w:color w:val="000000" w:themeColor="text1"/>
-          <w:sz w:val="22"/>
-          <w:szCs w:val="22"/>
-        </w:rPr>
-        <w:t xml:space="preserve">Types of projects – </w:t>
-      </w:r>
-      <w:r>
-        <w:rPr>
-          <w:rFonts w:asciiTheme="minorHAnsi" w:hAnsiTheme="minorHAnsi" w:cstheme="minorHAnsi"/>
-          <w:color w:val="000000" w:themeColor="text1"/>
-          <w:sz w:val="22"/>
-          <w:szCs w:val="22"/>
-          <w:u w:val="single"/>
-        </w:rPr>
-        <w:t>R</w:t>
-      </w:r>
-      <w:r>
-        <w:rPr>
-          <w:rFonts w:asciiTheme="minorHAnsi" w:hAnsiTheme="minorHAnsi" w:cstheme="minorHAnsi"/>
-          <w:color w:val="000000" w:themeColor="text1"/>
-          <w:sz w:val="22"/>
-          <w:szCs w:val="22"/>
-          <w:u w:val="single"/>
-        </w:rPr>
-        <w:t xml:space="preserve">estaurants, </w:t>
-      </w:r>
-      <w:r>
-        <w:rPr>
-          <w:rFonts w:asciiTheme="minorHAnsi" w:hAnsiTheme="minorHAnsi" w:cstheme="minorHAnsi"/>
-          <w:color w:val="000000" w:themeColor="text1"/>
-          <w:sz w:val="22"/>
-          <w:szCs w:val="22"/>
-          <w:u w:val="single"/>
-        </w:rPr>
-        <w:t>O</w:t>
-      </w:r>
-      <w:r>
-        <w:rPr>
-          <w:rFonts w:asciiTheme="minorHAnsi" w:hAnsiTheme="minorHAnsi" w:cstheme="minorHAnsi"/>
-          <w:color w:val="000000" w:themeColor="text1"/>
-          <w:sz w:val="22"/>
-          <w:szCs w:val="22"/>
-          <w:u w:val="single"/>
-        </w:rPr>
-        <w:t xml:space="preserve">ffice spaces and </w:t>
-      </w:r>
-      <w:r>
-        <w:rPr>
-          <w:rFonts w:asciiTheme="minorHAnsi" w:hAnsiTheme="minorHAnsi" w:cstheme="minorHAnsi"/>
-          <w:color w:val="000000" w:themeColor="text1"/>
-          <w:sz w:val="22"/>
-          <w:szCs w:val="22"/>
-          <w:u w:val="single"/>
-        </w:rPr>
-        <w:t>R</w:t>
-      </w:r>
-      <w:r>
-        <w:rPr>
-          <w:rFonts w:asciiTheme="minorHAnsi" w:hAnsiTheme="minorHAnsi" w:cstheme="minorHAnsi"/>
-          <w:color w:val="000000" w:themeColor="text1"/>
-          <w:sz w:val="22"/>
-          <w:szCs w:val="22"/>
-          <w:u w:val="single"/>
-        </w:rPr>
-        <w:t>etail fitouts</w:t>
-      </w:r>
-      <w:r>
-        <w:rPr>
-          <w:rFonts w:asciiTheme="minorHAnsi" w:hAnsiTheme="minorHAnsi" w:cstheme="minorHAnsi"/>
-          <w:color w:val="000000" w:themeColor="text1"/>
-          <w:sz w:val="22"/>
-          <w:szCs w:val="22"/>
-        </w:rPr>
-        <w:t>.</w:t>
-      </w:r>
-    </w:p>
-    <w:p>
-      <w:pPr>
-        <w:pStyle w:val="NoSpacing"/>
-        <w:numPr>
-          <w:ilvl w:val="0"/>
-          <w:numId w:val="19"/>
-        </w:numPr>
-        <w:rPr>
-          <w:rFonts w:asciiTheme="minorHAnsi" w:hAnsiTheme="minorHAnsi" w:cstheme="minorHAnsi"/>
-          <w:color w:val="000000" w:themeColor="text1"/>
-          <w:sz w:val="22"/>
-          <w:szCs w:val="22"/>
-        </w:rPr>
-      </w:pPr>
-      <w:r>
-        <w:rPr>
-          <w:rFonts w:asciiTheme="minorHAnsi" w:hAnsiTheme="minorHAnsi" w:cstheme="minorHAnsi"/>
-          <w:color w:val="000000" w:themeColor="text1"/>
-          <w:sz w:val="22"/>
-          <w:szCs w:val="22"/>
-        </w:rPr>
-        <w:t>Worked on projects</w:t>
-      </w:r>
-      <w:r>
-        <w:rPr>
-          <w:rFonts w:asciiTheme="minorHAnsi" w:hAnsiTheme="minorHAnsi" w:cstheme="minorHAnsi"/>
-          <w:color w:val="000000" w:themeColor="text1"/>
-          <w:sz w:val="22"/>
-          <w:szCs w:val="22"/>
-        </w:rPr>
-        <w:t xml:space="preserve"> with hydronic systems</w:t>
-      </w:r>
-      <w:r>
-        <w:rPr>
-          <w:rFonts w:asciiTheme="minorHAnsi" w:hAnsiTheme="minorHAnsi" w:cstheme="minorHAnsi"/>
-          <w:color w:val="000000" w:themeColor="text1"/>
-          <w:sz w:val="22"/>
-          <w:szCs w:val="22"/>
-        </w:rPr>
-        <w:t xml:space="preserve"> from inception to complete construction documents</w:t>
-      </w:r>
-      <w:r>
-        <w:rPr>
-          <w:rFonts w:asciiTheme="minorHAnsi" w:hAnsiTheme="minorHAnsi" w:cstheme="minorHAnsi"/>
-          <w:color w:val="000000" w:themeColor="text1"/>
-          <w:sz w:val="22"/>
-          <w:szCs w:val="22"/>
-        </w:rPr>
-        <w:t xml:space="preserve"> &amp; CA</w:t>
-      </w:r>
-      <w:r>
-        <w:rPr>
-          <w:rFonts w:asciiTheme="minorHAnsi" w:hAnsiTheme="minorHAnsi" w:cstheme="minorHAnsi"/>
-          <w:color w:val="000000" w:themeColor="text1"/>
-          <w:sz w:val="22"/>
-          <w:szCs w:val="22"/>
-        </w:rPr>
-        <w:t>.</w:t>
-      </w:r>
-      <w:r>
-        <w:rPr>
-          <w:rFonts w:asciiTheme="minorHAnsi" w:hAnsiTheme="minorHAnsi" w:cstheme="minorHAnsi"/>
-          <w:color w:val="000000" w:themeColor="text1"/>
-          <w:sz w:val="22"/>
-          <w:szCs w:val="22"/>
-        </w:rPr>
-        <w:t xml:space="preserve"> </w:t>
-      </w:r>
-      <w:r>
-        <w:rPr>
-          <w:rFonts w:asciiTheme="minorHAnsi" w:hAnsiTheme="minorHAnsi" w:cstheme="minorHAnsi"/>
-          <w:color w:val="000000" w:themeColor="text1"/>
-          <w:sz w:val="22"/>
-          <w:szCs w:val="22"/>
-        </w:rPr>
-        <w:t xml:space="preserve">Edited book/CAD specifications; </w:t>
-      </w:r>
-      <w:r>
-        <w:rPr>
-          <w:rFonts w:asciiTheme="minorHAnsi" w:hAnsiTheme="minorHAnsi" w:cstheme="minorHAnsi"/>
-          <w:color w:val="000000" w:themeColor="text1"/>
-          <w:sz w:val="22"/>
-          <w:szCs w:val="22"/>
-        </w:rPr>
-        <w:t>collaborated</w:t>
-      </w:r>
-      <w:r>
-        <w:rPr>
-          <w:rFonts w:asciiTheme="minorHAnsi" w:hAnsiTheme="minorHAnsi" w:cstheme="minorHAnsi"/>
-          <w:color w:val="000000" w:themeColor="text1"/>
-          <w:sz w:val="22"/>
-          <w:szCs w:val="22"/>
-        </w:rPr>
-        <w:t xml:space="preserve"> with electrical team to</w:t>
-      </w:r>
-      <w:r>
-        <w:rPr>
-          <w:rFonts w:asciiTheme="minorHAnsi" w:hAnsiTheme="minorHAnsi" w:cstheme="minorHAnsi"/>
-          <w:color w:val="000000" w:themeColor="text1"/>
-          <w:sz w:val="22"/>
-          <w:szCs w:val="22"/>
-        </w:rPr>
-        <w:t xml:space="preserve"> </w:t>
-      </w:r>
-      <w:r>
-        <w:rPr>
-          <w:rFonts w:asciiTheme="minorHAnsi" w:hAnsiTheme="minorHAnsi" w:cstheme="minorHAnsi"/>
-          <w:color w:val="000000" w:themeColor="text1"/>
-          <w:sz w:val="22"/>
-          <w:szCs w:val="22"/>
-        </w:rPr>
-        <w:t xml:space="preserve">produce a well-coordinated set.    </w:t>
-      </w:r>
-      <w:r>
-        <w:rPr>
-          <w:rFonts w:asciiTheme="minorHAnsi" w:hAnsiTheme="minorHAnsi" w:cstheme="minorHAnsi"/>
-          <w:color w:val="000000" w:themeColor="text1"/>
-          <w:sz w:val="22"/>
-          <w:szCs w:val="22"/>
-        </w:rPr>
-        <w:t xml:space="preserve"> </w:t>
-      </w:r>
-    </w:p>
-    <w:p>
-      <w:pPr>
-        <w:pStyle w:val="NoSpacing"/>
-        <w:ind w:firstLine="360"/>
-        <w:rPr>
-          <w:rFonts w:asciiTheme="minorHAnsi" w:hAnsiTheme="minorHAnsi" w:cstheme="minorHAnsi"/>
-          <w:b/>
-          <w:color w:val="000000" w:themeColor="text1"/>
-        </w:rPr>
-      </w:pPr>
-      <w:r>
-        <w:rPr>
-          <w:rFonts w:asciiTheme="minorHAnsi" w:hAnsiTheme="minorHAnsi" w:cstheme="minorHAnsi"/>
-          <w:b/>
-          <w:color w:val="000000" w:themeColor="text1"/>
-        </w:rPr>
-        <w:t xml:space="preserve">Mechanical Engineer | </w:t>
-      </w:r>
-      <w:r>
-        <w:rPr>
-          <w:rStyle w:val="Emphasis"/>
-          <w:rFonts w:asciiTheme="minorHAnsi" w:hAnsiTheme="minorHAnsi" w:cstheme="minorHAnsi"/>
-          <w:b/>
-          <w:color w:val="595959" w:themeColor="text1" w:themeTint="A6"/>
-          <w:sz w:val="24"/>
-        </w:rPr>
-        <w:t>GEA Consulting Engineers, NY</w:t>
-      </w:r>
-      <w:r>
-        <w:rPr>
-          <w:rStyle w:val="Emphasis"/>
-          <w:rFonts w:asciiTheme="minorHAnsi" w:hAnsiTheme="minorHAnsi" w:cstheme="minorHAnsi"/>
-          <w:b/>
-          <w:color w:val="000000" w:themeColor="text1"/>
-          <w:sz w:val="24"/>
-        </w:rPr>
-        <w:t xml:space="preserve"> </w:t>
-      </w:r>
-      <w:r>
-        <w:rPr>
-          <w:rFonts w:asciiTheme="minorHAnsi" w:hAnsiTheme="minorHAnsi" w:cstheme="minorHAnsi"/>
-          <w:b/>
-          <w:color w:val="000000" w:themeColor="text1"/>
-        </w:rPr>
-        <w:t xml:space="preserve">| </w:t>
-      </w:r>
-      <w:r>
-        <w:rPr>
-          <w:rFonts w:asciiTheme="minorHAnsi" w:hAnsiTheme="minorHAnsi" w:cstheme="minorHAnsi"/>
-          <w:b/>
-          <w:color w:val="595959" w:themeColor="text1" w:themeTint="A6"/>
-        </w:rPr>
-        <w:t xml:space="preserve">JULY 2018 – </w:t>
-      </w:r>
-      <w:r>
-        <w:rPr>
-          <w:rFonts w:asciiTheme="minorHAnsi" w:hAnsiTheme="minorHAnsi" w:cstheme="minorHAnsi"/>
-          <w:b/>
-          <w:color w:val="595959" w:themeColor="text1" w:themeTint="A6"/>
-        </w:rPr>
-        <w:t>OCTOBER</w:t>
-      </w:r>
-      <w:r>
-        <w:rPr>
-          <w:rFonts w:asciiTheme="minorHAnsi" w:hAnsiTheme="minorHAnsi" w:cstheme="minorHAnsi"/>
-          <w:b/>
-          <w:color w:val="595959" w:themeColor="text1" w:themeTint="A6"/>
-        </w:rPr>
-        <w:t xml:space="preserve"> 2019</w:t>
-      </w:r>
-    </w:p>
-    <w:p>
-      <w:pPr>
-        <w:pStyle w:val="NoSpacing"/>
-        <w:numPr>
-          <w:ilvl w:val="0"/>
-          <w:numId w:val="16"/>
-        </w:numPr>
-        <w:rPr>
-          <w:rFonts w:asciiTheme="minorHAnsi" w:hAnsiTheme="minorHAnsi" w:cstheme="minorHAnsi"/>
-          <w:color w:val="000000" w:themeColor="text1"/>
-          <w:sz w:val="22"/>
-          <w:szCs w:val="22"/>
-        </w:rPr>
-      </w:pPr>
-      <w:r>
-        <w:rPr>
-          <w:rFonts w:asciiTheme="minorHAnsi" w:hAnsiTheme="minorHAnsi" w:cstheme="minorHAnsi"/>
-          <w:color w:val="000000" w:themeColor="text1"/>
-          <w:sz w:val="22"/>
-          <w:szCs w:val="22"/>
-        </w:rPr>
-        <w:t>Types of projects –</w:t>
-      </w:r>
-      <w:r>
-        <w:rPr>
-          <w:rFonts w:asciiTheme="minorHAnsi" w:hAnsiTheme="minorHAnsi" w:cstheme="minorHAnsi"/>
-          <w:color w:val="000000" w:themeColor="text1"/>
-          <w:sz w:val="22"/>
-          <w:szCs w:val="22"/>
-        </w:rPr>
-        <w:t xml:space="preserve"> </w:t>
-      </w:r>
-      <w:r>
-        <w:rPr>
-          <w:rFonts w:asciiTheme="minorHAnsi" w:hAnsiTheme="minorHAnsi" w:cstheme="minorHAnsi"/>
-          <w:color w:val="000000" w:themeColor="text1"/>
-          <w:sz w:val="22"/>
-          <w:szCs w:val="22"/>
-          <w:u w:val="single"/>
-        </w:rPr>
-        <w:t>High rise Residential, Restaurants, church</w:t>
-      </w:r>
-      <w:r>
-        <w:rPr>
-          <w:rFonts w:asciiTheme="minorHAnsi" w:hAnsiTheme="minorHAnsi" w:cstheme="minorHAnsi"/>
-          <w:color w:val="000000" w:themeColor="text1"/>
-          <w:sz w:val="22"/>
-          <w:szCs w:val="22"/>
-        </w:rPr>
-        <w:t xml:space="preserve">. </w:t>
-      </w:r>
-    </w:p>
-    <w:p>
-      <w:pPr>
-        <w:pStyle w:val="NoSpacing"/>
-        <w:numPr>
-          <w:ilvl w:val="0"/>
-          <w:numId w:val="16"/>
-        </w:numPr>
-        <w:rPr>
-          <w:rFonts w:asciiTheme="minorHAnsi" w:hAnsiTheme="minorHAnsi" w:cstheme="minorHAnsi"/>
-          <w:color w:val="000000" w:themeColor="text1"/>
-          <w:sz w:val="22"/>
-          <w:szCs w:val="22"/>
-        </w:rPr>
-      </w:pPr>
-      <w:r>
-        <w:rPr>
-          <w:rFonts w:asciiTheme="minorHAnsi" w:hAnsiTheme="minorHAnsi" w:cstheme="minorHAnsi"/>
-          <w:color w:val="000000" w:themeColor="text1"/>
-          <w:sz w:val="22"/>
-          <w:szCs w:val="22"/>
-        </w:rPr>
-        <w:t>Coordinat</w:t>
-      </w:r>
-      <w:r>
-        <w:rPr>
-          <w:rFonts w:asciiTheme="minorHAnsi" w:hAnsiTheme="minorHAnsi" w:cstheme="minorHAnsi"/>
-          <w:color w:val="000000" w:themeColor="text1"/>
-          <w:sz w:val="22"/>
-          <w:szCs w:val="22"/>
-        </w:rPr>
-        <w:t>ed</w:t>
-      </w:r>
-      <w:r>
-        <w:rPr>
-          <w:rFonts w:asciiTheme="minorHAnsi" w:hAnsiTheme="minorHAnsi" w:cstheme="minorHAnsi"/>
-          <w:color w:val="000000" w:themeColor="text1"/>
-          <w:sz w:val="22"/>
-          <w:szCs w:val="22"/>
-        </w:rPr>
-        <w:t xml:space="preserve"> with architect and other in-house</w:t>
-      </w:r>
-      <w:r>
-        <w:rPr>
-          <w:rFonts w:asciiTheme="minorHAnsi" w:hAnsiTheme="minorHAnsi" w:cstheme="minorHAnsi"/>
-          <w:color w:val="000000" w:themeColor="text1"/>
-          <w:sz w:val="22"/>
-          <w:szCs w:val="22"/>
-        </w:rPr>
-        <w:t xml:space="preserve"> </w:t>
-      </w:r>
-      <w:r>
-        <w:rPr>
-          <w:rFonts w:asciiTheme="minorHAnsi" w:hAnsiTheme="minorHAnsi" w:cstheme="minorHAnsi"/>
-          <w:color w:val="000000" w:themeColor="text1"/>
-          <w:sz w:val="22"/>
-          <w:szCs w:val="22"/>
-        </w:rPr>
-        <w:t>trades. Developed deep understanding of NYC Mechanical code</w:t>
-      </w:r>
-      <w:r>
-        <w:rPr>
-          <w:rFonts w:asciiTheme="minorHAnsi" w:hAnsiTheme="minorHAnsi" w:cstheme="minorHAnsi"/>
-          <w:color w:val="000000" w:themeColor="text1"/>
-          <w:sz w:val="22"/>
-          <w:szCs w:val="22"/>
-        </w:rPr>
-        <w:t xml:space="preserve"> while learning working of </w:t>
-      </w:r>
-      <w:r>
-        <w:rPr>
-          <w:rFonts w:asciiTheme="minorHAnsi" w:hAnsiTheme="minorHAnsi" w:cstheme="minorHAnsi"/>
-          <w:color w:val="000000" w:themeColor="text1"/>
-          <w:sz w:val="22"/>
-          <w:szCs w:val="22"/>
-        </w:rPr>
-        <w:t>VRF and hydronic systems</w:t>
-      </w:r>
-      <w:r>
-        <w:rPr>
-          <w:rFonts w:asciiTheme="minorHAnsi" w:hAnsiTheme="minorHAnsi" w:cstheme="minorHAnsi"/>
-          <w:color w:val="000000" w:themeColor="text1"/>
-          <w:sz w:val="22"/>
-          <w:szCs w:val="22"/>
-        </w:rPr>
-        <w:t>.</w:t>
-      </w:r>
-      <w:r>
-        <w:rPr>
-          <w:rFonts w:asciiTheme="minorHAnsi" w:hAnsiTheme="minorHAnsi" w:cstheme="minorHAnsi"/>
-          <w:color w:val="000000" w:themeColor="text1"/>
-          <w:sz w:val="22"/>
-          <w:szCs w:val="22"/>
-        </w:rPr>
-        <w:t xml:space="preserve"> </w:t>
-      </w:r>
-    </w:p>
-    <w:p>
-      <w:pPr>
-        <w:pStyle w:val="NoSpacing"/>
-        <w:numPr>
-          <w:ilvl w:val="0"/>
-          <w:numId w:val="16"/>
-        </w:numPr>
-        <w:rPr>
-          <w:rFonts w:asciiTheme="minorHAnsi" w:hAnsiTheme="minorHAnsi" w:cstheme="minorHAnsi"/>
-          <w:color w:val="000000" w:themeColor="text1"/>
-          <w:sz w:val="22"/>
-          <w:szCs w:val="22"/>
-        </w:rPr>
-      </w:pPr>
-      <w:r>
-        <w:rPr>
-          <w:rFonts w:asciiTheme="minorHAnsi" w:hAnsiTheme="minorHAnsi" w:cstheme="minorHAnsi"/>
-          <w:color w:val="000000" w:themeColor="text1"/>
-          <w:sz w:val="22"/>
-          <w:szCs w:val="22"/>
-        </w:rPr>
-        <w:t xml:space="preserve">Meticulously reviewing </w:t>
-      </w:r>
-      <w:r>
-        <w:rPr>
-          <w:rFonts w:asciiTheme="minorHAnsi" w:hAnsiTheme="minorHAnsi" w:cstheme="minorHAnsi"/>
-          <w:color w:val="000000" w:themeColor="text1"/>
-          <w:sz w:val="22"/>
-          <w:szCs w:val="22"/>
-        </w:rPr>
-        <w:t xml:space="preserve">Shop drawings, Submittals </w:t>
-      </w:r>
-      <w:r>
-        <w:rPr>
-          <w:rFonts w:asciiTheme="minorHAnsi" w:hAnsiTheme="minorHAnsi" w:cstheme="minorHAnsi"/>
-          <w:color w:val="000000" w:themeColor="text1"/>
-          <w:sz w:val="22"/>
-          <w:szCs w:val="22"/>
-        </w:rPr>
-        <w:t>and</w:t>
-      </w:r>
-      <w:r>
-        <w:rPr>
-          <w:rFonts w:asciiTheme="minorHAnsi" w:hAnsiTheme="minorHAnsi" w:cstheme="minorHAnsi"/>
-          <w:color w:val="000000" w:themeColor="text1"/>
-          <w:sz w:val="22"/>
-          <w:szCs w:val="22"/>
-        </w:rPr>
-        <w:t xml:space="preserve"> Responding to RFIs</w:t>
-      </w:r>
-      <w:r>
-        <w:rPr>
-          <w:rFonts w:asciiTheme="minorHAnsi" w:hAnsiTheme="minorHAnsi" w:cstheme="minorHAnsi"/>
-          <w:color w:val="000000" w:themeColor="text1"/>
-          <w:sz w:val="22"/>
-          <w:szCs w:val="22"/>
-        </w:rPr>
-        <w:t>.</w:t>
-      </w:r>
-    </w:p>
-    <w:p>
-      <w:pPr>
-        <w:pStyle w:val="NoSpacing"/>
-        <w:numPr>
-          <w:ilvl w:val="0"/>
-          <w:numId w:val="16"/>
-        </w:numPr>
-        <w:rPr>
-          <w:rFonts w:asciiTheme="minorHAnsi" w:hAnsiTheme="minorHAnsi" w:cstheme="minorHAnsi"/>
-          <w:color w:val="000000" w:themeColor="text1"/>
-          <w:sz w:val="22"/>
-          <w:szCs w:val="22"/>
-        </w:rPr>
-      </w:pPr>
-      <w:r>
-        <w:rPr>
-          <w:rFonts w:asciiTheme="minorHAnsi" w:hAnsiTheme="minorHAnsi" w:cstheme="minorHAnsi"/>
-          <w:color w:val="000000" w:themeColor="text1"/>
-          <w:sz w:val="22"/>
-          <w:szCs w:val="22"/>
-        </w:rPr>
-        <w:t>Used Trace for load calculations and AutoCAD</w:t>
-      </w:r>
-      <w:r>
-        <w:rPr>
-          <w:rFonts w:asciiTheme="minorHAnsi" w:hAnsiTheme="minorHAnsi" w:cstheme="minorHAnsi"/>
-          <w:color w:val="000000" w:themeColor="text1"/>
-          <w:sz w:val="22"/>
-          <w:szCs w:val="22"/>
-        </w:rPr>
-        <w:t xml:space="preserve"> and REVIT</w:t>
-      </w:r>
-      <w:r>
-        <w:rPr>
-          <w:rFonts w:asciiTheme="minorHAnsi" w:hAnsiTheme="minorHAnsi" w:cstheme="minorHAnsi"/>
-          <w:color w:val="000000" w:themeColor="text1"/>
-          <w:sz w:val="22"/>
-          <w:szCs w:val="22"/>
-        </w:rPr>
-        <w:t xml:space="preserve"> for drafting</w:t>
-      </w:r>
-      <w:r>
-        <w:rPr>
-          <w:rFonts w:asciiTheme="minorHAnsi" w:hAnsiTheme="minorHAnsi" w:cstheme="minorHAnsi"/>
-          <w:color w:val="000000" w:themeColor="text1"/>
-          <w:sz w:val="22"/>
-          <w:szCs w:val="22"/>
-        </w:rPr>
-        <w:t>.</w:t>
-      </w:r>
-    </w:p>
-    <w:p>
-      <w:pPr>
-        <w:pStyle w:val="NoSpacing"/>
-        <w:ind w:firstLine="360"/>
-        <w:rPr>
-          <w:rFonts w:asciiTheme="minorHAnsi" w:hAnsiTheme="minorHAnsi" w:cstheme="minorHAnsi"/>
-          <w:b/>
-          <w:color w:val="595959" w:themeColor="text1" w:themeTint="A6"/>
-        </w:rPr>
-      </w:pPr>
-      <w:r>
-        <w:rPr>
-          <w:rFonts w:asciiTheme="minorHAnsi" w:hAnsiTheme="minorHAnsi" w:cstheme="minorHAnsi"/>
-          <w:b/>
-          <w:color w:val="000000" w:themeColor="text1"/>
-        </w:rPr>
-        <w:t xml:space="preserve">MEP Design Engineer | </w:t>
-      </w:r>
-      <w:r>
-        <w:rPr>
-          <w:rStyle w:val="Emphasis"/>
-          <w:rFonts w:asciiTheme="minorHAnsi" w:hAnsiTheme="minorHAnsi" w:cstheme="minorHAnsi"/>
-          <w:b/>
-          <w:color w:val="595959" w:themeColor="text1" w:themeTint="A6"/>
-          <w:sz w:val="24"/>
-        </w:rPr>
-        <w:t>LL Engineering P.C</w:t>
-      </w:r>
-      <w:r>
-        <w:rPr>
-          <w:rStyle w:val="Emphasis"/>
-          <w:rFonts w:asciiTheme="minorHAnsi" w:hAnsiTheme="minorHAnsi" w:cstheme="minorHAnsi"/>
-          <w:b/>
-          <w:color w:val="595959" w:themeColor="text1" w:themeTint="A6"/>
-          <w:sz w:val="24"/>
-        </w:rPr>
-        <w:t>, NY</w:t>
-      </w:r>
-      <w:r>
-        <w:rPr>
-          <w:rStyle w:val="Emphasis"/>
-          <w:rFonts w:asciiTheme="minorHAnsi" w:hAnsiTheme="minorHAnsi" w:cstheme="minorHAnsi"/>
-          <w:b/>
-          <w:color w:val="000000" w:themeColor="text1"/>
-          <w:sz w:val="24"/>
-        </w:rPr>
-        <w:t xml:space="preserve"> </w:t>
-      </w:r>
-      <w:r>
-        <w:rPr>
-          <w:rFonts w:asciiTheme="minorHAnsi" w:hAnsiTheme="minorHAnsi" w:cstheme="minorHAnsi"/>
-          <w:b/>
-          <w:color w:val="000000" w:themeColor="text1"/>
-        </w:rPr>
-        <w:t xml:space="preserve">| </w:t>
-      </w:r>
-      <w:r>
-        <w:rPr>
-          <w:rFonts w:asciiTheme="minorHAnsi" w:hAnsiTheme="minorHAnsi" w:cstheme="minorHAnsi"/>
-          <w:b/>
-          <w:color w:val="595959" w:themeColor="text1" w:themeTint="A6"/>
-        </w:rPr>
-        <w:t>MAY 2018 – JULY 2018</w:t>
-      </w:r>
-    </w:p>
-    <w:p>
-      <w:pPr>
-        <w:pStyle w:val="NoSpacing"/>
-        <w:numPr>
-          <w:ilvl w:val="0"/>
-          <w:numId w:val="16"/>
-        </w:numPr>
-        <w:rPr>
-          <w:rFonts w:asciiTheme="minorHAnsi" w:hAnsiTheme="minorHAnsi" w:cstheme="minorHAnsi"/>
-          <w:color w:val="000000" w:themeColor="text1"/>
-          <w:sz w:val="22"/>
-          <w:szCs w:val="22"/>
-        </w:rPr>
-      </w:pPr>
-      <w:r>
-        <w:rPr>
-          <w:rFonts w:asciiTheme="minorHAnsi" w:hAnsiTheme="minorHAnsi" w:cstheme="minorHAnsi"/>
-          <w:color w:val="000000" w:themeColor="text1"/>
-          <w:sz w:val="22"/>
-          <w:szCs w:val="22"/>
-        </w:rPr>
-        <w:t>Worked on Mechanical (HVAC), Electrical and Plumbing design for Commercial and Residential buildings.</w:t>
-      </w:r>
-      <w:r>
-        <w:rPr>
-          <w:rFonts w:asciiTheme="minorHAnsi" w:hAnsiTheme="minorHAnsi" w:cstheme="minorHAnsi"/>
-          <w:color w:val="000000" w:themeColor="text1"/>
-          <w:sz w:val="22"/>
-          <w:szCs w:val="22"/>
-        </w:rPr>
-        <w:t xml:space="preserve"> </w:t>
-      </w:r>
-    </w:p>
-    <w:p>
-      <w:pPr>
-        <w:pStyle w:val="NoSpacing"/>
-        <w:numPr>
-          <w:ilvl w:val="0"/>
-          <w:numId w:val="16"/>
-        </w:numPr>
-        <w:rPr>
-          <w:rFonts w:asciiTheme="minorHAnsi" w:hAnsiTheme="minorHAnsi" w:cstheme="minorHAnsi"/>
-          <w:color w:val="000000" w:themeColor="text1"/>
-          <w:sz w:val="22"/>
-          <w:szCs w:val="22"/>
-        </w:rPr>
-      </w:pPr>
-      <w:r>
-        <w:rPr>
-          <w:rFonts w:asciiTheme="minorHAnsi" w:hAnsiTheme="minorHAnsi" w:cstheme="minorHAnsi"/>
-          <w:color w:val="000000" w:themeColor="text1"/>
-          <w:sz w:val="22"/>
-          <w:szCs w:val="22"/>
-        </w:rPr>
-        <w:t>Independently took HVAC projects from setting up xref to submitting the final draft with equipment schedule, Detailed drawings</w:t>
-      </w:r>
-      <w:r>
-        <w:rPr>
-          <w:rFonts w:asciiTheme="minorHAnsi" w:hAnsiTheme="minorHAnsi" w:cstheme="minorHAnsi"/>
-          <w:color w:val="000000" w:themeColor="text1"/>
-          <w:sz w:val="22"/>
-          <w:szCs w:val="22"/>
-        </w:rPr>
-        <w:t xml:space="preserve"> and</w:t>
-      </w:r>
-      <w:r>
-        <w:rPr>
-          <w:rFonts w:asciiTheme="minorHAnsi" w:hAnsiTheme="minorHAnsi" w:cstheme="minorHAnsi"/>
-          <w:color w:val="000000" w:themeColor="text1"/>
-          <w:sz w:val="22"/>
-          <w:szCs w:val="22"/>
-        </w:rPr>
-        <w:t xml:space="preserve"> Mechanical Details.</w:t>
-      </w:r>
-      <w:bookmarkEnd w:id="0"/>
-    </w:p>
-    <w:p>
-      <w:pPr>
-        <w:pStyle w:val="NoSpacing"/>
-        <w:ind w:left="720"/>
-        <w:rPr>
-          <w:rFonts w:asciiTheme="minorHAnsi" w:hAnsiTheme="minorHAnsi" w:cstheme="minorHAnsi"/>
-          <w:color w:val="000000" w:themeColor="text1"/>
-          <w:sz w:val="22"/>
-          <w:szCs w:val="22"/>
-        </w:rPr>
-      </w:pPr>
-    </w:p>
-    <w:p>
-      <w:pPr>
-        <w:pStyle w:val="NoSpacing"/>
-        <w:spacing w:afterLines="40" w:after="96"/>
-        <w:ind w:left="360"/>
-        <w:rPr>
-          <w:rFonts w:asciiTheme="minorHAnsi" w:hAnsiTheme="minorHAnsi" w:cstheme="minorHAnsi"/>
-          <w:color w:val="000000" w:themeColor="text1"/>
-          <w:sz w:val="22"/>
-          <w:szCs w:val="22"/>
-        </w:rPr>
-      </w:pPr>
-      <w:r>
-        <w:rPr>
-          <w:rFonts w:asciiTheme="minorHAnsi" w:hAnsiTheme="minorHAnsi" w:cstheme="minorHAnsi"/>
-          <w:b/>
-          <w:noProof/>
-          <w:color w:val="000000" w:themeColor="text1"/>
-          <w:sz w:val="36"/>
-        </w:rPr>
-        <w:drawing>
-          <wp:anchor distT="0" distB="0" distL="114300" distR="114300" simplePos="0" relativeHeight="251655168" behindDoc="0" locked="0" layoutInCell="1" allowOverlap="1" wp14:anchorId="4080A1FA" wp14:editId="4966FF70">
-            <wp:simplePos x="0" y="0"/>
-            <wp:positionH relativeFrom="column">
-              <wp:posOffset>4082</wp:posOffset>
-            </wp:positionH>
-            <wp:positionV relativeFrom="paragraph">
-              <wp:posOffset>31115</wp:posOffset>
-            </wp:positionV>
-            <wp:extent cx="227330" cy="227330"/>
-            <wp:effectExtent l="0" t="0" r="1270" b="1270"/>
-            <wp:wrapNone/>
-            <wp:docPr id="3" name="Picture 3"/>
-            <wp:cNvGraphicFramePr>
-              <a:graphicFrameLocks xmlns:a="http://schemas.openxmlformats.org/drawingml/2006/main" noChangeAspect="1"/>
-            </wp:cNvGraphicFramePr>
-            <a:graphic xmlns:a="http://schemas.openxmlformats.org/drawingml/2006/main">
-              <a:graphicData uri="http://schemas.openxmlformats.org/drawingml/2006/picture">
-                <pic:pic xmlns:pic="http://schemas.openxmlformats.org/drawingml/2006/picture">
-                  <pic:nvPicPr>
-                    <pic:cNvPr id="0" name="Picture 10"/>
-                    <pic:cNvPicPr>
-                      <a:picLocks noChangeAspect="1" noChangeArrowheads="1"/>
-                    </pic:cNvPicPr>
-                  </pic:nvPicPr>
-                  <pic:blipFill>
-                    <a:blip r:embed="rId12">
-                      <a:extLst>
-                        <a:ext uri="{28A0092B-C50C-407E-A947-70E740481C1C}">
-                          <a14:useLocalDpi xmlns:a14="http://schemas.microsoft.com/office/drawing/2010/main" val="0"/>
-                        </a:ext>
-                      </a:extLst>
-                    </a:blip>
-                    <a:srcRect/>
-                    <a:stretch>
-                      <a:fillRect/>
-                    </a:stretch>
-                  </pic:blipFill>
-                  <pic:spPr bwMode="auto">
-                    <a:xfrm>
-                      <a:off x="0" y="0"/>
-                      <a:ext cx="227330" cy="227330"/>
-                    </a:xfrm>
-                    <a:prstGeom prst="rect">
-                      <a:avLst/>
-                    </a:prstGeom>
-                    <a:noFill/>
-                  </pic:spPr>
-                </pic:pic>
-              </a:graphicData>
-            </a:graphic>
-            <wp14:sizeRelH relativeFrom="margin">
-              <wp14:pctWidth>0</wp14:pctWidth>
-            </wp14:sizeRelH>
-            <wp14:sizeRelV relativeFrom="margin">
-              <wp14:pctHeight>0</wp14:pctHeight>
-            </wp14:sizeRelV>
-          </wp:anchor>
-        </w:drawing>
-      </w:r>
-      <w:r>
-        <w:rPr>
-          <w:rFonts w:asciiTheme="minorHAnsi" w:hAnsiTheme="minorHAnsi" w:cstheme="minorHAnsi"/>
-          <w:b/>
-          <w:color w:val="000000" w:themeColor="text1"/>
-          <w:sz w:val="36"/>
-        </w:rPr>
-        <w:t xml:space="preserve">   </w:t>
-      </w:r>
-      <w:r>
-        <w:rPr>
-          <w:rFonts w:asciiTheme="minorHAnsi" w:hAnsiTheme="minorHAnsi" w:cstheme="minorHAnsi"/>
-          <w:b/>
-          <w:color w:val="000000" w:themeColor="text1"/>
-          <w:sz w:val="36"/>
-        </w:rPr>
-        <w:t>EDUCATION</w:t>
-      </w:r>
-    </w:p>
-    <w:p>
-      <w:pPr>
-        <w:pStyle w:val="NoSpacing"/>
-        <w:ind w:firstLine="360"/>
-        <w:rPr>
-          <w:rFonts w:asciiTheme="minorHAnsi" w:hAnsiTheme="minorHAnsi" w:cstheme="minorHAnsi"/>
-          <w:b/>
-          <w:color w:val="000000" w:themeColor="text1"/>
-        </w:rPr>
-      </w:pPr>
-      <w:r>
-        <w:rPr>
-          <w:rFonts w:asciiTheme="minorHAnsi" w:hAnsiTheme="minorHAnsi" w:cstheme="minorHAnsi"/>
-          <w:b/>
-          <w:color w:val="000000" w:themeColor="text1"/>
-        </w:rPr>
-        <w:t xml:space="preserve">Master’s in Mechanical Engineering | </w:t>
-      </w:r>
-      <w:r>
-        <w:rPr>
-          <w:rStyle w:val="Emphasis"/>
-          <w:rFonts w:asciiTheme="minorHAnsi" w:hAnsiTheme="minorHAnsi" w:cstheme="minorHAnsi"/>
-          <w:b/>
-          <w:color w:val="595959" w:themeColor="text1" w:themeTint="A6"/>
-          <w:sz w:val="24"/>
-        </w:rPr>
-        <w:t>New York University</w:t>
-      </w:r>
-      <w:r>
-        <w:rPr>
-          <w:rStyle w:val="Emphasis"/>
-          <w:rFonts w:asciiTheme="minorHAnsi" w:hAnsiTheme="minorHAnsi" w:cstheme="minorHAnsi"/>
-          <w:b/>
-          <w:color w:val="000000" w:themeColor="text1"/>
-          <w:sz w:val="24"/>
-        </w:rPr>
-        <w:t xml:space="preserve"> </w:t>
-      </w:r>
-      <w:r>
-        <w:rPr>
-          <w:rFonts w:asciiTheme="minorHAnsi" w:hAnsiTheme="minorHAnsi" w:cstheme="minorHAnsi"/>
-          <w:b/>
-          <w:color w:val="000000" w:themeColor="text1"/>
-        </w:rPr>
-        <w:t xml:space="preserve">| </w:t>
-      </w:r>
-      <w:r>
-        <w:rPr>
-          <w:rFonts w:asciiTheme="minorHAnsi" w:hAnsiTheme="minorHAnsi" w:cstheme="minorHAnsi"/>
-          <w:b/>
-          <w:color w:val="595959" w:themeColor="text1" w:themeTint="A6"/>
-        </w:rPr>
-        <w:t>MAY 2018</w:t>
-      </w:r>
-      <w:r>
-        <w:rPr>
-          <w:rFonts w:asciiTheme="minorHAnsi" w:hAnsiTheme="minorHAnsi" w:cstheme="minorHAnsi"/>
-          <w:b/>
-          <w:color w:val="595959" w:themeColor="text1" w:themeTint="A6"/>
-        </w:rPr>
-        <w:t xml:space="preserve"> </w:t>
-      </w:r>
-      <w:r>
-        <w:rPr>
-          <w:rFonts w:asciiTheme="minorHAnsi" w:hAnsiTheme="minorHAnsi" w:cstheme="minorHAnsi"/>
-          <w:b/>
-          <w:color w:val="000000" w:themeColor="text1"/>
-        </w:rPr>
-        <w:t xml:space="preserve">| </w:t>
-      </w:r>
-      <w:r>
-        <w:rPr>
-          <w:rFonts w:asciiTheme="minorHAnsi" w:hAnsiTheme="minorHAnsi" w:cstheme="minorHAnsi"/>
-          <w:b/>
-          <w:color w:val="595959" w:themeColor="text1" w:themeTint="A6"/>
-        </w:rPr>
-        <w:t>GPA – 3.63</w:t>
-      </w:r>
-    </w:p>
-    <w:p>
-      <w:pPr>
-        <w:pStyle w:val="NoSpacing"/>
-        <w:numPr>
-          <w:ilvl w:val="0"/>
-          <w:numId w:val="13"/>
-        </w:numPr>
-        <w:rPr>
-          <w:rFonts w:asciiTheme="minorHAnsi" w:hAnsiTheme="minorHAnsi" w:cstheme="minorHAnsi"/>
-          <w:color w:val="000000" w:themeColor="text1"/>
-          <w:sz w:val="22"/>
-          <w:szCs w:val="22"/>
-        </w:rPr>
-      </w:pPr>
-      <w:bookmarkStart w:id="1" w:name="_Hlk512462530"/>
-      <w:r>
-        <w:rPr>
-          <w:rFonts w:asciiTheme="minorHAnsi" w:hAnsiTheme="minorHAnsi" w:cstheme="minorHAnsi"/>
-          <w:color w:val="000000" w:themeColor="text1"/>
-          <w:sz w:val="22"/>
-          <w:szCs w:val="22"/>
-        </w:rPr>
-        <w:t>C</w:t>
-      </w:r>
-      <w:r>
-        <w:rPr>
-          <w:rFonts w:asciiTheme="minorHAnsi" w:hAnsiTheme="minorHAnsi" w:cstheme="minorHAnsi"/>
-          <w:color w:val="000000" w:themeColor="text1"/>
-          <w:sz w:val="22"/>
-          <w:szCs w:val="22"/>
-        </w:rPr>
-        <w:t>ourses</w:t>
-      </w:r>
-      <w:r>
-        <w:rPr>
-          <w:rFonts w:asciiTheme="minorHAnsi" w:hAnsiTheme="minorHAnsi" w:cstheme="minorHAnsi"/>
-          <w:color w:val="000000" w:themeColor="text1"/>
-          <w:sz w:val="22"/>
-          <w:szCs w:val="22"/>
-        </w:rPr>
-        <w:t>:</w:t>
-      </w:r>
-      <w:r>
-        <w:rPr>
-          <w:rFonts w:asciiTheme="minorHAnsi" w:hAnsiTheme="minorHAnsi" w:cstheme="minorHAnsi"/>
-          <w:color w:val="000000" w:themeColor="text1"/>
-          <w:sz w:val="22"/>
-          <w:szCs w:val="22"/>
-        </w:rPr>
-        <w:t xml:space="preserve"> Heat transfer for HVAC</w:t>
-      </w:r>
-      <w:r>
-        <w:rPr>
-          <w:rFonts w:asciiTheme="minorHAnsi" w:hAnsiTheme="minorHAnsi" w:cstheme="minorHAnsi"/>
-          <w:color w:val="000000" w:themeColor="text1"/>
-          <w:sz w:val="22"/>
-          <w:szCs w:val="22"/>
-        </w:rPr>
-        <w:t>,</w:t>
-      </w:r>
-      <w:r>
-        <w:rPr>
-          <w:rFonts w:asciiTheme="minorHAnsi" w:hAnsiTheme="minorHAnsi" w:cstheme="minorHAnsi"/>
-          <w:color w:val="000000" w:themeColor="text1"/>
-          <w:sz w:val="22"/>
-          <w:szCs w:val="22"/>
-        </w:rPr>
-        <w:t xml:space="preserve"> Design of HVAC</w:t>
-      </w:r>
-      <w:r>
-        <w:rPr>
-          <w:rFonts w:asciiTheme="minorHAnsi" w:hAnsiTheme="minorHAnsi" w:cstheme="minorHAnsi"/>
-          <w:color w:val="000000" w:themeColor="text1"/>
-          <w:sz w:val="22"/>
-          <w:szCs w:val="22"/>
-        </w:rPr>
-        <w:t>, Thermal Engineering,</w:t>
-      </w:r>
-      <w:r>
-        <w:rPr>
-          <w:rFonts w:asciiTheme="minorHAnsi" w:hAnsiTheme="minorHAnsi" w:cstheme="minorHAnsi"/>
-          <w:color w:val="000000" w:themeColor="text1"/>
-          <w:sz w:val="22"/>
-          <w:szCs w:val="22"/>
-        </w:rPr>
-        <w:t xml:space="preserve"> Fluid mechanics for HVAC, Linear control systems</w:t>
-      </w:r>
-      <w:r>
-        <w:rPr>
-          <w:rFonts w:asciiTheme="minorHAnsi" w:hAnsiTheme="minorHAnsi" w:cstheme="minorHAnsi"/>
-          <w:color w:val="000000" w:themeColor="text1"/>
-          <w:sz w:val="22"/>
-          <w:szCs w:val="22"/>
-        </w:rPr>
-        <w:t>.</w:t>
-      </w:r>
-    </w:p>
-    <w:p>
-      <w:pPr>
-        <w:pStyle w:val="NoSpacing"/>
-        <w:ind w:firstLine="360"/>
-        <w:rPr>
-          <w:rFonts w:asciiTheme="minorHAnsi" w:hAnsiTheme="minorHAnsi" w:cstheme="minorHAnsi"/>
-          <w:b/>
-          <w:color w:val="000000" w:themeColor="text1"/>
-        </w:rPr>
-      </w:pPr>
-      <w:bookmarkStart w:id="2" w:name="_Hlk512462560"/>
-      <w:bookmarkEnd w:id="1"/>
-      <w:r>
-        <w:rPr>
-          <w:rFonts w:asciiTheme="minorHAnsi" w:hAnsiTheme="minorHAnsi" w:cstheme="minorHAnsi"/>
-          <w:b/>
-          <w:color w:val="000000" w:themeColor="text1"/>
-        </w:rPr>
-        <w:t xml:space="preserve">Bachelor’s in Mechanical Engineering | </w:t>
-      </w:r>
-      <w:r>
-        <w:rPr>
-          <w:rStyle w:val="Emphasis"/>
-          <w:rFonts w:asciiTheme="minorHAnsi" w:hAnsiTheme="minorHAnsi" w:cstheme="minorHAnsi"/>
-          <w:b/>
-          <w:color w:val="595959" w:themeColor="text1" w:themeTint="A6"/>
-          <w:sz w:val="24"/>
-        </w:rPr>
-        <w:t xml:space="preserve">University of Pune </w:t>
-      </w:r>
-      <w:r>
-        <w:rPr>
-          <w:rFonts w:asciiTheme="minorHAnsi" w:hAnsiTheme="minorHAnsi" w:cstheme="minorHAnsi"/>
-          <w:b/>
-          <w:color w:val="000000" w:themeColor="text1"/>
-        </w:rPr>
-        <w:t xml:space="preserve">| </w:t>
-      </w:r>
-      <w:r>
-        <w:rPr>
-          <w:rFonts w:asciiTheme="minorHAnsi" w:hAnsiTheme="minorHAnsi" w:cstheme="minorHAnsi"/>
-          <w:b/>
-          <w:color w:val="595959" w:themeColor="text1" w:themeTint="A6"/>
-        </w:rPr>
-        <w:t>MAY 2016</w:t>
-      </w:r>
-      <w:r>
-        <w:rPr>
-          <w:rFonts w:asciiTheme="minorHAnsi" w:hAnsiTheme="minorHAnsi" w:cstheme="minorHAnsi"/>
-          <w:b/>
-          <w:color w:val="595959" w:themeColor="text1" w:themeTint="A6"/>
-        </w:rPr>
-        <w:t xml:space="preserve"> </w:t>
-      </w:r>
-      <w:r>
-        <w:rPr>
-          <w:rFonts w:asciiTheme="minorHAnsi" w:hAnsiTheme="minorHAnsi" w:cstheme="minorHAnsi"/>
-          <w:b/>
-          <w:color w:val="000000" w:themeColor="text1"/>
-        </w:rPr>
-        <w:t xml:space="preserve">| </w:t>
-      </w:r>
-      <w:r>
-        <w:rPr>
-          <w:rFonts w:asciiTheme="minorHAnsi" w:hAnsiTheme="minorHAnsi" w:cstheme="minorHAnsi"/>
-          <w:b/>
-          <w:color w:val="595959" w:themeColor="text1" w:themeTint="A6"/>
-        </w:rPr>
-        <w:t>GPA – 3.50</w:t>
-      </w:r>
-    </w:p>
-    <w:p>
-      <w:pPr>
-        <w:pStyle w:val="NoSpacing"/>
-        <w:numPr>
-          <w:ilvl w:val="0"/>
-          <w:numId w:val="13"/>
-        </w:numPr>
-        <w:spacing w:after="40"/>
-        <w:rPr>
-          <w:rFonts w:asciiTheme="minorHAnsi" w:hAnsiTheme="minorHAnsi" w:cstheme="minorHAnsi"/>
-          <w:color w:val="000000" w:themeColor="text1"/>
-          <w:sz w:val="22"/>
-          <w:szCs w:val="22"/>
-        </w:rPr>
-      </w:pPr>
-      <w:r>
-        <w:rPr>
-          <w:rFonts w:asciiTheme="minorHAnsi" w:hAnsiTheme="minorHAnsi" w:cstheme="minorHAnsi"/>
-          <w:color w:val="000000" w:themeColor="text1"/>
-          <w:sz w:val="22"/>
-          <w:szCs w:val="22"/>
-        </w:rPr>
-        <w:t>C</w:t>
-      </w:r>
-      <w:r>
-        <w:rPr>
-          <w:rFonts w:asciiTheme="minorHAnsi" w:hAnsiTheme="minorHAnsi" w:cstheme="minorHAnsi"/>
-          <w:color w:val="000000" w:themeColor="text1"/>
-          <w:sz w:val="22"/>
-          <w:szCs w:val="22"/>
-        </w:rPr>
-        <w:t>ourses:</w:t>
-      </w:r>
-      <w:r>
-        <w:rPr>
-          <w:rFonts w:asciiTheme="minorHAnsi" w:hAnsiTheme="minorHAnsi" w:cstheme="minorHAnsi"/>
-          <w:color w:val="000000" w:themeColor="text1"/>
-          <w:sz w:val="22"/>
-          <w:szCs w:val="22"/>
-        </w:rPr>
-        <w:t xml:space="preserve"> </w:t>
-      </w:r>
-      <w:r>
-        <w:rPr>
-          <w:rFonts w:asciiTheme="minorHAnsi" w:hAnsiTheme="minorHAnsi" w:cstheme="minorHAnsi"/>
-          <w:color w:val="000000" w:themeColor="text1"/>
-          <w:sz w:val="22"/>
-          <w:szCs w:val="22"/>
-        </w:rPr>
-        <w:t xml:space="preserve">Machine design, </w:t>
-      </w:r>
-      <w:r>
-        <w:rPr>
-          <w:rFonts w:asciiTheme="minorHAnsi" w:hAnsiTheme="minorHAnsi" w:cstheme="minorHAnsi"/>
-          <w:color w:val="000000" w:themeColor="text1"/>
-          <w:sz w:val="22"/>
-          <w:szCs w:val="22"/>
-        </w:rPr>
-        <w:t>Thermodynamics,</w:t>
-      </w:r>
-      <w:r>
-        <w:rPr>
-          <w:rFonts w:asciiTheme="minorHAnsi" w:hAnsiTheme="minorHAnsi" w:cstheme="minorHAnsi"/>
-          <w:color w:val="000000" w:themeColor="text1"/>
-          <w:sz w:val="22"/>
-          <w:szCs w:val="22"/>
-        </w:rPr>
-        <w:t xml:space="preserve"> Strength of Materials,</w:t>
-      </w:r>
-      <w:r>
-        <w:rPr>
-          <w:rFonts w:asciiTheme="minorHAnsi" w:hAnsiTheme="minorHAnsi" w:cstheme="minorHAnsi"/>
-          <w:color w:val="000000" w:themeColor="text1"/>
-          <w:sz w:val="22"/>
-          <w:szCs w:val="22"/>
-        </w:rPr>
-        <w:t xml:space="preserve"> Heat transfer</w:t>
-      </w:r>
-      <w:r>
-        <w:rPr>
-          <w:rFonts w:asciiTheme="minorHAnsi" w:hAnsiTheme="minorHAnsi" w:cstheme="minorHAnsi"/>
-          <w:color w:val="000000" w:themeColor="text1"/>
-          <w:sz w:val="22"/>
-          <w:szCs w:val="22"/>
-        </w:rPr>
-        <w:t>,</w:t>
-      </w:r>
-      <w:r>
-        <w:rPr>
-          <w:rFonts w:asciiTheme="minorHAnsi" w:hAnsiTheme="minorHAnsi" w:cstheme="minorHAnsi"/>
-          <w:color w:val="000000" w:themeColor="text1"/>
-          <w:sz w:val="22"/>
-          <w:szCs w:val="22"/>
-        </w:rPr>
-        <w:t xml:space="preserve"> Robotics,</w:t>
-      </w:r>
-      <w:r>
-        <w:rPr>
-          <w:rFonts w:asciiTheme="minorHAnsi" w:hAnsiTheme="minorHAnsi" w:cstheme="minorHAnsi"/>
-          <w:color w:val="000000" w:themeColor="text1"/>
-          <w:sz w:val="22"/>
-          <w:szCs w:val="22"/>
-        </w:rPr>
-        <w:t xml:space="preserve"> Advanced CAD</w:t>
-      </w:r>
-      <w:bookmarkEnd w:id="2"/>
-      <w:r>
-        <w:rPr>
-          <w:rFonts w:asciiTheme="minorHAnsi" w:hAnsiTheme="minorHAnsi" w:cstheme="minorHAnsi"/>
-          <w:color w:val="000000" w:themeColor="text1"/>
-          <w:sz w:val="22"/>
-          <w:szCs w:val="22"/>
-        </w:rPr>
-        <w:t>.</w:t>
-      </w:r>
-      <w:r>
-        <w:rPr>
-          <w:rFonts w:asciiTheme="minorHAnsi" w:hAnsiTheme="minorHAnsi" w:cstheme="minorHAnsi"/>
-          <w:color w:val="000000" w:themeColor="text1"/>
-          <w:sz w:val="22"/>
-          <w:szCs w:val="22"/>
-        </w:rPr>
-        <w:t xml:space="preserve"> </w:t>
-      </w:r>
-    </w:p>
-    <w:p>
-      <w:pPr>
-        <w:pStyle w:val="NoSpacing"/>
-        <w:spacing w:after="40"/>
-        <w:ind w:left="720"/>
-        <w:rPr>
-          <w:rFonts w:asciiTheme="minorHAnsi" w:hAnsiTheme="minorHAnsi" w:cstheme="minorHAnsi"/>
-          <w:color w:val="000000" w:themeColor="text1"/>
-          <w:sz w:val="22"/>
-          <w:szCs w:val="22"/>
-        </w:rPr>
-      </w:pPr>
-    </w:p>
-    <w:p>
-      <w:pPr>
-        <w:spacing w:before="0" w:line="240" w:lineRule="auto"/>
-        <w:jc w:val="left"/>
-        <w:rPr>
-          <w:rFonts w:asciiTheme="minorHAnsi" w:eastAsia="Times New Roman" w:hAnsiTheme="minorHAnsi" w:cstheme="minorHAnsi"/>
-          <w:b/>
-          <w:color w:val="000000" w:themeColor="text1"/>
-          <w:sz w:val="36"/>
-        </w:rPr>
-      </w:pPr>
-      <w:r>
-        <w:rPr>
-          <w:rFonts w:asciiTheme="minorHAnsi" w:eastAsia="Times New Roman" w:hAnsiTheme="minorHAnsi" w:cstheme="minorHAnsi"/>
-          <w:b/>
-          <w:noProof/>
-          <w:color w:val="000000" w:themeColor="text1"/>
-          <w:sz w:val="36"/>
-        </w:rPr>
-        <w:drawing>
-          <wp:anchor distT="0" distB="0" distL="114300" distR="114300" simplePos="0" relativeHeight="251662336" behindDoc="0" locked="0" layoutInCell="1" allowOverlap="1" wp14:anchorId="2AE40427" wp14:editId="6C2E909B">
-            <wp:simplePos x="0" y="0"/>
-            <wp:positionH relativeFrom="column">
-              <wp:posOffset>-3629</wp:posOffset>
-            </wp:positionH>
-            <wp:positionV relativeFrom="paragraph">
-              <wp:posOffset>-1361</wp:posOffset>
-            </wp:positionV>
-            <wp:extent cx="233136" cy="233136"/>
-            <wp:effectExtent l="0" t="0" r="0" b="0"/>
-            <wp:wrapNone/>
-            <wp:docPr id="6" name="Picture 6"/>
-            <wp:cNvGraphicFramePr>
-              <a:graphicFrameLocks xmlns:a="http://schemas.openxmlformats.org/drawingml/2006/main" noChangeAspect="1"/>
-            </wp:cNvGraphicFramePr>
-            <a:graphic xmlns:a="http://schemas.openxmlformats.org/drawingml/2006/main">
-              <a:graphicData uri="http://schemas.openxmlformats.org/drawingml/2006/picture">
-                <pic:pic xmlns:pic="http://schemas.openxmlformats.org/drawingml/2006/picture">
-                  <pic:nvPicPr>
-                    <pic:cNvPr id="0" name="Picture 13"/>
-                    <pic:cNvPicPr>
-                      <a:picLocks noChangeAspect="1" noChangeArrowheads="1"/>
-                    </pic:cNvPicPr>
-                  </pic:nvPicPr>
-                  <pic:blipFill>
-                    <a:blip r:embed="rId13">
-                      <a:extLst>
-                        <a:ext uri="{28A0092B-C50C-407E-A947-70E740481C1C}">
-                          <a14:useLocalDpi xmlns:a14="http://schemas.microsoft.com/office/drawing/2010/main" val="0"/>
-                        </a:ext>
-                      </a:extLst>
-                    </a:blip>
-                    <a:srcRect/>
-                    <a:stretch>
-                      <a:fillRect/>
-                    </a:stretch>
-                  </pic:blipFill>
-                  <pic:spPr bwMode="auto">
-                    <a:xfrm>
-                      <a:off x="0" y="0"/>
-                      <a:ext cx="233136" cy="233136"/>
-                    </a:xfrm>
-                    <a:prstGeom prst="rect">
-                      <a:avLst/>
-                    </a:prstGeom>
-                    <a:noFill/>
-                  </pic:spPr>
-                </pic:pic>
-              </a:graphicData>
-            </a:graphic>
-            <wp14:sizeRelH relativeFrom="margin">
-              <wp14:pctWidth>0</wp14:pctWidth>
-            </wp14:sizeRelH>
-            <wp14:sizeRelV relativeFrom="margin">
-              <wp14:pctHeight>0</wp14:pctHeight>
-            </wp14:sizeRelV>
-          </wp:anchor>
-        </w:drawing>
-      </w:r>
-      <w:r>
-        <w:rPr>
-          <w:rFonts w:asciiTheme="minorHAnsi" w:eastAsia="Times New Roman" w:hAnsiTheme="minorHAnsi" w:cstheme="minorHAnsi"/>
-          <w:b/>
-          <w:color w:val="000000" w:themeColor="text1"/>
-          <w:sz w:val="36"/>
-        </w:rPr>
-        <w:t xml:space="preserve">       TECHNICAL SKILLS</w:t>
-      </w:r>
-    </w:p>
-    <w:p>
-      <w:pPr>
-        <w:pStyle w:val="NoSpacing"/>
-        <w:spacing w:after="40"/>
-        <w:jc w:val="left"/>
-        <w:rPr>
-          <w:rFonts w:asciiTheme="minorHAnsi" w:eastAsia="Times New Roman" w:hAnsiTheme="minorHAnsi" w:cstheme="minorHAnsi"/>
+          <w:rFonts w:eastAsia="Times New Roman" w:asciiTheme="minorHAnsi" w:hAnsiTheme="minorHAnsi" w:cstheme="minorHAnsi"/>
           <w:color w:val="000000" w:themeColor="text1"/>
           <w:sz w:val="18"/>
           <w:szCs w:val="18"/>
@@ -3155,237 +3106,417 @@
         <w:spacing w:after="40"/>
         <w:jc w:val="center"/>
         <w:rPr>
-          <w:rFonts w:asciiTheme="minorHAnsi" w:hAnsiTheme="minorHAnsi" w:cstheme="minorHAnsi"/>
-          <w:b/>
+          <w:rFonts w:ascii="Calibri" w:hAnsi="Calibri" w:eastAsia="Times New Roman" w:cs="Calibri" w:asciiTheme="minorAscii" w:hAnsiTheme="minorAscii" w:cstheme="minorAscii"/>
           <w:color w:val="000000" w:themeColor="text1"/>
-          <w:sz w:val="28"/>
-          <w:szCs w:val="28"/>
-        </w:rPr>
-      </w:pPr>
-      <w:r>
-        <w:rPr>
-          <w:rFonts w:asciiTheme="minorHAnsi" w:eastAsia="Times New Roman" w:hAnsiTheme="minorHAnsi" w:cstheme="minorHAnsi"/>
-          <w:color w:val="000000" w:themeColor="text1"/>
-          <w:sz w:val="28"/>
-          <w:szCs w:val="28"/>
-          <w:u w:val="single"/>
+          <w:sz w:val="24"/>
+          <w:szCs w:val="24"/>
+          <w:u w:val="none"/>
+        </w:rPr>
+      </w:pPr>
+      <w:r>
+        <w:rPr>
+          <w:rFonts w:ascii="Calibri" w:hAnsi="Calibri" w:eastAsia="Times New Roman" w:cs="Calibri" w:asciiTheme="minorAscii" w:hAnsiTheme="minorAscii" w:cstheme="minorAscii"/>
+          <w:color w:val="000000" w:themeColor="text1" w:themeTint="FF" w:themeShade="FF"/>
+          <w:sz w:val="24"/>
+          <w:szCs w:val="24"/>
+          <w:u w:val="none"/>
         </w:rPr>
         <w:t>REVIT</w:t>
       </w:r>
       <w:r>
         <w:rPr>
-          <w:rFonts w:asciiTheme="minorHAnsi" w:eastAsia="Times New Roman" w:hAnsiTheme="minorHAnsi" w:cstheme="minorHAnsi"/>
-          <w:color w:val="000000" w:themeColor="text1"/>
-          <w:sz w:val="28"/>
-          <w:szCs w:val="28"/>
+          <w:rFonts w:ascii="Calibri" w:hAnsi="Calibri" w:eastAsia="Times New Roman" w:cs="Calibri" w:asciiTheme="minorAscii" w:hAnsiTheme="minorAscii" w:cstheme="minorAscii"/>
+          <w:color w:val="000000" w:themeColor="text1" w:themeTint="FF" w:themeShade="FF"/>
+          <w:sz w:val="24"/>
+          <w:szCs w:val="24"/>
+          <w:u w:val="none"/>
         </w:rPr>
         <w:t xml:space="preserve"> │</w:t>
       </w:r>
       <w:r>
         <w:rPr>
-          <w:rFonts w:asciiTheme="minorHAnsi" w:eastAsia="Times New Roman" w:hAnsiTheme="minorHAnsi" w:cstheme="minorHAnsi"/>
-          <w:color w:val="000000" w:themeColor="text1"/>
-          <w:sz w:val="28"/>
-          <w:szCs w:val="28"/>
+          <w:rFonts w:ascii="Calibri" w:hAnsi="Calibri" w:eastAsia="Times New Roman" w:cs="Calibri" w:asciiTheme="minorAscii" w:hAnsiTheme="minorAscii" w:cstheme="minorAscii"/>
+          <w:color w:val="000000" w:themeColor="text1" w:themeTint="FF" w:themeShade="FF"/>
+          <w:sz w:val="24"/>
+          <w:szCs w:val="24"/>
+          <w:u w:val="none"/>
         </w:rPr>
         <w:t xml:space="preserve"> </w:t>
       </w:r>
       <w:r>
         <w:rPr>
-          <w:rFonts w:asciiTheme="minorHAnsi" w:eastAsia="Times New Roman" w:hAnsiTheme="minorHAnsi" w:cstheme="minorHAnsi"/>
-          <w:color w:val="000000" w:themeColor="text1"/>
-          <w:sz w:val="28"/>
-          <w:szCs w:val="28"/>
-          <w:u w:val="single"/>
+          <w:rFonts w:ascii="Calibri" w:hAnsi="Calibri" w:eastAsia="Times New Roman" w:cs="Calibri" w:asciiTheme="minorAscii" w:hAnsiTheme="minorAscii" w:cstheme="minorAscii"/>
+          <w:color w:val="000000" w:themeColor="text1" w:themeTint="FF" w:themeShade="FF"/>
+          <w:sz w:val="24"/>
+          <w:szCs w:val="24"/>
+          <w:u w:val="none"/>
         </w:rPr>
         <w:t>A</w:t>
       </w:r>
       <w:r>
         <w:rPr>
-          <w:rFonts w:asciiTheme="minorHAnsi" w:eastAsia="Times New Roman" w:hAnsiTheme="minorHAnsi" w:cstheme="minorHAnsi"/>
-          <w:color w:val="000000" w:themeColor="text1"/>
-          <w:sz w:val="28"/>
-          <w:szCs w:val="28"/>
-          <w:u w:val="single"/>
+          <w:rFonts w:ascii="Calibri" w:hAnsi="Calibri" w:eastAsia="Times New Roman" w:cs="Calibri" w:asciiTheme="minorAscii" w:hAnsiTheme="minorAscii" w:cstheme="minorAscii"/>
+          <w:color w:val="000000" w:themeColor="text1" w:themeTint="FF" w:themeShade="FF"/>
+          <w:sz w:val="24"/>
+          <w:szCs w:val="24"/>
+          <w:u w:val="none"/>
         </w:rPr>
         <w:t>UTO</w:t>
       </w:r>
       <w:r>
         <w:rPr>
-          <w:rFonts w:asciiTheme="minorHAnsi" w:eastAsia="Times New Roman" w:hAnsiTheme="minorHAnsi" w:cstheme="minorHAnsi"/>
-          <w:color w:val="000000" w:themeColor="text1"/>
-          <w:sz w:val="28"/>
-          <w:szCs w:val="28"/>
-          <w:u w:val="single"/>
+          <w:rFonts w:ascii="Calibri" w:hAnsi="Calibri" w:eastAsia="Times New Roman" w:cs="Calibri" w:asciiTheme="minorAscii" w:hAnsiTheme="minorAscii" w:cstheme="minorAscii"/>
+          <w:color w:val="000000" w:themeColor="text1" w:themeTint="FF" w:themeShade="FF"/>
+          <w:sz w:val="24"/>
+          <w:szCs w:val="24"/>
+          <w:u w:val="none"/>
         </w:rPr>
         <w:t>CAD</w:t>
       </w:r>
       <w:r>
         <w:rPr>
-          <w:rFonts w:asciiTheme="minorHAnsi" w:eastAsia="Times New Roman" w:hAnsiTheme="minorHAnsi" w:cstheme="minorHAnsi"/>
-          <w:color w:val="000000" w:themeColor="text1"/>
-          <w:sz w:val="28"/>
-          <w:szCs w:val="28"/>
+          <w:rFonts w:ascii="Calibri" w:hAnsi="Calibri" w:eastAsia="Times New Roman" w:cs="Calibri" w:asciiTheme="minorAscii" w:hAnsiTheme="minorAscii" w:cstheme="minorAscii"/>
+          <w:color w:val="000000" w:themeColor="text1" w:themeTint="FF" w:themeShade="FF"/>
+          <w:sz w:val="24"/>
+          <w:szCs w:val="24"/>
+          <w:u w:val="none"/>
         </w:rPr>
         <w:t xml:space="preserve"> │</w:t>
       </w:r>
       <w:r>
         <w:rPr>
-          <w:rFonts w:asciiTheme="minorHAnsi" w:eastAsia="Times New Roman" w:hAnsiTheme="minorHAnsi" w:cstheme="minorHAnsi"/>
-          <w:color w:val="000000" w:themeColor="text1"/>
-          <w:sz w:val="28"/>
-          <w:szCs w:val="28"/>
+          <w:rFonts w:ascii="Calibri" w:hAnsi="Calibri" w:eastAsia="Times New Roman" w:cs="Calibri" w:asciiTheme="minorAscii" w:hAnsiTheme="minorAscii" w:cstheme="minorAscii"/>
+          <w:color w:val="000000" w:themeColor="text1" w:themeTint="FF" w:themeShade="FF"/>
+          <w:sz w:val="24"/>
+          <w:szCs w:val="24"/>
+          <w:u w:val="none"/>
         </w:rPr>
         <w:t xml:space="preserve"> </w:t>
       </w:r>
       <w:r>
         <w:rPr>
-          <w:rFonts w:asciiTheme="minorHAnsi" w:eastAsia="Times New Roman" w:hAnsiTheme="minorHAnsi" w:cstheme="minorHAnsi"/>
-          <w:color w:val="000000" w:themeColor="text1"/>
-          <w:sz w:val="28"/>
-          <w:szCs w:val="28"/>
-          <w:u w:val="single"/>
+          <w:rFonts w:ascii="Calibri" w:hAnsi="Calibri" w:eastAsia="Times New Roman" w:cs="Calibri" w:asciiTheme="minorAscii" w:hAnsiTheme="minorAscii" w:cstheme="minorAscii"/>
+          <w:color w:val="000000" w:themeColor="text1" w:themeTint="FF" w:themeShade="FF"/>
+          <w:sz w:val="24"/>
+          <w:szCs w:val="24"/>
+          <w:u w:val="none"/>
         </w:rPr>
         <w:t>A</w:t>
       </w:r>
       <w:r>
         <w:rPr>
-          <w:rFonts w:asciiTheme="minorHAnsi" w:eastAsia="Times New Roman" w:hAnsiTheme="minorHAnsi" w:cstheme="minorHAnsi"/>
-          <w:color w:val="000000" w:themeColor="text1"/>
-          <w:sz w:val="28"/>
-          <w:szCs w:val="28"/>
-          <w:u w:val="single"/>
+          <w:rFonts w:ascii="Calibri" w:hAnsi="Calibri" w:eastAsia="Times New Roman" w:cs="Calibri" w:asciiTheme="minorAscii" w:hAnsiTheme="minorAscii" w:cstheme="minorAscii"/>
+          <w:color w:val="000000" w:themeColor="text1" w:themeTint="FF" w:themeShade="FF"/>
+          <w:sz w:val="24"/>
+          <w:szCs w:val="24"/>
+          <w:u w:val="none"/>
         </w:rPr>
         <w:t>SHRAE</w:t>
       </w:r>
       <w:r>
         <w:rPr>
-          <w:rFonts w:asciiTheme="minorHAnsi" w:eastAsia="Times New Roman" w:hAnsiTheme="minorHAnsi" w:cstheme="minorHAnsi"/>
-          <w:color w:val="000000" w:themeColor="text1"/>
-          <w:sz w:val="28"/>
-          <w:szCs w:val="28"/>
+          <w:rFonts w:ascii="Calibri" w:hAnsi="Calibri" w:eastAsia="Times New Roman" w:cs="Calibri" w:asciiTheme="minorAscii" w:hAnsiTheme="minorAscii" w:cstheme="minorAscii"/>
+          <w:color w:val="000000" w:themeColor="text1" w:themeTint="FF" w:themeShade="FF"/>
+          <w:sz w:val="24"/>
+          <w:szCs w:val="24"/>
+          <w:u w:val="none"/>
         </w:rPr>
         <w:t xml:space="preserve"> │</w:t>
       </w:r>
       <w:r>
         <w:rPr>
-          <w:rFonts w:asciiTheme="minorHAnsi" w:eastAsia="Times New Roman" w:hAnsiTheme="minorHAnsi" w:cstheme="minorHAnsi"/>
-          <w:color w:val="000000" w:themeColor="text1"/>
-          <w:sz w:val="28"/>
-          <w:szCs w:val="28"/>
-          <w:u w:val="single"/>
+          <w:rFonts w:ascii="Calibri" w:hAnsi="Calibri" w:eastAsia="Times New Roman" w:cs="Calibri" w:asciiTheme="minorAscii" w:hAnsiTheme="minorAscii" w:cstheme="minorAscii"/>
+          <w:color w:val="000000" w:themeColor="text1" w:themeTint="FF" w:themeShade="FF"/>
+          <w:sz w:val="24"/>
+          <w:szCs w:val="24"/>
+          <w:u w:val="none"/>
+        </w:rPr>
+        <w:t xml:space="preserve"> ASPE │ NFPA │ I</w:t>
+      </w:r>
+      <w:r>
+        <w:rPr>
+          <w:rFonts w:ascii="Calibri" w:hAnsi="Calibri" w:eastAsia="Times New Roman" w:cs="Calibri" w:asciiTheme="minorAscii" w:hAnsiTheme="minorAscii" w:cstheme="minorAscii"/>
+          <w:color w:val="000000" w:themeColor="text1" w:themeTint="FF" w:themeShade="FF"/>
+          <w:sz w:val="24"/>
+          <w:szCs w:val="24"/>
+          <w:u w:val="none"/>
+        </w:rPr>
+        <w:t>CC</w:t>
+      </w:r>
+      <w:r>
+        <w:rPr>
+          <w:rFonts w:ascii="Calibri" w:hAnsi="Calibri" w:eastAsia="Times New Roman" w:cs="Calibri" w:asciiTheme="minorAscii" w:hAnsiTheme="minorAscii" w:cstheme="minorAscii"/>
+          <w:color w:val="000000" w:themeColor="text1" w:themeTint="FF" w:themeShade="FF"/>
+          <w:sz w:val="24"/>
+          <w:szCs w:val="24"/>
+          <w:u w:val="none"/>
         </w:rPr>
         <w:t xml:space="preserve"> </w:t>
       </w:r>
       <w:r>
         <w:rPr>
-          <w:rFonts w:asciiTheme="minorHAnsi" w:eastAsia="Times New Roman" w:hAnsiTheme="minorHAnsi" w:cstheme="minorHAnsi"/>
-          <w:color w:val="000000" w:themeColor="text1"/>
-          <w:sz w:val="28"/>
-          <w:szCs w:val="28"/>
-          <w:u w:val="single"/>
-        </w:rPr>
-        <w:t>UFGS / UFC</w:t>
-      </w:r>
-      <w:r>
-        <w:rPr>
-          <w:rFonts w:asciiTheme="minorHAnsi" w:eastAsia="Times New Roman" w:hAnsiTheme="minorHAnsi" w:cstheme="minorHAnsi"/>
-          <w:color w:val="000000" w:themeColor="text1"/>
-          <w:sz w:val="28"/>
-          <w:szCs w:val="28"/>
-        </w:rPr>
-        <w:t xml:space="preserve"> │</w:t>
-      </w:r>
-      <w:r>
-        <w:rPr>
-          <w:rFonts w:asciiTheme="minorHAnsi" w:eastAsia="Times New Roman" w:hAnsiTheme="minorHAnsi" w:cstheme="minorHAnsi"/>
-          <w:color w:val="000000" w:themeColor="text1"/>
-          <w:sz w:val="28"/>
-          <w:szCs w:val="28"/>
+          <w:rFonts w:ascii="Calibri" w:hAnsi="Calibri" w:eastAsia="Times New Roman" w:cs="Calibri" w:asciiTheme="minorAscii" w:hAnsiTheme="minorAscii" w:cstheme="minorAscii"/>
+          <w:color w:val="000000" w:themeColor="text1" w:themeTint="FF" w:themeShade="FF"/>
+          <w:sz w:val="24"/>
+          <w:szCs w:val="24"/>
+          <w:u w:val="none"/>
+        </w:rPr>
+        <w:t>│</w:t>
+      </w:r>
+      <w:r>
+        <w:rPr>
+          <w:rFonts w:ascii="Calibri" w:hAnsi="Calibri" w:eastAsia="Times New Roman" w:cs="Calibri" w:asciiTheme="minorAscii" w:hAnsiTheme="minorAscii" w:cstheme="minorAscii"/>
+          <w:color w:val="000000" w:themeColor="text1" w:themeTint="FF" w:themeShade="FF"/>
+          <w:sz w:val="24"/>
+          <w:szCs w:val="24"/>
+          <w:u w:val="none"/>
         </w:rPr>
         <w:t xml:space="preserve"> </w:t>
       </w:r>
       <w:r>
         <w:rPr>
-          <w:rFonts w:asciiTheme="minorHAnsi" w:eastAsia="Times New Roman" w:hAnsiTheme="minorHAnsi" w:cstheme="minorHAnsi"/>
-          <w:color w:val="000000" w:themeColor="text1"/>
-          <w:sz w:val="28"/>
-          <w:szCs w:val="28"/>
-          <w:u w:val="single"/>
-        </w:rPr>
-        <w:t>BUILDING CODE</w:t>
-      </w:r>
-      <w:r>
-        <w:rPr>
-          <w:rFonts w:asciiTheme="minorHAnsi" w:eastAsia="Times New Roman" w:hAnsiTheme="minorHAnsi" w:cstheme="minorHAnsi"/>
-          <w:color w:val="000000" w:themeColor="text1"/>
-          <w:sz w:val="28"/>
-          <w:szCs w:val="28"/>
-          <w:u w:val="single"/>
-        </w:rPr>
-        <w:t>S</w:t>
-      </w:r>
-      <w:r>
-        <w:rPr>
-          <w:rFonts w:asciiTheme="minorHAnsi" w:eastAsia="Times New Roman" w:hAnsiTheme="minorHAnsi" w:cstheme="minorHAnsi"/>
-          <w:color w:val="000000" w:themeColor="text1"/>
-          <w:sz w:val="28"/>
-          <w:szCs w:val="28"/>
+          <w:rFonts w:ascii="Calibri" w:hAnsi="Calibri" w:eastAsia="Times New Roman" w:cs="Calibri" w:asciiTheme="minorAscii" w:hAnsiTheme="minorAscii" w:cstheme="minorAscii"/>
+          <w:color w:val="000000" w:themeColor="text1" w:themeTint="FF" w:themeShade="FF"/>
+          <w:sz w:val="24"/>
+          <w:szCs w:val="24"/>
+          <w:u w:val="none"/>
+        </w:rPr>
+        <w:t>TITLE 24</w:t>
+      </w:r>
+      <w:r>
+        <w:rPr>
+          <w:rFonts w:ascii="Calibri" w:hAnsi="Calibri" w:eastAsia="Times New Roman" w:cs="Calibri" w:asciiTheme="minorAscii" w:hAnsiTheme="minorAscii" w:cstheme="minorAscii"/>
+          <w:color w:val="000000" w:themeColor="text1" w:themeTint="FF" w:themeShade="FF"/>
+          <w:sz w:val="24"/>
+          <w:szCs w:val="24"/>
+          <w:u w:val="none"/>
+        </w:rPr>
+        <w:t xml:space="preserve"> │ </w:t>
+      </w:r>
+      <w:r>
+        <w:rPr>
+          <w:rFonts w:ascii="Calibri" w:hAnsi="Calibri" w:eastAsia="Times New Roman" w:cs="Calibri" w:asciiTheme="minorAscii" w:hAnsiTheme="minorAscii" w:cstheme="minorAscii"/>
+          <w:color w:val="000000" w:themeColor="text1" w:themeTint="FF" w:themeShade="FF"/>
+          <w:sz w:val="24"/>
+          <w:szCs w:val="24"/>
+          <w:u w:val="none"/>
+        </w:rPr>
+        <w:t>HCAI</w:t>
+      </w:r>
+      <w:r>
+        <w:rPr>
+          <w:rFonts w:ascii="Calibri" w:hAnsi="Calibri" w:eastAsia="Times New Roman" w:cs="Calibri" w:asciiTheme="minorAscii" w:hAnsiTheme="minorAscii" w:cstheme="minorAscii"/>
+          <w:color w:val="000000" w:themeColor="text1" w:themeTint="FF" w:themeShade="FF"/>
+          <w:sz w:val="24"/>
+          <w:szCs w:val="24"/>
+          <w:u w:val="none"/>
+        </w:rPr>
+        <w:t xml:space="preserve"> </w:t>
+      </w:r>
+      <w:r>
+        <w:rPr>
+          <w:rFonts w:ascii="Calibri" w:hAnsi="Calibri" w:eastAsia="Times New Roman" w:cs="Calibri" w:asciiTheme="minorAscii" w:hAnsiTheme="minorAscii" w:cstheme="minorAscii"/>
+          <w:color w:val="000000" w:themeColor="text1" w:themeTint="FF" w:themeShade="FF"/>
+          <w:sz w:val="24"/>
+          <w:szCs w:val="24"/>
+          <w:u w:val="none"/>
+        </w:rPr>
+        <w:t>│</w:t>
+      </w:r>
+      <w:r>
+        <w:rPr>
+          <w:rFonts w:ascii="Calibri" w:hAnsi="Calibri" w:eastAsia="Times New Roman" w:cs="Calibri" w:asciiTheme="minorAscii" w:hAnsiTheme="minorAscii" w:cstheme="minorAscii"/>
+          <w:color w:val="000000" w:themeColor="text1" w:themeTint="FF" w:themeShade="FF"/>
+          <w:sz w:val="24"/>
+          <w:szCs w:val="24"/>
+          <w:u w:val="none"/>
+        </w:rPr>
+        <w:t xml:space="preserve"> </w:t>
+      </w:r>
+      <w:r>
+        <w:rPr>
+          <w:rFonts w:ascii="Calibri" w:hAnsi="Calibri" w:eastAsia="Times New Roman" w:cs="Calibri" w:asciiTheme="minorAscii" w:hAnsiTheme="minorAscii" w:cstheme="minorAscii"/>
+          <w:color w:val="000000" w:themeColor="text1" w:themeTint="FF" w:themeShade="FF"/>
+          <w:sz w:val="24"/>
+          <w:szCs w:val="24"/>
+          <w:u w:val="none"/>
+        </w:rPr>
+        <w:t>ENERGY PRO</w:t>
+      </w:r>
+      <w:r>
+        <w:rPr>
+          <w:rFonts w:ascii="Calibri" w:hAnsi="Calibri" w:eastAsia="Times New Roman" w:cs="Calibri" w:asciiTheme="minorAscii" w:hAnsiTheme="minorAscii" w:cstheme="minorAscii"/>
+          <w:color w:val="000000" w:themeColor="text1" w:themeTint="FF" w:themeShade="FF"/>
+          <w:sz w:val="24"/>
+          <w:szCs w:val="24"/>
+          <w:u w:val="none"/>
+        </w:rPr>
+        <w:t xml:space="preserve"> │ </w:t>
+      </w:r>
+      <w:r>
+        <w:rPr>
+          <w:rFonts w:ascii="Calibri" w:hAnsi="Calibri" w:eastAsia="Times New Roman" w:cs="Calibri" w:asciiTheme="minorAscii" w:hAnsiTheme="minorAscii" w:cstheme="minorAscii"/>
+          <w:color w:val="000000" w:themeColor="text1" w:themeTint="FF" w:themeShade="FF"/>
+          <w:sz w:val="24"/>
+          <w:szCs w:val="24"/>
+          <w:u w:val="none"/>
+        </w:rPr>
+        <w:t>OFFICE VBA</w:t>
+      </w:r>
+      <w:r>
+        <w:rPr>
+          <w:rFonts w:ascii="Calibri" w:hAnsi="Calibri" w:eastAsia="Times New Roman" w:cs="Calibri" w:asciiTheme="minorAscii" w:hAnsiTheme="minorAscii" w:cstheme="minorAscii"/>
+          <w:color w:val="000000" w:themeColor="text1" w:themeTint="FF" w:themeShade="FF"/>
+          <w:sz w:val="24"/>
+          <w:szCs w:val="24"/>
+          <w:u w:val="none"/>
+        </w:rPr>
+        <w:t xml:space="preserve"> │ </w:t>
+      </w:r>
+      <w:r>
+        <w:rPr>
+          <w:rFonts w:ascii="Calibri" w:hAnsi="Calibri" w:eastAsia="Times New Roman" w:cs="Calibri" w:asciiTheme="minorAscii" w:hAnsiTheme="minorAscii" w:cstheme="minorAscii"/>
+          <w:color w:val="000000" w:themeColor="text1" w:themeTint="FF" w:themeShade="FF"/>
+          <w:sz w:val="24"/>
+          <w:szCs w:val="24"/>
+          <w:u w:val="none"/>
+        </w:rPr>
+        <w:t>OFFICE APPS</w:t>
+      </w:r>
+      <w:r>
+        <w:rPr>
+          <w:rFonts w:ascii="Calibri" w:hAnsi="Calibri" w:eastAsia="Times New Roman" w:cs="Calibri" w:asciiTheme="minorAscii" w:hAnsiTheme="minorAscii" w:cstheme="minorAscii"/>
+          <w:color w:val="000000" w:themeColor="text1" w:themeTint="FF" w:themeShade="FF"/>
+          <w:sz w:val="24"/>
+          <w:szCs w:val="24"/>
+          <w:u w:val="none"/>
+        </w:rPr>
+        <w:t xml:space="preserve"> │ </w:t>
+      </w:r>
+      <w:r>
+        <w:rPr>
+          <w:rFonts w:ascii="Calibri" w:hAnsi="Calibri" w:eastAsia="Times New Roman" w:cs="Calibri" w:asciiTheme="minorAscii" w:hAnsiTheme="minorAscii" w:cstheme="minorAscii"/>
+          <w:color w:val="000000" w:themeColor="text1" w:themeTint="FF" w:themeShade="FF"/>
+          <w:sz w:val="24"/>
+          <w:szCs w:val="24"/>
+          <w:u w:val="none"/>
+        </w:rPr>
+        <w:t>IES</w:t>
+      </w:r>
+      <w:r>
+        <w:rPr>
+          <w:rFonts w:ascii="Calibri" w:hAnsi="Calibri" w:eastAsia="Times New Roman" w:cs="Calibri" w:asciiTheme="minorAscii" w:hAnsiTheme="minorAscii" w:cstheme="minorAscii"/>
+          <w:color w:val="000000" w:themeColor="text1" w:themeTint="FF" w:themeShade="FF"/>
+          <w:sz w:val="24"/>
+          <w:szCs w:val="24"/>
+          <w:u w:val="none"/>
+        </w:rPr>
+        <w:t xml:space="preserve"> </w:t>
+      </w:r>
+      <w:r>
+        <w:rPr>
+          <w:rFonts w:ascii="Calibri" w:hAnsi="Calibri" w:eastAsia="Times New Roman" w:cs="Calibri" w:asciiTheme="minorAscii" w:hAnsiTheme="minorAscii" w:cstheme="minorAscii"/>
+          <w:color w:val="000000" w:themeColor="text1" w:themeTint="FF" w:themeShade="FF"/>
+          <w:sz w:val="24"/>
+          <w:szCs w:val="24"/>
+          <w:u w:val="none"/>
+        </w:rPr>
+        <w:t>VE</w:t>
+      </w:r>
+      <w:r>
+        <w:rPr>
+          <w:rFonts w:ascii="Calibri" w:hAnsi="Calibri" w:eastAsia="Times New Roman" w:cs="Calibri" w:asciiTheme="minorAscii" w:hAnsiTheme="minorAscii" w:cstheme="minorAscii"/>
+          <w:color w:val="000000" w:themeColor="text1" w:themeTint="FF" w:themeShade="FF"/>
+          <w:sz w:val="24"/>
+          <w:szCs w:val="24"/>
+          <w:u w:val="none"/>
+        </w:rPr>
+        <w:t xml:space="preserve"> │ </w:t>
+      </w:r>
+      <w:r>
+        <w:rPr>
+          <w:rFonts w:ascii="Calibri" w:hAnsi="Calibri" w:eastAsia="Times New Roman" w:cs="Calibri" w:asciiTheme="minorAscii" w:hAnsiTheme="minorAscii" w:cstheme="minorAscii"/>
+          <w:color w:val="000000" w:themeColor="text1" w:themeTint="FF" w:themeShade="FF"/>
+          <w:sz w:val="24"/>
+          <w:szCs w:val="24"/>
+          <w:u w:val="none"/>
+        </w:rPr>
+        <w:t>BLUEBEAM</w:t>
+      </w:r>
+      <w:r>
+        <w:rPr>
+          <w:rFonts w:ascii="Calibri" w:hAnsi="Calibri" w:eastAsia="Times New Roman" w:cs="Calibri" w:asciiTheme="minorAscii" w:hAnsiTheme="minorAscii" w:cstheme="minorAscii"/>
+          <w:color w:val="000000" w:themeColor="text1" w:themeTint="FF" w:themeShade="FF"/>
+          <w:sz w:val="24"/>
+          <w:szCs w:val="24"/>
+          <w:u w:val="none"/>
         </w:rPr>
         <w:t xml:space="preserve">│ </w:t>
       </w:r>
       <w:r>
         <w:rPr>
-          <w:rFonts w:asciiTheme="minorHAnsi" w:eastAsia="Times New Roman" w:hAnsiTheme="minorHAnsi" w:cstheme="minorHAnsi"/>
-          <w:color w:val="000000" w:themeColor="text1"/>
-          <w:sz w:val="28"/>
-          <w:szCs w:val="28"/>
-          <w:u w:val="single"/>
-        </w:rPr>
-        <w:t>TRACE</w:t>
-      </w:r>
-      <w:r>
-        <w:rPr>
-          <w:rFonts w:asciiTheme="minorHAnsi" w:eastAsia="Times New Roman" w:hAnsiTheme="minorHAnsi" w:cstheme="minorHAnsi"/>
-          <w:color w:val="000000" w:themeColor="text1"/>
-          <w:sz w:val="28"/>
-          <w:szCs w:val="28"/>
+          <w:rFonts w:ascii="Calibri" w:hAnsi="Calibri" w:eastAsia="Times New Roman" w:cs="Calibri" w:asciiTheme="minorAscii" w:hAnsiTheme="minorAscii" w:cstheme="minorAscii"/>
+          <w:color w:val="000000" w:themeColor="text1" w:themeTint="FF" w:themeShade="FF"/>
+          <w:sz w:val="24"/>
+          <w:szCs w:val="24"/>
+          <w:u w:val="none"/>
+        </w:rPr>
+        <w:t>A</w:t>
+      </w:r>
+      <w:r>
+        <w:rPr>
+          <w:rFonts w:ascii="Calibri" w:hAnsi="Calibri" w:eastAsia="Times New Roman" w:cs="Calibri" w:asciiTheme="minorAscii" w:hAnsiTheme="minorAscii" w:cstheme="minorAscii"/>
+          <w:color w:val="000000" w:themeColor="text1" w:themeTint="FF" w:themeShade="FF"/>
+          <w:sz w:val="24"/>
+          <w:szCs w:val="24"/>
+          <w:u w:val="none"/>
+        </w:rPr>
+        <w:t>CC</w:t>
+      </w:r>
+      <w:r>
+        <w:rPr>
+          <w:rFonts w:ascii="Calibri" w:hAnsi="Calibri" w:eastAsia="Times New Roman" w:cs="Calibri" w:asciiTheme="minorAscii" w:hAnsiTheme="minorAscii" w:cstheme="minorAscii"/>
+          <w:color w:val="000000" w:themeColor="text1" w:themeTint="FF" w:themeShade="FF"/>
+          <w:sz w:val="24"/>
+          <w:szCs w:val="24"/>
+          <w:u w:val="none"/>
         </w:rPr>
         <w:t xml:space="preserve"> │ </w:t>
       </w:r>
       <w:r>
         <w:rPr>
-          <w:rFonts w:asciiTheme="minorHAnsi" w:eastAsia="Times New Roman" w:hAnsiTheme="minorHAnsi" w:cstheme="minorHAnsi"/>
-          <w:color w:val="000000" w:themeColor="text1"/>
-          <w:sz w:val="28"/>
-          <w:szCs w:val="28"/>
-          <w:u w:val="single"/>
-        </w:rPr>
-        <w:t>HCAI</w:t>
-      </w:r>
-      <w:r>
-        <w:rPr>
-          <w:rFonts w:asciiTheme="minorHAnsi" w:eastAsia="Times New Roman" w:hAnsiTheme="minorHAnsi" w:cstheme="minorHAnsi"/>
-          <w:color w:val="000000" w:themeColor="text1"/>
-          <w:sz w:val="28"/>
-          <w:szCs w:val="28"/>
-        </w:rPr>
-        <w:t xml:space="preserve">│ </w:t>
-      </w:r>
-      <w:r>
-        <w:rPr>
-          <w:rFonts w:asciiTheme="minorHAnsi" w:eastAsia="Times New Roman" w:hAnsiTheme="minorHAnsi" w:cstheme="minorHAnsi"/>
-          <w:color w:val="000000" w:themeColor="text1"/>
-          <w:sz w:val="28"/>
-          <w:szCs w:val="28"/>
-          <w:u w:val="single"/>
-        </w:rPr>
-        <w:t>ENERGY PRO</w:t>
+          <w:rFonts w:ascii="Calibri" w:hAnsi="Calibri" w:eastAsia="Times New Roman" w:cs="Calibri" w:asciiTheme="minorAscii" w:hAnsiTheme="minorAscii" w:cstheme="minorAscii"/>
+          <w:color w:val="000000" w:themeColor="text1" w:themeTint="FF" w:themeShade="FF"/>
+          <w:sz w:val="24"/>
+          <w:szCs w:val="24"/>
+          <w:u w:val="none"/>
+        </w:rPr>
+        <w:t>PYTHON</w:t>
+      </w:r>
+      <w:r>
+        <w:rPr>
+          <w:rFonts w:ascii="Calibri" w:hAnsi="Calibri" w:eastAsia="Times New Roman" w:cs="Calibri" w:asciiTheme="minorAscii" w:hAnsiTheme="minorAscii" w:cstheme="minorAscii"/>
+          <w:color w:val="000000" w:themeColor="text1" w:themeTint="FF" w:themeShade="FF"/>
+          <w:sz w:val="24"/>
+          <w:szCs w:val="24"/>
+          <w:u w:val="none"/>
+        </w:rPr>
+        <w:t xml:space="preserve"> │ MASTERSPECS</w:t>
+      </w:r>
+      <w:r>
+        <w:rPr>
+          <w:rFonts w:ascii="Calibri" w:hAnsi="Calibri" w:eastAsia="Times New Roman" w:cs="Calibri" w:asciiTheme="minorAscii" w:hAnsiTheme="minorAscii" w:cstheme="minorAscii"/>
+          <w:color w:val="000000" w:themeColor="text1" w:themeTint="FF" w:themeShade="FF"/>
+          <w:sz w:val="24"/>
+          <w:szCs w:val="24"/>
+          <w:u w:val="none"/>
+        </w:rPr>
+        <w:t xml:space="preserve"> │ MICROSOFT PROJECT </w:t>
       </w:r>
     </w:p>
     <w:sectPr>
       <w:headerReference w:type="default" r:id="rId14"/>
-      <w:pgSz w:w="12240" w:h="15840"/>
+      <w:pgSz w:w="12240" w:h="15840" w:orient="portrait"/>
       <w:pgMar w:top="170" w:right="340" w:bottom="170" w:left="340" w:header="0" w:footer="720" w:gutter="0"/>
       <w:pgNumType w:start="1"/>
       <w:cols w:space="720"/>
@@ -3455,18 +3586,595 @@
 </w:hdr>
 </file>
 
+<file path=word/intelligence2.xml><?xml version="1.0" encoding="utf-8"?>
+<int2:intelligence xmlns:int2="http://schemas.microsoft.com/office/intelligence/2020/intelligence">
+  <int2:observations>
+    <int2:textHash int2:hashCode="FksjaCdRv7uOQx" int2:id="BDn6zXTI">
+      <int2:state int2:type="LegacyProofing" int2:value="Rejected"/>
+    </int2:textHash>
+    <int2:bookmark int2:bookmarkName="_Int_ZoxwCJkY" int2:invalidationBookmarkName="" int2:hashCode="y0TxdMkaUypFZd" int2:id="D4NGuhW9">
+      <int2:state int2:type="AugLoop_Text_Critique" int2:value="Rejected"/>
+    </int2:bookmark>
+    <int2:bookmark int2:bookmarkName="_Int_Pl725e6F" int2:invalidationBookmarkName="" int2:hashCode="AbSCXABokbGIKG" int2:id="cQBKfvUD">
+      <int2:state int2:type="AugLoop_Text_Critique" int2:value="Rejected"/>
+    </int2:bookmark>
+  </int2:observations>
+  <int2:intelligenceSettings/>
+</int2:intelligence>
+</file>
+
 <file path=word/numbering.xml><?xml version="1.0" encoding="utf-8"?>
 <w:numbering xmlns:wpc="http://schemas.microsoft.com/office/word/2010/wordprocessingCanvas" xmlns:cx="http://schemas.microsoft.com/office/drawing/2014/chartex" xmlns:cx1="http://schemas.microsoft.com/office/drawing/2015/9/8/chartex" xmlns:cx2="http://schemas.microsoft.com/office/drawing/2015/10/21/chartex" xmlns:cx3="http://schemas.microsoft.com/office/drawing/2016/5/9/chartex" xmlns:cx4="http://schemas.microsoft.com/office/drawing/2016/5/10/chartex" xmlns:cx5="http://schemas.microsoft.com/office/drawing/2016/5/11/chartex" xmlns:cx6="http://schemas.microsoft.com/office/drawing/2016/5/12/chartex" xmlns:cx7="http://schemas.microsoft.com/office/drawing/2016/5/13/chartex" xmlns:cx8="http://schemas.microsoft.com/office/drawing/2016/5/14/chartex" xmlns:mc="http://schemas.openxmlformats.org/markup-compatibility/2006" xmlns:aink="http://schemas.microsoft.com/office/drawing/2016/ink" xmlns:am3d="http://schemas.microsoft.com/office/drawing/2017/model3d" xmlns:o="urn:schemas-microsoft-com:office:office" xmlns:oel="http://schemas.microsoft.com/office/2019/extlst" xmlns:r="http://schemas.openxmlformats.org/officeDocument/2006/relationships" xmlns:m="http://schemas.openxmlformats.org/officeDocument/2006/math" xmlns:v="urn:schemas-microsoft-com:vml" xmlns:wp14="http://schemas.microsoft.com/office/word/2010/wordprocessingDrawing" xmlns:wp="http://schemas.openxmlformats.org/drawingml/2006/wordprocessingDrawing" xmlns:w10="urn:schemas-microsoft-com:office:word" xmlns:w="http://schemas.openxmlformats.org/wordprocessingml/2006/main" xmlns:w14="http://schemas.microsoft.com/office/word/2010/wordml" xmlns:w15="http://schemas.microsoft.com/office/word/2012/wordml" xmlns:w16cex="http://schemas.microsoft.com/office/word/2018/wordml/cex" xmlns:w16cid="http://schemas.microsoft.com/office/word/2016/wordml/cid" xmlns:w16="http://schemas.microsoft.com/office/word/2018/wordml" xmlns:w16sdtdh="http://schemas.microsoft.com/office/word/2020/wordml/sdtdatahash" xmlns:w16se="http://schemas.microsoft.com/office/word/2015/wordml/symex" xmlns:wpg="http://schemas.microsoft.com/office/word/2010/wordprocessingGroup" xmlns:wpi="http://schemas.microsoft.com/office/word/2010/wordprocessingInk" xmlns:wne="http://schemas.microsoft.com/office/word/2006/wordml" xmlns:wps="http://schemas.microsoft.com/office/word/2010/wordprocessingShape" mc:Ignorable="w14 w15 w16se w16cid w16 w16cex w16sdtdh wp14">
   <w:numPicBullet w:numPicBulletId="0">
     <w:pict>
-      <v:rect id="_x0000_i1028" style="width:0;height:1.5pt" o:bullet="t" o:hrstd="t" o:hr="t" fillcolor="#a0a0a0" stroked="f"/>
+      <v:rect id="_x0000_i1028" style="width:0;height:1.5pt" o:bullet="t" o:hr="t" o:hrstd="t" fillcolor="#a0a0a0" stroked="f"/>
     </w:pict>
   </w:numPicBullet>
   <w:numPicBullet w:numPicBulletId="1">
     <w:pict>
-      <v:rect id="_x0000_i1029" style="width:0;height:1.5pt" o:bullet="t" o:hrstd="t" o:hr="t" fillcolor="#a0a0a0" stroked="f"/>
+      <v:rect id="_x0000_i1029" style="width:0;height:1.5pt" o:bullet="t" o:hr="t" o:hrstd="t" fillcolor="#a0a0a0" stroked="f"/>
     </w:pict>
   </w:numPicBullet>
+  <w:abstractNum xmlns:w="http://schemas.openxmlformats.org/wordprocessingml/2006/main" w:abstractNumId="23">
+    <w:nsid w:val="5ad5aa5f"/>
+    <w:multiLevelType xmlns:w="http://schemas.openxmlformats.org/wordprocessingml/2006/main" w:val="hybridMultilevel"/>
+    <w:lvl xmlns:w="http://schemas.openxmlformats.org/wordprocessingml/2006/main" w:ilvl="0">
+      <w:start w:val="1"/>
+      <w:numFmt w:val="bullet"/>
+      <w:lvlText w:val=""/>
+      <w:lvlJc w:val="left"/>
+      <w:pPr>
+        <w:ind w:left="720" w:hanging="360"/>
+      </w:pPr>
+      <w:rPr>
+        <w:rFonts w:hint="default" w:ascii="Symbol" w:hAnsi="Symbol"/>
+      </w:rPr>
+    </w:lvl>
+    <w:lvl xmlns:w="http://schemas.openxmlformats.org/wordprocessingml/2006/main" w:ilvl="1">
+      <w:start w:val="1"/>
+      <w:numFmt w:val="bullet"/>
+      <w:lvlText w:val="o"/>
+      <w:lvlJc w:val="left"/>
+      <w:pPr>
+        <w:ind w:left="1440" w:hanging="360"/>
+      </w:pPr>
+      <w:rPr>
+        <w:rFonts w:hint="default" w:ascii="Courier New" w:hAnsi="Courier New"/>
+      </w:rPr>
+    </w:lvl>
+    <w:lvl xmlns:w="http://schemas.openxmlformats.org/wordprocessingml/2006/main" w:ilvl="2">
+      <w:start w:val="1"/>
+      <w:numFmt w:val="bullet"/>
+      <w:lvlText w:val=""/>
+      <w:lvlJc w:val="left"/>
+      <w:pPr>
+        <w:ind w:left="2160" w:hanging="360"/>
+      </w:pPr>
+      <w:rPr>
+        <w:rFonts w:hint="default" w:ascii="Wingdings" w:hAnsi="Wingdings"/>
+      </w:rPr>
+    </w:lvl>
+    <w:lvl xmlns:w="http://schemas.openxmlformats.org/wordprocessingml/2006/main" w:ilvl="3">
+      <w:start w:val="1"/>
+      <w:numFmt w:val="bullet"/>
+      <w:lvlText w:val=""/>
+      <w:lvlJc w:val="left"/>
+      <w:pPr>
+        <w:ind w:left="2880" w:hanging="360"/>
+      </w:pPr>
+      <w:rPr>
+        <w:rFonts w:hint="default" w:ascii="Symbol" w:hAnsi="Symbol"/>
+      </w:rPr>
+    </w:lvl>
+    <w:lvl xmlns:w="http://schemas.openxmlformats.org/wordprocessingml/2006/main" w:ilvl="4">
+      <w:start w:val="1"/>
+      <w:numFmt w:val="bullet"/>
+      <w:lvlText w:val="o"/>
+      <w:lvlJc w:val="left"/>
+      <w:pPr>
+        <w:ind w:left="3600" w:hanging="360"/>
+      </w:pPr>
+      <w:rPr>
+        <w:rFonts w:hint="default" w:ascii="Courier New" w:hAnsi="Courier New"/>
+      </w:rPr>
+    </w:lvl>
+    <w:lvl xmlns:w="http://schemas.openxmlformats.org/wordprocessingml/2006/main" w:ilvl="5">
+      <w:start w:val="1"/>
+      <w:numFmt w:val="bullet"/>
+      <w:lvlText w:val=""/>
+      <w:lvlJc w:val="left"/>
+      <w:pPr>
+        <w:ind w:left="4320" w:hanging="360"/>
+      </w:pPr>
+      <w:rPr>
+        <w:rFonts w:hint="default" w:ascii="Wingdings" w:hAnsi="Wingdings"/>
+      </w:rPr>
+    </w:lvl>
+    <w:lvl xmlns:w="http://schemas.openxmlformats.org/wordprocessingml/2006/main" w:ilvl="6">
+      <w:start w:val="1"/>
+      <w:numFmt w:val="bullet"/>
+      <w:lvlText w:val=""/>
+      <w:lvlJc w:val="left"/>
+      <w:pPr>
+        <w:ind w:left="5040" w:hanging="360"/>
+      </w:pPr>
+      <w:rPr>
+        <w:rFonts w:hint="default" w:ascii="Symbol" w:hAnsi="Symbol"/>
+      </w:rPr>
+    </w:lvl>
+    <w:lvl xmlns:w="http://schemas.openxmlformats.org/wordprocessingml/2006/main" w:ilvl="7">
+      <w:start w:val="1"/>
+      <w:numFmt w:val="bullet"/>
+      <w:lvlText w:val="o"/>
+      <w:lvlJc w:val="left"/>
+      <w:pPr>
+        <w:ind w:left="5760" w:hanging="360"/>
+      </w:pPr>
+      <w:rPr>
+        <w:rFonts w:hint="default" w:ascii="Courier New" w:hAnsi="Courier New"/>
+      </w:rPr>
+    </w:lvl>
+    <w:lvl xmlns:w="http://schemas.openxmlformats.org/wordprocessingml/2006/main" w:ilvl="8">
+      <w:start w:val="1"/>
+      <w:numFmt w:val="bullet"/>
+      <w:lvlText w:val=""/>
+      <w:lvlJc w:val="left"/>
+      <w:pPr>
+        <w:ind w:left="6480" w:hanging="360"/>
+      </w:pPr>
+      <w:rPr>
+        <w:rFonts w:hint="default" w:ascii="Wingdings" w:hAnsi="Wingdings"/>
+      </w:rPr>
+    </w:lvl>
+  </w:abstractNum>
+  <w:abstractNum xmlns:w="http://schemas.openxmlformats.org/wordprocessingml/2006/main" w:abstractNumId="22">
+    <w:nsid w:val="5bc50166"/>
+    <w:multiLevelType xmlns:w="http://schemas.openxmlformats.org/wordprocessingml/2006/main" w:val="hybridMultilevel"/>
+    <w:lvl xmlns:w="http://schemas.openxmlformats.org/wordprocessingml/2006/main" w:ilvl="0">
+      <w:start w:val="1"/>
+      <w:numFmt w:val="bullet"/>
+      <w:lvlText w:val=""/>
+      <w:lvlJc w:val="left"/>
+      <w:pPr>
+        <w:ind w:left="720" w:hanging="360"/>
+      </w:pPr>
+      <w:rPr>
+        <w:rFonts w:hint="default" w:ascii="Symbol" w:hAnsi="Symbol"/>
+      </w:rPr>
+    </w:lvl>
+    <w:lvl xmlns:w="http://schemas.openxmlformats.org/wordprocessingml/2006/main" w:ilvl="1">
+      <w:start w:val="1"/>
+      <w:numFmt w:val="bullet"/>
+      <w:lvlText w:val="o"/>
+      <w:lvlJc w:val="left"/>
+      <w:pPr>
+        <w:ind w:left="1440" w:hanging="360"/>
+      </w:pPr>
+      <w:rPr>
+        <w:rFonts w:hint="default" w:ascii="Courier New" w:hAnsi="Courier New"/>
+      </w:rPr>
+    </w:lvl>
+    <w:lvl xmlns:w="http://schemas.openxmlformats.org/wordprocessingml/2006/main" w:ilvl="2">
+      <w:start w:val="1"/>
+      <w:numFmt w:val="bullet"/>
+      <w:lvlText w:val=""/>
+      <w:lvlJc w:val="left"/>
+      <w:pPr>
+        <w:ind w:left="2160" w:hanging="360"/>
+      </w:pPr>
+      <w:rPr>
+        <w:rFonts w:hint="default" w:ascii="Wingdings" w:hAnsi="Wingdings"/>
+      </w:rPr>
+    </w:lvl>
+    <w:lvl xmlns:w="http://schemas.openxmlformats.org/wordprocessingml/2006/main" w:ilvl="3">
+      <w:start w:val="1"/>
+      <w:numFmt w:val="bullet"/>
+      <w:lvlText w:val=""/>
+      <w:lvlJc w:val="left"/>
+      <w:pPr>
+        <w:ind w:left="2880" w:hanging="360"/>
+      </w:pPr>
+      <w:rPr>
+        <w:rFonts w:hint="default" w:ascii="Symbol" w:hAnsi="Symbol"/>
+      </w:rPr>
+    </w:lvl>
+    <w:lvl xmlns:w="http://schemas.openxmlformats.org/wordprocessingml/2006/main" w:ilvl="4">
+      <w:start w:val="1"/>
+      <w:numFmt w:val="bullet"/>
+      <w:lvlText w:val="o"/>
+      <w:lvlJc w:val="left"/>
+      <w:pPr>
+        <w:ind w:left="3600" w:hanging="360"/>
+      </w:pPr>
+      <w:rPr>
+        <w:rFonts w:hint="default" w:ascii="Courier New" w:hAnsi="Courier New"/>
+      </w:rPr>
+    </w:lvl>
+    <w:lvl xmlns:w="http://schemas.openxmlformats.org/wordprocessingml/2006/main" w:ilvl="5">
+      <w:start w:val="1"/>
+      <w:numFmt w:val="bullet"/>
+      <w:lvlText w:val=""/>
+      <w:lvlJc w:val="left"/>
+      <w:pPr>
+        <w:ind w:left="4320" w:hanging="360"/>
+      </w:pPr>
+      <w:rPr>
+        <w:rFonts w:hint="default" w:ascii="Wingdings" w:hAnsi="Wingdings"/>
+      </w:rPr>
+    </w:lvl>
+    <w:lvl xmlns:w="http://schemas.openxmlformats.org/wordprocessingml/2006/main" w:ilvl="6">
+      <w:start w:val="1"/>
+      <w:numFmt w:val="bullet"/>
+      <w:lvlText w:val=""/>
+      <w:lvlJc w:val="left"/>
+      <w:pPr>
+        <w:ind w:left="5040" w:hanging="360"/>
+      </w:pPr>
+      <w:rPr>
+        <w:rFonts w:hint="default" w:ascii="Symbol" w:hAnsi="Symbol"/>
+      </w:rPr>
+    </w:lvl>
+    <w:lvl xmlns:w="http://schemas.openxmlformats.org/wordprocessingml/2006/main" w:ilvl="7">
+      <w:start w:val="1"/>
+      <w:numFmt w:val="bullet"/>
+      <w:lvlText w:val="o"/>
+      <w:lvlJc w:val="left"/>
+      <w:pPr>
+        <w:ind w:left="5760" w:hanging="360"/>
+      </w:pPr>
+      <w:rPr>
+        <w:rFonts w:hint="default" w:ascii="Courier New" w:hAnsi="Courier New"/>
+      </w:rPr>
+    </w:lvl>
+    <w:lvl xmlns:w="http://schemas.openxmlformats.org/wordprocessingml/2006/main" w:ilvl="8">
+      <w:start w:val="1"/>
+      <w:numFmt w:val="bullet"/>
+      <w:lvlText w:val=""/>
+      <w:lvlJc w:val="left"/>
+      <w:pPr>
+        <w:ind w:left="6480" w:hanging="360"/>
+      </w:pPr>
+      <w:rPr>
+        <w:rFonts w:hint="default" w:ascii="Wingdings" w:hAnsi="Wingdings"/>
+      </w:rPr>
+    </w:lvl>
+  </w:abstractNum>
+  <w:abstractNum xmlns:w="http://schemas.openxmlformats.org/wordprocessingml/2006/main" w:abstractNumId="21">
+    <w:nsid w:val="116882f1"/>
+    <w:multiLevelType xmlns:w="http://schemas.openxmlformats.org/wordprocessingml/2006/main" w:val="hybridMultilevel"/>
+    <w:lvl xmlns:w="http://schemas.openxmlformats.org/wordprocessingml/2006/main" w:ilvl="0">
+      <w:start w:val="1"/>
+      <w:numFmt w:val="bullet"/>
+      <w:lvlText w:val=""/>
+      <w:lvlJc w:val="left"/>
+      <w:pPr>
+        <w:ind w:left="720" w:hanging="360"/>
+      </w:pPr>
+      <w:rPr>
+        <w:rFonts w:hint="default" w:ascii="Symbol" w:hAnsi="Symbol"/>
+      </w:rPr>
+    </w:lvl>
+    <w:lvl xmlns:w="http://schemas.openxmlformats.org/wordprocessingml/2006/main" w:ilvl="1">
+      <w:start w:val="1"/>
+      <w:numFmt w:val="bullet"/>
+      <w:lvlText w:val="o"/>
+      <w:lvlJc w:val="left"/>
+      <w:pPr>
+        <w:ind w:left="1440" w:hanging="360"/>
+      </w:pPr>
+      <w:rPr>
+        <w:rFonts w:hint="default" w:ascii="Courier New" w:hAnsi="Courier New"/>
+      </w:rPr>
+    </w:lvl>
+    <w:lvl xmlns:w="http://schemas.openxmlformats.org/wordprocessingml/2006/main" w:ilvl="2">
+      <w:start w:val="1"/>
+      <w:numFmt w:val="bullet"/>
+      <w:lvlText w:val=""/>
+      <w:lvlJc w:val="left"/>
+      <w:pPr>
+        <w:ind w:left="2160" w:hanging="360"/>
+      </w:pPr>
+      <w:rPr>
+        <w:rFonts w:hint="default" w:ascii="Wingdings" w:hAnsi="Wingdings"/>
+      </w:rPr>
+    </w:lvl>
+    <w:lvl xmlns:w="http://schemas.openxmlformats.org/wordprocessingml/2006/main" w:ilvl="3">
+      <w:start w:val="1"/>
+      <w:numFmt w:val="bullet"/>
+      <w:lvlText w:val=""/>
+      <w:lvlJc w:val="left"/>
+      <w:pPr>
+        <w:ind w:left="2880" w:hanging="360"/>
+      </w:pPr>
+      <w:rPr>
+        <w:rFonts w:hint="default" w:ascii="Symbol" w:hAnsi="Symbol"/>
+      </w:rPr>
+    </w:lvl>
+    <w:lvl xmlns:w="http://schemas.openxmlformats.org/wordprocessingml/2006/main" w:ilvl="4">
+      <w:start w:val="1"/>
+      <w:numFmt w:val="bullet"/>
+      <w:lvlText w:val="o"/>
+      <w:lvlJc w:val="left"/>
+      <w:pPr>
+        <w:ind w:left="3600" w:hanging="360"/>
+      </w:pPr>
+      <w:rPr>
+        <w:rFonts w:hint="default" w:ascii="Courier New" w:hAnsi="Courier New"/>
+      </w:rPr>
+    </w:lvl>
+    <w:lvl xmlns:w="http://schemas.openxmlformats.org/wordprocessingml/2006/main" w:ilvl="5">
+      <w:start w:val="1"/>
+      <w:numFmt w:val="bullet"/>
+      <w:lvlText w:val=""/>
+      <w:lvlJc w:val="left"/>
+      <w:pPr>
+        <w:ind w:left="4320" w:hanging="360"/>
+      </w:pPr>
+      <w:rPr>
+        <w:rFonts w:hint="default" w:ascii="Wingdings" w:hAnsi="Wingdings"/>
+      </w:rPr>
+    </w:lvl>
+    <w:lvl xmlns:w="http://schemas.openxmlformats.org/wordprocessingml/2006/main" w:ilvl="6">
+      <w:start w:val="1"/>
+      <w:numFmt w:val="bullet"/>
+      <w:lvlText w:val=""/>
+      <w:lvlJc w:val="left"/>
+      <w:pPr>
+        <w:ind w:left="5040" w:hanging="360"/>
+      </w:pPr>
+      <w:rPr>
+        <w:rFonts w:hint="default" w:ascii="Symbol" w:hAnsi="Symbol"/>
+      </w:rPr>
+    </w:lvl>
+    <w:lvl xmlns:w="http://schemas.openxmlformats.org/wordprocessingml/2006/main" w:ilvl="7">
+      <w:start w:val="1"/>
+      <w:numFmt w:val="bullet"/>
+      <w:lvlText w:val="o"/>
+      <w:lvlJc w:val="left"/>
+      <w:pPr>
+        <w:ind w:left="5760" w:hanging="360"/>
+      </w:pPr>
+      <w:rPr>
+        <w:rFonts w:hint="default" w:ascii="Courier New" w:hAnsi="Courier New"/>
+      </w:rPr>
+    </w:lvl>
+    <w:lvl xmlns:w="http://schemas.openxmlformats.org/wordprocessingml/2006/main" w:ilvl="8">
+      <w:start w:val="1"/>
+      <w:numFmt w:val="bullet"/>
+      <w:lvlText w:val=""/>
+      <w:lvlJc w:val="left"/>
+      <w:pPr>
+        <w:ind w:left="6480" w:hanging="360"/>
+      </w:pPr>
+      <w:rPr>
+        <w:rFonts w:hint="default" w:ascii="Wingdings" w:hAnsi="Wingdings"/>
+      </w:rPr>
+    </w:lvl>
+  </w:abstractNum>
+  <w:abstractNum xmlns:w="http://schemas.openxmlformats.org/wordprocessingml/2006/main" w:abstractNumId="20">
+    <w:nsid w:val="683188b4"/>
+    <w:multiLevelType xmlns:w="http://schemas.openxmlformats.org/wordprocessingml/2006/main" w:val="hybridMultilevel"/>
+    <w:lvl xmlns:w="http://schemas.openxmlformats.org/wordprocessingml/2006/main" w:ilvl="0">
+      <w:start w:val="1"/>
+      <w:numFmt w:val="bullet"/>
+      <w:lvlText w:val=""/>
+      <w:lvlJc w:val="left"/>
+      <w:pPr>
+        <w:ind w:left="720" w:hanging="360"/>
+      </w:pPr>
+      <w:rPr>
+        <w:rFonts w:hint="default" w:ascii="Symbol" w:hAnsi="Symbol"/>
+      </w:rPr>
+    </w:lvl>
+    <w:lvl xmlns:w="http://schemas.openxmlformats.org/wordprocessingml/2006/main" w:ilvl="1">
+      <w:start w:val="1"/>
+      <w:numFmt w:val="bullet"/>
+      <w:lvlText w:val="o"/>
+      <w:lvlJc w:val="left"/>
+      <w:pPr>
+        <w:ind w:left="1440" w:hanging="360"/>
+      </w:pPr>
+      <w:rPr>
+        <w:rFonts w:hint="default" w:ascii="Courier New" w:hAnsi="Courier New"/>
+      </w:rPr>
+    </w:lvl>
+    <w:lvl xmlns:w="http://schemas.openxmlformats.org/wordprocessingml/2006/main" w:ilvl="2">
+      <w:start w:val="1"/>
+      <w:numFmt w:val="bullet"/>
+      <w:lvlText w:val=""/>
+      <w:lvlJc w:val="left"/>
+      <w:pPr>
+        <w:ind w:left="2160" w:hanging="360"/>
+      </w:pPr>
+      <w:rPr>
+        <w:rFonts w:hint="default" w:ascii="Wingdings" w:hAnsi="Wingdings"/>
+      </w:rPr>
+    </w:lvl>
+    <w:lvl xmlns:w="http://schemas.openxmlformats.org/wordprocessingml/2006/main" w:ilvl="3">
+      <w:start w:val="1"/>
+      <w:numFmt w:val="bullet"/>
+      <w:lvlText w:val=""/>
+      <w:lvlJc w:val="left"/>
+      <w:pPr>
+        <w:ind w:left="2880" w:hanging="360"/>
+      </w:pPr>
+      <w:rPr>
+        <w:rFonts w:hint="default" w:ascii="Symbol" w:hAnsi="Symbol"/>
+      </w:rPr>
+    </w:lvl>
+    <w:lvl xmlns:w="http://schemas.openxmlformats.org/wordprocessingml/2006/main" w:ilvl="4">
+      <w:start w:val="1"/>
+      <w:numFmt w:val="bullet"/>
+      <w:lvlText w:val="o"/>
+      <w:lvlJc w:val="left"/>
+      <w:pPr>
+        <w:ind w:left="3600" w:hanging="360"/>
+      </w:pPr>
+      <w:rPr>
+        <w:rFonts w:hint="default" w:ascii="Courier New" w:hAnsi="Courier New"/>
+      </w:rPr>
+    </w:lvl>
+    <w:lvl xmlns:w="http://schemas.openxmlformats.org/wordprocessingml/2006/main" w:ilvl="5">
+      <w:start w:val="1"/>
+      <w:numFmt w:val="bullet"/>
+      <w:lvlText w:val=""/>
+      <w:lvlJc w:val="left"/>
+      <w:pPr>
+        <w:ind w:left="4320" w:hanging="360"/>
+      </w:pPr>
+      <w:rPr>
+        <w:rFonts w:hint="default" w:ascii="Wingdings" w:hAnsi="Wingdings"/>
+      </w:rPr>
+    </w:lvl>
+    <w:lvl xmlns:w="http://schemas.openxmlformats.org/wordprocessingml/2006/main" w:ilvl="6">
+      <w:start w:val="1"/>
+      <w:numFmt w:val="bullet"/>
+      <w:lvlText w:val=""/>
+      <w:lvlJc w:val="left"/>
+      <w:pPr>
+        <w:ind w:left="5040" w:hanging="360"/>
+      </w:pPr>
+      <w:rPr>
+        <w:rFonts w:hint="default" w:ascii="Symbol" w:hAnsi="Symbol"/>
+      </w:rPr>
+    </w:lvl>
+    <w:lvl xmlns:w="http://schemas.openxmlformats.org/wordprocessingml/2006/main" w:ilvl="7">
+      <w:start w:val="1"/>
+      <w:numFmt w:val="bullet"/>
+      <w:lvlText w:val="o"/>
+      <w:lvlJc w:val="left"/>
+      <w:pPr>
+        <w:ind w:left="5760" w:hanging="360"/>
+      </w:pPr>
+      <w:rPr>
+        <w:rFonts w:hint="default" w:ascii="Courier New" w:hAnsi="Courier New"/>
+      </w:rPr>
+    </w:lvl>
+    <w:lvl xmlns:w="http://schemas.openxmlformats.org/wordprocessingml/2006/main" w:ilvl="8">
+      <w:start w:val="1"/>
+      <w:numFmt w:val="bullet"/>
+      <w:lvlText w:val=""/>
+      <w:lvlJc w:val="left"/>
+      <w:pPr>
+        <w:ind w:left="6480" w:hanging="360"/>
+      </w:pPr>
+      <w:rPr>
+        <w:rFonts w:hint="default" w:ascii="Wingdings" w:hAnsi="Wingdings"/>
+      </w:rPr>
+    </w:lvl>
+  </w:abstractNum>
+  <w:abstractNum xmlns:w="http://schemas.openxmlformats.org/wordprocessingml/2006/main" w:abstractNumId="19">
+    <w:nsid w:val="47a7e254"/>
+    <w:multiLevelType xmlns:w="http://schemas.openxmlformats.org/wordprocessingml/2006/main" w:val="hybridMultilevel"/>
+    <w:lvl xmlns:w="http://schemas.openxmlformats.org/wordprocessingml/2006/main" w:ilvl="0">
+      <w:start w:val="1"/>
+      <w:numFmt w:val="bullet"/>
+      <w:lvlText w:val=""/>
+      <w:lvlJc w:val="left"/>
+      <w:pPr>
+        <w:ind w:left="720" w:hanging="360"/>
+      </w:pPr>
+      <w:rPr>
+        <w:rFonts w:hint="default" w:ascii="Symbol" w:hAnsi="Symbol"/>
+      </w:rPr>
+    </w:lvl>
+    <w:lvl xmlns:w="http://schemas.openxmlformats.org/wordprocessingml/2006/main" w:ilvl="1">
+      <w:start w:val="1"/>
+      <w:numFmt w:val="bullet"/>
+      <w:lvlText w:val="o"/>
+      <w:lvlJc w:val="left"/>
+      <w:pPr>
+        <w:ind w:left="1440" w:hanging="360"/>
+      </w:pPr>
+      <w:rPr>
+        <w:rFonts w:hint="default" w:ascii="Courier New" w:hAnsi="Courier New"/>
+      </w:rPr>
+    </w:lvl>
+    <w:lvl xmlns:w="http://schemas.openxmlformats.org/wordprocessingml/2006/main" w:ilvl="2">
+      <w:start w:val="1"/>
+      <w:numFmt w:val="bullet"/>
+      <w:lvlText w:val=""/>
+      <w:lvlJc w:val="left"/>
+      <w:pPr>
+        <w:ind w:left="2160" w:hanging="360"/>
+      </w:pPr>
+      <w:rPr>
+        <w:rFonts w:hint="default" w:ascii="Wingdings" w:hAnsi="Wingdings"/>
+      </w:rPr>
+    </w:lvl>
+    <w:lvl xmlns:w="http://schemas.openxmlformats.org/wordprocessingml/2006/main" w:ilvl="3">
+      <w:start w:val="1"/>
+      <w:numFmt w:val="bullet"/>
+      <w:lvlText w:val=""/>
+      <w:lvlJc w:val="left"/>
+      <w:pPr>
+        <w:ind w:left="2880" w:hanging="360"/>
+      </w:pPr>
+      <w:rPr>
+        <w:rFonts w:hint="default" w:ascii="Symbol" w:hAnsi="Symbol"/>
+      </w:rPr>
+    </w:lvl>
+    <w:lvl xmlns:w="http://schemas.openxmlformats.org/wordprocessingml/2006/main" w:ilvl="4">
+      <w:start w:val="1"/>
+      <w:numFmt w:val="bullet"/>
+      <w:lvlText w:val="o"/>
+      <w:lvlJc w:val="left"/>
+      <w:pPr>
+        <w:ind w:left="3600" w:hanging="360"/>
+      </w:pPr>
+      <w:rPr>
+        <w:rFonts w:hint="default" w:ascii="Courier New" w:hAnsi="Courier New"/>
+      </w:rPr>
+    </w:lvl>
+    <w:lvl xmlns:w="http://schemas.openxmlformats.org/wordprocessingml/2006/main" w:ilvl="5">
+      <w:start w:val="1"/>
+      <w:numFmt w:val="bullet"/>
+      <w:lvlText w:val=""/>
+      <w:lvlJc w:val="left"/>
+      <w:pPr>
+        <w:ind w:left="4320" w:hanging="360"/>
+      </w:pPr>
+      <w:rPr>
+        <w:rFonts w:hint="default" w:ascii="Wingdings" w:hAnsi="Wingdings"/>
+      </w:rPr>
+    </w:lvl>
+    <w:lvl xmlns:w="http://schemas.openxmlformats.org/wordprocessingml/2006/main" w:ilvl="6">
+      <w:start w:val="1"/>
+      <w:numFmt w:val="bullet"/>
+      <w:lvlText w:val=""/>
+      <w:lvlJc w:val="left"/>
+      <w:pPr>
+        <w:ind w:left="5040" w:hanging="360"/>
+      </w:pPr>
+      <w:rPr>
+        <w:rFonts w:hint="default" w:ascii="Symbol" w:hAnsi="Symbol"/>
+      </w:rPr>
+    </w:lvl>
+    <w:lvl xmlns:w="http://schemas.openxmlformats.org/wordprocessingml/2006/main" w:ilvl="7">
+      <w:start w:val="1"/>
+      <w:numFmt w:val="bullet"/>
+      <w:lvlText w:val="o"/>
+      <w:lvlJc w:val="left"/>
+      <w:pPr>
+        <w:ind w:left="5760" w:hanging="360"/>
+      </w:pPr>
+      <w:rPr>
+        <w:rFonts w:hint="default" w:ascii="Courier New" w:hAnsi="Courier New"/>
+      </w:rPr>
+    </w:lvl>
+    <w:lvl xmlns:w="http://schemas.openxmlformats.org/wordprocessingml/2006/main" w:ilvl="8">
+      <w:start w:val="1"/>
+      <w:numFmt w:val="bullet"/>
+      <w:lvlText w:val=""/>
+      <w:lvlJc w:val="left"/>
+      <w:pPr>
+        <w:ind w:left="6480" w:hanging="360"/>
+      </w:pPr>
+      <w:rPr>
+        <w:rFonts w:hint="default" w:ascii="Wingdings" w:hAnsi="Wingdings"/>
+      </w:rPr>
+    </w:lvl>
+  </w:abstractNum>
   <w:abstractNum w:abstractNumId="0" w15:restartNumberingAfterBreak="0">
     <w:nsid w:val="00C41B68"/>
     <w:multiLevelType w:val="hybridMultilevel"/>
@@ -3480,7 +4188,7 @@
         <w:ind w:left="720" w:hanging="360"/>
       </w:pPr>
       <w:rPr>
-        <w:rFonts w:ascii="Symbol" w:hAnsi="Symbol" w:hint="default"/>
+        <w:rFonts w:hint="default" w:ascii="Symbol" w:hAnsi="Symbol"/>
       </w:rPr>
     </w:lvl>
     <w:lvl w:ilvl="1" w:tplc="40090003" w:tentative="1">
@@ -3492,7 +4200,7 @@
         <w:ind w:left="1440" w:hanging="360"/>
       </w:pPr>
       <w:rPr>
-        <w:rFonts w:ascii="Courier New" w:hAnsi="Courier New" w:cs="Courier New" w:hint="default"/>
+        <w:rFonts w:hint="default" w:ascii="Courier New" w:hAnsi="Courier New" w:cs="Courier New"/>
       </w:rPr>
     </w:lvl>
     <w:lvl w:ilvl="2" w:tplc="40090005" w:tentative="1">
@@ -3504,7 +4212,7 @@
         <w:ind w:left="2160" w:hanging="360"/>
       </w:pPr>
       <w:rPr>
-        <w:rFonts w:ascii="Wingdings" w:hAnsi="Wingdings" w:hint="default"/>
+        <w:rFonts w:hint="default" w:ascii="Wingdings" w:hAnsi="Wingdings"/>
       </w:rPr>
     </w:lvl>
     <w:lvl w:ilvl="3" w:tplc="40090001" w:tentative="1">
@@ -3516,7 +4224,7 @@
         <w:ind w:left="2880" w:hanging="360"/>
       </w:pPr>
       <w:rPr>
-        <w:rFonts w:ascii="Symbol" w:hAnsi="Symbol" w:hint="default"/>
+        <w:rFonts w:hint="default" w:ascii="Symbol" w:hAnsi="Symbol"/>
       </w:rPr>
     </w:lvl>
     <w:lvl w:ilvl="4" w:tplc="40090003" w:tentative="1">
@@ -3528,7 +4236,7 @@
         <w:ind w:left="3600" w:hanging="360"/>
       </w:pPr>
       <w:rPr>
-        <w:rFonts w:ascii="Courier New" w:hAnsi="Courier New" w:cs="Courier New" w:hint="default"/>
+        <w:rFonts w:hint="default" w:ascii="Courier New" w:hAnsi="Courier New" w:cs="Courier New"/>
       </w:rPr>
     </w:lvl>
     <w:lvl w:ilvl="5" w:tplc="40090005" w:tentative="1">
@@ -3540,7 +4248,7 @@
         <w:ind w:left="4320" w:hanging="360"/>
       </w:pPr>
       <w:rPr>
-        <w:rFonts w:ascii="Wingdings" w:hAnsi="Wingdings" w:hint="default"/>
+        <w:rFonts w:hint="default" w:ascii="Wingdings" w:hAnsi="Wingdings"/>
       </w:rPr>
     </w:lvl>
     <w:lvl w:ilvl="6" w:tplc="40090001" w:tentative="1">
@@ -3552,7 +4260,7 @@
         <w:ind w:left="5040" w:hanging="360"/>
       </w:pPr>
       <w:rPr>
-        <w:rFonts w:ascii="Symbol" w:hAnsi="Symbol" w:hint="default"/>
+        <w:rFonts w:hint="default" w:ascii="Symbol" w:hAnsi="Symbol"/>
       </w:rPr>
     </w:lvl>
     <w:lvl w:ilvl="7" w:tplc="40090003" w:tentative="1">
@@ -3564,7 +4272,7 @@
         <w:ind w:left="5760" w:hanging="360"/>
       </w:pPr>
       <w:rPr>
-        <w:rFonts w:ascii="Courier New" w:hAnsi="Courier New" w:cs="Courier New" w:hint="default"/>
+        <w:rFonts w:hint="default" w:ascii="Courier New" w:hAnsi="Courier New" w:cs="Courier New"/>
       </w:rPr>
     </w:lvl>
     <w:lvl w:ilvl="8" w:tplc="40090005" w:tentative="1">
@@ -3576,7 +4284,7 @@
         <w:ind w:left="6480" w:hanging="360"/>
       </w:pPr>
       <w:rPr>
-        <w:rFonts w:ascii="Wingdings" w:hAnsi="Wingdings" w:hint="default"/>
+        <w:rFonts w:hint="default" w:ascii="Wingdings" w:hAnsi="Wingdings"/>
       </w:rPr>
     </w:lvl>
   </w:abstractNum>
@@ -3706,7 +4414,7 @@
         <w:ind w:left="1080" w:hanging="360"/>
       </w:pPr>
       <w:rPr>
-        <w:rFonts w:ascii="Symbol" w:hAnsi="Symbol" w:hint="default"/>
+        <w:rFonts w:hint="default" w:ascii="Symbol" w:hAnsi="Symbol"/>
       </w:rPr>
     </w:lvl>
     <w:lvl w:ilvl="1" w:tplc="40090003" w:tentative="1">
@@ -3718,7 +4426,7 @@
         <w:ind w:left="1800" w:hanging="360"/>
       </w:pPr>
       <w:rPr>
-        <w:rFonts w:ascii="Courier New" w:hAnsi="Courier New" w:cs="Courier New" w:hint="default"/>
+        <w:rFonts w:hint="default" w:ascii="Courier New" w:hAnsi="Courier New" w:cs="Courier New"/>
       </w:rPr>
     </w:lvl>
     <w:lvl w:ilvl="2" w:tplc="40090005" w:tentative="1">
@@ -3730,7 +4438,7 @@
         <w:ind w:left="2520" w:hanging="360"/>
       </w:pPr>
       <w:rPr>
-        <w:rFonts w:ascii="Wingdings" w:hAnsi="Wingdings" w:hint="default"/>
+        <w:rFonts w:hint="default" w:ascii="Wingdings" w:hAnsi="Wingdings"/>
       </w:rPr>
     </w:lvl>
     <w:lvl w:ilvl="3" w:tplc="40090001" w:tentative="1">
@@ -3742,7 +4450,7 @@
         <w:ind w:left="3240" w:hanging="360"/>
       </w:pPr>
       <w:rPr>
-        <w:rFonts w:ascii="Symbol" w:hAnsi="Symbol" w:hint="default"/>
+        <w:rFonts w:hint="default" w:ascii="Symbol" w:hAnsi="Symbol"/>
       </w:rPr>
     </w:lvl>
     <w:lvl w:ilvl="4" w:tplc="40090003" w:tentative="1">
@@ -3754,7 +4462,7 @@
         <w:ind w:left="3960" w:hanging="360"/>
       </w:pPr>
       <w:rPr>
-        <w:rFonts w:ascii="Courier New" w:hAnsi="Courier New" w:cs="Courier New" w:hint="default"/>
+        <w:rFonts w:hint="default" w:ascii="Courier New" w:hAnsi="Courier New" w:cs="Courier New"/>
       </w:rPr>
     </w:lvl>
     <w:lvl w:ilvl="5" w:tplc="40090005" w:tentative="1">
@@ -3766,7 +4474,7 @@
         <w:ind w:left="4680" w:hanging="360"/>
       </w:pPr>
       <w:rPr>
-        <w:rFonts w:ascii="Wingdings" w:hAnsi="Wingdings" w:hint="default"/>
+        <w:rFonts w:hint="default" w:ascii="Wingdings" w:hAnsi="Wingdings"/>
       </w:rPr>
     </w:lvl>
     <w:lvl w:ilvl="6" w:tplc="40090001" w:tentative="1">
@@ -3778,7 +4486,7 @@
         <w:ind w:left="5400" w:hanging="360"/>
       </w:pPr>
       <w:rPr>
-        <w:rFonts w:ascii="Symbol" w:hAnsi="Symbol" w:hint="default"/>
+        <w:rFonts w:hint="default" w:ascii="Symbol" w:hAnsi="Symbol"/>
       </w:rPr>
     </w:lvl>
     <w:lvl w:ilvl="7" w:tplc="40090003" w:tentative="1">
@@ -3790,7 +4498,7 @@
         <w:ind w:left="6120" w:hanging="360"/>
       </w:pPr>
       <w:rPr>
-        <w:rFonts w:ascii="Courier New" w:hAnsi="Courier New" w:cs="Courier New" w:hint="default"/>
+        <w:rFonts w:hint="default" w:ascii="Courier New" w:hAnsi="Courier New" w:cs="Courier New"/>
       </w:rPr>
     </w:lvl>
     <w:lvl w:ilvl="8" w:tplc="40090005" w:tentative="1">
@@ -3802,7 +4510,7 @@
         <w:ind w:left="6840" w:hanging="360"/>
       </w:pPr>
       <w:rPr>
-        <w:rFonts w:ascii="Wingdings" w:hAnsi="Wingdings" w:hint="default"/>
+        <w:rFonts w:hint="default" w:ascii="Wingdings" w:hAnsi="Wingdings"/>
       </w:rPr>
     </w:lvl>
   </w:abstractNum>
@@ -3932,7 +4640,7 @@
         <w:ind w:left="1080" w:hanging="360"/>
       </w:pPr>
       <w:rPr>
-        <w:rFonts w:ascii="Symbol" w:hAnsi="Symbol" w:hint="default"/>
+        <w:rFonts w:hint="default" w:ascii="Symbol" w:hAnsi="Symbol"/>
       </w:rPr>
     </w:lvl>
     <w:lvl w:ilvl="1" w:tplc="04090003" w:tentative="1">
@@ -3944,7 +4652,7 @@
         <w:ind w:left="1800" w:hanging="360"/>
       </w:pPr>
       <w:rPr>
-        <w:rFonts w:ascii="Courier New" w:hAnsi="Courier New" w:cs="Courier New" w:hint="default"/>
+        <w:rFonts w:hint="default" w:ascii="Courier New" w:hAnsi="Courier New" w:cs="Courier New"/>
       </w:rPr>
     </w:lvl>
     <w:lvl w:ilvl="2" w:tplc="04090005" w:tentative="1">
@@ -3956,7 +4664,7 @@
         <w:ind w:left="2520" w:hanging="360"/>
       </w:pPr>
       <w:rPr>
-        <w:rFonts w:ascii="Wingdings" w:hAnsi="Wingdings" w:hint="default"/>
+        <w:rFonts w:hint="default" w:ascii="Wingdings" w:hAnsi="Wingdings"/>
       </w:rPr>
     </w:lvl>
     <w:lvl w:ilvl="3" w:tplc="04090001" w:tentative="1">
@@ -3968,7 +4676,7 @@
         <w:ind w:left="3240" w:hanging="360"/>
       </w:pPr>
       <w:rPr>
-        <w:rFonts w:ascii="Symbol" w:hAnsi="Symbol" w:hint="default"/>
+        <w:rFonts w:hint="default" w:ascii="Symbol" w:hAnsi="Symbol"/>
       </w:rPr>
     </w:lvl>
     <w:lvl w:ilvl="4" w:tplc="04090003" w:tentative="1">
@@ -3980,7 +4688,7 @@
         <w:ind w:left="3960" w:hanging="360"/>
       </w:pPr>
       <w:rPr>
-        <w:rFonts w:ascii="Courier New" w:hAnsi="Courier New" w:cs="Courier New" w:hint="default"/>
+        <w:rFonts w:hint="default" w:ascii="Courier New" w:hAnsi="Courier New" w:cs="Courier New"/>
       </w:rPr>
     </w:lvl>
     <w:lvl w:ilvl="5" w:tplc="04090005" w:tentative="1">
@@ -3992,7 +4700,7 @@
         <w:ind w:left="4680" w:hanging="360"/>
       </w:pPr>
       <w:rPr>
-        <w:rFonts w:ascii="Wingdings" w:hAnsi="Wingdings" w:hint="default"/>
+        <w:rFonts w:hint="default" w:ascii="Wingdings" w:hAnsi="Wingdings"/>
       </w:rPr>
     </w:lvl>
     <w:lvl w:ilvl="6" w:tplc="04090001" w:tentative="1">
@@ -4004,7 +4712,7 @@
         <w:ind w:left="5400" w:hanging="360"/>
       </w:pPr>
       <w:rPr>
-        <w:rFonts w:ascii="Symbol" w:hAnsi="Symbol" w:hint="default"/>
+        <w:rFonts w:hint="default" w:ascii="Symbol" w:hAnsi="Symbol"/>
       </w:rPr>
     </w:lvl>
     <w:lvl w:ilvl="7" w:tplc="04090003" w:tentative="1">
@@ -4016,7 +4724,7 @@
         <w:ind w:left="6120" w:hanging="360"/>
       </w:pPr>
       <w:rPr>
-        <w:rFonts w:ascii="Courier New" w:hAnsi="Courier New" w:cs="Courier New" w:hint="default"/>
+        <w:rFonts w:hint="default" w:ascii="Courier New" w:hAnsi="Courier New" w:cs="Courier New"/>
       </w:rPr>
     </w:lvl>
     <w:lvl w:ilvl="8" w:tplc="04090005" w:tentative="1">
@@ -4028,7 +4736,7 @@
         <w:ind w:left="6840" w:hanging="360"/>
       </w:pPr>
       <w:rPr>
-        <w:rFonts w:ascii="Wingdings" w:hAnsi="Wingdings" w:hint="default"/>
+        <w:rFonts w:hint="default" w:ascii="Wingdings" w:hAnsi="Wingdings"/>
       </w:rPr>
     </w:lvl>
   </w:abstractNum>
@@ -4045,7 +4753,7 @@
         <w:ind w:left="720" w:hanging="360"/>
       </w:pPr>
       <w:rPr>
-        <w:rFonts w:ascii="Symbol" w:hAnsi="Symbol" w:hint="default"/>
+        <w:rFonts w:hint="default" w:ascii="Symbol" w:hAnsi="Symbol"/>
       </w:rPr>
     </w:lvl>
     <w:lvl w:ilvl="1" w:tplc="04090003" w:tentative="1">
@@ -4057,7 +4765,7 @@
         <w:ind w:left="1440" w:hanging="360"/>
       </w:pPr>
       <w:rPr>
-        <w:rFonts w:ascii="Courier New" w:hAnsi="Courier New" w:cs="Courier New" w:hint="default"/>
+        <w:rFonts w:hint="default" w:ascii="Courier New" w:hAnsi="Courier New" w:cs="Courier New"/>
       </w:rPr>
     </w:lvl>
     <w:lvl w:ilvl="2" w:tplc="04090005" w:tentative="1">
@@ -4069,7 +4777,7 @@
         <w:ind w:left="2160" w:hanging="360"/>
       </w:pPr>
       <w:rPr>
-        <w:rFonts w:ascii="Wingdings" w:hAnsi="Wingdings" w:hint="default"/>
+        <w:rFonts w:hint="default" w:ascii="Wingdings" w:hAnsi="Wingdings"/>
       </w:rPr>
     </w:lvl>
     <w:lvl w:ilvl="3" w:tplc="04090001" w:tentative="1">
@@ -4081,7 +4789,7 @@
         <w:ind w:left="2880" w:hanging="360"/>
       </w:pPr>
       <w:rPr>
-        <w:rFonts w:ascii="Symbol" w:hAnsi="Symbol" w:hint="default"/>
+        <w:rFonts w:hint="default" w:ascii="Symbol" w:hAnsi="Symbol"/>
       </w:rPr>
     </w:lvl>
     <w:lvl w:ilvl="4" w:tplc="04090003" w:tentative="1">
@@ -4093,7 +4801,7 @@
         <w:ind w:left="3600" w:hanging="360"/>
       </w:pPr>
       <w:rPr>
-        <w:rFonts w:ascii="Courier New" w:hAnsi="Courier New" w:cs="Courier New" w:hint="default"/>
+        <w:rFonts w:hint="default" w:ascii="Courier New" w:hAnsi="Courier New" w:cs="Courier New"/>
       </w:rPr>
     </w:lvl>
     <w:lvl w:ilvl="5" w:tplc="04090005" w:tentative="1">
@@ -4105,7 +4813,7 @@
         <w:ind w:left="4320" w:hanging="360"/>
       </w:pPr>
       <w:rPr>
-        <w:rFonts w:ascii="Wingdings" w:hAnsi="Wingdings" w:hint="default"/>
+        <w:rFonts w:hint="default" w:ascii="Wingdings" w:hAnsi="Wingdings"/>
       </w:rPr>
     </w:lvl>
     <w:lvl w:ilvl="6" w:tplc="04090001" w:tentative="1">
@@ -4117,7 +4825,7 @@
         <w:ind w:left="5040" w:hanging="360"/>
       </w:pPr>
       <w:rPr>
-        <w:rFonts w:ascii="Symbol" w:hAnsi="Symbol" w:hint="default"/>
+        <w:rFonts w:hint="default" w:ascii="Symbol" w:hAnsi="Symbol"/>
       </w:rPr>
     </w:lvl>
     <w:lvl w:ilvl="7" w:tplc="04090003" w:tentative="1">
@@ -4129,7 +4837,7 @@
         <w:ind w:left="5760" w:hanging="360"/>
       </w:pPr>
       <w:rPr>
-        <w:rFonts w:ascii="Courier New" w:hAnsi="Courier New" w:cs="Courier New" w:hint="default"/>
+        <w:rFonts w:hint="default" w:ascii="Courier New" w:hAnsi="Courier New" w:cs="Courier New"/>
       </w:rPr>
     </w:lvl>
     <w:lvl w:ilvl="8" w:tplc="04090005" w:tentative="1">
@@ -4141,7 +4849,7 @@
         <w:ind w:left="6480" w:hanging="360"/>
       </w:pPr>
       <w:rPr>
-        <w:rFonts w:ascii="Wingdings" w:hAnsi="Wingdings" w:hint="default"/>
+        <w:rFonts w:hint="default" w:ascii="Wingdings" w:hAnsi="Wingdings"/>
       </w:rPr>
     </w:lvl>
   </w:abstractNum>
@@ -4158,7 +4866,7 @@
         <w:ind w:left="720" w:hanging="360"/>
       </w:pPr>
       <w:rPr>
-        <w:rFonts w:ascii="Symbol" w:hAnsi="Symbol" w:hint="default"/>
+        <w:rFonts w:hint="default" w:ascii="Symbol" w:hAnsi="Symbol"/>
       </w:rPr>
     </w:lvl>
     <w:lvl w:ilvl="1" w:tplc="40090003" w:tentative="1">
@@ -4170,7 +4878,7 @@
         <w:ind w:left="1440" w:hanging="360"/>
       </w:pPr>
       <w:rPr>
-        <w:rFonts w:ascii="Courier New" w:hAnsi="Courier New" w:cs="Courier New" w:hint="default"/>
+        <w:rFonts w:hint="default" w:ascii="Courier New" w:hAnsi="Courier New" w:cs="Courier New"/>
       </w:rPr>
     </w:lvl>
     <w:lvl w:ilvl="2" w:tplc="40090005" w:tentative="1">
@@ -4182,7 +4890,7 @@
         <w:ind w:left="2160" w:hanging="360"/>
       </w:pPr>
       <w:rPr>
-        <w:rFonts w:ascii="Wingdings" w:hAnsi="Wingdings" w:hint="default"/>
+        <w:rFonts w:hint="default" w:ascii="Wingdings" w:hAnsi="Wingdings"/>
       </w:rPr>
     </w:lvl>
     <w:lvl w:ilvl="3" w:tplc="40090001" w:tentative="1">
@@ -4194,7 +4902,7 @@
         <w:ind w:left="2880" w:hanging="360"/>
       </w:pPr>
       <w:rPr>
-        <w:rFonts w:ascii="Symbol" w:hAnsi="Symbol" w:hint="default"/>
+        <w:rFonts w:hint="default" w:ascii="Symbol" w:hAnsi="Symbol"/>
       </w:rPr>
     </w:lvl>
     <w:lvl w:ilvl="4" w:tplc="40090003" w:tentative="1">
@@ -4206,7 +4914,7 @@
         <w:ind w:left="3600" w:hanging="360"/>
       </w:pPr>
       <w:rPr>
-        <w:rFonts w:ascii="Courier New" w:hAnsi="Courier New" w:cs="Courier New" w:hint="default"/>
+        <w:rFonts w:hint="default" w:ascii="Courier New" w:hAnsi="Courier New" w:cs="Courier New"/>
       </w:rPr>
     </w:lvl>
     <w:lvl w:ilvl="5" w:tplc="40090005" w:tentative="1">
@@ -4218,7 +4926,7 @@
         <w:ind w:left="4320" w:hanging="360"/>
       </w:pPr>
       <w:rPr>
-        <w:rFonts w:ascii="Wingdings" w:hAnsi="Wingdings" w:hint="default"/>
+        <w:rFonts w:hint="default" w:ascii="Wingdings" w:hAnsi="Wingdings"/>
       </w:rPr>
     </w:lvl>
     <w:lvl w:ilvl="6" w:tplc="40090001" w:tentative="1">
@@ -4230,7 +4938,7 @@
         <w:ind w:left="5040" w:hanging="360"/>
       </w:pPr>
       <w:rPr>
-        <w:rFonts w:ascii="Symbol" w:hAnsi="Symbol" w:hint="default"/>
+        <w:rFonts w:hint="default" w:ascii="Symbol" w:hAnsi="Symbol"/>
       </w:rPr>
     </w:lvl>
     <w:lvl w:ilvl="7" w:tplc="40090003" w:tentative="1">
@@ -4242,7 +4950,7 @@
         <w:ind w:left="5760" w:hanging="360"/>
       </w:pPr>
       <w:rPr>
-        <w:rFonts w:ascii="Courier New" w:hAnsi="Courier New" w:cs="Courier New" w:hint="default"/>
+        <w:rFonts w:hint="default" w:ascii="Courier New" w:hAnsi="Courier New" w:cs="Courier New"/>
       </w:rPr>
     </w:lvl>
     <w:lvl w:ilvl="8" w:tplc="40090005" w:tentative="1">
@@ -4254,7 +4962,7 @@
         <w:ind w:left="6480" w:hanging="360"/>
       </w:pPr>
       <w:rPr>
-        <w:rFonts w:ascii="Wingdings" w:hAnsi="Wingdings" w:hint="default"/>
+        <w:rFonts w:hint="default" w:ascii="Wingdings" w:hAnsi="Wingdings"/>
       </w:rPr>
     </w:lvl>
   </w:abstractNum>
@@ -4271,7 +4979,7 @@
         <w:ind w:left="720" w:hanging="360"/>
       </w:pPr>
       <w:rPr>
-        <w:rFonts w:ascii="Wingdings" w:hAnsi="Wingdings" w:hint="default"/>
+        <w:rFonts w:hint="default" w:ascii="Wingdings" w:hAnsi="Wingdings"/>
       </w:rPr>
     </w:lvl>
     <w:lvl w:ilvl="1" w:tplc="40090003" w:tentative="1">
@@ -4283,7 +4991,7 @@
         <w:ind w:left="1440" w:hanging="360"/>
       </w:pPr>
       <w:rPr>
-        <w:rFonts w:ascii="Courier New" w:hAnsi="Courier New" w:cs="Courier New" w:hint="default"/>
+        <w:rFonts w:hint="default" w:ascii="Courier New" w:hAnsi="Courier New" w:cs="Courier New"/>
       </w:rPr>
     </w:lvl>
     <w:lvl w:ilvl="2" w:tplc="40090005" w:tentative="1">
@@ -4295,7 +5003,7 @@
         <w:ind w:left="2160" w:hanging="360"/>
       </w:pPr>
       <w:rPr>
-        <w:rFonts w:ascii="Wingdings" w:hAnsi="Wingdings" w:hint="default"/>
+        <w:rFonts w:hint="default" w:ascii="Wingdings" w:hAnsi="Wingdings"/>
       </w:rPr>
     </w:lvl>
     <w:lvl w:ilvl="3" w:tplc="40090001" w:tentative="1">
@@ -4307,7 +5015,7 @@
         <w:ind w:left="2880" w:hanging="360"/>
       </w:pPr>
       <w:rPr>
-        <w:rFonts w:ascii="Symbol" w:hAnsi="Symbol" w:hint="default"/>
+        <w:rFonts w:hint="default" w:ascii="Symbol" w:hAnsi="Symbol"/>
       </w:rPr>
     </w:lvl>
     <w:lvl w:ilvl="4" w:tplc="40090003" w:tentative="1">
@@ -4319,7 +5027,7 @@
         <w:ind w:left="3600" w:hanging="360"/>
       </w:pPr>
       <w:rPr>
-        <w:rFonts w:ascii="Courier New" w:hAnsi="Courier New" w:cs="Courier New" w:hint="default"/>
+        <w:rFonts w:hint="default" w:ascii="Courier New" w:hAnsi="Courier New" w:cs="Courier New"/>
       </w:rPr>
     </w:lvl>
     <w:lvl w:ilvl="5" w:tplc="40090005" w:tentative="1">
@@ -4331,7 +5039,7 @@
         <w:ind w:left="4320" w:hanging="360"/>
       </w:pPr>
       <w:rPr>
-        <w:rFonts w:ascii="Wingdings" w:hAnsi="Wingdings" w:hint="default"/>
+        <w:rFonts w:hint="default" w:ascii="Wingdings" w:hAnsi="Wingdings"/>
       </w:rPr>
     </w:lvl>
     <w:lvl w:ilvl="6" w:tplc="40090001" w:tentative="1">
@@ -4343,7 +5051,7 @@
         <w:ind w:left="5040" w:hanging="360"/>
       </w:pPr>
       <w:rPr>
-        <w:rFonts w:ascii="Symbol" w:hAnsi="Symbol" w:hint="default"/>
+        <w:rFonts w:hint="default" w:ascii="Symbol" w:hAnsi="Symbol"/>
       </w:rPr>
     </w:lvl>
     <w:lvl w:ilvl="7" w:tplc="40090003" w:tentative="1">
@@ -4355,7 +5063,7 @@
         <w:ind w:left="5760" w:hanging="360"/>
       </w:pPr>
       <w:rPr>
-        <w:rFonts w:ascii="Courier New" w:hAnsi="Courier New" w:cs="Courier New" w:hint="default"/>
+        <w:rFonts w:hint="default" w:ascii="Courier New" w:hAnsi="Courier New" w:cs="Courier New"/>
       </w:rPr>
     </w:lvl>
     <w:lvl w:ilvl="8" w:tplc="40090005" w:tentative="1">
@@ -4367,7 +5075,7 @@
         <w:ind w:left="6480" w:hanging="360"/>
       </w:pPr>
       <w:rPr>
-        <w:rFonts w:ascii="Wingdings" w:hAnsi="Wingdings" w:hint="default"/>
+        <w:rFonts w:hint="default" w:ascii="Wingdings" w:hAnsi="Wingdings"/>
       </w:rPr>
     </w:lvl>
   </w:abstractNum>
@@ -4384,7 +5092,7 @@
         <w:ind w:left="720" w:hanging="360"/>
       </w:pPr>
       <w:rPr>
-        <w:rFonts w:ascii="Symbol" w:hAnsi="Symbol" w:hint="default"/>
+        <w:rFonts w:hint="default" w:ascii="Symbol" w:hAnsi="Symbol"/>
       </w:rPr>
     </w:lvl>
     <w:lvl w:ilvl="1" w:tplc="40090003" w:tentative="1">
@@ -4396,7 +5104,7 @@
         <w:ind w:left="1440" w:hanging="360"/>
       </w:pPr>
       <w:rPr>
-        <w:rFonts w:ascii="Courier New" w:hAnsi="Courier New" w:cs="Courier New" w:hint="default"/>
+        <w:rFonts w:hint="default" w:ascii="Courier New" w:hAnsi="Courier New" w:cs="Courier New"/>
       </w:rPr>
     </w:lvl>
     <w:lvl w:ilvl="2" w:tplc="40090005" w:tentative="1">
@@ -4408,7 +5116,7 @@
         <w:ind w:left="2160" w:hanging="360"/>
       </w:pPr>
       <w:rPr>
-        <w:rFonts w:ascii="Wingdings" w:hAnsi="Wingdings" w:hint="default"/>
+        <w:rFonts w:hint="default" w:ascii="Wingdings" w:hAnsi="Wingdings"/>
       </w:rPr>
     </w:lvl>
     <w:lvl w:ilvl="3" w:tplc="40090001" w:tentative="1">
@@ -4420,7 +5128,7 @@
         <w:ind w:left="2880" w:hanging="360"/>
       </w:pPr>
       <w:rPr>
-        <w:rFonts w:ascii="Symbol" w:hAnsi="Symbol" w:hint="default"/>
+        <w:rFonts w:hint="default" w:ascii="Symbol" w:hAnsi="Symbol"/>
       </w:rPr>
     </w:lvl>
     <w:lvl w:ilvl="4" w:tplc="40090003" w:tentative="1">
@@ -4432,7 +5140,7 @@
         <w:ind w:left="3600" w:hanging="360"/>
       </w:pPr>
       <w:rPr>
-        <w:rFonts w:ascii="Courier New" w:hAnsi="Courier New" w:cs="Courier New" w:hint="default"/>
+        <w:rFonts w:hint="default" w:ascii="Courier New" w:hAnsi="Courier New" w:cs="Courier New"/>
       </w:rPr>
     </w:lvl>
     <w:lvl w:ilvl="5" w:tplc="40090005" w:tentative="1">
@@ -4444,7 +5152,7 @@
         <w:ind w:left="4320" w:hanging="360"/>
       </w:pPr>
       <w:rPr>
-        <w:rFonts w:ascii="Wingdings" w:hAnsi="Wingdings" w:hint="default"/>
+        <w:rFonts w:hint="default" w:ascii="Wingdings" w:hAnsi="Wingdings"/>
       </w:rPr>
     </w:lvl>
     <w:lvl w:ilvl="6" w:tplc="40090001" w:tentative="1">
@@ -4456,7 +5164,7 @@
         <w:ind w:left="5040" w:hanging="360"/>
       </w:pPr>
       <w:rPr>
-        <w:rFonts w:ascii="Symbol" w:hAnsi="Symbol" w:hint="default"/>
+        <w:rFonts w:hint="default" w:ascii="Symbol" w:hAnsi="Symbol"/>
       </w:rPr>
     </w:lvl>
     <w:lvl w:ilvl="7" w:tplc="40090003" w:tentative="1">
@@ -4468,7 +5176,7 @@
         <w:ind w:left="5760" w:hanging="360"/>
       </w:pPr>
       <w:rPr>
-        <w:rFonts w:ascii="Courier New" w:hAnsi="Courier New" w:cs="Courier New" w:hint="default"/>
+        <w:rFonts w:hint="default" w:ascii="Courier New" w:hAnsi="Courier New" w:cs="Courier New"/>
       </w:rPr>
     </w:lvl>
     <w:lvl w:ilvl="8" w:tplc="40090005" w:tentative="1">
@@ -4480,7 +5188,7 @@
         <w:ind w:left="6480" w:hanging="360"/>
       </w:pPr>
       <w:rPr>
-        <w:rFonts w:ascii="Wingdings" w:hAnsi="Wingdings" w:hint="default"/>
+        <w:rFonts w:hint="default" w:ascii="Wingdings" w:hAnsi="Wingdings"/>
       </w:rPr>
     </w:lvl>
   </w:abstractNum>
@@ -4610,7 +5318,7 @@
         <w:ind w:left="720" w:hanging="360"/>
       </w:pPr>
       <w:rPr>
-        <w:rFonts w:ascii="Wingdings" w:hAnsi="Wingdings" w:hint="default"/>
+        <w:rFonts w:hint="default" w:ascii="Wingdings" w:hAnsi="Wingdings"/>
       </w:rPr>
     </w:lvl>
     <w:lvl w:ilvl="1" w:tplc="40090003" w:tentative="1">
@@ -4622,7 +5330,7 @@
         <w:ind w:left="1440" w:hanging="360"/>
       </w:pPr>
       <w:rPr>
-        <w:rFonts w:ascii="Courier New" w:hAnsi="Courier New" w:cs="Courier New" w:hint="default"/>
+        <w:rFonts w:hint="default" w:ascii="Courier New" w:hAnsi="Courier New" w:cs="Courier New"/>
       </w:rPr>
     </w:lvl>
     <w:lvl w:ilvl="2" w:tplc="40090005" w:tentative="1">
@@ -4634,7 +5342,7 @@
         <w:ind w:left="2160" w:hanging="360"/>
       </w:pPr>
       <w:rPr>
-        <w:rFonts w:ascii="Wingdings" w:hAnsi="Wingdings" w:hint="default"/>
+        <w:rFonts w:hint="default" w:ascii="Wingdings" w:hAnsi="Wingdings"/>
       </w:rPr>
     </w:lvl>
     <w:lvl w:ilvl="3" w:tplc="40090001" w:tentative="1">
@@ -4646,7 +5354,7 @@
         <w:ind w:left="2880" w:hanging="360"/>
       </w:pPr>
       <w:rPr>
-        <w:rFonts w:ascii="Symbol" w:hAnsi="Symbol" w:hint="default"/>
+        <w:rFonts w:hint="default" w:ascii="Symbol" w:hAnsi="Symbol"/>
       </w:rPr>
     </w:lvl>
     <w:lvl w:ilvl="4" w:tplc="40090003" w:tentative="1">
@@ -4658,7 +5366,7 @@
         <w:ind w:left="3600" w:hanging="360"/>
       </w:pPr>
       <w:rPr>
-        <w:rFonts w:ascii="Courier New" w:hAnsi="Courier New" w:cs="Courier New" w:hint="default"/>
+        <w:rFonts w:hint="default" w:ascii="Courier New" w:hAnsi="Courier New" w:cs="Courier New"/>
       </w:rPr>
     </w:lvl>
     <w:lvl w:ilvl="5" w:tplc="40090005" w:tentative="1">
@@ -4670,7 +5378,7 @@
         <w:ind w:left="4320" w:hanging="360"/>
       </w:pPr>
       <w:rPr>
-        <w:rFonts w:ascii="Wingdings" w:hAnsi="Wingdings" w:hint="default"/>
+        <w:rFonts w:hint="default" w:ascii="Wingdings" w:hAnsi="Wingdings"/>
       </w:rPr>
     </w:lvl>
     <w:lvl w:ilvl="6" w:tplc="40090001" w:tentative="1">
@@ -4682,7 +5390,7 @@
         <w:ind w:left="5040" w:hanging="360"/>
       </w:pPr>
       <w:rPr>
-        <w:rFonts w:ascii="Symbol" w:hAnsi="Symbol" w:hint="default"/>
+        <w:rFonts w:hint="default" w:ascii="Symbol" w:hAnsi="Symbol"/>
       </w:rPr>
     </w:lvl>
     <w:lvl w:ilvl="7" w:tplc="40090003" w:tentative="1">
@@ -4694,7 +5402,7 @@
         <w:ind w:left="5760" w:hanging="360"/>
       </w:pPr>
       <w:rPr>
-        <w:rFonts w:ascii="Courier New" w:hAnsi="Courier New" w:cs="Courier New" w:hint="default"/>
+        <w:rFonts w:hint="default" w:ascii="Courier New" w:hAnsi="Courier New" w:cs="Courier New"/>
       </w:rPr>
     </w:lvl>
     <w:lvl w:ilvl="8" w:tplc="40090005" w:tentative="1">
@@ -4706,7 +5414,7 @@
         <w:ind w:left="6480" w:hanging="360"/>
       </w:pPr>
       <w:rPr>
-        <w:rFonts w:ascii="Wingdings" w:hAnsi="Wingdings" w:hint="default"/>
+        <w:rFonts w:hint="default" w:ascii="Wingdings" w:hAnsi="Wingdings"/>
       </w:rPr>
     </w:lvl>
   </w:abstractNum>
@@ -4723,7 +5431,7 @@
         <w:ind w:left="720" w:hanging="360"/>
       </w:pPr>
       <w:rPr>
-        <w:rFonts w:ascii="Wingdings" w:hAnsi="Wingdings" w:hint="default"/>
+        <w:rFonts w:hint="default" w:ascii="Wingdings" w:hAnsi="Wingdings"/>
       </w:rPr>
     </w:lvl>
     <w:lvl w:ilvl="1" w:tplc="40090003" w:tentative="1">
@@ -4735,7 +5443,7 @@
         <w:ind w:left="1440" w:hanging="360"/>
       </w:pPr>
       <w:rPr>
-        <w:rFonts w:ascii="Courier New" w:hAnsi="Courier New" w:cs="Courier New" w:hint="default"/>
+        <w:rFonts w:hint="default" w:ascii="Courier New" w:hAnsi="Courier New" w:cs="Courier New"/>
       </w:rPr>
     </w:lvl>
     <w:lvl w:ilvl="2" w:tplc="40090005" w:tentative="1">
@@ -4747,7 +5455,7 @@
         <w:ind w:left="2160" w:hanging="360"/>
       </w:pPr>
       <w:rPr>
-        <w:rFonts w:ascii="Wingdings" w:hAnsi="Wingdings" w:hint="default"/>
+        <w:rFonts w:hint="default" w:ascii="Wingdings" w:hAnsi="Wingdings"/>
       </w:rPr>
     </w:lvl>
     <w:lvl w:ilvl="3" w:tplc="40090001" w:tentative="1">
@@ -4759,7 +5467,7 @@
         <w:ind w:left="2880" w:hanging="360"/>
       </w:pPr>
       <w:rPr>
-        <w:rFonts w:ascii="Symbol" w:hAnsi="Symbol" w:hint="default"/>
+        <w:rFonts w:hint="default" w:ascii="Symbol" w:hAnsi="Symbol"/>
       </w:rPr>
     </w:lvl>
     <w:lvl w:ilvl="4" w:tplc="40090003" w:tentative="1">
@@ -4771,7 +5479,7 @@
         <w:ind w:left="3600" w:hanging="360"/>
       </w:pPr>
       <w:rPr>
-        <w:rFonts w:ascii="Courier New" w:hAnsi="Courier New" w:cs="Courier New" w:hint="default"/>
+        <w:rFonts w:hint="default" w:ascii="Courier New" w:hAnsi="Courier New" w:cs="Courier New"/>
       </w:rPr>
     </w:lvl>
     <w:lvl w:ilvl="5" w:tplc="40090005" w:tentative="1">
@@ -4783,7 +5491,7 @@
         <w:ind w:left="4320" w:hanging="360"/>
       </w:pPr>
       <w:rPr>
-        <w:rFonts w:ascii="Wingdings" w:hAnsi="Wingdings" w:hint="default"/>
+        <w:rFonts w:hint="default" w:ascii="Wingdings" w:hAnsi="Wingdings"/>
       </w:rPr>
     </w:lvl>
     <w:lvl w:ilvl="6" w:tplc="40090001" w:tentative="1">
@@ -4795,7 +5503,7 @@
         <w:ind w:left="5040" w:hanging="360"/>
       </w:pPr>
       <w:rPr>
-        <w:rFonts w:ascii="Symbol" w:hAnsi="Symbol" w:hint="default"/>
+        <w:rFonts w:hint="default" w:ascii="Symbol" w:hAnsi="Symbol"/>
       </w:rPr>
     </w:lvl>
     <w:lvl w:ilvl="7" w:tplc="40090003" w:tentative="1">
@@ -4807,7 +5515,7 @@
         <w:ind w:left="5760" w:hanging="360"/>
       </w:pPr>
       <w:rPr>
-        <w:rFonts w:ascii="Courier New" w:hAnsi="Courier New" w:cs="Courier New" w:hint="default"/>
+        <w:rFonts w:hint="default" w:ascii="Courier New" w:hAnsi="Courier New" w:cs="Courier New"/>
       </w:rPr>
     </w:lvl>
     <w:lvl w:ilvl="8" w:tplc="40090005" w:tentative="1">
@@ -4819,7 +5527,7 @@
         <w:ind w:left="6480" w:hanging="360"/>
       </w:pPr>
       <w:rPr>
-        <w:rFonts w:ascii="Wingdings" w:hAnsi="Wingdings" w:hint="default"/>
+        <w:rFonts w:hint="default" w:ascii="Wingdings" w:hAnsi="Wingdings"/>
       </w:rPr>
     </w:lvl>
   </w:abstractNum>
@@ -4836,7 +5544,7 @@
         <w:ind w:left="720" w:hanging="360"/>
       </w:pPr>
       <w:rPr>
-        <w:rFonts w:ascii="Symbol" w:hAnsi="Symbol" w:hint="default"/>
+        <w:rFonts w:hint="default" w:ascii="Symbol" w:hAnsi="Symbol"/>
       </w:rPr>
     </w:lvl>
     <w:lvl w:ilvl="1" w:tplc="40090003" w:tentative="1">
@@ -4848,7 +5556,7 @@
         <w:ind w:left="1440" w:hanging="360"/>
       </w:pPr>
       <w:rPr>
-        <w:rFonts w:ascii="Courier New" w:hAnsi="Courier New" w:cs="Courier New" w:hint="default"/>
+        <w:rFonts w:hint="default" w:ascii="Courier New" w:hAnsi="Courier New" w:cs="Courier New"/>
       </w:rPr>
     </w:lvl>
     <w:lvl w:ilvl="2" w:tplc="40090005" w:tentative="1">
@@ -4860,7 +5568,7 @@
         <w:ind w:left="2160" w:hanging="360"/>
       </w:pPr>
       <w:rPr>
-        <w:rFonts w:ascii="Wingdings" w:hAnsi="Wingdings" w:hint="default"/>
+        <w:rFonts w:hint="default" w:ascii="Wingdings" w:hAnsi="Wingdings"/>
       </w:rPr>
     </w:lvl>
     <w:lvl w:ilvl="3" w:tplc="40090001" w:tentative="1">
@@ -4872,7 +5580,7 @@
         <w:ind w:left="2880" w:hanging="360"/>
       </w:pPr>
       <w:rPr>
-        <w:rFonts w:ascii="Symbol" w:hAnsi="Symbol" w:hint="default"/>
+        <w:rFonts w:hint="default" w:ascii="Symbol" w:hAnsi="Symbol"/>
       </w:rPr>
     </w:lvl>
     <w:lvl w:ilvl="4" w:tplc="40090003" w:tentative="1">
@@ -4884,7 +5592,7 @@
         <w:ind w:left="3600" w:hanging="360"/>
       </w:pPr>
       <w:rPr>
-        <w:rFonts w:ascii="Courier New" w:hAnsi="Courier New" w:cs="Courier New" w:hint="default"/>
+        <w:rFonts w:hint="default" w:ascii="Courier New" w:hAnsi="Courier New" w:cs="Courier New"/>
       </w:rPr>
     </w:lvl>
     <w:lvl w:ilvl="5" w:tplc="40090005" w:tentative="1">
@@ -4896,7 +5604,7 @@
         <w:ind w:left="4320" w:hanging="360"/>
       </w:pPr>
       <w:rPr>
-        <w:rFonts w:ascii="Wingdings" w:hAnsi="Wingdings" w:hint="default"/>
+        <w:rFonts w:hint="default" w:ascii="Wingdings" w:hAnsi="Wingdings"/>
       </w:rPr>
     </w:lvl>
     <w:lvl w:ilvl="6" w:tplc="40090001" w:tentative="1">
@@ -4908,7 +5616,7 @@
         <w:ind w:left="5040" w:hanging="360"/>
       </w:pPr>
       <w:rPr>
-        <w:rFonts w:ascii="Symbol" w:hAnsi="Symbol" w:hint="default"/>
+        <w:rFonts w:hint="default" w:ascii="Symbol" w:hAnsi="Symbol"/>
       </w:rPr>
     </w:lvl>
     <w:lvl w:ilvl="7" w:tplc="40090003" w:tentative="1">
@@ -4920,7 +5628,7 @@
         <w:ind w:left="5760" w:hanging="360"/>
       </w:pPr>
       <w:rPr>
-        <w:rFonts w:ascii="Courier New" w:hAnsi="Courier New" w:cs="Courier New" w:hint="default"/>
+        <w:rFonts w:hint="default" w:ascii="Courier New" w:hAnsi="Courier New" w:cs="Courier New"/>
       </w:rPr>
     </w:lvl>
     <w:lvl w:ilvl="8" w:tplc="40090005" w:tentative="1">
@@ -4932,7 +5640,7 @@
         <w:ind w:left="6480" w:hanging="360"/>
       </w:pPr>
       <w:rPr>
-        <w:rFonts w:ascii="Wingdings" w:hAnsi="Wingdings" w:hint="default"/>
+        <w:rFonts w:hint="default" w:ascii="Wingdings" w:hAnsi="Wingdings"/>
       </w:rPr>
     </w:lvl>
   </w:abstractNum>
@@ -5062,7 +5770,7 @@
         <w:ind w:left="720" w:hanging="360"/>
       </w:pPr>
       <w:rPr>
-        <w:rFonts w:ascii="Wingdings" w:hAnsi="Wingdings" w:hint="default"/>
+        <w:rFonts w:hint="default" w:ascii="Wingdings" w:hAnsi="Wingdings"/>
       </w:rPr>
     </w:lvl>
     <w:lvl w:ilvl="1" w:tplc="40090003" w:tentative="1">
@@ -5074,7 +5782,7 @@
         <w:ind w:left="1440" w:hanging="360"/>
       </w:pPr>
       <w:rPr>
-        <w:rFonts w:ascii="Courier New" w:hAnsi="Courier New" w:cs="Courier New" w:hint="default"/>
+        <w:rFonts w:hint="default" w:ascii="Courier New" w:hAnsi="Courier New" w:cs="Courier New"/>
       </w:rPr>
     </w:lvl>
     <w:lvl w:ilvl="2" w:tplc="40090005" w:tentative="1">
@@ -5086,7 +5794,7 @@
         <w:ind w:left="2160" w:hanging="360"/>
       </w:pPr>
       <w:rPr>
-        <w:rFonts w:ascii="Wingdings" w:hAnsi="Wingdings" w:hint="default"/>
+        <w:rFonts w:hint="default" w:ascii="Wingdings" w:hAnsi="Wingdings"/>
       </w:rPr>
     </w:lvl>
     <w:lvl w:ilvl="3" w:tplc="40090001" w:tentative="1">
@@ -5098,7 +5806,7 @@
         <w:ind w:left="2880" w:hanging="360"/>
       </w:pPr>
       <w:rPr>
-        <w:rFonts w:ascii="Symbol" w:hAnsi="Symbol" w:hint="default"/>
+        <w:rFonts w:hint="default" w:ascii="Symbol" w:hAnsi="Symbol"/>
       </w:rPr>
     </w:lvl>
     <w:lvl w:ilvl="4" w:tplc="40090003" w:tentative="1">
@@ -5110,7 +5818,7 @@
         <w:ind w:left="3600" w:hanging="360"/>
       </w:pPr>
       <w:rPr>
-        <w:rFonts w:ascii="Courier New" w:hAnsi="Courier New" w:cs="Courier New" w:hint="default"/>
+        <w:rFonts w:hint="default" w:ascii="Courier New" w:hAnsi="Courier New" w:cs="Courier New"/>
       </w:rPr>
     </w:lvl>
     <w:lvl w:ilvl="5" w:tplc="40090005" w:tentative="1">
@@ -5122,7 +5830,7 @@
         <w:ind w:left="4320" w:hanging="360"/>
       </w:pPr>
       <w:rPr>
-        <w:rFonts w:ascii="Wingdings" w:hAnsi="Wingdings" w:hint="default"/>
+        <w:rFonts w:hint="default" w:ascii="Wingdings" w:hAnsi="Wingdings"/>
       </w:rPr>
     </w:lvl>
     <w:lvl w:ilvl="6" w:tplc="40090001" w:tentative="1">
@@ -5134,7 +5842,7 @@
         <w:ind w:left="5040" w:hanging="360"/>
       </w:pPr>
       <w:rPr>
-        <w:rFonts w:ascii="Symbol" w:hAnsi="Symbol" w:hint="default"/>
+        <w:rFonts w:hint="default" w:ascii="Symbol" w:hAnsi="Symbol"/>
       </w:rPr>
     </w:lvl>
     <w:lvl w:ilvl="7" w:tplc="40090003" w:tentative="1">
@@ -5146,7 +5854,7 @@
         <w:ind w:left="5760" w:hanging="360"/>
       </w:pPr>
       <w:rPr>
-        <w:rFonts w:ascii="Courier New" w:hAnsi="Courier New" w:cs="Courier New" w:hint="default"/>
+        <w:rFonts w:hint="default" w:ascii="Courier New" w:hAnsi="Courier New" w:cs="Courier New"/>
       </w:rPr>
     </w:lvl>
     <w:lvl w:ilvl="8" w:tplc="40090005" w:tentative="1">
@@ -5158,7 +5866,7 @@
         <w:ind w:left="6480" w:hanging="360"/>
       </w:pPr>
       <w:rPr>
-        <w:rFonts w:ascii="Wingdings" w:hAnsi="Wingdings" w:hint="default"/>
+        <w:rFonts w:hint="default" w:ascii="Wingdings" w:hAnsi="Wingdings"/>
       </w:rPr>
     </w:lvl>
   </w:abstractNum>
@@ -5261,7 +5969,7 @@
         <w:ind w:left="720" w:hanging="360"/>
       </w:pPr>
       <w:rPr>
-        <w:rFonts w:ascii="Symbol" w:hAnsi="Symbol" w:hint="default"/>
+        <w:rFonts w:hint="default" w:ascii="Symbol" w:hAnsi="Symbol"/>
       </w:rPr>
     </w:lvl>
     <w:lvl w:ilvl="1" w:tplc="40090003" w:tentative="1">
@@ -5273,7 +5981,7 @@
         <w:ind w:left="1440" w:hanging="360"/>
       </w:pPr>
       <w:rPr>
-        <w:rFonts w:ascii="Courier New" w:hAnsi="Courier New" w:cs="Courier New" w:hint="default"/>
+        <w:rFonts w:hint="default" w:ascii="Courier New" w:hAnsi="Courier New" w:cs="Courier New"/>
       </w:rPr>
     </w:lvl>
     <w:lvl w:ilvl="2" w:tplc="40090005" w:tentative="1">
@@ -5285,7 +5993,7 @@
         <w:ind w:left="2160" w:hanging="360"/>
       </w:pPr>
       <w:rPr>
-        <w:rFonts w:ascii="Wingdings" w:hAnsi="Wingdings" w:hint="default"/>
+        <w:rFonts w:hint="default" w:ascii="Wingdings" w:hAnsi="Wingdings"/>
       </w:rPr>
     </w:lvl>
     <w:lvl w:ilvl="3" w:tplc="40090001" w:tentative="1">
@@ -5297,7 +6005,7 @@
         <w:ind w:left="2880" w:hanging="360"/>
       </w:pPr>
       <w:rPr>
-        <w:rFonts w:ascii="Symbol" w:hAnsi="Symbol" w:hint="default"/>
+        <w:rFonts w:hint="default" w:ascii="Symbol" w:hAnsi="Symbol"/>
       </w:rPr>
     </w:lvl>
     <w:lvl w:ilvl="4" w:tplc="40090003" w:tentative="1">
@@ -5309,7 +6017,7 @@
         <w:ind w:left="3600" w:hanging="360"/>
       </w:pPr>
       <w:rPr>
-        <w:rFonts w:ascii="Courier New" w:hAnsi="Courier New" w:cs="Courier New" w:hint="default"/>
+        <w:rFonts w:hint="default" w:ascii="Courier New" w:hAnsi="Courier New" w:cs="Courier New"/>
       </w:rPr>
     </w:lvl>
     <w:lvl w:ilvl="5" w:tplc="40090005" w:tentative="1">
@@ -5321,7 +6029,7 @@
         <w:ind w:left="4320" w:hanging="360"/>
       </w:pPr>
       <w:rPr>
-        <w:rFonts w:ascii="Wingdings" w:hAnsi="Wingdings" w:hint="default"/>
+        <w:rFonts w:hint="default" w:ascii="Wingdings" w:hAnsi="Wingdings"/>
       </w:rPr>
     </w:lvl>
     <w:lvl w:ilvl="6" w:tplc="40090001" w:tentative="1">
@@ -5333,7 +6041,7 @@
         <w:ind w:left="5040" w:hanging="360"/>
       </w:pPr>
       <w:rPr>
-        <w:rFonts w:ascii="Symbol" w:hAnsi="Symbol" w:hint="default"/>
+        <w:rFonts w:hint="default" w:ascii="Symbol" w:hAnsi="Symbol"/>
       </w:rPr>
     </w:lvl>
     <w:lvl w:ilvl="7" w:tplc="40090003" w:tentative="1">
@@ -5345,7 +6053,7 @@
         <w:ind w:left="5760" w:hanging="360"/>
       </w:pPr>
       <w:rPr>
-        <w:rFonts w:ascii="Courier New" w:hAnsi="Courier New" w:cs="Courier New" w:hint="default"/>
+        <w:rFonts w:hint="default" w:ascii="Courier New" w:hAnsi="Courier New" w:cs="Courier New"/>
       </w:rPr>
     </w:lvl>
     <w:lvl w:ilvl="8" w:tplc="40090005" w:tentative="1">
@@ -5357,7 +6065,7 @@
         <w:ind w:left="6480" w:hanging="360"/>
       </w:pPr>
       <w:rPr>
-        <w:rFonts w:ascii="Wingdings" w:hAnsi="Wingdings" w:hint="default"/>
+        <w:rFonts w:hint="default" w:ascii="Wingdings" w:hAnsi="Wingdings"/>
       </w:rPr>
     </w:lvl>
   </w:abstractNum>
@@ -5587,6 +6295,21 @@
       </w:rPr>
     </w:lvl>
   </w:abstractNum>
+  <w:num w:numId="24">
+    <w:abstractNumId w:val="23"/>
+  </w:num>
+  <w:num w:numId="23">
+    <w:abstractNumId w:val="22"/>
+  </w:num>
+  <w:num w:numId="22">
+    <w:abstractNumId w:val="21"/>
+  </w:num>
+  <w:num w:numId="21">
+    <w:abstractNumId w:val="20"/>
+  </w:num>
+  <w:num w:numId="20">
+    <w:abstractNumId w:val="19"/>
+  </w:num>
   <w:num w:numId="1" w16cid:durableId="224687117">
     <w:abstractNumId w:val="1"/>
   </w:num>
@@ -5648,11 +6371,11 @@
 </file>
 
 <file path=word/styles.xml><?xml version="1.0" encoding="utf-8"?>
-<w:styles xmlns:mc="http://schemas.openxmlformats.org/markup-compatibility/2006" xmlns:r="http://schemas.openxmlformats.org/officeDocument/2006/relationships" xmlns:w="http://schemas.openxmlformats.org/wordprocessingml/2006/main" xmlns:w14="http://schemas.microsoft.com/office/word/2010/wordml" xmlns:w15="http://schemas.microsoft.com/office/word/2012/wordml" xmlns:w16cex="http://schemas.microsoft.com/office/word/2018/wordml/cex" xmlns:w16cid="http://schemas.microsoft.com/office/word/2016/wordml/cid" xmlns:w16="http://schemas.microsoft.com/office/word/2018/wordml" xmlns:w16sdtdh="http://schemas.microsoft.com/office/word/2020/wordml/sdtdatahash" xmlns:w16se="http://schemas.microsoft.com/office/word/2015/wordml/symex" mc:Ignorable="w14 w15 w16se w16cid w16 w16cex w16sdtdh">
+<w:styles xmlns:wp14="http://schemas.microsoft.com/office/word/2010/wordprocessingDrawing" xmlns:mc="http://schemas.openxmlformats.org/markup-compatibility/2006" xmlns:r="http://schemas.openxmlformats.org/officeDocument/2006/relationships" xmlns:w="http://schemas.openxmlformats.org/wordprocessingml/2006/main" xmlns:w14="http://schemas.microsoft.com/office/word/2010/wordml" xmlns:w15="http://schemas.microsoft.com/office/word/2012/wordml" xmlns:w16cex="http://schemas.microsoft.com/office/word/2018/wordml/cex" xmlns:w16cid="http://schemas.microsoft.com/office/word/2016/wordml/cid" xmlns:w16="http://schemas.microsoft.com/office/word/2018/wordml" xmlns:w16sdtdh="http://schemas.microsoft.com/office/word/2020/wordml/sdtdatahash" xmlns:w16se="http://schemas.microsoft.com/office/word/2015/wordml/symex" mc:Ignorable="w14 w15 w16se w16cid w16 w16cex w16sdtdh wp14">
   <w:docDefaults>
     <w:rPrDefault>
       <w:rPr>
-        <w:rFonts w:ascii="Proxima Nova" w:eastAsia="Proxima Nova" w:hAnsi="Proxima Nova" w:cs="Proxima Nova"/>
+        <w:rFonts w:ascii="Proxima Nova" w:hAnsi="Proxima Nova" w:eastAsia="Proxima Nova" w:cs="Proxima Nova"/>
         <w:color w:val="000000"/>
         <w:sz w:val="24"/>
         <w:szCs w:val="24"/>
@@ -5669,14 +6392,14 @@
   <w:latentStyles w:defLockedState="0" w:defUIPriority="99" w:defSemiHidden="0" w:defUnhideWhenUsed="0" w:defQFormat="0" w:count="376">
     <w:lsdException w:name="Normal" w:uiPriority="0" w:qFormat="1"/>
     <w:lsdException w:name="heading 1" w:uiPriority="9" w:qFormat="1"/>
-    <w:lsdException w:name="heading 2" w:semiHidden="1" w:uiPriority="9" w:unhideWhenUsed="1" w:qFormat="1"/>
-    <w:lsdException w:name="heading 3" w:semiHidden="1" w:uiPriority="9" w:unhideWhenUsed="1" w:qFormat="1"/>
-    <w:lsdException w:name="heading 4" w:semiHidden="1" w:uiPriority="9" w:unhideWhenUsed="1" w:qFormat="1"/>
-    <w:lsdException w:name="heading 5" w:semiHidden="1" w:uiPriority="9" w:unhideWhenUsed="1" w:qFormat="1"/>
-    <w:lsdException w:name="heading 6" w:semiHidden="1" w:uiPriority="9" w:unhideWhenUsed="1" w:qFormat="1"/>
-    <w:lsdException w:name="heading 7" w:semiHidden="1" w:uiPriority="9" w:unhideWhenUsed="1" w:qFormat="1"/>
-    <w:lsdException w:name="heading 8" w:semiHidden="1" w:uiPriority="9" w:unhideWhenUsed="1" w:qFormat="1"/>
-    <w:lsdException w:name="heading 9" w:semiHidden="1" w:uiPriority="9" w:unhideWhenUsed="1" w:qFormat="1"/>
+    <w:lsdException w:name="heading 2" w:uiPriority="9" w:semiHidden="1" w:unhideWhenUsed="1" w:qFormat="1"/>
+    <w:lsdException w:name="heading 3" w:uiPriority="9" w:semiHidden="1" w:unhideWhenUsed="1" w:qFormat="1"/>
+    <w:lsdException w:name="heading 4" w:uiPriority="9" w:semiHidden="1" w:unhideWhenUsed="1" w:qFormat="1"/>
+    <w:lsdException w:name="heading 5" w:uiPriority="9" w:semiHidden="1" w:unhideWhenUsed="1" w:qFormat="1"/>
+    <w:lsdException w:name="heading 6" w:uiPriority="9" w:semiHidden="1" w:unhideWhenUsed="1" w:qFormat="1"/>
+    <w:lsdException w:name="heading 7" w:uiPriority="9" w:semiHidden="1" w:unhideWhenUsed="1" w:qFormat="1"/>
+    <w:lsdException w:name="heading 8" w:uiPriority="9" w:semiHidden="1" w:unhideWhenUsed="1" w:qFormat="1"/>
+    <w:lsdException w:name="heading 9" w:uiPriority="9" w:semiHidden="1" w:unhideWhenUsed="1" w:qFormat="1"/>
     <w:lsdException w:name="index 1" w:semiHidden="1" w:unhideWhenUsed="1"/>
     <w:lsdException w:name="index 2" w:semiHidden="1" w:unhideWhenUsed="1"/>
     <w:lsdException w:name="index 3" w:semiHidden="1" w:unhideWhenUsed="1"/>
@@ -5686,22 +6409,22 @@
     <w:lsdException w:name="index 7" w:semiHidden="1" w:unhideWhenUsed="1"/>
     <w:lsdException w:name="index 8" w:semiHidden="1" w:unhideWhenUsed="1"/>
     <w:lsdException w:name="index 9" w:semiHidden="1" w:unhideWhenUsed="1"/>
-    <w:lsdException w:name="toc 1" w:semiHidden="1" w:uiPriority="39" w:unhideWhenUsed="1"/>
-    <w:lsdException w:name="toc 2" w:semiHidden="1" w:uiPriority="39" w:unhideWhenUsed="1"/>
-    <w:lsdException w:name="toc 3" w:semiHidden="1" w:uiPriority="39" w:unhideWhenUsed="1"/>
-    <w:lsdException w:name="toc 4" w:semiHidden="1" w:uiPriority="39" w:unhideWhenUsed="1"/>
-    <w:lsdException w:name="toc 5" w:semiHidden="1" w:uiPriority="39" w:unhideWhenUsed="1"/>
-    <w:lsdException w:name="toc 6" w:semiHidden="1" w:uiPriority="39" w:unhideWhenUsed="1"/>
-    <w:lsdException w:name="toc 7" w:semiHidden="1" w:uiPriority="39" w:unhideWhenUsed="1"/>
-    <w:lsdException w:name="toc 8" w:semiHidden="1" w:uiPriority="39" w:unhideWhenUsed="1"/>
-    <w:lsdException w:name="toc 9" w:semiHidden="1" w:uiPriority="39" w:unhideWhenUsed="1"/>
+    <w:lsdException w:name="toc 1" w:uiPriority="39" w:semiHidden="1" w:unhideWhenUsed="1"/>
+    <w:lsdException w:name="toc 2" w:uiPriority="39" w:semiHidden="1" w:unhideWhenUsed="1"/>
+    <w:lsdException w:name="toc 3" w:uiPriority="39" w:semiHidden="1" w:unhideWhenUsed="1"/>
+    <w:lsdException w:name="toc 4" w:uiPriority="39" w:semiHidden="1" w:unhideWhenUsed="1"/>
+    <w:lsdException w:name="toc 5" w:uiPriority="39" w:semiHidden="1" w:unhideWhenUsed="1"/>
+    <w:lsdException w:name="toc 6" w:uiPriority="39" w:semiHidden="1" w:unhideWhenUsed="1"/>
+    <w:lsdException w:name="toc 7" w:uiPriority="39" w:semiHidden="1" w:unhideWhenUsed="1"/>
+    <w:lsdException w:name="toc 8" w:uiPriority="39" w:semiHidden="1" w:unhideWhenUsed="1"/>
+    <w:lsdException w:name="toc 9" w:uiPriority="39" w:semiHidden="1" w:unhideWhenUsed="1"/>
     <w:lsdException w:name="Normal Indent" w:semiHidden="1" w:unhideWhenUsed="1"/>
     <w:lsdException w:name="footnote text" w:semiHidden="1" w:unhideWhenUsed="1"/>
     <w:lsdException w:name="annotation text" w:semiHidden="1" w:unhideWhenUsed="1"/>
     <w:lsdException w:name="header" w:semiHidden="1" w:unhideWhenUsed="1"/>
     <w:lsdException w:name="footer" w:semiHidden="1" w:unhideWhenUsed="1"/>
     <w:lsdException w:name="index heading" w:semiHidden="1" w:unhideWhenUsed="1"/>
-    <w:lsdException w:name="caption" w:semiHidden="1" w:uiPriority="35" w:unhideWhenUsed="1" w:qFormat="1"/>
+    <w:lsdException w:name="caption" w:uiPriority="35" w:semiHidden="1" w:unhideWhenUsed="1" w:qFormat="1"/>
     <w:lsdException w:name="table of figures" w:semiHidden="1" w:unhideWhenUsed="1"/>
     <w:lsdException w:name="envelope address" w:semiHidden="1" w:unhideWhenUsed="1"/>
     <w:lsdException w:name="envelope return" w:semiHidden="1" w:unhideWhenUsed="1"/>
@@ -5732,7 +6455,7 @@
     <w:lsdException w:name="Title" w:uiPriority="10" w:qFormat="1"/>
     <w:lsdException w:name="Closing" w:semiHidden="1" w:unhideWhenUsed="1"/>
     <w:lsdException w:name="Signature" w:semiHidden="1" w:unhideWhenUsed="1"/>
-    <w:lsdException w:name="Default Paragraph Font" w:semiHidden="1" w:uiPriority="1" w:unhideWhenUsed="1"/>
+    <w:lsdException w:name="Default Paragraph Font" w:uiPriority="1" w:semiHidden="1" w:unhideWhenUsed="1"/>
     <w:lsdException w:name="Body Text" w:semiHidden="1" w:unhideWhenUsed="1"/>
     <w:lsdException w:name="Body Text Indent" w:semiHidden="1" w:unhideWhenUsed="1"/>
     <w:lsdException w:name="List Continue" w:semiHidden="1" w:unhideWhenUsed="1"/>
@@ -5932,8 +6655,8 @@
     <w:lsdException w:name="Subtle Reference" w:uiPriority="31" w:qFormat="1"/>
     <w:lsdException w:name="Intense Reference" w:uiPriority="32" w:qFormat="1"/>
     <w:lsdException w:name="Book Title" w:uiPriority="33" w:qFormat="1"/>
-    <w:lsdException w:name="Bibliography" w:semiHidden="1" w:uiPriority="37" w:unhideWhenUsed="1"/>
-    <w:lsdException w:name="TOC Heading" w:semiHidden="1" w:uiPriority="39" w:unhideWhenUsed="1" w:qFormat="1"/>
+    <w:lsdException w:name="Bibliography" w:uiPriority="37" w:semiHidden="1" w:unhideWhenUsed="1"/>
+    <w:lsdException w:name="TOC Heading" w:uiPriority="39" w:semiHidden="1" w:unhideWhenUsed="1" w:qFormat="1"/>
     <w:lsdException w:name="Plain Table 1" w:uiPriority="41"/>
     <w:lsdException w:name="Plain Table 2" w:uiPriority="42"/>
     <w:lsdException w:name="Plain Table 3" w:uiPriority="43"/>
@@ -6044,7 +6767,7 @@
     <w:lsdException w:name="Unresolved Mention" w:semiHidden="1" w:unhideWhenUsed="1"/>
     <w:lsdException w:name="Smart Link" w:semiHidden="1" w:unhideWhenUsed="1"/>
   </w:latentStyles>
-  <w:style w:type="paragraph" w:default="1" w:styleId="Normal">
+  <w:style w:type="paragraph" w:styleId="Normal" w:default="1">
     <w:name w:val="Normal"/>
   </w:style>
   <w:style w:type="paragraph" w:styleId="Heading1">
@@ -6105,7 +6828,7 @@
       <w:outlineLvl w:val="3"/>
     </w:pPr>
     <w:rPr>
-      <w:rFonts w:ascii="Trebuchet MS" w:eastAsia="Trebuchet MS" w:hAnsi="Trebuchet MS" w:cs="Trebuchet MS"/>
+      <w:rFonts w:ascii="Trebuchet MS" w:hAnsi="Trebuchet MS" w:eastAsia="Trebuchet MS" w:cs="Trebuchet MS"/>
       <w:color w:val="666666"/>
       <w:sz w:val="22"/>
       <w:szCs w:val="22"/>
@@ -6124,7 +6847,7 @@
       <w:outlineLvl w:val="4"/>
     </w:pPr>
     <w:rPr>
-      <w:rFonts w:ascii="Trebuchet MS" w:eastAsia="Trebuchet MS" w:hAnsi="Trebuchet MS" w:cs="Trebuchet MS"/>
+      <w:rFonts w:ascii="Trebuchet MS" w:hAnsi="Trebuchet MS" w:eastAsia="Trebuchet MS" w:cs="Trebuchet MS"/>
       <w:color w:val="666666"/>
       <w:sz w:val="22"/>
       <w:szCs w:val="22"/>
@@ -6142,20 +6865,20 @@
       <w:outlineLvl w:val="5"/>
     </w:pPr>
     <w:rPr>
-      <w:rFonts w:ascii="Trebuchet MS" w:eastAsia="Trebuchet MS" w:hAnsi="Trebuchet MS" w:cs="Trebuchet MS"/>
+      <w:rFonts w:ascii="Trebuchet MS" w:hAnsi="Trebuchet MS" w:eastAsia="Trebuchet MS" w:cs="Trebuchet MS"/>
       <w:i/>
       <w:color w:val="666666"/>
       <w:sz w:val="22"/>
       <w:szCs w:val="22"/>
     </w:rPr>
   </w:style>
-  <w:style w:type="character" w:default="1" w:styleId="DefaultParagraphFont">
+  <w:style w:type="character" w:styleId="DefaultParagraphFont" w:default="1">
     <w:name w:val="Default Paragraph Font"/>
     <w:uiPriority w:val="1"/>
     <w:semiHidden/>
     <w:unhideWhenUsed/>
   </w:style>
-  <w:style w:type="table" w:default="1" w:styleId="TableNormal">
+  <w:style w:type="table" w:styleId="TableNormal" w:default="1">
     <w:name w:val="Normal Table"/>
     <w:uiPriority w:val="99"/>
     <w:semiHidden/>
@@ -6170,7 +6893,7 @@
       </w:tblCellMar>
     </w:tblPr>
   </w:style>
-  <w:style w:type="numbering" w:default="1" w:styleId="NoList">
+  <w:style w:type="numbering" w:styleId="NoList" w:default="1">
     <w:name w:val="No List"/>
     <w:uiPriority w:val="99"/>
     <w:semiHidden/>
@@ -6241,7 +6964,7 @@
       <w:szCs w:val="18"/>
     </w:rPr>
   </w:style>
-  <w:style w:type="character" w:customStyle="1" w:styleId="BalloonTextChar">
+  <w:style w:type="character" w:styleId="BalloonTextChar" w:customStyle="1">
     <w:name w:val="Balloon Text Char"/>
     <w:basedOn w:val="DefaultParagraphFont"/>
     <w:link w:val="BalloonText"/>
@@ -6264,12 +6987,12 @@
     </w:pPr>
     <w:tblPr>
       <w:tblBorders>
-        <w:top w:val="single" w:sz="4" w:space="0" w:color="auto"/>
-        <w:left w:val="single" w:sz="4" w:space="0" w:color="auto"/>
-        <w:bottom w:val="single" w:sz="4" w:space="0" w:color="auto"/>
-        <w:right w:val="single" w:sz="4" w:space="0" w:color="auto"/>
-        <w:insideH w:val="single" w:sz="4" w:space="0" w:color="auto"/>
-        <w:insideV w:val="single" w:sz="4" w:space="0" w:color="auto"/>
+        <w:top w:val="single" w:color="auto" w:sz="4" w:space="0"/>
+        <w:left w:val="single" w:color="auto" w:sz="4" w:space="0"/>
+        <w:bottom w:val="single" w:color="auto" w:sz="4" w:space="0"/>
+        <w:right w:val="single" w:color="auto" w:sz="4" w:space="0"/>
+        <w:insideH w:val="single" w:color="auto" w:sz="4" w:space="0"/>
+        <w:insideV w:val="single" w:color="auto" w:sz="4" w:space="0"/>
       </w:tblBorders>
     </w:tblPr>
   </w:style>
@@ -6295,6 +7018,17 @@
     <w:rPr>
       <w:b/>
       <w:bCs/>
+    </w:rPr>
+  </w:style>
+  <w:style w:type="character" w:styleId="Hyperlink">
+    <w:uiPriority w:val="99"/>
+    <w:name w:val="Hyperlink"/>
+    <w:basedOn w:val="DefaultParagraphFont"/>
+    <w:unhideWhenUsed/>
+    <w:rsid w:val="429D2ADC"/>
+    <w:rPr>
+      <w:color w:val="0563C1"/>
+      <w:u w:val="single"/>
     </w:rPr>
   </w:style>
 </w:styles>

--- a/Resume_RDP.docx
+++ b/Resume_RDP.docx
@@ -325,7 +325,7 @@
       </w:pPr>
       <w:r>
         <w:drawing>
-          <wp:inline wp14:editId="2667E1FC" wp14:anchorId="3001A88D">
+          <wp:inline wp14:editId="5B32DF03" wp14:anchorId="3001A88D">
             <wp:extent cx="237490" cy="237490"/>
             <wp:effectExtent l="0" t="0" r="0" b="0"/>
             <wp:docPr id="2" name="Picture 2" title=""/>
@@ -340,7 +340,7 @@
                     <pic:cNvPicPr/>
                   </pic:nvPicPr>
                   <pic:blipFill>
-                    <a:blip r:embed="R4568bc30775f4d02">
+                    <a:blip r:embed="Rb4cd9958cb8043f7">
                       <a:extLst xmlns:a="http://schemas.openxmlformats.org/drawingml/2006/main">
                         <a:ext uri="{28A0092B-C50C-407E-A947-70E740481C1C}">
                           <a14:useLocalDpi xmlns:a14="http://schemas.microsoft.com/office/drawing/2010/main" val="0"/>
@@ -398,14 +398,15 @@
         </w:numPr>
         <w:rPr>
           <w:rFonts w:ascii="Calibri" w:hAnsi="Calibri" w:eastAsia="Calibri" w:cs="Calibri" w:asciiTheme="minorAscii" w:hAnsiTheme="minorAscii" w:eastAsiaTheme="minorAscii" w:cstheme="minorAscii"/>
-          <w:color w:val="000000" w:themeColor="text1" w:themeTint="FF" w:themeShade="FF"/>
-          <w:sz w:val="22"/>
-          <w:szCs w:val="22"/>
-        </w:rPr>
-      </w:pPr>
-      <w:r>
-        <w:rPr>
-          <w:rFonts w:ascii="Calibri" w:hAnsi="Calibri" w:eastAsia="Calibri" w:cs="Calibri" w:asciiTheme="minorAscii" w:hAnsiTheme="minorAscii" w:eastAsiaTheme="minorAscii" w:cstheme="minorAscii"/>
+          <w:sz w:val="22"/>
+          <w:szCs w:val="22"/>
+        </w:rPr>
+      </w:pPr>
+      <w:r>
+        <w:rPr>
+          <w:rFonts w:ascii="Calibri" w:hAnsi="Calibri" w:eastAsia="Calibri" w:cs="Calibri" w:asciiTheme="minorAscii" w:hAnsiTheme="minorAscii" w:eastAsiaTheme="minorAscii" w:cstheme="minorAscii"/>
+          <w:b w:val="1"/>
+          <w:bCs w:val="1"/>
           <w:sz w:val="22"/>
           <w:szCs w:val="22"/>
         </w:rPr>
@@ -433,7 +434,23 @@
           <w:sz w:val="22"/>
           <w:szCs w:val="22"/>
         </w:rPr>
-        <w:t>of experience in designing of</w:t>
+        <w:t xml:space="preserve">of </w:t>
+      </w:r>
+      <w:r>
+        <w:rPr>
+          <w:rFonts w:ascii="Calibri" w:hAnsi="Calibri" w:eastAsia="Calibri" w:cs="Calibri" w:asciiTheme="minorAscii" w:hAnsiTheme="minorAscii" w:eastAsiaTheme="minorAscii" w:cstheme="minorAscii"/>
+          <w:sz w:val="22"/>
+          <w:szCs w:val="22"/>
+        </w:rPr>
+        <w:t xml:space="preserve">project management </w:t>
+      </w:r>
+      <w:r>
+        <w:rPr>
+          <w:rFonts w:ascii="Calibri" w:hAnsi="Calibri" w:eastAsia="Calibri" w:cs="Calibri" w:asciiTheme="minorAscii" w:hAnsiTheme="minorAscii" w:eastAsiaTheme="minorAscii" w:cstheme="minorAscii"/>
+          <w:sz w:val="22"/>
+          <w:szCs w:val="22"/>
+        </w:rPr>
+        <w:t>experience in designing of</w:t>
       </w:r>
       <w:r>
         <w:rPr>
@@ -449,7 +466,23 @@
           <w:sz w:val="22"/>
           <w:szCs w:val="22"/>
         </w:rPr>
-        <w:t xml:space="preserve">Mechanical and Plumbing </w:t>
+        <w:t xml:space="preserve">Mechanical </w:t>
+      </w:r>
+      <w:r>
+        <w:rPr>
+          <w:rFonts w:ascii="Calibri" w:hAnsi="Calibri" w:eastAsia="Calibri" w:cs="Calibri" w:asciiTheme="minorAscii" w:hAnsiTheme="minorAscii" w:eastAsiaTheme="minorAscii" w:cstheme="minorAscii"/>
+          <w:sz w:val="22"/>
+          <w:szCs w:val="22"/>
+        </w:rPr>
+        <w:t xml:space="preserve">(HVAC) </w:t>
+      </w:r>
+      <w:r>
+        <w:rPr>
+          <w:rFonts w:ascii="Calibri" w:hAnsi="Calibri" w:eastAsia="Calibri" w:cs="Calibri" w:asciiTheme="minorAscii" w:hAnsiTheme="minorAscii" w:eastAsiaTheme="minorAscii" w:cstheme="minorAscii"/>
+          <w:sz w:val="22"/>
+          <w:szCs w:val="22"/>
+        </w:rPr>
+        <w:t xml:space="preserve">and Plumbing </w:t>
       </w:r>
       <w:r>
         <w:rPr>
@@ -465,7 +498,43 @@
           <w:sz w:val="22"/>
           <w:szCs w:val="22"/>
         </w:rPr>
-        <w:t xml:space="preserve"> for labs, healthcare, industrial, residential, and government projects.</w:t>
+        <w:t xml:space="preserve"> for </w:t>
+      </w:r>
+      <w:r>
+        <w:rPr>
+          <w:rFonts w:ascii="Calibri" w:hAnsi="Calibri" w:eastAsia="Calibri" w:cs="Calibri" w:asciiTheme="minorAscii" w:hAnsiTheme="minorAscii" w:eastAsiaTheme="minorAscii" w:cstheme="minorAscii"/>
+          <w:b w:val="1"/>
+          <w:bCs w:val="1"/>
+          <w:sz w:val="22"/>
+          <w:szCs w:val="22"/>
+        </w:rPr>
+        <w:t xml:space="preserve">high density </w:t>
+      </w:r>
+      <w:r>
+        <w:rPr>
+          <w:rFonts w:ascii="Calibri" w:hAnsi="Calibri" w:eastAsia="Calibri" w:cs="Calibri" w:asciiTheme="minorAscii" w:hAnsiTheme="minorAscii" w:eastAsiaTheme="minorAscii" w:cstheme="minorAscii"/>
+          <w:b w:val="1"/>
+          <w:bCs w:val="1"/>
+          <w:sz w:val="22"/>
+          <w:szCs w:val="22"/>
+        </w:rPr>
+        <w:t>Server rooms</w:t>
+      </w:r>
+      <w:r>
+        <w:rPr>
+          <w:rFonts w:ascii="Calibri" w:hAnsi="Calibri" w:eastAsia="Calibri" w:cs="Calibri" w:asciiTheme="minorAscii" w:hAnsiTheme="minorAscii" w:eastAsiaTheme="minorAscii" w:cstheme="minorAscii"/>
+          <w:sz w:val="22"/>
+          <w:szCs w:val="22"/>
+        </w:rPr>
+        <w:t>, Labs and Industrial Occupancies</w:t>
+      </w:r>
+      <w:r>
+        <w:rPr>
+          <w:rFonts w:ascii="Calibri" w:hAnsi="Calibri" w:eastAsia="Calibri" w:cs="Calibri" w:asciiTheme="minorAscii" w:hAnsiTheme="minorAscii" w:eastAsiaTheme="minorAscii" w:cstheme="minorAscii"/>
+          <w:sz w:val="22"/>
+          <w:szCs w:val="22"/>
+        </w:rPr>
+        <w:t>.</w:t>
       </w:r>
     </w:p>
     <w:p>
@@ -477,26 +546,53 @@
         </w:numPr>
         <w:rPr>
           <w:rFonts w:ascii="Calibri" w:hAnsi="Calibri" w:eastAsia="Calibri" w:cs="Calibri" w:asciiTheme="minorAscii" w:hAnsiTheme="minorAscii" w:eastAsiaTheme="minorAscii" w:cstheme="minorAscii"/>
-          <w:color w:val="000000" w:themeColor="text1" w:themeTint="FF" w:themeShade="FF"/>
-          <w:sz w:val="22"/>
-          <w:szCs w:val="22"/>
-        </w:rPr>
-      </w:pPr>
-      <w:r>
-        <w:rPr>
-          <w:rFonts w:ascii="Calibri" w:hAnsi="Calibri" w:eastAsia="Calibri" w:cs="Calibri" w:asciiTheme="minorAscii" w:hAnsiTheme="minorAscii" w:eastAsiaTheme="minorAscii" w:cstheme="minorAscii"/>
-          <w:sz w:val="22"/>
-          <w:szCs w:val="22"/>
-        </w:rPr>
-        <w:t xml:space="preserve">Proficient </w:t>
-      </w:r>
-      <w:r>
-        <w:rPr>
-          <w:rFonts w:ascii="Calibri" w:hAnsi="Calibri" w:eastAsia="Calibri" w:cs="Calibri" w:asciiTheme="minorAscii" w:hAnsiTheme="minorAscii" w:eastAsiaTheme="minorAscii" w:cstheme="minorAscii"/>
-          <w:sz w:val="22"/>
-          <w:szCs w:val="22"/>
-        </w:rPr>
-        <w:t>in using</w:t>
+          <w:noProof w:val="0"/>
+          <w:sz w:val="22"/>
+          <w:szCs w:val="22"/>
+          <w:lang w:val="en-IN"/>
+        </w:rPr>
+      </w:pPr>
+      <w:r>
+        <w:rPr>
+          <w:rFonts w:ascii="Calibri" w:hAnsi="Calibri" w:eastAsia="Calibri" w:cs="Calibri"/>
+          <w:noProof w:val="0"/>
+          <w:sz w:val="22"/>
+          <w:szCs w:val="22"/>
+          <w:lang w:val="en-IN"/>
+        </w:rPr>
+        <w:t>Deep understanding of geometric dimensioning and tolerancing (</w:t>
+      </w:r>
+      <w:r>
+        <w:rPr>
+          <w:rFonts w:ascii="Calibri" w:hAnsi="Calibri" w:eastAsia="Calibri" w:cs="Calibri"/>
+          <w:b w:val="1"/>
+          <w:bCs w:val="1"/>
+          <w:noProof w:val="0"/>
+          <w:sz w:val="22"/>
+          <w:szCs w:val="22"/>
+          <w:lang w:val="en-IN"/>
+        </w:rPr>
+        <w:t>GD&amp;T</w:t>
+      </w:r>
+      <w:r>
+        <w:rPr>
+          <w:rFonts w:ascii="Calibri" w:hAnsi="Calibri" w:eastAsia="Calibri" w:cs="Calibri"/>
+          <w:noProof w:val="0"/>
+          <w:sz w:val="22"/>
+          <w:szCs w:val="22"/>
+          <w:lang w:val="en-IN"/>
+        </w:rPr>
+        <w:t>) principles</w:t>
+      </w:r>
+      <w:r>
+        <w:rPr>
+          <w:rFonts w:ascii="Calibri" w:hAnsi="Calibri" w:eastAsia="Calibri" w:cs="Calibri" w:asciiTheme="minorAscii" w:hAnsiTheme="minorAscii" w:eastAsiaTheme="minorAscii" w:cstheme="minorAscii"/>
+          <w:noProof w:val="0"/>
+          <w:sz w:val="22"/>
+          <w:szCs w:val="22"/>
+          <w:lang w:val="en-IN"/>
+        </w:rPr>
+        <w:t>.</w:t>
       </w:r>
       <w:r>
         <w:rPr>
@@ -506,40 +602,8 @@
         </w:rPr>
         <w:t xml:space="preserve"> </w:t>
       </w:r>
-      <w:r>
-        <w:rPr>
-          <w:rFonts w:ascii="Calibri" w:hAnsi="Calibri" w:eastAsia="Calibri" w:cs="Calibri" w:asciiTheme="minorAscii" w:hAnsiTheme="minorAscii" w:eastAsiaTheme="minorAscii" w:cstheme="minorAscii"/>
-          <w:sz w:val="22"/>
-          <w:szCs w:val="22"/>
-        </w:rPr>
-        <w:t>REVIT &amp;</w:t>
-      </w:r>
-      <w:r>
-        <w:rPr>
-          <w:rFonts w:ascii="Calibri" w:hAnsi="Calibri" w:eastAsia="Calibri" w:cs="Calibri" w:asciiTheme="minorAscii" w:hAnsiTheme="minorAscii" w:eastAsiaTheme="minorAscii" w:cstheme="minorAscii"/>
-          <w:sz w:val="22"/>
-          <w:szCs w:val="22"/>
-        </w:rPr>
-        <w:t xml:space="preserve"> AutoCAD</w:t>
-      </w:r>
-      <w:r>
-        <w:rPr>
-          <w:rFonts w:ascii="Calibri" w:hAnsi="Calibri" w:eastAsia="Calibri" w:cs="Calibri" w:asciiTheme="minorAscii" w:hAnsiTheme="minorAscii" w:eastAsiaTheme="minorAscii" w:cstheme="minorAscii"/>
-          <w:sz w:val="22"/>
-          <w:szCs w:val="22"/>
-        </w:rPr>
-        <w:t>.</w:t>
-      </w:r>
-      <w:r>
-        <w:rPr>
-          <w:rFonts w:ascii="Calibri" w:hAnsi="Calibri" w:eastAsia="Calibri" w:cs="Calibri" w:asciiTheme="minorAscii" w:hAnsiTheme="minorAscii" w:eastAsiaTheme="minorAscii" w:cstheme="minorAscii"/>
-          <w:sz w:val="22"/>
-          <w:szCs w:val="22"/>
-        </w:rPr>
-        <w:t xml:space="preserve"> Deep understanding of Revit parameters, element categories, and advanced workflows like automated pipe and duct sizing.</w:t>
-      </w:r>
     </w:p>
-    <w:p w14:noSpellErr="1">
+    <w:p>
       <w:pPr>
         <w:pStyle w:val="NoSpacing"/>
         <w:numPr>
@@ -548,34 +612,33 @@
         </w:numPr>
         <w:rPr>
           <w:rFonts w:ascii="Calibri" w:hAnsi="Calibri" w:eastAsia="Calibri" w:cs="Calibri" w:asciiTheme="minorAscii" w:hAnsiTheme="minorAscii" w:eastAsiaTheme="minorAscii" w:cstheme="minorAscii"/>
-          <w:color w:val="000000" w:themeColor="text1" w:themeTint="FF" w:themeShade="FF"/>
-          <w:sz w:val="22"/>
-          <w:szCs w:val="22"/>
-        </w:rPr>
-      </w:pPr>
-      <w:r>
-        <w:rPr>
-          <w:rFonts w:ascii="Calibri" w:hAnsi="Calibri" w:eastAsia="Calibri" w:cs="Calibri" w:asciiTheme="minorAscii" w:hAnsiTheme="minorAscii" w:eastAsiaTheme="minorAscii" w:cstheme="minorAscii"/>
-          <w:sz w:val="22"/>
-          <w:szCs w:val="22"/>
-        </w:rPr>
-        <w:t>K</w:t>
-      </w:r>
-      <w:r>
-        <w:rPr>
-          <w:rFonts w:ascii="Calibri" w:hAnsi="Calibri" w:eastAsia="Calibri" w:cs="Calibri" w:asciiTheme="minorAscii" w:hAnsiTheme="minorAscii" w:eastAsiaTheme="minorAscii" w:cstheme="minorAscii"/>
-          <w:sz w:val="22"/>
-          <w:szCs w:val="22"/>
-        </w:rPr>
-        <w:t>nowledge</w:t>
-      </w:r>
-      <w:r>
-        <w:rPr>
-          <w:rFonts w:ascii="Calibri" w:hAnsi="Calibri" w:eastAsia="Calibri" w:cs="Calibri" w:asciiTheme="minorAscii" w:hAnsiTheme="minorAscii" w:eastAsiaTheme="minorAscii" w:cstheme="minorAscii"/>
-          <w:sz w:val="22"/>
-          <w:szCs w:val="22"/>
-        </w:rPr>
-        <w:t>able in</w:t>
+          <w:sz w:val="22"/>
+          <w:szCs w:val="22"/>
+        </w:rPr>
+      </w:pPr>
+      <w:r>
+        <w:rPr>
+          <w:rFonts w:ascii="Calibri" w:hAnsi="Calibri" w:eastAsia="Calibri" w:cs="Calibri" w:asciiTheme="minorAscii" w:hAnsiTheme="minorAscii" w:eastAsiaTheme="minorAscii" w:cstheme="minorAscii"/>
+          <w:sz w:val="22"/>
+          <w:szCs w:val="22"/>
+        </w:rPr>
+        <w:t xml:space="preserve">Proficient </w:t>
+      </w:r>
+      <w:r>
+        <w:rPr>
+          <w:rFonts w:ascii="Calibri" w:hAnsi="Calibri" w:eastAsia="Calibri" w:cs="Calibri" w:asciiTheme="minorAscii" w:hAnsiTheme="minorAscii" w:eastAsiaTheme="minorAscii" w:cstheme="minorAscii"/>
+          <w:sz w:val="22"/>
+          <w:szCs w:val="22"/>
+        </w:rPr>
+        <w:t>in using</w:t>
+      </w:r>
+      <w:r>
+        <w:rPr>
+          <w:rFonts w:ascii="Calibri" w:hAnsi="Calibri" w:eastAsia="Calibri" w:cs="Calibri" w:asciiTheme="minorAscii" w:hAnsiTheme="minorAscii" w:eastAsiaTheme="minorAscii" w:cstheme="minorAscii"/>
+          <w:sz w:val="22"/>
+          <w:szCs w:val="22"/>
+        </w:rPr>
+        <w:t xml:space="preserve"> CAD software such as</w:t>
       </w:r>
       <w:r>
         <w:rPr>
@@ -588,34 +651,42 @@
       <w:r>
         <w:rPr>
           <w:rFonts w:ascii="Calibri" w:hAnsi="Calibri" w:eastAsia="Calibri" w:cs="Calibri" w:asciiTheme="minorAscii" w:hAnsiTheme="minorAscii" w:eastAsiaTheme="minorAscii" w:cstheme="minorAscii"/>
-          <w:sz w:val="22"/>
-          <w:szCs w:val="22"/>
-        </w:rPr>
-        <w:t>Mechanical Code</w:t>
-      </w:r>
-      <w:r>
-        <w:rPr>
-          <w:rFonts w:ascii="Calibri" w:hAnsi="Calibri" w:eastAsia="Calibri" w:cs="Calibri" w:asciiTheme="minorAscii" w:hAnsiTheme="minorAscii" w:eastAsiaTheme="minorAscii" w:cstheme="minorAscii"/>
-          <w:sz w:val="22"/>
-          <w:szCs w:val="22"/>
-        </w:rPr>
-        <w:t>s</w:t>
-      </w:r>
-      <w:r>
-        <w:rPr>
-          <w:rFonts w:ascii="Calibri" w:hAnsi="Calibri" w:eastAsia="Calibri" w:cs="Calibri" w:asciiTheme="minorAscii" w:hAnsiTheme="minorAscii" w:eastAsiaTheme="minorAscii" w:cstheme="minorAscii"/>
-          <w:sz w:val="22"/>
-          <w:szCs w:val="22"/>
-        </w:rPr>
-        <w:t>,</w:t>
-      </w:r>
-      <w:r>
-        <w:rPr>
-          <w:rFonts w:ascii="Calibri" w:hAnsi="Calibri" w:eastAsia="Calibri" w:cs="Calibri" w:asciiTheme="minorAscii" w:hAnsiTheme="minorAscii" w:eastAsiaTheme="minorAscii" w:cstheme="minorAscii"/>
-          <w:sz w:val="22"/>
-          <w:szCs w:val="22"/>
-        </w:rPr>
-        <w:t xml:space="preserve"> Plumbing codes, ASHRAE standards and ASPE Guidelines</w:t>
+          <w:b w:val="1"/>
+          <w:bCs w:val="1"/>
+          <w:sz w:val="22"/>
+          <w:szCs w:val="22"/>
+        </w:rPr>
+        <w:t>REVIT</w:t>
+      </w:r>
+      <w:r>
+        <w:rPr>
+          <w:rFonts w:ascii="Calibri" w:hAnsi="Calibri" w:eastAsia="Calibri" w:cs="Calibri" w:asciiTheme="minorAscii" w:hAnsiTheme="minorAscii" w:eastAsiaTheme="minorAscii" w:cstheme="minorAscii"/>
+          <w:b w:val="1"/>
+          <w:bCs w:val="1"/>
+          <w:sz w:val="22"/>
+          <w:szCs w:val="22"/>
+        </w:rPr>
+        <w:t>, Ansys and</w:t>
+      </w:r>
+      <w:r>
+        <w:rPr>
+          <w:rFonts w:ascii="Calibri" w:hAnsi="Calibri" w:eastAsia="Calibri" w:cs="Calibri" w:asciiTheme="minorAscii" w:hAnsiTheme="minorAscii" w:eastAsiaTheme="minorAscii" w:cstheme="minorAscii"/>
+          <w:b w:val="1"/>
+          <w:bCs w:val="1"/>
+          <w:sz w:val="22"/>
+          <w:szCs w:val="22"/>
+        </w:rPr>
+        <w:t xml:space="preserve"> </w:t>
+      </w:r>
+      <w:r>
+        <w:rPr>
+          <w:rFonts w:ascii="Calibri" w:hAnsi="Calibri" w:eastAsia="Calibri" w:cs="Calibri" w:asciiTheme="minorAscii" w:hAnsiTheme="minorAscii" w:eastAsiaTheme="minorAscii" w:cstheme="minorAscii"/>
+          <w:b w:val="1"/>
+          <w:bCs w:val="1"/>
+          <w:sz w:val="22"/>
+          <w:szCs w:val="22"/>
+        </w:rPr>
+        <w:t>Creo</w:t>
       </w:r>
       <w:r>
         <w:rPr>
@@ -624,14 +695,6 @@
           <w:szCs w:val="22"/>
         </w:rPr>
         <w:t>.</w:t>
-      </w:r>
-      <w:r>
-        <w:rPr>
-          <w:rFonts w:ascii="Calibri" w:hAnsi="Calibri" w:eastAsia="Calibri" w:cs="Calibri" w:asciiTheme="minorAscii" w:hAnsiTheme="minorAscii" w:eastAsiaTheme="minorAscii" w:cstheme="minorAscii"/>
-          <w:sz w:val="22"/>
-          <w:szCs w:val="22"/>
-        </w:rPr>
-        <w:t xml:space="preserve">  </w:t>
       </w:r>
     </w:p>
     <w:p>
@@ -654,31 +717,79 @@
           <w:sz w:val="22"/>
           <w:szCs w:val="22"/>
         </w:rPr>
-        <w:t>Strong foundation</w:t>
-      </w:r>
-      <w:r>
-        <w:rPr>
-          <w:rFonts w:ascii="Calibri" w:hAnsi="Calibri" w:eastAsia="Calibri" w:cs="Calibri" w:asciiTheme="minorAscii" w:hAnsiTheme="minorAscii" w:eastAsiaTheme="minorAscii" w:cstheme="minorAscii"/>
-          <w:sz w:val="22"/>
-          <w:szCs w:val="22"/>
-        </w:rPr>
-        <w:t xml:space="preserve"> in Ps</w:t>
-      </w:r>
-      <w:r>
-        <w:rPr>
-          <w:rFonts w:ascii="Calibri" w:hAnsi="Calibri" w:eastAsia="Calibri" w:cs="Calibri" w:asciiTheme="minorAscii" w:hAnsiTheme="minorAscii" w:eastAsiaTheme="minorAscii" w:cstheme="minorAscii"/>
-          <w:sz w:val="22"/>
-          <w:szCs w:val="22"/>
-        </w:rPr>
-        <w:t>ychrometric charts, Fan/pump curves, Thermodynamics</w:t>
-      </w:r>
-      <w:r>
-        <w:rPr>
-          <w:rFonts w:ascii="Calibri" w:hAnsi="Calibri" w:eastAsia="Calibri" w:cs="Calibri" w:asciiTheme="minorAscii" w:hAnsiTheme="minorAscii" w:eastAsiaTheme="minorAscii" w:cstheme="minorAscii"/>
-          <w:sz w:val="22"/>
-          <w:szCs w:val="22"/>
-        </w:rPr>
-        <w:t>, Fluid Mechanics</w:t>
+        <w:t>K</w:t>
+      </w:r>
+      <w:r>
+        <w:rPr>
+          <w:rFonts w:ascii="Calibri" w:hAnsi="Calibri" w:eastAsia="Calibri" w:cs="Calibri" w:asciiTheme="minorAscii" w:hAnsiTheme="minorAscii" w:eastAsiaTheme="minorAscii" w:cstheme="minorAscii"/>
+          <w:sz w:val="22"/>
+          <w:szCs w:val="22"/>
+        </w:rPr>
+        <w:t>nowledge</w:t>
+      </w:r>
+      <w:r>
+        <w:rPr>
+          <w:rFonts w:ascii="Calibri" w:hAnsi="Calibri" w:eastAsia="Calibri" w:cs="Calibri" w:asciiTheme="minorAscii" w:hAnsiTheme="minorAscii" w:eastAsiaTheme="minorAscii" w:cstheme="minorAscii"/>
+          <w:sz w:val="22"/>
+          <w:szCs w:val="22"/>
+        </w:rPr>
+        <w:t>able in</w:t>
+      </w:r>
+      <w:r>
+        <w:rPr>
+          <w:rFonts w:ascii="Calibri" w:hAnsi="Calibri" w:eastAsia="Calibri" w:cs="Calibri" w:asciiTheme="minorAscii" w:hAnsiTheme="minorAscii" w:eastAsiaTheme="minorAscii" w:cstheme="minorAscii"/>
+          <w:sz w:val="22"/>
+          <w:szCs w:val="22"/>
+        </w:rPr>
+        <w:t xml:space="preserve"> </w:t>
+      </w:r>
+      <w:r>
+        <w:rPr>
+          <w:rFonts w:ascii="Calibri" w:hAnsi="Calibri" w:eastAsia="Calibri" w:cs="Calibri" w:asciiTheme="minorAscii" w:hAnsiTheme="minorAscii" w:eastAsiaTheme="minorAscii" w:cstheme="minorAscii"/>
+          <w:sz w:val="22"/>
+          <w:szCs w:val="22"/>
+        </w:rPr>
+        <w:t>Mechanical Code</w:t>
+      </w:r>
+      <w:r>
+        <w:rPr>
+          <w:rFonts w:ascii="Calibri" w:hAnsi="Calibri" w:eastAsia="Calibri" w:cs="Calibri" w:asciiTheme="minorAscii" w:hAnsiTheme="minorAscii" w:eastAsiaTheme="minorAscii" w:cstheme="minorAscii"/>
+          <w:sz w:val="22"/>
+          <w:szCs w:val="22"/>
+        </w:rPr>
+        <w:t>s</w:t>
+      </w:r>
+      <w:r>
+        <w:rPr>
+          <w:rFonts w:ascii="Calibri" w:hAnsi="Calibri" w:eastAsia="Calibri" w:cs="Calibri" w:asciiTheme="minorAscii" w:hAnsiTheme="minorAscii" w:eastAsiaTheme="minorAscii" w:cstheme="minorAscii"/>
+          <w:sz w:val="22"/>
+          <w:szCs w:val="22"/>
+        </w:rPr>
+        <w:t>,</w:t>
+      </w:r>
+      <w:r>
+        <w:rPr>
+          <w:rFonts w:ascii="Calibri" w:hAnsi="Calibri" w:eastAsia="Calibri" w:cs="Calibri" w:asciiTheme="minorAscii" w:hAnsiTheme="minorAscii" w:eastAsiaTheme="minorAscii" w:cstheme="minorAscii"/>
+          <w:sz w:val="22"/>
+          <w:szCs w:val="22"/>
+        </w:rPr>
+        <w:t xml:space="preserve"> Plumbing codes,</w:t>
+      </w:r>
+      <w:r>
+        <w:rPr>
+          <w:rFonts w:ascii="Calibri" w:hAnsi="Calibri" w:eastAsia="Calibri" w:cs="Calibri" w:asciiTheme="minorAscii" w:hAnsiTheme="minorAscii" w:eastAsiaTheme="minorAscii" w:cstheme="minorAscii"/>
+          <w:sz w:val="22"/>
+          <w:szCs w:val="22"/>
+        </w:rPr>
+        <w:t xml:space="preserve"> NFPA,</w:t>
+      </w:r>
+      <w:r>
+        <w:rPr>
+          <w:rFonts w:ascii="Calibri" w:hAnsi="Calibri" w:eastAsia="Calibri" w:cs="Calibri" w:asciiTheme="minorAscii" w:hAnsiTheme="minorAscii" w:eastAsiaTheme="minorAscii" w:cstheme="minorAscii"/>
+          <w:sz w:val="22"/>
+          <w:szCs w:val="22"/>
+        </w:rPr>
+        <w:t xml:space="preserve"> ASHRAE standards and ASPE Guidelines</w:t>
       </w:r>
       <w:r>
         <w:rPr>
@@ -687,6 +798,14 @@
           <w:szCs w:val="22"/>
         </w:rPr>
         <w:t>.</w:t>
+      </w:r>
+      <w:r>
+        <w:rPr>
+          <w:rFonts w:ascii="Calibri" w:hAnsi="Calibri" w:eastAsia="Calibri" w:cs="Calibri" w:asciiTheme="minorAscii" w:hAnsiTheme="minorAscii" w:eastAsiaTheme="minorAscii" w:cstheme="minorAscii"/>
+          <w:sz w:val="22"/>
+          <w:szCs w:val="22"/>
+        </w:rPr>
+        <w:t xml:space="preserve">  </w:t>
       </w:r>
     </w:p>
     <w:p>
@@ -706,20 +825,64 @@
       <w:r>
         <w:rPr>
           <w:rFonts w:ascii="Calibri" w:hAnsi="Calibri" w:eastAsia="Calibri" w:cs="Calibri" w:asciiTheme="minorAscii" w:hAnsiTheme="minorAscii" w:eastAsiaTheme="minorAscii" w:cstheme="minorAscii"/>
-          <w:noProof w:val="0"/>
-          <w:sz w:val="22"/>
-          <w:szCs w:val="22"/>
-          <w:lang w:val="en-IN"/>
-        </w:rPr>
-        <w:t>Extremely motivated team player, consistently improving processes and taking full responsibility for work</w:t>
-      </w:r>
-      <w:r>
-        <w:rPr>
-          <w:rFonts w:ascii="Calibri" w:hAnsi="Calibri" w:eastAsia="Calibri" w:cs="Calibri" w:asciiTheme="minorAscii" w:hAnsiTheme="minorAscii" w:eastAsiaTheme="minorAscii" w:cstheme="minorAscii"/>
-          <w:noProof w:val="0"/>
-          <w:sz w:val="22"/>
-          <w:szCs w:val="22"/>
-          <w:lang w:val="en-IN"/>
+          <w:sz w:val="22"/>
+          <w:szCs w:val="22"/>
+        </w:rPr>
+        <w:t>Strong foundation</w:t>
+      </w:r>
+      <w:r>
+        <w:rPr>
+          <w:rFonts w:ascii="Calibri" w:hAnsi="Calibri" w:eastAsia="Calibri" w:cs="Calibri" w:asciiTheme="minorAscii" w:hAnsiTheme="minorAscii" w:eastAsiaTheme="minorAscii" w:cstheme="minorAscii"/>
+          <w:sz w:val="22"/>
+          <w:szCs w:val="22"/>
+        </w:rPr>
+        <w:t xml:space="preserve"> in </w:t>
+      </w:r>
+      <w:r>
+        <w:rPr>
+          <w:rFonts w:ascii="Calibri" w:hAnsi="Calibri" w:eastAsia="Calibri" w:cs="Calibri" w:asciiTheme="minorAscii" w:hAnsiTheme="minorAscii" w:eastAsiaTheme="minorAscii" w:cstheme="minorAscii"/>
+          <w:b w:val="1"/>
+          <w:bCs w:val="1"/>
+          <w:sz w:val="22"/>
+          <w:szCs w:val="22"/>
+        </w:rPr>
+        <w:t>Ps</w:t>
+      </w:r>
+      <w:r>
+        <w:rPr>
+          <w:rFonts w:ascii="Calibri" w:hAnsi="Calibri" w:eastAsia="Calibri" w:cs="Calibri" w:asciiTheme="minorAscii" w:hAnsiTheme="minorAscii" w:eastAsiaTheme="minorAscii" w:cstheme="minorAscii"/>
+          <w:b w:val="1"/>
+          <w:bCs w:val="1"/>
+          <w:sz w:val="22"/>
+          <w:szCs w:val="22"/>
+        </w:rPr>
+        <w:t>ychrometric charts, Thermodynamics</w:t>
+      </w:r>
+      <w:r>
+        <w:rPr>
+          <w:rFonts w:ascii="Calibri" w:hAnsi="Calibri" w:eastAsia="Calibri" w:cs="Calibri" w:asciiTheme="minorAscii" w:hAnsiTheme="minorAscii" w:eastAsiaTheme="minorAscii" w:cstheme="minorAscii"/>
+          <w:b w:val="1"/>
+          <w:bCs w:val="1"/>
+          <w:sz w:val="22"/>
+          <w:szCs w:val="22"/>
+        </w:rPr>
+        <w:t>, Fluid Mechanics</w:t>
+      </w:r>
+      <w:r>
+        <w:rPr>
+          <w:rFonts w:ascii="Calibri" w:hAnsi="Calibri" w:eastAsia="Calibri" w:cs="Calibri" w:asciiTheme="minorAscii" w:hAnsiTheme="minorAscii" w:eastAsiaTheme="minorAscii" w:cstheme="minorAscii"/>
+          <w:b w:val="1"/>
+          <w:bCs w:val="1"/>
+          <w:sz w:val="22"/>
+          <w:szCs w:val="22"/>
+        </w:rPr>
+        <w:t>, Machine Design, Heat transfer</w:t>
+      </w:r>
+      <w:r>
+        <w:rPr>
+          <w:rFonts w:ascii="Calibri" w:hAnsi="Calibri" w:eastAsia="Calibri" w:cs="Calibri" w:asciiTheme="minorAscii" w:hAnsiTheme="minorAscii" w:eastAsiaTheme="minorAscii" w:cstheme="minorAscii"/>
+          <w:sz w:val="22"/>
+          <w:szCs w:val="22"/>
         </w:rPr>
         <w:t>.</w:t>
       </w:r>
@@ -970,7 +1133,7 @@
         <w:t xml:space="preserve"> – PRESENT</w:t>
       </w:r>
     </w:p>
-    <w:p w14:noSpellErr="1">
+    <w:p>
       <w:pPr>
         <w:pStyle w:val="NoSpacing"/>
         <w:numPr>
@@ -1003,7 +1166,7 @@
           <w:szCs w:val="22"/>
           <w:u w:val="none"/>
         </w:rPr>
-        <w:t>Laboratories, Healthcare, Industrial</w:t>
+        <w:t xml:space="preserve">Server Rooms, </w:t>
       </w:r>
       <w:r>
         <w:rPr>
@@ -1015,7 +1178,31 @@
           <w:szCs w:val="22"/>
           <w:u w:val="none"/>
         </w:rPr>
-        <w:t xml:space="preserve"> and</w:t>
+        <w:t>Laboratories</w:t>
+      </w:r>
+      <w:r>
+        <w:rPr>
+          <w:rFonts w:ascii="Calibri" w:hAnsi="Calibri" w:cs="Calibri" w:asciiTheme="minorAscii" w:hAnsiTheme="minorAscii" w:cstheme="minorAscii"/>
+          <w:b w:val="1"/>
+          <w:bCs w:val="1"/>
+          <w:color w:val="000000" w:themeColor="text1" w:themeTint="FF" w:themeShade="FF"/>
+          <w:sz w:val="22"/>
+          <w:szCs w:val="22"/>
+          <w:u w:val="none"/>
+        </w:rPr>
+        <w:t xml:space="preserve"> </w:t>
+      </w:r>
+      <w:r>
+        <w:rPr>
+          <w:rFonts w:ascii="Calibri" w:hAnsi="Calibri" w:cs="Calibri" w:asciiTheme="minorAscii" w:hAnsiTheme="minorAscii" w:cstheme="minorAscii"/>
+          <w:b w:val="1"/>
+          <w:bCs w:val="1"/>
+          <w:color w:val="000000" w:themeColor="text1" w:themeTint="FF" w:themeShade="FF"/>
+          <w:sz w:val="22"/>
+          <w:szCs w:val="22"/>
+          <w:u w:val="none"/>
+        </w:rPr>
+        <w:t>and</w:t>
       </w:r>
       <w:r>
         <w:rPr>
@@ -1458,90 +1645,41 @@
         </w:numPr>
         <w:rPr>
           <w:rFonts w:ascii="Calibri" w:hAnsi="Calibri" w:eastAsia="Calibri" w:cs="Calibri" w:asciiTheme="minorAscii" w:hAnsiTheme="minorAscii" w:eastAsiaTheme="minorAscii" w:cstheme="minorAscii"/>
-          <w:color w:val="000000" w:themeColor="text1" w:themeTint="FF" w:themeShade="FF"/>
-          <w:sz w:val="22"/>
-          <w:szCs w:val="22"/>
-        </w:rPr>
-      </w:pPr>
-      <w:r>
-        <w:rPr>
-          <w:rFonts w:ascii="Calibri" w:hAnsi="Calibri" w:eastAsia="Calibri" w:cs="Calibri" w:asciiTheme="minorAscii" w:hAnsiTheme="minorAscii" w:eastAsiaTheme="minorAscii" w:cstheme="minorAscii"/>
-          <w:sz w:val="22"/>
-          <w:szCs w:val="22"/>
-        </w:rPr>
-        <w:t xml:space="preserve">Worked on </w:t>
-      </w:r>
-      <w:r>
-        <w:rPr>
-          <w:rFonts w:ascii="Calibri" w:hAnsi="Calibri" w:eastAsia="Calibri" w:cs="Calibri" w:asciiTheme="minorAscii" w:hAnsiTheme="minorAscii" w:eastAsiaTheme="minorAscii" w:cstheme="minorAscii"/>
-          <w:sz w:val="22"/>
-          <w:szCs w:val="22"/>
-        </w:rPr>
-        <w:t>4</w:t>
-      </w:r>
-      <w:r>
-        <w:rPr>
-          <w:rFonts w:ascii="Calibri" w:hAnsi="Calibri" w:eastAsia="Calibri" w:cs="Calibri" w:asciiTheme="minorAscii" w:hAnsiTheme="minorAscii" w:eastAsiaTheme="minorAscii" w:cstheme="minorAscii"/>
-          <w:sz w:val="22"/>
-          <w:szCs w:val="22"/>
-        </w:rPr>
-        <w:t xml:space="preserve"> new construction 55 - 60 bed hospitals</w:t>
-      </w:r>
-      <w:r>
-        <w:rPr>
-          <w:rFonts w:ascii="Calibri" w:hAnsi="Calibri" w:eastAsia="Calibri" w:cs="Calibri" w:asciiTheme="minorAscii" w:hAnsiTheme="minorAscii" w:eastAsiaTheme="minorAscii" w:cstheme="minorAscii"/>
-          <w:sz w:val="22"/>
-          <w:szCs w:val="22"/>
-        </w:rPr>
-        <w:t xml:space="preserve"> from SD to IFC with </w:t>
-      </w:r>
-      <w:r>
-        <w:rPr>
-          <w:rFonts w:ascii="Calibri" w:hAnsi="Calibri" w:eastAsia="Calibri" w:cs="Calibri" w:asciiTheme="minorAscii" w:hAnsiTheme="minorAscii" w:eastAsiaTheme="minorAscii" w:cstheme="minorAscii"/>
-          <w:sz w:val="22"/>
-          <w:szCs w:val="22"/>
-        </w:rPr>
-        <w:t xml:space="preserve">Chilled water, hot water and </w:t>
-      </w:r>
-      <w:r>
-        <w:rPr>
-          <w:rFonts w:ascii="Calibri" w:hAnsi="Calibri" w:eastAsia="Calibri" w:cs="Calibri" w:asciiTheme="minorAscii" w:hAnsiTheme="minorAscii" w:eastAsiaTheme="minorAscii" w:cstheme="minorAscii"/>
-          <w:sz w:val="22"/>
-          <w:szCs w:val="22"/>
-        </w:rPr>
-        <w:t>CAV</w:t>
-      </w:r>
-      <w:r>
-        <w:rPr>
-          <w:rFonts w:ascii="Calibri" w:hAnsi="Calibri" w:eastAsia="Calibri" w:cs="Calibri" w:asciiTheme="minorAscii" w:hAnsiTheme="minorAscii" w:eastAsiaTheme="minorAscii" w:cstheme="minorAscii"/>
-          <w:sz w:val="22"/>
-          <w:szCs w:val="22"/>
-        </w:rPr>
-        <w:t xml:space="preserve"> </w:t>
-      </w:r>
-      <w:r>
-        <w:rPr>
-          <w:rFonts w:ascii="Calibri" w:hAnsi="Calibri" w:eastAsia="Calibri" w:cs="Calibri" w:asciiTheme="minorAscii" w:hAnsiTheme="minorAscii" w:eastAsiaTheme="minorAscii" w:cstheme="minorAscii"/>
-          <w:sz w:val="22"/>
-          <w:szCs w:val="22"/>
-        </w:rPr>
-        <w:t>systems</w:t>
-      </w:r>
-      <w:r>
-        <w:rPr>
-          <w:rFonts w:ascii="Calibri" w:hAnsi="Calibri" w:eastAsia="Calibri" w:cs="Calibri" w:asciiTheme="minorAscii" w:hAnsiTheme="minorAscii" w:eastAsiaTheme="minorAscii" w:cstheme="minorAscii"/>
-          <w:sz w:val="22"/>
-          <w:szCs w:val="22"/>
-        </w:rPr>
-        <w:t>.</w:t>
-      </w:r>
-      <w:r>
-        <w:rPr>
-          <w:rFonts w:ascii="Calibri" w:hAnsi="Calibri" w:eastAsia="Calibri" w:cs="Calibri" w:asciiTheme="minorAscii" w:hAnsiTheme="minorAscii" w:eastAsiaTheme="minorAscii" w:cstheme="minorAscii"/>
-          <w:sz w:val="22"/>
-          <w:szCs w:val="22"/>
-        </w:rPr>
-        <w:t xml:space="preserve"> </w:t>
+          <w:sz w:val="22"/>
+          <w:szCs w:val="22"/>
+        </w:rPr>
+      </w:pPr>
+      <w:r>
+        <w:rPr>
+          <w:rFonts w:ascii="Calibri" w:hAnsi="Calibri" w:eastAsia="Calibri" w:cs="Calibri"/>
+          <w:noProof w:val="0"/>
+          <w:sz w:val="22"/>
+          <w:szCs w:val="22"/>
+          <w:lang w:val="en-IN"/>
+        </w:rPr>
+        <w:t>Worked on new construction special-purpose buildings, including server rooms (</w:t>
+      </w:r>
+      <w:r>
+        <w:rPr>
+          <w:rFonts w:ascii="Calibri" w:hAnsi="Calibri" w:eastAsia="Calibri" w:cs="Calibri"/>
+          <w:b w:val="1"/>
+          <w:bCs w:val="1"/>
+          <w:noProof w:val="0"/>
+          <w:sz w:val="22"/>
+          <w:szCs w:val="22"/>
+          <w:lang w:val="en-IN"/>
+        </w:rPr>
+        <w:t>up to 30 kW per rack</w:t>
+      </w:r>
+      <w:r>
+        <w:rPr>
+          <w:rFonts w:ascii="Calibri" w:hAnsi="Calibri" w:eastAsia="Calibri" w:cs="Calibri"/>
+          <w:noProof w:val="0"/>
+          <w:sz w:val="22"/>
+          <w:szCs w:val="22"/>
+          <w:lang w:val="en-IN"/>
+        </w:rPr>
+        <w:t>) from SD to IFC, with chilled water in-row CRAC units, DX CRAC systems with reheat and humidification, using hot aisle/cold aisle design.</w:t>
       </w:r>
     </w:p>
     <w:p>
@@ -2554,7 +2692,6 @@
           <w:color w:val="000000" w:themeColor="text1"/>
         </w:rPr>
       </w:pPr>
-      <w:bookmarkStart w:name="_Int_Pl725e6F" w:id="910631575"/>
       <w:r>
         <w:rPr>
           <w:rFonts w:ascii="Calibri" w:hAnsi="Calibri" w:cs="Calibri" w:asciiTheme="minorAscii" w:hAnsiTheme="minorAscii" w:cstheme="minorAscii"/>
@@ -2573,7 +2710,6 @@
         </w:rPr>
         <w:t xml:space="preserve"> in Mechanical Engineering</w:t>
       </w:r>
-      <w:bookmarkEnd w:id="910631575"/>
       <w:r>
         <w:rPr>
           <w:rFonts w:ascii="Calibri" w:hAnsi="Calibri" w:cs="Calibri" w:asciiTheme="minorAscii" w:hAnsiTheme="minorAscii" w:cstheme="minorAscii"/>
@@ -2668,7 +2804,7 @@
           <w:numId w:val="13"/>
         </w:numPr>
         <w:rPr>
-          <w:rFonts w:asciiTheme="minorHAnsi" w:hAnsiTheme="minorHAnsi" w:cstheme="minorHAnsi"/>
+          <w:rFonts w:ascii="Calibri" w:hAnsi="Calibri" w:cs="Calibri" w:asciiTheme="minorAscii" w:hAnsiTheme="minorAscii" w:cstheme="minorAscii"/>
           <w:color w:val="000000" w:themeColor="text1"/>
           <w:sz w:val="22"/>
           <w:szCs w:val="22"/>
@@ -2677,8 +2813,8 @@
       <w:bookmarkStart w:name="_Hlk512462530" w:id="1"/>
       <w:r>
         <w:rPr>
-          <w:rFonts w:asciiTheme="minorHAnsi" w:hAnsiTheme="minorHAnsi" w:cstheme="minorHAnsi"/>
-          <w:color w:val="000000" w:themeColor="text1"/>
+          <w:rFonts w:ascii="Calibri" w:hAnsi="Calibri" w:cs="Calibri" w:asciiTheme="minorAscii" w:hAnsiTheme="minorAscii" w:cstheme="minorAscii"/>
+          <w:color w:val="000000" w:themeColor="text1" w:themeTint="FF" w:themeShade="FF"/>
           <w:sz w:val="22"/>
           <w:szCs w:val="22"/>
         </w:rPr>
@@ -2686,8 +2822,8 @@
       </w:r>
       <w:r>
         <w:rPr>
-          <w:rFonts w:asciiTheme="minorHAnsi" w:hAnsiTheme="minorHAnsi" w:cstheme="minorHAnsi"/>
-          <w:color w:val="000000" w:themeColor="text1"/>
+          <w:rFonts w:ascii="Calibri" w:hAnsi="Calibri" w:cs="Calibri" w:asciiTheme="minorAscii" w:hAnsiTheme="minorAscii" w:cstheme="minorAscii"/>
+          <w:color w:val="000000" w:themeColor="text1" w:themeTint="FF" w:themeShade="FF"/>
           <w:sz w:val="22"/>
           <w:szCs w:val="22"/>
         </w:rPr>
@@ -2695,8 +2831,8 @@
       </w:r>
       <w:r>
         <w:rPr>
-          <w:rFonts w:asciiTheme="minorHAnsi" w:hAnsiTheme="minorHAnsi" w:cstheme="minorHAnsi"/>
-          <w:color w:val="000000" w:themeColor="text1"/>
+          <w:rFonts w:ascii="Calibri" w:hAnsi="Calibri" w:cs="Calibri" w:asciiTheme="minorAscii" w:hAnsiTheme="minorAscii" w:cstheme="minorAscii"/>
+          <w:color w:val="000000" w:themeColor="text1" w:themeTint="FF" w:themeShade="FF"/>
           <w:sz w:val="22"/>
           <w:szCs w:val="22"/>
         </w:rPr>
@@ -2704,8 +2840,8 @@
       </w:r>
       <w:r>
         <w:rPr>
-          <w:rFonts w:asciiTheme="minorHAnsi" w:hAnsiTheme="minorHAnsi" w:cstheme="minorHAnsi"/>
-          <w:color w:val="000000" w:themeColor="text1"/>
+          <w:rFonts w:ascii="Calibri" w:hAnsi="Calibri" w:cs="Calibri" w:asciiTheme="minorAscii" w:hAnsiTheme="minorAscii" w:cstheme="minorAscii"/>
+          <w:color w:val="000000" w:themeColor="text1" w:themeTint="FF" w:themeShade="FF"/>
           <w:sz w:val="22"/>
           <w:szCs w:val="22"/>
         </w:rPr>
@@ -2713,8 +2849,8 @@
       </w:r>
       <w:r>
         <w:rPr>
-          <w:rFonts w:asciiTheme="minorHAnsi" w:hAnsiTheme="minorHAnsi" w:cstheme="minorHAnsi"/>
-          <w:color w:val="000000" w:themeColor="text1"/>
+          <w:rFonts w:ascii="Calibri" w:hAnsi="Calibri" w:cs="Calibri" w:asciiTheme="minorAscii" w:hAnsiTheme="minorAscii" w:cstheme="minorAscii"/>
+          <w:color w:val="000000" w:themeColor="text1" w:themeTint="FF" w:themeShade="FF"/>
           <w:sz w:val="22"/>
           <w:szCs w:val="22"/>
         </w:rPr>
@@ -2722,8 +2858,8 @@
       </w:r>
       <w:r>
         <w:rPr>
-          <w:rFonts w:asciiTheme="minorHAnsi" w:hAnsiTheme="minorHAnsi" w:cstheme="minorHAnsi"/>
-          <w:color w:val="000000" w:themeColor="text1"/>
+          <w:rFonts w:ascii="Calibri" w:hAnsi="Calibri" w:cs="Calibri" w:asciiTheme="minorAscii" w:hAnsiTheme="minorAscii" w:cstheme="minorAscii"/>
+          <w:color w:val="000000" w:themeColor="text1" w:themeTint="FF" w:themeShade="FF"/>
           <w:sz w:val="22"/>
           <w:szCs w:val="22"/>
         </w:rPr>
@@ -2731,8 +2867,8 @@
       </w:r>
       <w:r>
         <w:rPr>
-          <w:rFonts w:asciiTheme="minorHAnsi" w:hAnsiTheme="minorHAnsi" w:cstheme="minorHAnsi"/>
-          <w:color w:val="000000" w:themeColor="text1"/>
+          <w:rFonts w:ascii="Calibri" w:hAnsi="Calibri" w:cs="Calibri" w:asciiTheme="minorAscii" w:hAnsiTheme="minorAscii" w:cstheme="minorAscii"/>
+          <w:color w:val="000000" w:themeColor="text1" w:themeTint="FF" w:themeShade="FF"/>
           <w:sz w:val="22"/>
           <w:szCs w:val="22"/>
         </w:rPr>
@@ -2740,8 +2876,8 @@
       </w:r>
       <w:r>
         <w:rPr>
-          <w:rFonts w:asciiTheme="minorHAnsi" w:hAnsiTheme="minorHAnsi" w:cstheme="minorHAnsi"/>
-          <w:color w:val="000000" w:themeColor="text1"/>
+          <w:rFonts w:ascii="Calibri" w:hAnsi="Calibri" w:cs="Calibri" w:asciiTheme="minorAscii" w:hAnsiTheme="minorAscii" w:cstheme="minorAscii"/>
+          <w:color w:val="000000" w:themeColor="text1" w:themeTint="FF" w:themeShade="FF"/>
           <w:sz w:val="22"/>
           <w:szCs w:val="22"/>
         </w:rPr>
@@ -2749,12 +2885,30 @@
       </w:r>
       <w:r>
         <w:rPr>
-          <w:rFonts w:asciiTheme="minorHAnsi" w:hAnsiTheme="minorHAnsi" w:cstheme="minorHAnsi"/>
-          <w:color w:val="000000" w:themeColor="text1"/>
-          <w:sz w:val="22"/>
-          <w:szCs w:val="22"/>
-        </w:rPr>
-        <w:t>.</w:t>
+          <w:rFonts w:ascii="Calibri" w:hAnsi="Calibri" w:cs="Calibri" w:asciiTheme="minorAscii" w:hAnsiTheme="minorAscii" w:cstheme="minorAscii"/>
+          <w:color w:val="000000" w:themeColor="text1" w:themeTint="FF" w:themeShade="FF"/>
+          <w:sz w:val="22"/>
+          <w:szCs w:val="22"/>
+        </w:rPr>
+        <w:t>,</w:t>
+      </w:r>
+      <w:r>
+        <w:rPr>
+          <w:rFonts w:ascii="Calibri" w:hAnsi="Calibri" w:cs="Calibri" w:asciiTheme="minorAscii" w:hAnsiTheme="minorAscii" w:cstheme="minorAscii"/>
+          <w:color w:val="000000" w:themeColor="text1" w:themeTint="FF" w:themeShade="FF"/>
+          <w:sz w:val="22"/>
+          <w:szCs w:val="22"/>
+        </w:rPr>
+        <w:t xml:space="preserve"> </w:t>
+      </w:r>
+      <w:r>
+        <w:rPr>
+          <w:rFonts w:ascii="Calibri" w:hAnsi="Calibri" w:cs="Calibri" w:asciiTheme="minorAscii" w:hAnsiTheme="minorAscii" w:cstheme="minorAscii"/>
+          <w:color w:val="000000" w:themeColor="text1" w:themeTint="FF" w:themeShade="FF"/>
+          <w:sz w:val="22"/>
+          <w:szCs w:val="22"/>
+        </w:rPr>
+        <w:t>Solid Mechanical</w:t>
       </w:r>
     </w:p>
     <w:p>
@@ -2770,7 +2924,6 @@
       </w:pPr>
       <w:bookmarkStart w:name="_Hlk512462560" w:id="2"/>
       <w:bookmarkEnd w:id="1"/>
-      <w:bookmarkStart w:name="_Int_ZoxwCJkY" w:id="251482338"/>
       <w:r>
         <w:rPr>
           <w:rFonts w:ascii="Calibri" w:hAnsi="Calibri" w:cs="Calibri" w:asciiTheme="minorAscii" w:hAnsiTheme="minorAscii" w:cstheme="minorAscii"/>
@@ -2798,7 +2951,6 @@
         </w:rPr>
         <w:t>g</w:t>
       </w:r>
-      <w:bookmarkEnd w:id="251482338"/>
       <w:r>
         <w:rPr>
           <w:rFonts w:ascii="Calibri" w:hAnsi="Calibri" w:cs="Calibri" w:asciiTheme="minorAscii" w:hAnsiTheme="minorAscii" w:cstheme="minorAscii"/>
@@ -3381,7 +3533,7 @@
           <w:szCs w:val="24"/>
           <w:u w:val="none"/>
         </w:rPr>
-        <w:t>OFFICE APPS</w:t>
+        <w:t>GD&amp;T</w:t>
       </w:r>
       <w:r>
         <w:rPr>
@@ -3511,7 +3663,47 @@
           <w:szCs w:val="24"/>
           <w:u w:val="none"/>
         </w:rPr>
-        <w:t xml:space="preserve"> │ MICROSOFT PROJECT </w:t>
+        <w:t xml:space="preserve"> │ </w:t>
+      </w:r>
+      <w:r>
+        <w:rPr>
+          <w:rFonts w:ascii="Calibri" w:hAnsi="Calibri" w:eastAsia="Times New Roman" w:cs="Calibri" w:asciiTheme="minorAscii" w:hAnsiTheme="minorAscii" w:cstheme="minorAscii"/>
+          <w:color w:val="000000" w:themeColor="text1" w:themeTint="FF" w:themeShade="FF"/>
+          <w:sz w:val="24"/>
+          <w:szCs w:val="24"/>
+          <w:u w:val="none"/>
+        </w:rPr>
+        <w:t>ASHRAE 90.4</w:t>
+      </w:r>
+      <w:r>
+        <w:rPr>
+          <w:rFonts w:ascii="Calibri" w:hAnsi="Calibri" w:eastAsia="Times New Roman" w:cs="Calibri" w:asciiTheme="minorAscii" w:hAnsiTheme="minorAscii" w:cstheme="minorAscii"/>
+          <w:color w:val="000000" w:themeColor="text1" w:themeTint="FF" w:themeShade="FF"/>
+          <w:sz w:val="24"/>
+          <w:szCs w:val="24"/>
+          <w:u w:val="none"/>
+        </w:rPr>
+        <w:t xml:space="preserve"> ENERGY STD DATA CENTERS</w:t>
+      </w:r>
+      <w:r>
+        <w:rPr>
+          <w:rFonts w:ascii="Calibri" w:hAnsi="Calibri" w:eastAsia="Times New Roman" w:cs="Calibri" w:asciiTheme="minorAscii" w:hAnsiTheme="minorAscii" w:cstheme="minorAscii"/>
+          <w:color w:val="000000" w:themeColor="text1" w:themeTint="FF" w:themeShade="FF"/>
+          <w:sz w:val="24"/>
+          <w:szCs w:val="24"/>
+          <w:u w:val="none"/>
+        </w:rPr>
+        <w:t xml:space="preserve"> </w:t>
+      </w:r>
+      <w:r>
+        <w:rPr>
+          <w:rFonts w:ascii="Calibri" w:hAnsi="Calibri" w:eastAsia="Times New Roman" w:cs="Calibri" w:asciiTheme="minorAscii" w:hAnsiTheme="minorAscii" w:cstheme="minorAscii"/>
+          <w:color w:val="000000" w:themeColor="text1" w:themeTint="FF" w:themeShade="FF"/>
+          <w:sz w:val="24"/>
+          <w:szCs w:val="24"/>
+          <w:u w:val="none"/>
+        </w:rPr>
+        <w:t>│ ENERGY PLUS │ TRACE 3D</w:t>
       </w:r>
     </w:p>
     <w:sectPr>
@@ -3592,11 +3784,8 @@
     <int2:textHash int2:hashCode="FksjaCdRv7uOQx" int2:id="BDn6zXTI">
       <int2:state int2:type="LegacyProofing" int2:value="Rejected"/>
     </int2:textHash>
-    <int2:bookmark int2:bookmarkName="_Int_ZoxwCJkY" int2:invalidationBookmarkName="" int2:hashCode="y0TxdMkaUypFZd" int2:id="D4NGuhW9">
-      <int2:state int2:type="AugLoop_Text_Critique" int2:value="Rejected"/>
-    </int2:bookmark>
-    <int2:bookmark int2:bookmarkName="_Int_Pl725e6F" int2:invalidationBookmarkName="" int2:hashCode="AbSCXABokbGIKG" int2:id="cQBKfvUD">
-      <int2:state int2:type="AugLoop_Text_Critique" int2:value="Rejected"/>
+    <int2:bookmark int2:bookmarkName="_Int_gSiU9BDT" int2:invalidationBookmarkName="" int2:hashCode="GAkgqxg8Cn+3qD" int2:id="aV9DtIsG">
+      <int2:state int2:type="LegacyProofing" int2:value="Rejected"/>
     </int2:bookmark>
   </int2:observations>
   <int2:intelligenceSettings/>
